--- a/Spatial-Analysis-in-R-for-Forest-Carbon-Verification.docx
+++ b/Spatial-Analysis-in-R-for-Forest-Carbon-Verification.docx
@@ -31,7 +31,7 @@
         <w:pStyle w:val="Date"/>
       </w:pPr>
       <w:r>
-        <w:t xml:space="preserve">2026-07-17</w:t>
+        <w:t xml:space="preserve">2026-07-30</w:t>
       </w:r>
     </w:p>
     <w:sdt>
@@ -8082,7 +8082,7 @@
         <w:rPr>
           <w:rStyle w:val="CommentTok"/>
         </w:rPr>
-        <w:t xml:space="preserve">#&gt; 1  1 2.688025e-02</w:t>
+        <w:t xml:space="preserve">#&gt; 1  1 4.908739e-04</w:t>
       </w:r>
       <w:r>
         <w:br/>
@@ -8091,7 +8091,7 @@
         <w:rPr>
           <w:rStyle w:val="CommentTok"/>
         </w:rPr>
-        <w:t xml:space="preserve">#&gt; 2  2 3.801327e-04</w:t>
+        <w:t xml:space="preserve">#&gt; 2  2 1.327323e-04</w:t>
       </w:r>
       <w:r>
         <w:br/>
@@ -8109,7 +8109,7 @@
         <w:rPr>
           <w:rStyle w:val="CommentTok"/>
         </w:rPr>
-        <w:t xml:space="preserve">#&gt; 4  4 9.503318e-05</w:t>
+        <w:t xml:space="preserve">#&gt; 4  4 7.853982e-05</w:t>
       </w:r>
       <w:r>
         <w:br/>
@@ -23092,7 +23092,7 @@
     </w:p>
     <w:bookmarkEnd w:id="127"/>
     <w:bookmarkEnd w:id="128"/>
-    <w:bookmarkStart w:id="141" w:name="time-series"/>
+    <w:bookmarkStart w:id="157" w:name="time-series"/>
     <w:p>
       <w:pPr>
         <w:pStyle w:val="Heading1"/>
@@ -23115,7 +23115,126 @@
         <w:pStyle w:val="FirstParagraph"/>
       </w:pPr>
       <w:r>
-        <w:t xml:space="preserve">Everything so far has been a snapshot. Monitoring is about change, and change lives in time, so the capstone data structure is the space-time cube: a stack of raster layers sharing one grid, indexed by date. A pixel is no longer a single value but a time series, and the questions become temporal, is this pixel trending down, when did it drop, how fast is it recovering. We build a nine-year annual index cube over the plot, with a slow decline and a fire in 2021 that clears a block and holds it low.</w:t>
+        <w:t xml:space="preserve">Everything so far has been a snapshot. Monitoring is about change, and change lives in time, so the capstone data structure is the space-time cube: a stack of raster layers sharing one grid, indexed by date. A pixel is no longer a single value but a time series, and the questions become temporal, is this pixel trending down, when did it drop, how fast is it recovering.</w:t>
+      </w:r>
+    </w:p>
+    <w:p>
+      <w:pPr>
+        <w:pStyle w:val="BodyText"/>
+      </w:pPr>
+      <w:r>
+        <w:t xml:space="preserve">The word cube is meant literally. The data have three axes and you must hold all three in mind at once. Two are spatial,</w:t>
+      </w:r>
+      <w:r>
+        <w:t xml:space="preserve"> </w:t>
+      </w:r>
+      <m:oMath>
+        <m:r>
+          <m:t>x</m:t>
+        </m:r>
+      </m:oMath>
+      <w:r>
+        <w:t xml:space="preserve"> </w:t>
+      </w:r>
+      <w:r>
+        <w:t xml:space="preserve">and</w:t>
+      </w:r>
+      <w:r>
+        <w:t xml:space="preserve"> </w:t>
+      </w:r>
+      <m:oMath>
+        <m:r>
+          <m:t>y</m:t>
+        </m:r>
+      </m:oMath>
+      <w:r>
+        <w:t xml:space="preserve">, the familiar grid of the earlier chapters. The third is time,</w:t>
+      </w:r>
+      <w:r>
+        <w:t xml:space="preserve"> </w:t>
+      </w:r>
+      <m:oMath>
+        <m:r>
+          <m:t>t</m:t>
+        </m:r>
+      </m:oMath>
+      <w:r>
+        <w:t xml:space="preserve">, and it is the one that changes how everything must be handled, because unlike</w:t>
+      </w:r>
+      <w:r>
+        <w:t xml:space="preserve"> </w:t>
+      </w:r>
+      <m:oMath>
+        <m:r>
+          <m:t>x</m:t>
+        </m:r>
+      </m:oMath>
+      <w:r>
+        <w:t xml:space="preserve"> </w:t>
+      </w:r>
+      <w:r>
+        <w:t xml:space="preserve">and</w:t>
+      </w:r>
+      <w:r>
+        <w:t xml:space="preserve"> </w:t>
+      </w:r>
+      <m:oMath>
+        <m:r>
+          <m:t>y</m:t>
+        </m:r>
+      </m:oMath>
+      <w:r>
+        <w:t xml:space="preserve"> </w:t>
+      </w:r>
+      <w:r>
+        <w:t xml:space="preserve">it is not sampled on a regular grid unless you force it to be. A satellite revisits on a fixed cycle but returns a usable observation only when the sky is clear, so the raw time axis is ragged. Operational cubes carry a fourth axis as well, the spectral band, which is why real archives are four-dimensional arrays and why the software built for them,</w:t>
+      </w:r>
+      <w:r>
+        <w:t xml:space="preserve"> </w:t>
+      </w:r>
+      <w:r>
+        <w:rPr>
+          <w:rStyle w:val="VerbatimChar"/>
+        </w:rPr>
+        <w:t xml:space="preserve">gdalcubes</w:t>
+      </w:r>
+      <w:r>
+        <w:t xml:space="preserve"> </w:t>
+      </w:r>
+      <w:r>
+        <w:t xml:space="preserve">and</w:t>
+      </w:r>
+      <w:r>
+        <w:t xml:space="preserve"> </w:t>
+      </w:r>
+      <w:r>
+        <w:rPr>
+          <w:rStyle w:val="VerbatimChar"/>
+        </w:rPr>
+        <w:t xml:space="preserve">sits</w:t>
+      </w:r>
+      <w:r>
+        <w:t xml:space="preserve"> </w:t>
+      </w:r>
+      <w:r>
+        <w:t xml:space="preserve">in R, is organised around regularising all four at once</w:t>
+      </w:r>
+      <w:r>
+        <w:t xml:space="preserve"> </w:t>
+      </w:r>
+      <w:r>
+        <w:t xml:space="preserve">(Appel &amp; Pebesma, 2019; Simões et al., 2021)</w:t>
+      </w:r>
+      <w:r>
+        <w:t xml:space="preserve">.</w:t>
+      </w:r>
+    </w:p>
+    <w:p>
+      <w:pPr>
+        <w:pStyle w:val="BodyText"/>
+      </w:pPr>
+      <w:r>
+        <w:t xml:space="preserve">We build a monthly index cube over the plot spanning nine years. It carries three things a real optical record carries: a slow downward trend, an annual seasonal swing from leaf-on to leaf-off, and observation noise. A fire clears a block in mid-2021 and holds it low.</w:t>
       </w:r>
     </w:p>
     <w:p>
@@ -23444,7 +23563,7 @@
         <w:rPr>
           <w:rStyle w:val="NormalTok"/>
         </w:rPr>
-        <w:t xml:space="preserve">years </w:t>
+        <w:t xml:space="preserve">dates </w:t>
       </w:r>
       <w:r>
         <w:rPr>
@@ -23460,30 +23579,1047 @@
       </w:r>
       <w:r>
         <w:rPr>
+          <w:rStyle w:val="FunctionTok"/>
+        </w:rPr>
+        <w:t xml:space="preserve">seq</w:t>
+      </w:r>
+      <w:r>
+        <w:rPr>
+          <w:rStyle w:val="NormalTok"/>
+        </w:rPr>
+        <w:t xml:space="preserve">(</w:t>
+      </w:r>
+      <w:r>
+        <w:rPr>
+          <w:rStyle w:val="FunctionTok"/>
+        </w:rPr>
+        <w:t xml:space="preserve">as.Date</w:t>
+      </w:r>
+      <w:r>
+        <w:rPr>
+          <w:rStyle w:val="NormalTok"/>
+        </w:rPr>
+        <w:t xml:space="preserve">(</w:t>
+      </w:r>
+      <w:r>
+        <w:rPr>
+          <w:rStyle w:val="StringTok"/>
+        </w:rPr>
+        <w:t xml:space="preserve">"2016-01-15"</w:t>
+      </w:r>
+      <w:r>
+        <w:rPr>
+          <w:rStyle w:val="NormalTok"/>
+        </w:rPr>
+        <w:t xml:space="preserve">), </w:t>
+      </w:r>
+      <w:r>
+        <w:rPr>
+          <w:rStyle w:val="FunctionTok"/>
+        </w:rPr>
+        <w:t xml:space="preserve">as.Date</w:t>
+      </w:r>
+      <w:r>
+        <w:rPr>
+          <w:rStyle w:val="NormalTok"/>
+        </w:rPr>
+        <w:t xml:space="preserve">(</w:t>
+      </w:r>
+      <w:r>
+        <w:rPr>
+          <w:rStyle w:val="StringTok"/>
+        </w:rPr>
+        <w:t xml:space="preserve">"2024-12-15"</w:t>
+      </w:r>
+      <w:r>
+        <w:rPr>
+          <w:rStyle w:val="NormalTok"/>
+        </w:rPr>
+        <w:t xml:space="preserve">), </w:t>
+      </w:r>
+      <w:r>
+        <w:rPr>
+          <w:rStyle w:val="AttributeTok"/>
+        </w:rPr>
+        <w:t xml:space="preserve">by =</w:t>
+      </w:r>
+      <w:r>
+        <w:rPr>
+          <w:rStyle w:val="NormalTok"/>
+        </w:rPr>
+        <w:t xml:space="preserve"> </w:t>
+      </w:r>
+      <w:r>
+        <w:rPr>
+          <w:rStyle w:val="StringTok"/>
+        </w:rPr>
+        <w:t xml:space="preserve">"month"</w:t>
+      </w:r>
+      <w:r>
+        <w:rPr>
+          <w:rStyle w:val="NormalTok"/>
+        </w:rPr>
+        <w:t xml:space="preserve">)</w:t>
+      </w:r>
+      <w:r>
+        <w:br/>
+      </w:r>
+      <w:r>
+        <w:rPr>
+          <w:rStyle w:val="NormalTok"/>
+        </w:rPr>
+        <w:t xml:space="preserve">doy   </w:t>
+      </w:r>
+      <w:r>
+        <w:rPr>
+          <w:rStyle w:val="OtherTok"/>
+        </w:rPr>
+        <w:t xml:space="preserve">&lt;-</w:t>
+      </w:r>
+      <w:r>
+        <w:rPr>
+          <w:rStyle w:val="NormalTok"/>
+        </w:rPr>
+        <w:t xml:space="preserve"> </w:t>
+      </w:r>
+      <w:r>
+        <w:rPr>
+          <w:rStyle w:val="FunctionTok"/>
+        </w:rPr>
+        <w:t xml:space="preserve">as.numeric</w:t>
+      </w:r>
+      <w:r>
+        <w:rPr>
+          <w:rStyle w:val="NormalTok"/>
+        </w:rPr>
+        <w:t xml:space="preserve">(</w:t>
+      </w:r>
+      <w:r>
+        <w:rPr>
+          <w:rStyle w:val="FunctionTok"/>
+        </w:rPr>
+        <w:t xml:space="preserve">format</w:t>
+      </w:r>
+      <w:r>
+        <w:rPr>
+          <w:rStyle w:val="NormalTok"/>
+        </w:rPr>
+        <w:t xml:space="preserve">(dates, </w:t>
+      </w:r>
+      <w:r>
+        <w:rPr>
+          <w:rStyle w:val="StringTok"/>
+        </w:rPr>
+        <w:t xml:space="preserve">"%j"</w:t>
+      </w:r>
+      <w:r>
+        <w:rPr>
+          <w:rStyle w:val="NormalTok"/>
+        </w:rPr>
+        <w:t xml:space="preserve">))</w:t>
+      </w:r>
+      <w:r>
+        <w:br/>
+      </w:r>
+      <w:r>
+        <w:rPr>
+          <w:rStyle w:val="NormalTok"/>
+        </w:rPr>
+        <w:t xml:space="preserve">yfrac </w:t>
+      </w:r>
+      <w:r>
+        <w:rPr>
+          <w:rStyle w:val="OtherTok"/>
+        </w:rPr>
+        <w:t xml:space="preserve">&lt;-</w:t>
+      </w:r>
+      <w:r>
+        <w:rPr>
+          <w:rStyle w:val="NormalTok"/>
+        </w:rPr>
+        <w:t xml:space="preserve"> </w:t>
+      </w:r>
+      <w:r>
+        <w:rPr>
+          <w:rStyle w:val="FunctionTok"/>
+        </w:rPr>
+        <w:t xml:space="preserve">as.numeric</w:t>
+      </w:r>
+      <w:r>
+        <w:rPr>
+          <w:rStyle w:val="NormalTok"/>
+        </w:rPr>
+        <w:t xml:space="preserve">(</w:t>
+      </w:r>
+      <w:r>
+        <w:rPr>
+          <w:rStyle w:val="FunctionTok"/>
+        </w:rPr>
+        <w:t xml:space="preserve">format</w:t>
+      </w:r>
+      <w:r>
+        <w:rPr>
+          <w:rStyle w:val="NormalTok"/>
+        </w:rPr>
+        <w:t xml:space="preserve">(dates, </w:t>
+      </w:r>
+      <w:r>
+        <w:rPr>
+          <w:rStyle w:val="StringTok"/>
+        </w:rPr>
+        <w:t xml:space="preserve">"%Y"</w:t>
+      </w:r>
+      <w:r>
+        <w:rPr>
+          <w:rStyle w:val="NormalTok"/>
+        </w:rPr>
+        <w:t xml:space="preserve">)) </w:t>
+      </w:r>
+      <w:r>
+        <w:rPr>
+          <w:rStyle w:val="SpecialCharTok"/>
+        </w:rPr>
+        <w:t xml:space="preserve">+</w:t>
+      </w:r>
+      <w:r>
+        <w:rPr>
+          <w:rStyle w:val="NormalTok"/>
+        </w:rPr>
+        <w:t xml:space="preserve"> (doy </w:t>
+      </w:r>
+      <w:r>
+        <w:rPr>
+          <w:rStyle w:val="SpecialCharTok"/>
+        </w:rPr>
+        <w:t xml:space="preserve">-</w:t>
+      </w:r>
+      <w:r>
+        <w:rPr>
+          <w:rStyle w:val="NormalTok"/>
+        </w:rPr>
+        <w:t xml:space="preserve"> </w:t>
+      </w:r>
+      <w:r>
+        <w:rPr>
           <w:rStyle w:val="DecValTok"/>
         </w:rPr>
+        <w:t xml:space="preserve">1</w:t>
+      </w:r>
+      <w:r>
+        <w:rPr>
+          <w:rStyle w:val="NormalTok"/>
+        </w:rPr>
+        <w:t xml:space="preserve">) </w:t>
+      </w:r>
+      <w:r>
+        <w:rPr>
+          <w:rStyle w:val="SpecialCharTok"/>
+        </w:rPr>
+        <w:t xml:space="preserve">/</w:t>
+      </w:r>
+      <w:r>
+        <w:rPr>
+          <w:rStyle w:val="NormalTok"/>
+        </w:rPr>
+        <w:t xml:space="preserve"> </w:t>
+      </w:r>
+      <w:r>
+        <w:rPr>
+          <w:rStyle w:val="DecValTok"/>
+        </w:rPr>
+        <w:t xml:space="preserve">365</w:t>
+      </w:r>
+      <w:r>
+        <w:br/>
+      </w:r>
+      <w:r>
+        <w:br/>
+      </w:r>
+      <w:r>
+        <w:rPr>
+          <w:rStyle w:val="FunctionTok"/>
+        </w:rPr>
+        <w:t xml:space="preserve">set.seed</w:t>
+      </w:r>
+      <w:r>
+        <w:rPr>
+          <w:rStyle w:val="NormalTok"/>
+        </w:rPr>
+        <w:t xml:space="preserve">(</w:t>
+      </w:r>
+      <w:r>
+        <w:rPr>
+          <w:rStyle w:val="DecValTok"/>
+        </w:rPr>
+        <w:t xml:space="preserve">3</w:t>
+      </w:r>
+      <w:r>
+        <w:rPr>
+          <w:rStyle w:val="NormalTok"/>
+        </w:rPr>
+        <w:t xml:space="preserve">)</w:t>
+      </w:r>
+      <w:r>
+        <w:br/>
+      </w:r>
+      <w:r>
+        <w:rPr>
+          <w:rStyle w:val="NormalTok"/>
+        </w:rPr>
+        <w:t xml:space="preserve">xy   </w:t>
+      </w:r>
+      <w:r>
+        <w:rPr>
+          <w:rStyle w:val="OtherTok"/>
+        </w:rPr>
+        <w:t xml:space="preserve">&lt;-</w:t>
+      </w:r>
+      <w:r>
+        <w:rPr>
+          <w:rStyle w:val="NormalTok"/>
+        </w:rPr>
+        <w:t xml:space="preserve"> </w:t>
+      </w:r>
+      <w:r>
+        <w:rPr>
+          <w:rStyle w:val="FunctionTok"/>
+        </w:rPr>
+        <w:t xml:space="preserve">xyFromCell</w:t>
+      </w:r>
+      <w:r>
+        <w:rPr>
+          <w:rStyle w:val="NormalTok"/>
+        </w:rPr>
+        <w:t xml:space="preserve">(r, </w:t>
+      </w:r>
+      <w:r>
+        <w:rPr>
+          <w:rStyle w:val="DecValTok"/>
+        </w:rPr>
+        <w:t xml:space="preserve">1</w:t>
+      </w:r>
+      <w:r>
+        <w:rPr>
+          <w:rStyle w:val="SpecialCharTok"/>
+        </w:rPr>
+        <w:t xml:space="preserve">:</w:t>
+      </w:r>
+      <w:r>
+        <w:rPr>
+          <w:rStyle w:val="FunctionTok"/>
+        </w:rPr>
+        <w:t xml:space="preserve">ncell</w:t>
+      </w:r>
+      <w:r>
+        <w:rPr>
+          <w:rStyle w:val="NormalTok"/>
+        </w:rPr>
+        <w:t xml:space="preserve">(r))</w:t>
+      </w:r>
+      <w:r>
+        <w:br/>
+      </w:r>
+      <w:r>
+        <w:rPr>
+          <w:rStyle w:val="NormalTok"/>
+        </w:rPr>
+        <w:t xml:space="preserve">burn </w:t>
+      </w:r>
+      <w:r>
+        <w:rPr>
+          <w:rStyle w:val="OtherTok"/>
+        </w:rPr>
+        <w:t xml:space="preserve">&lt;-</w:t>
+      </w:r>
+      <w:r>
+        <w:rPr>
+          <w:rStyle w:val="NormalTok"/>
+        </w:rPr>
+        <w:t xml:space="preserve"> xy[, </w:t>
+      </w:r>
+      <w:r>
+        <w:rPr>
+          <w:rStyle w:val="DecValTok"/>
+        </w:rPr>
+        <w:t xml:space="preserve">1</w:t>
+      </w:r>
+      <w:r>
+        <w:rPr>
+          <w:rStyle w:val="NormalTok"/>
+        </w:rPr>
+        <w:t xml:space="preserve">] </w:t>
+      </w:r>
+      <w:r>
+        <w:rPr>
+          <w:rStyle w:val="SpecialCharTok"/>
+        </w:rPr>
+        <w:t xml:space="preserve">&gt;</w:t>
+      </w:r>
+      <w:r>
+        <w:rPr>
+          <w:rStyle w:val="NormalTok"/>
+        </w:rPr>
+        <w:t xml:space="preserve"> </w:t>
+      </w:r>
+      <w:r>
+        <w:rPr>
+          <w:rStyle w:val="DecValTok"/>
+        </w:rPr>
+        <w:t xml:space="preserve">747700</w:t>
+      </w:r>
+      <w:r>
+        <w:rPr>
+          <w:rStyle w:val="NormalTok"/>
+        </w:rPr>
+        <w:t xml:space="preserve"> </w:t>
+      </w:r>
+      <w:r>
+        <w:rPr>
+          <w:rStyle w:val="SpecialCharTok"/>
+        </w:rPr>
+        <w:t xml:space="preserve">&amp;</w:t>
+      </w:r>
+      <w:r>
+        <w:rPr>
+          <w:rStyle w:val="NormalTok"/>
+        </w:rPr>
+        <w:t xml:space="preserve"> xy[, </w:t>
+      </w:r>
+      <w:r>
+        <w:rPr>
+          <w:rStyle w:val="DecValTok"/>
+        </w:rPr>
+        <w:t xml:space="preserve">1</w:t>
+      </w:r>
+      <w:r>
+        <w:rPr>
+          <w:rStyle w:val="NormalTok"/>
+        </w:rPr>
+        <w:t xml:space="preserve">] </w:t>
+      </w:r>
+      <w:r>
+        <w:rPr>
+          <w:rStyle w:val="SpecialCharTok"/>
+        </w:rPr>
+        <w:t xml:space="preserve">&lt;</w:t>
+      </w:r>
+      <w:r>
+        <w:rPr>
+          <w:rStyle w:val="NormalTok"/>
+        </w:rPr>
+        <w:t xml:space="preserve"> </w:t>
+      </w:r>
+      <w:r>
+        <w:rPr>
+          <w:rStyle w:val="DecValTok"/>
+        </w:rPr>
+        <w:t xml:space="preserve">747850</w:t>
+      </w:r>
+      <w:r>
+        <w:rPr>
+          <w:rStyle w:val="NormalTok"/>
+        </w:rPr>
+        <w:t xml:space="preserve"> </w:t>
+      </w:r>
+      <w:r>
+        <w:rPr>
+          <w:rStyle w:val="SpecialCharTok"/>
+        </w:rPr>
+        <w:t xml:space="preserve">&amp;</w:t>
+      </w:r>
+      <w:r>
+        <w:br/>
+      </w:r>
+      <w:r>
+        <w:rPr>
+          <w:rStyle w:val="NormalTok"/>
+        </w:rPr>
+        <w:t xml:space="preserve">        xy[, </w:t>
+      </w:r>
+      <w:r>
+        <w:rPr>
+          <w:rStyle w:val="DecValTok"/>
+        </w:rPr>
+        <w:t xml:space="preserve">2</w:t>
+      </w:r>
+      <w:r>
+        <w:rPr>
+          <w:rStyle w:val="NormalTok"/>
+        </w:rPr>
+        <w:t xml:space="preserve">] </w:t>
+      </w:r>
+      <w:r>
+        <w:rPr>
+          <w:rStyle w:val="SpecialCharTok"/>
+        </w:rPr>
+        <w:t xml:space="preserve">&gt;</w:t>
+      </w:r>
+      <w:r>
+        <w:rPr>
+          <w:rStyle w:val="NormalTok"/>
+        </w:rPr>
+        <w:t xml:space="preserve"> </w:t>
+      </w:r>
+      <w:r>
+        <w:rPr>
+          <w:rStyle w:val="DecValTok"/>
+        </w:rPr>
+        <w:t xml:space="preserve">4309000</w:t>
+      </w:r>
+      <w:r>
+        <w:rPr>
+          <w:rStyle w:val="NormalTok"/>
+        </w:rPr>
+        <w:t xml:space="preserve"> </w:t>
+      </w:r>
+      <w:r>
+        <w:rPr>
+          <w:rStyle w:val="SpecialCharTok"/>
+        </w:rPr>
+        <w:t xml:space="preserve">&amp;</w:t>
+      </w:r>
+      <w:r>
+        <w:rPr>
+          <w:rStyle w:val="NormalTok"/>
+        </w:rPr>
+        <w:t xml:space="preserve"> xy[, </w:t>
+      </w:r>
+      <w:r>
+        <w:rPr>
+          <w:rStyle w:val="DecValTok"/>
+        </w:rPr>
+        <w:t xml:space="preserve">2</w:t>
+      </w:r>
+      <w:r>
+        <w:rPr>
+          <w:rStyle w:val="NormalTok"/>
+        </w:rPr>
+        <w:t xml:space="preserve">] </w:t>
+      </w:r>
+      <w:r>
+        <w:rPr>
+          <w:rStyle w:val="SpecialCharTok"/>
+        </w:rPr>
+        <w:t xml:space="preserve">&lt;</w:t>
+      </w:r>
+      <w:r>
+        <w:rPr>
+          <w:rStyle w:val="NormalTok"/>
+        </w:rPr>
+        <w:t xml:space="preserve"> </w:t>
+      </w:r>
+      <w:r>
+        <w:rPr>
+          <w:rStyle w:val="DecValTok"/>
+        </w:rPr>
+        <w:t xml:space="preserve">4309150</w:t>
+      </w:r>
+      <w:r>
+        <w:br/>
+      </w:r>
+      <w:r>
+        <w:br/>
+      </w:r>
+      <w:r>
+        <w:rPr>
+          <w:rStyle w:val="CommentTok"/>
+        </w:rPr>
+        <w:t xml:space="preserve"># simulated: trend + seasonal cycle + noise, with a 2021 fire in the burn box</w:t>
+      </w:r>
+      <w:r>
+        <w:br/>
+      </w:r>
+      <w:r>
+        <w:rPr>
+          <w:rStyle w:val="NormalTok"/>
+        </w:rPr>
+        <w:t xml:space="preserve">mcube </w:t>
+      </w:r>
+      <w:r>
+        <w:rPr>
+          <w:rStyle w:val="OtherTok"/>
+        </w:rPr>
+        <w:t xml:space="preserve">&lt;-</w:t>
+      </w:r>
+      <w:r>
+        <w:rPr>
+          <w:rStyle w:val="NormalTok"/>
+        </w:rPr>
+        <w:t xml:space="preserve"> </w:t>
+      </w:r>
+      <w:r>
+        <w:rPr>
+          <w:rStyle w:val="FunctionTok"/>
+        </w:rPr>
+        <w:t xml:space="preserve">rast</w:t>
+      </w:r>
+      <w:r>
+        <w:rPr>
+          <w:rStyle w:val="NormalTok"/>
+        </w:rPr>
+        <w:t xml:space="preserve">(</w:t>
+      </w:r>
+      <w:r>
+        <w:rPr>
+          <w:rStyle w:val="FunctionTok"/>
+        </w:rPr>
+        <w:t xml:space="preserve">lapply</w:t>
+      </w:r>
+      <w:r>
+        <w:rPr>
+          <w:rStyle w:val="NormalTok"/>
+        </w:rPr>
+        <w:t xml:space="preserve">(</w:t>
+      </w:r>
+      <w:r>
+        <w:rPr>
+          <w:rStyle w:val="FunctionTok"/>
+        </w:rPr>
+        <w:t xml:space="preserve">seq_along</w:t>
+      </w:r>
+      <w:r>
+        <w:rPr>
+          <w:rStyle w:val="NormalTok"/>
+        </w:rPr>
+        <w:t xml:space="preserve">(dates), </w:t>
+      </w:r>
+      <w:r>
+        <w:rPr>
+          <w:rStyle w:val="ControlFlowTok"/>
+        </w:rPr>
+        <w:t xml:space="preserve">function</w:t>
+      </w:r>
+      <w:r>
+        <w:rPr>
+          <w:rStyle w:val="NormalTok"/>
+        </w:rPr>
+        <w:t xml:space="preserve">(k) {</w:t>
+      </w:r>
+      <w:r>
+        <w:br/>
+      </w:r>
+      <w:r>
+        <w:rPr>
+          <w:rStyle w:val="NormalTok"/>
+        </w:rPr>
+        <w:t xml:space="preserve">  seas </w:t>
+      </w:r>
+      <w:r>
+        <w:rPr>
+          <w:rStyle w:val="OtherTok"/>
+        </w:rPr>
+        <w:t xml:space="preserve">&lt;-</w:t>
+      </w:r>
+      <w:r>
+        <w:rPr>
+          <w:rStyle w:val="NormalTok"/>
+        </w:rPr>
+        <w:t xml:space="preserve"> </w:t>
+      </w:r>
+      <w:r>
+        <w:rPr>
+          <w:rStyle w:val="FloatTok"/>
+        </w:rPr>
+        <w:t xml:space="preserve">0.25</w:t>
+      </w:r>
+      <w:r>
+        <w:rPr>
+          <w:rStyle w:val="NormalTok"/>
+        </w:rPr>
+        <w:t xml:space="preserve"> </w:t>
+      </w:r>
+      <w:r>
+        <w:rPr>
+          <w:rStyle w:val="SpecialCharTok"/>
+        </w:rPr>
+        <w:t xml:space="preserve">*</w:t>
+      </w:r>
+      <w:r>
+        <w:rPr>
+          <w:rStyle w:val="NormalTok"/>
+        </w:rPr>
+        <w:t xml:space="preserve"> </w:t>
+      </w:r>
+      <w:r>
+        <w:rPr>
+          <w:rStyle w:val="FunctionTok"/>
+        </w:rPr>
+        <w:t xml:space="preserve">sin</w:t>
+      </w:r>
+      <w:r>
+        <w:rPr>
+          <w:rStyle w:val="NormalTok"/>
+        </w:rPr>
+        <w:t xml:space="preserve">(</w:t>
+      </w:r>
+      <w:r>
+        <w:rPr>
+          <w:rStyle w:val="DecValTok"/>
+        </w:rPr>
+        <w:t xml:space="preserve">2</w:t>
+      </w:r>
+      <w:r>
+        <w:rPr>
+          <w:rStyle w:val="NormalTok"/>
+        </w:rPr>
+        <w:t xml:space="preserve"> </w:t>
+      </w:r>
+      <w:r>
+        <w:rPr>
+          <w:rStyle w:val="SpecialCharTok"/>
+        </w:rPr>
+        <w:t xml:space="preserve">*</w:t>
+      </w:r>
+      <w:r>
+        <w:rPr>
+          <w:rStyle w:val="NormalTok"/>
+        </w:rPr>
+        <w:t xml:space="preserve"> pi </w:t>
+      </w:r>
+      <w:r>
+        <w:rPr>
+          <w:rStyle w:val="SpecialCharTok"/>
+        </w:rPr>
+        <w:t xml:space="preserve">*</w:t>
+      </w:r>
+      <w:r>
+        <w:rPr>
+          <w:rStyle w:val="NormalTok"/>
+        </w:rPr>
+        <w:t xml:space="preserve"> (doy[k] </w:t>
+      </w:r>
+      <w:r>
+        <w:rPr>
+          <w:rStyle w:val="SpecialCharTok"/>
+        </w:rPr>
+        <w:t xml:space="preserve">-</w:t>
+      </w:r>
+      <w:r>
+        <w:rPr>
+          <w:rStyle w:val="NormalTok"/>
+        </w:rPr>
+        <w:t xml:space="preserve"> </w:t>
+      </w:r>
+      <w:r>
+        <w:rPr>
+          <w:rStyle w:val="DecValTok"/>
+        </w:rPr>
+        <w:t xml:space="preserve">100</w:t>
+      </w:r>
+      <w:r>
+        <w:rPr>
+          <w:rStyle w:val="NormalTok"/>
+        </w:rPr>
+        <w:t xml:space="preserve">) </w:t>
+      </w:r>
+      <w:r>
+        <w:rPr>
+          <w:rStyle w:val="SpecialCharTok"/>
+        </w:rPr>
+        <w:t xml:space="preserve">/</w:t>
+      </w:r>
+      <w:r>
+        <w:rPr>
+          <w:rStyle w:val="NormalTok"/>
+        </w:rPr>
+        <w:t xml:space="preserve"> </w:t>
+      </w:r>
+      <w:r>
+        <w:rPr>
+          <w:rStyle w:val="DecValTok"/>
+        </w:rPr>
+        <w:t xml:space="preserve">365</w:t>
+      </w:r>
+      <w:r>
+        <w:rPr>
+          <w:rStyle w:val="NormalTok"/>
+        </w:rPr>
+        <w:t xml:space="preserve">)</w:t>
+      </w:r>
+      <w:r>
+        <w:br/>
+      </w:r>
+      <w:r>
+        <w:rPr>
+          <w:rStyle w:val="NormalTok"/>
+        </w:rPr>
+        <w:t xml:space="preserve">  v </w:t>
+      </w:r>
+      <w:r>
+        <w:rPr>
+          <w:rStyle w:val="OtherTok"/>
+        </w:rPr>
+        <w:t xml:space="preserve">&lt;-</w:t>
+      </w:r>
+      <w:r>
+        <w:rPr>
+          <w:rStyle w:val="NormalTok"/>
+        </w:rPr>
+        <w:t xml:space="preserve"> </w:t>
+      </w:r>
+      <w:r>
+        <w:rPr>
+          <w:rStyle w:val="FloatTok"/>
+        </w:rPr>
+        <w:t xml:space="preserve">0.62</w:t>
+      </w:r>
+      <w:r>
+        <w:rPr>
+          <w:rStyle w:val="NormalTok"/>
+        </w:rPr>
+        <w:t xml:space="preserve"> </w:t>
+      </w:r>
+      <w:r>
+        <w:rPr>
+          <w:rStyle w:val="SpecialCharTok"/>
+        </w:rPr>
+        <w:t xml:space="preserve">-</w:t>
+      </w:r>
+      <w:r>
+        <w:rPr>
+          <w:rStyle w:val="NormalTok"/>
+        </w:rPr>
+        <w:t xml:space="preserve"> </w:t>
+      </w:r>
+      <w:r>
+        <w:rPr>
+          <w:rStyle w:val="FloatTok"/>
+        </w:rPr>
+        <w:t xml:space="preserve">0.008</w:t>
+      </w:r>
+      <w:r>
+        <w:rPr>
+          <w:rStyle w:val="NormalTok"/>
+        </w:rPr>
+        <w:t xml:space="preserve"> </w:t>
+      </w:r>
+      <w:r>
+        <w:rPr>
+          <w:rStyle w:val="SpecialCharTok"/>
+        </w:rPr>
+        <w:t xml:space="preserve">*</w:t>
+      </w:r>
+      <w:r>
+        <w:rPr>
+          <w:rStyle w:val="NormalTok"/>
+        </w:rPr>
+        <w:t xml:space="preserve"> (yfrac[k] </w:t>
+      </w:r>
+      <w:r>
+        <w:rPr>
+          <w:rStyle w:val="SpecialCharTok"/>
+        </w:rPr>
+        <w:t xml:space="preserve">-</w:t>
+      </w:r>
+      <w:r>
+        <w:rPr>
+          <w:rStyle w:val="NormalTok"/>
+        </w:rPr>
+        <w:t xml:space="preserve"> </w:t>
+      </w:r>
+      <w:r>
+        <w:rPr>
+          <w:rStyle w:val="DecValTok"/>
+        </w:rPr>
         <w:t xml:space="preserve">2016</w:t>
       </w:r>
       <w:r>
         <w:rPr>
+          <w:rStyle w:val="NormalTok"/>
+        </w:rPr>
+        <w:t xml:space="preserve">) </w:t>
+      </w:r>
+      <w:r>
+        <w:rPr>
           <w:rStyle w:val="SpecialCharTok"/>
         </w:rPr>
-        <w:t xml:space="preserve">:</w:t>
+        <w:t xml:space="preserve">+</w:t>
+      </w:r>
+      <w:r>
+        <w:rPr>
+          <w:rStyle w:val="NormalTok"/>
+        </w:rPr>
+        <w:t xml:space="preserve"> seas </w:t>
+      </w:r>
+      <w:r>
+        <w:rPr>
+          <w:rStyle w:val="SpecialCharTok"/>
+        </w:rPr>
+        <w:t xml:space="preserve">+</w:t>
+      </w:r>
+      <w:r>
+        <w:rPr>
+          <w:rStyle w:val="NormalTok"/>
+        </w:rPr>
+        <w:t xml:space="preserve"> </w:t>
+      </w:r>
+      <w:r>
+        <w:rPr>
+          <w:rStyle w:val="FunctionTok"/>
+        </w:rPr>
+        <w:t xml:space="preserve">rnorm</w:t>
+      </w:r>
+      <w:r>
+        <w:rPr>
+          <w:rStyle w:val="NormalTok"/>
+        </w:rPr>
+        <w:t xml:space="preserve">(</w:t>
+      </w:r>
+      <w:r>
+        <w:rPr>
+          <w:rStyle w:val="FunctionTok"/>
+        </w:rPr>
+        <w:t xml:space="preserve">ncell</w:t>
+      </w:r>
+      <w:r>
+        <w:rPr>
+          <w:rStyle w:val="NormalTok"/>
+        </w:rPr>
+        <w:t xml:space="preserve">(r), </w:t>
       </w:r>
       <w:r>
         <w:rPr>
           <w:rStyle w:val="DecValTok"/>
         </w:rPr>
-        <w:t xml:space="preserve">2024</w:t>
-      </w:r>
-      <w:r>
-        <w:br/>
-      </w:r>
-      <w:r>
-        <w:rPr>
-          <w:rStyle w:val="FunctionTok"/>
-        </w:rPr>
-        <w:t xml:space="preserve">set.seed</w:t>
+        <w:t xml:space="preserve">0</w:t>
+      </w:r>
+      <w:r>
+        <w:rPr>
+          <w:rStyle w:val="NormalTok"/>
+        </w:rPr>
+        <w:t xml:space="preserve">, </w:t>
+      </w:r>
+      <w:r>
+        <w:rPr>
+          <w:rStyle w:val="FloatTok"/>
+        </w:rPr>
+        <w:t xml:space="preserve">0.02</w:t>
+      </w:r>
+      <w:r>
+        <w:rPr>
+          <w:rStyle w:val="NormalTok"/>
+        </w:rPr>
+        <w:t xml:space="preserve">)</w:t>
+      </w:r>
+      <w:r>
+        <w:br/>
+      </w:r>
+      <w:r>
+        <w:rPr>
+          <w:rStyle w:val="NormalTok"/>
+        </w:rPr>
+        <w:t xml:space="preserve">  </w:t>
+      </w:r>
+      <w:r>
+        <w:rPr>
+          <w:rStyle w:val="ControlFlowTok"/>
+        </w:rPr>
+        <w:t xml:space="preserve">if</w:t>
+      </w:r>
+      <w:r>
+        <w:rPr>
+          <w:rStyle w:val="NormalTok"/>
+        </w:rPr>
+        <w:t xml:space="preserve"> (yfrac[k] </w:t>
+      </w:r>
+      <w:r>
+        <w:rPr>
+          <w:rStyle w:val="SpecialCharTok"/>
+        </w:rPr>
+        <w:t xml:space="preserve">&gt;=</w:t>
+      </w:r>
+      <w:r>
+        <w:rPr>
+          <w:rStyle w:val="NormalTok"/>
+        </w:rPr>
+        <w:t xml:space="preserve"> </w:t>
+      </w:r>
+      <w:r>
+        <w:rPr>
+          <w:rStyle w:val="FloatTok"/>
+        </w:rPr>
+        <w:t xml:space="preserve">2021.5</w:t>
+      </w:r>
+      <w:r>
+        <w:rPr>
+          <w:rStyle w:val="NormalTok"/>
+        </w:rPr>
+        <w:t xml:space="preserve">) {</w:t>
+      </w:r>
+      <w:r>
+        <w:br/>
+      </w:r>
+      <w:r>
+        <w:rPr>
+          <w:rStyle w:val="NormalTok"/>
+        </w:rPr>
+        <w:t xml:space="preserve">    v[burn] </w:t>
+      </w:r>
+      <w:r>
+        <w:rPr>
+          <w:rStyle w:val="OtherTok"/>
+        </w:rPr>
+        <w:t xml:space="preserve">&lt;-</w:t>
+      </w:r>
+      <w:r>
+        <w:rPr>
+          <w:rStyle w:val="NormalTok"/>
+        </w:rPr>
+        <w:t xml:space="preserve"> </w:t>
+      </w:r>
+      <w:r>
+        <w:rPr>
+          <w:rStyle w:val="FloatTok"/>
+        </w:rPr>
+        <w:t xml:space="preserve">0.20</w:t>
+      </w:r>
+      <w:r>
+        <w:rPr>
+          <w:rStyle w:val="NormalTok"/>
+        </w:rPr>
+        <w:t xml:space="preserve"> </w:t>
+      </w:r>
+      <w:r>
+        <w:rPr>
+          <w:rStyle w:val="SpecialCharTok"/>
+        </w:rPr>
+        <w:t xml:space="preserve">+</w:t>
+      </w:r>
+      <w:r>
+        <w:rPr>
+          <w:rStyle w:val="NormalTok"/>
+        </w:rPr>
+        <w:t xml:space="preserve"> </w:t>
+      </w:r>
+      <w:r>
+        <w:rPr>
+          <w:rStyle w:val="FloatTok"/>
+        </w:rPr>
+        <w:t xml:space="preserve">0.06</w:t>
+      </w:r>
+      <w:r>
+        <w:rPr>
+          <w:rStyle w:val="NormalTok"/>
+        </w:rPr>
+        <w:t xml:space="preserve"> </w:t>
+      </w:r>
+      <w:r>
+        <w:rPr>
+          <w:rStyle w:val="SpecialCharTok"/>
+        </w:rPr>
+        <w:t xml:space="preserve">*</w:t>
+      </w:r>
+      <w:r>
+        <w:rPr>
+          <w:rStyle w:val="NormalTok"/>
+        </w:rPr>
+        <w:t xml:space="preserve"> </w:t>
+      </w:r>
+      <w:r>
+        <w:rPr>
+          <w:rStyle w:val="FunctionTok"/>
+        </w:rPr>
+        <w:t xml:space="preserve">sin</w:t>
       </w:r>
       <w:r>
         <w:rPr>
@@ -23495,7 +24631,142 @@
         <w:rPr>
           <w:rStyle w:val="DecValTok"/>
         </w:rPr>
-        <w:t xml:space="preserve">3</w:t>
+        <w:t xml:space="preserve">2</w:t>
+      </w:r>
+      <w:r>
+        <w:rPr>
+          <w:rStyle w:val="NormalTok"/>
+        </w:rPr>
+        <w:t xml:space="preserve"> </w:t>
+      </w:r>
+      <w:r>
+        <w:rPr>
+          <w:rStyle w:val="SpecialCharTok"/>
+        </w:rPr>
+        <w:t xml:space="preserve">*</w:t>
+      </w:r>
+      <w:r>
+        <w:rPr>
+          <w:rStyle w:val="NormalTok"/>
+        </w:rPr>
+        <w:t xml:space="preserve"> pi </w:t>
+      </w:r>
+      <w:r>
+        <w:rPr>
+          <w:rStyle w:val="SpecialCharTok"/>
+        </w:rPr>
+        <w:t xml:space="preserve">*</w:t>
+      </w:r>
+      <w:r>
+        <w:rPr>
+          <w:rStyle w:val="NormalTok"/>
+        </w:rPr>
+        <w:t xml:space="preserve"> (doy[k] </w:t>
+      </w:r>
+      <w:r>
+        <w:rPr>
+          <w:rStyle w:val="SpecialCharTok"/>
+        </w:rPr>
+        <w:t xml:space="preserve">-</w:t>
+      </w:r>
+      <w:r>
+        <w:rPr>
+          <w:rStyle w:val="NormalTok"/>
+        </w:rPr>
+        <w:t xml:space="preserve"> </w:t>
+      </w:r>
+      <w:r>
+        <w:rPr>
+          <w:rStyle w:val="DecValTok"/>
+        </w:rPr>
+        <w:t xml:space="preserve">100</w:t>
+      </w:r>
+      <w:r>
+        <w:rPr>
+          <w:rStyle w:val="NormalTok"/>
+        </w:rPr>
+        <w:t xml:space="preserve">) </w:t>
+      </w:r>
+      <w:r>
+        <w:rPr>
+          <w:rStyle w:val="SpecialCharTok"/>
+        </w:rPr>
+        <w:t xml:space="preserve">/</w:t>
+      </w:r>
+      <w:r>
+        <w:rPr>
+          <w:rStyle w:val="NormalTok"/>
+        </w:rPr>
+        <w:t xml:space="preserve"> </w:t>
+      </w:r>
+      <w:r>
+        <w:rPr>
+          <w:rStyle w:val="DecValTok"/>
+        </w:rPr>
+        <w:t xml:space="preserve">365</w:t>
+      </w:r>
+      <w:r>
+        <w:rPr>
+          <w:rStyle w:val="NormalTok"/>
+        </w:rPr>
+        <w:t xml:space="preserve">) </w:t>
+      </w:r>
+      <w:r>
+        <w:rPr>
+          <w:rStyle w:val="SpecialCharTok"/>
+        </w:rPr>
+        <w:t xml:space="preserve">+</w:t>
+      </w:r>
+      <w:r>
+        <w:br/>
+      </w:r>
+      <w:r>
+        <w:rPr>
+          <w:rStyle w:val="NormalTok"/>
+        </w:rPr>
+        <w:t xml:space="preserve">               </w:t>
+      </w:r>
+      <w:r>
+        <w:rPr>
+          <w:rStyle w:val="FunctionTok"/>
+        </w:rPr>
+        <w:t xml:space="preserve">rnorm</w:t>
+      </w:r>
+      <w:r>
+        <w:rPr>
+          <w:rStyle w:val="NormalTok"/>
+        </w:rPr>
+        <w:t xml:space="preserve">(</w:t>
+      </w:r>
+      <w:r>
+        <w:rPr>
+          <w:rStyle w:val="FunctionTok"/>
+        </w:rPr>
+        <w:t xml:space="preserve">sum</w:t>
+      </w:r>
+      <w:r>
+        <w:rPr>
+          <w:rStyle w:val="NormalTok"/>
+        </w:rPr>
+        <w:t xml:space="preserve">(burn), </w:t>
+      </w:r>
+      <w:r>
+        <w:rPr>
+          <w:rStyle w:val="DecValTok"/>
+        </w:rPr>
+        <w:t xml:space="preserve">0</w:t>
+      </w:r>
+      <w:r>
+        <w:rPr>
+          <w:rStyle w:val="NormalTok"/>
+        </w:rPr>
+        <w:t xml:space="preserve">, </w:t>
+      </w:r>
+      <w:r>
+        <w:rPr>
+          <w:rStyle w:val="FloatTok"/>
+        </w:rPr>
+        <w:t xml:space="preserve">0.02</w:t>
       </w:r>
       <w:r>
         <w:rPr>
@@ -23510,7 +24781,52 @@
         <w:rPr>
           <w:rStyle w:val="NormalTok"/>
         </w:rPr>
-        <w:t xml:space="preserve">xy   </w:t>
+        <w:t xml:space="preserve">  }</w:t>
+      </w:r>
+      <w:r>
+        <w:br/>
+      </w:r>
+      <w:r>
+        <w:rPr>
+          <w:rStyle w:val="NormalTok"/>
+        </w:rPr>
+        <w:t xml:space="preserve">  </w:t>
+      </w:r>
+      <w:r>
+        <w:rPr>
+          <w:rStyle w:val="FunctionTok"/>
+        </w:rPr>
+        <w:t xml:space="preserve">setValues</w:t>
+      </w:r>
+      <w:r>
+        <w:rPr>
+          <w:rStyle w:val="NormalTok"/>
+        </w:rPr>
+        <w:t xml:space="preserve">(r, v)</w:t>
+      </w:r>
+      <w:r>
+        <w:br/>
+      </w:r>
+      <w:r>
+        <w:rPr>
+          <w:rStyle w:val="NormalTok"/>
+        </w:rPr>
+        <w:t xml:space="preserve">}))</w:t>
+      </w:r>
+      <w:r>
+        <w:br/>
+      </w:r>
+      <w:r>
+        <w:rPr>
+          <w:rStyle w:val="FunctionTok"/>
+        </w:rPr>
+        <w:t xml:space="preserve">names</w:t>
+      </w:r>
+      <w:r>
+        <w:rPr>
+          <w:rStyle w:val="NormalTok"/>
+        </w:rPr>
+        <w:t xml:space="preserve">(mcube) </w:t>
       </w:r>
       <w:r>
         <w:rPr>
@@ -23528,25 +24844,115 @@
         <w:rPr>
           <w:rStyle w:val="FunctionTok"/>
         </w:rPr>
-        <w:t xml:space="preserve">xyFromCell</w:t>
-      </w:r>
-      <w:r>
-        <w:rPr>
-          <w:rStyle w:val="NormalTok"/>
-        </w:rPr>
-        <w:t xml:space="preserve">(r, </w:t>
-      </w:r>
-      <w:r>
-        <w:rPr>
-          <w:rStyle w:val="DecValTok"/>
-        </w:rPr>
-        <w:t xml:space="preserve">1</w:t>
+        <w:t xml:space="preserve">format</w:t>
+      </w:r>
+      <w:r>
+        <w:rPr>
+          <w:rStyle w:val="NormalTok"/>
+        </w:rPr>
+        <w:t xml:space="preserve">(dates, </w:t>
+      </w:r>
+      <w:r>
+        <w:rPr>
+          <w:rStyle w:val="StringTok"/>
+        </w:rPr>
+        <w:t xml:space="preserve">"%Y-%m"</w:t>
+      </w:r>
+      <w:r>
+        <w:rPr>
+          <w:rStyle w:val="NormalTok"/>
+        </w:rPr>
+        <w:t xml:space="preserve">)</w:t>
+      </w:r>
+      <w:r>
+        <w:br/>
+      </w:r>
+      <w:r>
+        <w:rPr>
+          <w:rStyle w:val="NormalTok"/>
+        </w:rPr>
+        <w:t xml:space="preserve">terra</w:t>
       </w:r>
       <w:r>
         <w:rPr>
           <w:rStyle w:val="SpecialCharTok"/>
         </w:rPr>
-        <w:t xml:space="preserve">:</w:t>
+        <w:t xml:space="preserve">::</w:t>
+      </w:r>
+      <w:r>
+        <w:rPr>
+          <w:rStyle w:val="FunctionTok"/>
+        </w:rPr>
+        <w:t xml:space="preserve">time</w:t>
+      </w:r>
+      <w:r>
+        <w:rPr>
+          <w:rStyle w:val="NormalTok"/>
+        </w:rPr>
+        <w:t xml:space="preserve">(mcube) </w:t>
+      </w:r>
+      <w:r>
+        <w:rPr>
+          <w:rStyle w:val="OtherTok"/>
+        </w:rPr>
+        <w:t xml:space="preserve">&lt;-</w:t>
+      </w:r>
+      <w:r>
+        <w:rPr>
+          <w:rStyle w:val="NormalTok"/>
+        </w:rPr>
+        <w:t xml:space="preserve"> dates</w:t>
+      </w:r>
+      <w:r>
+        <w:br/>
+      </w:r>
+      <w:r>
+        <w:rPr>
+          <w:rStyle w:val="FunctionTok"/>
+        </w:rPr>
+        <w:t xml:space="preserve">c</w:t>
+      </w:r>
+      <w:r>
+        <w:rPr>
+          <w:rStyle w:val="NormalTok"/>
+        </w:rPr>
+        <w:t xml:space="preserve">(</w:t>
+      </w:r>
+      <w:r>
+        <w:rPr>
+          <w:rStyle w:val="AttributeTok"/>
+        </w:rPr>
+        <w:t xml:space="preserve">layers =</w:t>
+      </w:r>
+      <w:r>
+        <w:rPr>
+          <w:rStyle w:val="NormalTok"/>
+        </w:rPr>
+        <w:t xml:space="preserve"> </w:t>
+      </w:r>
+      <w:r>
+        <w:rPr>
+          <w:rStyle w:val="FunctionTok"/>
+        </w:rPr>
+        <w:t xml:space="preserve">nlyr</w:t>
+      </w:r>
+      <w:r>
+        <w:rPr>
+          <w:rStyle w:val="NormalTok"/>
+        </w:rPr>
+        <w:t xml:space="preserve">(mcube), </w:t>
+      </w:r>
+      <w:r>
+        <w:rPr>
+          <w:rStyle w:val="AttributeTok"/>
+        </w:rPr>
+        <w:t xml:space="preserve">cells =</w:t>
+      </w:r>
+      <w:r>
+        <w:rPr>
+          <w:rStyle w:val="NormalTok"/>
+        </w:rPr>
+        <w:t xml:space="preserve"> </w:t>
       </w:r>
       <w:r>
         <w:rPr>
@@ -23558,683 +24964,35 @@
         <w:rPr>
           <w:rStyle w:val="NormalTok"/>
         </w:rPr>
-        <w:t xml:space="preserve">(r))</w:t>
-      </w:r>
-      <w:r>
-        <w:br/>
-      </w:r>
-      <w:r>
-        <w:rPr>
-          <w:rStyle w:val="NormalTok"/>
-        </w:rPr>
-        <w:t xml:space="preserve">burn </w:t>
-      </w:r>
-      <w:r>
-        <w:rPr>
-          <w:rStyle w:val="OtherTok"/>
-        </w:rPr>
-        <w:t xml:space="preserve">&lt;-</w:t>
-      </w:r>
-      <w:r>
-        <w:rPr>
-          <w:rStyle w:val="NormalTok"/>
-        </w:rPr>
-        <w:t xml:space="preserve"> xy[, </w:t>
-      </w:r>
-      <w:r>
-        <w:rPr>
-          <w:rStyle w:val="DecValTok"/>
-        </w:rPr>
-        <w:t xml:space="preserve">1</w:t>
-      </w:r>
-      <w:r>
-        <w:rPr>
-          <w:rStyle w:val="NormalTok"/>
-        </w:rPr>
-        <w:t xml:space="preserve">] </w:t>
-      </w:r>
-      <w:r>
-        <w:rPr>
-          <w:rStyle w:val="SpecialCharTok"/>
-        </w:rPr>
-        <w:t xml:space="preserve">&gt;</w:t>
-      </w:r>
-      <w:r>
-        <w:rPr>
-          <w:rStyle w:val="NormalTok"/>
-        </w:rPr>
-        <w:t xml:space="preserve"> </w:t>
-      </w:r>
-      <w:r>
-        <w:rPr>
-          <w:rStyle w:val="DecValTok"/>
-        </w:rPr>
-        <w:t xml:space="preserve">747100</w:t>
-      </w:r>
-      <w:r>
-        <w:rPr>
-          <w:rStyle w:val="NormalTok"/>
-        </w:rPr>
-        <w:t xml:space="preserve"> </w:t>
-      </w:r>
-      <w:r>
-        <w:rPr>
-          <w:rStyle w:val="SpecialCharTok"/>
-        </w:rPr>
-        <w:t xml:space="preserve">&amp;</w:t>
-      </w:r>
-      <w:r>
-        <w:rPr>
-          <w:rStyle w:val="NormalTok"/>
-        </w:rPr>
-        <w:t xml:space="preserve"> xy[, </w:t>
-      </w:r>
-      <w:r>
-        <w:rPr>
-          <w:rStyle w:val="DecValTok"/>
-        </w:rPr>
-        <w:t xml:space="preserve">1</w:t>
-      </w:r>
-      <w:r>
-        <w:rPr>
-          <w:rStyle w:val="NormalTok"/>
-        </w:rPr>
-        <w:t xml:space="preserve">] </w:t>
-      </w:r>
-      <w:r>
-        <w:rPr>
-          <w:rStyle w:val="SpecialCharTok"/>
-        </w:rPr>
-        <w:t xml:space="preserve">&lt;</w:t>
-      </w:r>
-      <w:r>
-        <w:rPr>
-          <w:rStyle w:val="NormalTok"/>
-        </w:rPr>
-        <w:t xml:space="preserve"> </w:t>
-      </w:r>
-      <w:r>
-        <w:rPr>
-          <w:rStyle w:val="DecValTok"/>
-        </w:rPr>
-        <w:t xml:space="preserve">747250</w:t>
-      </w:r>
-      <w:r>
-        <w:rPr>
-          <w:rStyle w:val="NormalTok"/>
-        </w:rPr>
-        <w:t xml:space="preserve"> </w:t>
-      </w:r>
-      <w:r>
-        <w:rPr>
-          <w:rStyle w:val="SpecialCharTok"/>
-        </w:rPr>
-        <w:t xml:space="preserve">&amp;</w:t>
-      </w:r>
-      <w:r>
-        <w:rPr>
-          <w:rStyle w:val="NormalTok"/>
-        </w:rPr>
-        <w:t xml:space="preserve"> xy[, </w:t>
-      </w:r>
-      <w:r>
-        <w:rPr>
-          <w:rStyle w:val="DecValTok"/>
-        </w:rPr>
-        <w:t xml:space="preserve">2</w:t>
-      </w:r>
-      <w:r>
-        <w:rPr>
-          <w:rStyle w:val="NormalTok"/>
-        </w:rPr>
-        <w:t xml:space="preserve">] </w:t>
-      </w:r>
-      <w:r>
-        <w:rPr>
-          <w:rStyle w:val="SpecialCharTok"/>
-        </w:rPr>
-        <w:t xml:space="preserve">&gt;</w:t>
-      </w:r>
-      <w:r>
-        <w:rPr>
-          <w:rStyle w:val="NormalTok"/>
-        </w:rPr>
-        <w:t xml:space="preserve"> </w:t>
-      </w:r>
-      <w:r>
-        <w:rPr>
-          <w:rStyle w:val="DecValTok"/>
-        </w:rPr>
-        <w:t xml:space="preserve">4306150</w:t>
-      </w:r>
-      <w:r>
-        <w:rPr>
-          <w:rStyle w:val="NormalTok"/>
-        </w:rPr>
-        <w:t xml:space="preserve"> </w:t>
-      </w:r>
-      <w:r>
-        <w:rPr>
-          <w:rStyle w:val="SpecialCharTok"/>
-        </w:rPr>
-        <w:t xml:space="preserve">&amp;</w:t>
-      </w:r>
-      <w:r>
-        <w:rPr>
-          <w:rStyle w:val="NormalTok"/>
-        </w:rPr>
-        <w:t xml:space="preserve"> xy[, </w:t>
-      </w:r>
-      <w:r>
-        <w:rPr>
-          <w:rStyle w:val="DecValTok"/>
-        </w:rPr>
-        <w:t xml:space="preserve">2</w:t>
-      </w:r>
-      <w:r>
-        <w:rPr>
-          <w:rStyle w:val="NormalTok"/>
-        </w:rPr>
-        <w:t xml:space="preserve">] </w:t>
-      </w:r>
-      <w:r>
-        <w:rPr>
-          <w:rStyle w:val="SpecialCharTok"/>
-        </w:rPr>
-        <w:t xml:space="preserve">&lt;</w:t>
-      </w:r>
-      <w:r>
-        <w:rPr>
-          <w:rStyle w:val="NormalTok"/>
-        </w:rPr>
-        <w:t xml:space="preserve"> </w:t>
-      </w:r>
-      <w:r>
-        <w:rPr>
-          <w:rStyle w:val="DecValTok"/>
-        </w:rPr>
-        <w:t xml:space="preserve">4306300</w:t>
-      </w:r>
-      <w:r>
-        <w:br/>
-      </w:r>
-      <w:r>
-        <w:br/>
-      </w:r>
-      <w:r>
-        <w:rPr>
-          <w:rStyle w:val="NormalTok"/>
-        </w:rPr>
-        <w:t xml:space="preserve">cube </w:t>
-      </w:r>
-      <w:r>
-        <w:rPr>
-          <w:rStyle w:val="OtherTok"/>
-        </w:rPr>
-        <w:t xml:space="preserve">&lt;-</w:t>
-      </w:r>
-      <w:r>
-        <w:rPr>
-          <w:rStyle w:val="NormalTok"/>
-        </w:rPr>
-        <w:t xml:space="preserve"> </w:t>
-      </w:r>
-      <w:r>
-        <w:rPr>
-          <w:rStyle w:val="FunctionTok"/>
-        </w:rPr>
-        <w:t xml:space="preserve">rast</w:t>
-      </w:r>
-      <w:r>
-        <w:rPr>
-          <w:rStyle w:val="NormalTok"/>
-        </w:rPr>
-        <w:t xml:space="preserve">(</w:t>
-      </w:r>
-      <w:r>
-        <w:rPr>
-          <w:rStyle w:val="FunctionTok"/>
-        </w:rPr>
-        <w:t xml:space="preserve">lapply</w:t>
-      </w:r>
-      <w:r>
-        <w:rPr>
-          <w:rStyle w:val="NormalTok"/>
-        </w:rPr>
-        <w:t xml:space="preserve">(</w:t>
-      </w:r>
-      <w:r>
-        <w:rPr>
-          <w:rStyle w:val="FunctionTok"/>
-        </w:rPr>
-        <w:t xml:space="preserve">seq_along</w:t>
-      </w:r>
-      <w:r>
-        <w:rPr>
-          <w:rStyle w:val="NormalTok"/>
-        </w:rPr>
-        <w:t xml:space="preserve">(years), </w:t>
-      </w:r>
-      <w:r>
-        <w:rPr>
-          <w:rStyle w:val="ControlFlowTok"/>
-        </w:rPr>
-        <w:t xml:space="preserve">function</w:t>
-      </w:r>
-      <w:r>
-        <w:rPr>
-          <w:rStyle w:val="NormalTok"/>
-        </w:rPr>
-        <w:t xml:space="preserve">(k) {</w:t>
-      </w:r>
-      <w:r>
-        <w:br/>
-      </w:r>
-      <w:r>
-        <w:rPr>
-          <w:rStyle w:val="NormalTok"/>
-        </w:rPr>
-        <w:t xml:space="preserve">  v </w:t>
-      </w:r>
-      <w:r>
-        <w:rPr>
-          <w:rStyle w:val="OtherTok"/>
-        </w:rPr>
-        <w:t xml:space="preserve">&lt;-</w:t>
-      </w:r>
-      <w:r>
-        <w:rPr>
-          <w:rStyle w:val="NormalTok"/>
-        </w:rPr>
-        <w:t xml:space="preserve"> </w:t>
-      </w:r>
-      <w:r>
-        <w:rPr>
-          <w:rStyle w:val="FloatTok"/>
-        </w:rPr>
-        <w:t xml:space="preserve">0.80</w:t>
-      </w:r>
-      <w:r>
-        <w:rPr>
-          <w:rStyle w:val="NormalTok"/>
-        </w:rPr>
-        <w:t xml:space="preserve"> </w:t>
-      </w:r>
-      <w:r>
-        <w:rPr>
-          <w:rStyle w:val="SpecialCharTok"/>
-        </w:rPr>
-        <w:t xml:space="preserve">-</w:t>
-      </w:r>
-      <w:r>
-        <w:rPr>
-          <w:rStyle w:val="NormalTok"/>
-        </w:rPr>
-        <w:t xml:space="preserve"> </w:t>
-      </w:r>
-      <w:r>
-        <w:rPr>
-          <w:rStyle w:val="FloatTok"/>
-        </w:rPr>
-        <w:t xml:space="preserve">0.008</w:t>
-      </w:r>
-      <w:r>
-        <w:rPr>
-          <w:rStyle w:val="NormalTok"/>
-        </w:rPr>
-        <w:t xml:space="preserve"> </w:t>
-      </w:r>
-      <w:r>
-        <w:rPr>
-          <w:rStyle w:val="SpecialCharTok"/>
-        </w:rPr>
-        <w:t xml:space="preserve">*</w:t>
-      </w:r>
-      <w:r>
-        <w:rPr>
-          <w:rStyle w:val="NormalTok"/>
-        </w:rPr>
-        <w:t xml:space="preserve"> (k </w:t>
-      </w:r>
-      <w:r>
-        <w:rPr>
-          <w:rStyle w:val="SpecialCharTok"/>
-        </w:rPr>
-        <w:t xml:space="preserve">-</w:t>
-      </w:r>
-      <w:r>
-        <w:rPr>
-          <w:rStyle w:val="NormalTok"/>
-        </w:rPr>
-        <w:t xml:space="preserve"> </w:t>
-      </w:r>
-      <w:r>
-        <w:rPr>
-          <w:rStyle w:val="DecValTok"/>
-        </w:rPr>
-        <w:t xml:space="preserve">1</w:t>
-      </w:r>
-      <w:r>
-        <w:rPr>
-          <w:rStyle w:val="NormalTok"/>
-        </w:rPr>
-        <w:t xml:space="preserve">) </w:t>
-      </w:r>
-      <w:r>
-        <w:rPr>
-          <w:rStyle w:val="SpecialCharTok"/>
-        </w:rPr>
-        <w:t xml:space="preserve">+</w:t>
-      </w:r>
-      <w:r>
-        <w:rPr>
-          <w:rStyle w:val="NormalTok"/>
-        </w:rPr>
-        <w:t xml:space="preserve"> </w:t>
-      </w:r>
-      <w:r>
-        <w:rPr>
-          <w:rStyle w:val="FunctionTok"/>
-        </w:rPr>
-        <w:t xml:space="preserve">rnorm</w:t>
-      </w:r>
-      <w:r>
-        <w:rPr>
-          <w:rStyle w:val="NormalTok"/>
-        </w:rPr>
-        <w:t xml:space="preserve">(</w:t>
-      </w:r>
-      <w:r>
-        <w:rPr>
-          <w:rStyle w:val="FunctionTok"/>
-        </w:rPr>
-        <w:t xml:space="preserve">ncell</w:t>
-      </w:r>
-      <w:r>
-        <w:rPr>
-          <w:rStyle w:val="NormalTok"/>
-        </w:rPr>
-        <w:t xml:space="preserve">(r), </w:t>
-      </w:r>
-      <w:r>
-        <w:rPr>
-          <w:rStyle w:val="DecValTok"/>
-        </w:rPr>
-        <w:t xml:space="preserve">0</w:t>
-      </w:r>
-      <w:r>
-        <w:rPr>
-          <w:rStyle w:val="NormalTok"/>
-        </w:rPr>
-        <w:t xml:space="preserve">, </w:t>
-      </w:r>
-      <w:r>
-        <w:rPr>
-          <w:rStyle w:val="FloatTok"/>
-        </w:rPr>
-        <w:t xml:space="preserve">0.015</w:t>
-      </w:r>
-      <w:r>
-        <w:rPr>
-          <w:rStyle w:val="NormalTok"/>
-        </w:rPr>
-        <w:t xml:space="preserve">)   </w:t>
+        <w:t xml:space="preserve">(mcube))</w:t>
+      </w:r>
+      <w:r>
+        <w:br/>
       </w:r>
       <w:r>
         <w:rPr>
           <w:rStyle w:val="CommentTok"/>
         </w:rPr>
-        <w:t xml:space="preserve"># gentle decline</w:t>
-      </w:r>
-      <w:r>
-        <w:br/>
-      </w:r>
-      <w:r>
-        <w:rPr>
-          <w:rStyle w:val="NormalTok"/>
-        </w:rPr>
-        <w:t xml:space="preserve">  </w:t>
-      </w:r>
-      <w:r>
-        <w:rPr>
-          <w:rStyle w:val="ControlFlowTok"/>
-        </w:rPr>
-        <w:t xml:space="preserve">if</w:t>
-      </w:r>
-      <w:r>
-        <w:rPr>
-          <w:rStyle w:val="NormalTok"/>
-        </w:rPr>
-        <w:t xml:space="preserve"> (years[k] </w:t>
-      </w:r>
-      <w:r>
-        <w:rPr>
-          <w:rStyle w:val="SpecialCharTok"/>
-        </w:rPr>
-        <w:t xml:space="preserve">&gt;=</w:t>
-      </w:r>
-      <w:r>
-        <w:rPr>
-          <w:rStyle w:val="NormalTok"/>
-        </w:rPr>
-        <w:t xml:space="preserve"> </w:t>
-      </w:r>
-      <w:r>
-        <w:rPr>
-          <w:rStyle w:val="DecValTok"/>
-        </w:rPr>
-        <w:t xml:space="preserve">2021</w:t>
-      </w:r>
-      <w:r>
-        <w:rPr>
-          <w:rStyle w:val="NormalTok"/>
-        </w:rPr>
-        <w:t xml:space="preserve">) v[burn] </w:t>
-      </w:r>
-      <w:r>
-        <w:rPr>
-          <w:rStyle w:val="OtherTok"/>
-        </w:rPr>
-        <w:t xml:space="preserve">&lt;-</w:t>
-      </w:r>
-      <w:r>
-        <w:rPr>
-          <w:rStyle w:val="NormalTok"/>
-        </w:rPr>
-        <w:t xml:space="preserve"> </w:t>
-      </w:r>
-      <w:r>
-        <w:rPr>
-          <w:rStyle w:val="FloatTok"/>
-        </w:rPr>
-        <w:t xml:space="preserve">0.20</w:t>
-      </w:r>
-      <w:r>
-        <w:rPr>
-          <w:rStyle w:val="NormalTok"/>
-        </w:rPr>
-        <w:t xml:space="preserve"> </w:t>
-      </w:r>
-      <w:r>
-        <w:rPr>
-          <w:rStyle w:val="SpecialCharTok"/>
-        </w:rPr>
-        <w:t xml:space="preserve">+</w:t>
-      </w:r>
-      <w:r>
-        <w:rPr>
-          <w:rStyle w:val="NormalTok"/>
-        </w:rPr>
-        <w:t xml:space="preserve"> </w:t>
-      </w:r>
-      <w:r>
-        <w:rPr>
-          <w:rStyle w:val="FunctionTok"/>
-        </w:rPr>
-        <w:t xml:space="preserve">rnorm</w:t>
-      </w:r>
-      <w:r>
-        <w:rPr>
-          <w:rStyle w:val="NormalTok"/>
-        </w:rPr>
-        <w:t xml:space="preserve">(</w:t>
-      </w:r>
-      <w:r>
-        <w:rPr>
-          <w:rStyle w:val="FunctionTok"/>
-        </w:rPr>
-        <w:t xml:space="preserve">sum</w:t>
-      </w:r>
-      <w:r>
-        <w:rPr>
-          <w:rStyle w:val="NormalTok"/>
-        </w:rPr>
-        <w:t xml:space="preserve">(burn), </w:t>
-      </w:r>
-      <w:r>
-        <w:rPr>
-          <w:rStyle w:val="DecValTok"/>
-        </w:rPr>
-        <w:t xml:space="preserve">0</w:t>
-      </w:r>
-      <w:r>
-        <w:rPr>
-          <w:rStyle w:val="NormalTok"/>
-        </w:rPr>
-        <w:t xml:space="preserve">, </w:t>
-      </w:r>
-      <w:r>
-        <w:rPr>
-          <w:rStyle w:val="FloatTok"/>
-        </w:rPr>
-        <w:t xml:space="preserve">0.02</w:t>
-      </w:r>
-      <w:r>
-        <w:rPr>
-          <w:rStyle w:val="NormalTok"/>
-        </w:rPr>
-        <w:t xml:space="preserve">)  </w:t>
+        <w:t xml:space="preserve">#&gt; layers  cells </w:t>
+      </w:r>
+      <w:r>
+        <w:br/>
       </w:r>
       <w:r>
         <w:rPr>
           <w:rStyle w:val="CommentTok"/>
         </w:rPr>
-        <w:t xml:space="preserve"># fire + no recovery</w:t>
-      </w:r>
-      <w:r>
-        <w:br/>
-      </w:r>
-      <w:r>
-        <w:rPr>
-          <w:rStyle w:val="NormalTok"/>
-        </w:rPr>
-        <w:t xml:space="preserve">  </w:t>
-      </w:r>
-      <w:r>
-        <w:rPr>
-          <w:rStyle w:val="FunctionTok"/>
-        </w:rPr>
-        <w:t xml:space="preserve">setValues</w:t>
-      </w:r>
-      <w:r>
-        <w:rPr>
-          <w:rStyle w:val="NormalTok"/>
-        </w:rPr>
-        <w:t xml:space="preserve">(r, v)</w:t>
-      </w:r>
-      <w:r>
-        <w:br/>
-      </w:r>
-      <w:r>
-        <w:rPr>
-          <w:rStyle w:val="NormalTok"/>
-        </w:rPr>
-        <w:t xml:space="preserve">}))</w:t>
-      </w:r>
-      <w:r>
-        <w:br/>
-      </w:r>
-      <w:r>
-        <w:rPr>
-          <w:rStyle w:val="FunctionTok"/>
-        </w:rPr>
-        <w:t xml:space="preserve">names</w:t>
-      </w:r>
-      <w:r>
-        <w:rPr>
-          <w:rStyle w:val="NormalTok"/>
-        </w:rPr>
-        <w:t xml:space="preserve">(cube) </w:t>
-      </w:r>
-      <w:r>
-        <w:rPr>
-          <w:rStyle w:val="OtherTok"/>
-        </w:rPr>
-        <w:t xml:space="preserve">&lt;-</w:t>
-      </w:r>
-      <w:r>
-        <w:rPr>
-          <w:rStyle w:val="NormalTok"/>
-        </w:rPr>
-        <w:t xml:space="preserve"> </w:t>
-      </w:r>
-      <w:r>
-        <w:rPr>
-          <w:rStyle w:val="FunctionTok"/>
-        </w:rPr>
-        <w:t xml:space="preserve">paste0</w:t>
-      </w:r>
-      <w:r>
-        <w:rPr>
-          <w:rStyle w:val="NormalTok"/>
-        </w:rPr>
-        <w:t xml:space="preserve">(</w:t>
-      </w:r>
-      <w:r>
-        <w:rPr>
-          <w:rStyle w:val="StringTok"/>
-        </w:rPr>
-        <w:t xml:space="preserve">"y"</w:t>
-      </w:r>
-      <w:r>
-        <w:rPr>
-          <w:rStyle w:val="NormalTok"/>
-        </w:rPr>
-        <w:t xml:space="preserve">, years)</w:t>
-      </w:r>
-      <w:r>
-        <w:br/>
-      </w:r>
-      <w:r>
-        <w:rPr>
-          <w:rStyle w:val="FunctionTok"/>
-        </w:rPr>
-        <w:t xml:space="preserve">nlyr</w:t>
-      </w:r>
-      <w:r>
-        <w:rPr>
-          <w:rStyle w:val="NormalTok"/>
-        </w:rPr>
-        <w:t xml:space="preserve">(cube)</w:t>
-      </w:r>
-      <w:r>
-        <w:br/>
-      </w:r>
-      <w:r>
-        <w:rPr>
-          <w:rStyle w:val="CommentTok"/>
-        </w:rPr>
-        <w:t xml:space="preserve">#&gt; [1] 9</w:t>
+        <w:t xml:space="preserve">#&gt;    108   2688</w:t>
       </w:r>
     </w:p>
     <w:bookmarkEnd w:id="129"/>
-    <w:bookmarkStart w:id="133" w:name="temporal-reduction"/>
+    <w:bookmarkStart w:id="139" w:name="the-two-planes"/>
     <w:p>
       <w:pPr>
         <w:pStyle w:val="Heading2"/>
       </w:pPr>
       <w:r>
-        <w:t xml:space="preserve">8.2 Temporal reduction</w:t>
+        <w:t xml:space="preserve">8.2 The two planes</w:t>
       </w:r>
     </w:p>
     <w:p>
@@ -24242,177 +25000,19 @@
         <w:pStyle w:val="FirstParagraph"/>
       </w:pPr>
       <w:r>
-        <w:t xml:space="preserve">A cube is reduced along time the way a single raster is summarised along space.</w:t>
-      </w:r>
-      <w:r>
-        <w:t xml:space="preserve"> </w:t>
-      </w:r>
-      <w:r>
-        <w:rPr>
-          <w:rStyle w:val="VerbatimChar"/>
-        </w:rPr>
-        <w:t xml:space="preserve">app()</w:t>
-      </w:r>
-      <w:r>
-        <w:t xml:space="preserve"> </w:t>
-      </w:r>
-      <w:r>
-        <w:t xml:space="preserve">applies a function to each pixel’s time series. The mean over years is the baseline surface; the standard deviation flags where the record is unstable:</w:t>
-      </w:r>
-    </w:p>
-    <w:p>
-      <w:pPr>
-        <w:pStyle w:val="SourceCode"/>
-      </w:pPr>
-      <w:r>
-        <w:rPr>
-          <w:rStyle w:val="NormalTok"/>
-        </w:rPr>
-        <w:t xml:space="preserve">mean_ndvi </w:t>
-      </w:r>
-      <w:r>
-        <w:rPr>
-          <w:rStyle w:val="OtherTok"/>
-        </w:rPr>
-        <w:t xml:space="preserve">&lt;-</w:t>
-      </w:r>
-      <w:r>
-        <w:rPr>
-          <w:rStyle w:val="NormalTok"/>
-        </w:rPr>
-        <w:t xml:space="preserve"> </w:t>
-      </w:r>
-      <w:r>
-        <w:rPr>
-          <w:rStyle w:val="FunctionTok"/>
-        </w:rPr>
-        <w:t xml:space="preserve">app</w:t>
-      </w:r>
-      <w:r>
-        <w:rPr>
-          <w:rStyle w:val="NormalTok"/>
-        </w:rPr>
-        <w:t xml:space="preserve">(cube, mean)</w:t>
-      </w:r>
-      <w:r>
-        <w:br/>
-      </w:r>
-      <w:r>
-        <w:rPr>
-          <w:rStyle w:val="NormalTok"/>
-        </w:rPr>
-        <w:t xml:space="preserve">sd_ndvi   </w:t>
-      </w:r>
-      <w:r>
-        <w:rPr>
-          <w:rStyle w:val="OtherTok"/>
-        </w:rPr>
-        <w:t xml:space="preserve">&lt;-</w:t>
-      </w:r>
-      <w:r>
-        <w:rPr>
-          <w:rStyle w:val="NormalTok"/>
-        </w:rPr>
-        <w:t xml:space="preserve"> </w:t>
-      </w:r>
-      <w:r>
-        <w:rPr>
-          <w:rStyle w:val="FunctionTok"/>
-        </w:rPr>
-        <w:t xml:space="preserve">app</w:t>
-      </w:r>
-      <w:r>
-        <w:rPr>
-          <w:rStyle w:val="NormalTok"/>
-        </w:rPr>
-        <w:t xml:space="preserve">(cube, sd)</w:t>
-      </w:r>
-      <w:r>
-        <w:br/>
-      </w:r>
-      <w:r>
-        <w:rPr>
-          <w:rStyle w:val="FunctionTok"/>
-        </w:rPr>
-        <w:t xml:space="preserve">plot</w:t>
-      </w:r>
-      <w:r>
-        <w:rPr>
-          <w:rStyle w:val="NormalTok"/>
-        </w:rPr>
-        <w:t xml:space="preserve">(</w:t>
-      </w:r>
-      <w:r>
-        <w:rPr>
-          <w:rStyle w:val="FunctionTok"/>
-        </w:rPr>
-        <w:t xml:space="preserve">c</w:t>
-      </w:r>
-      <w:r>
-        <w:rPr>
-          <w:rStyle w:val="NormalTok"/>
-        </w:rPr>
-        <w:t xml:space="preserve">(mean_ndvi, sd_ndvi), </w:t>
-      </w:r>
-      <w:r>
-        <w:rPr>
-          <w:rStyle w:val="AttributeTok"/>
-        </w:rPr>
-        <w:t xml:space="preserve">main =</w:t>
-      </w:r>
-      <w:r>
-        <w:rPr>
-          <w:rStyle w:val="NormalTok"/>
-        </w:rPr>
-        <w:t xml:space="preserve"> </w:t>
-      </w:r>
-      <w:r>
-        <w:rPr>
-          <w:rStyle w:val="FunctionTok"/>
-        </w:rPr>
-        <w:t xml:space="preserve">c</w:t>
-      </w:r>
-      <w:r>
-        <w:rPr>
-          <w:rStyle w:val="NormalTok"/>
-        </w:rPr>
-        <w:t xml:space="preserve">(</w:t>
-      </w:r>
-      <w:r>
-        <w:rPr>
-          <w:rStyle w:val="StringTok"/>
-        </w:rPr>
-        <w:t xml:space="preserve">"Mean index"</w:t>
-      </w:r>
-      <w:r>
-        <w:rPr>
-          <w:rStyle w:val="NormalTok"/>
-        </w:rPr>
-        <w:t xml:space="preserve">, </w:t>
-      </w:r>
-      <w:r>
-        <w:rPr>
-          <w:rStyle w:val="StringTok"/>
-        </w:rPr>
-        <w:t xml:space="preserve">"Temporal SD"</w:t>
-      </w:r>
-      <w:r>
-        <w:rPr>
-          <w:rStyle w:val="NormalTok"/>
-        </w:rPr>
-        <w:t xml:space="preserve">))</w:t>
-      </w:r>
-    </w:p>
-    <w:p>
-      <w:pPr>
-        <w:pStyle w:val="FirstParagraph"/>
+        <w:t xml:space="preserve">A cube can only be looked at one slice at a time, and there are two ways to cut it. Fix a date and you get the spatial plane: a map, every pixel at one instant, the view every earlier chapter of this book has used. Fix a pixel and you get the temporal plane: a profile, one location across every date, the view that makes change visible. Neither is complete. A map cannot tell you whether a low value is a burn scar or simply February, and a profile cannot tell you whether a decline is one pixel or the whole stand.</w:t>
+      </w:r>
+    </w:p>
+    <w:p>
+      <w:pPr>
+        <w:pStyle w:val="CaptionedFigure"/>
       </w:pPr>
       <w:r>
         <w:drawing>
           <wp:inline>
             <wp:extent cx="5943600" cy="4754880"/>
             <wp:effectExtent b="0" l="0" r="0" t="0"/>
-            <wp:docPr descr="" title="" id="131" name="Picture"/>
+            <wp:docPr descr="Schematic of a space-time cube. Each horizontal sheet is one date. Cutting horizontally gives the spatial plane, a map; cutting vertically through a single pixel gives the temporal plane, a profile." title="" id="131" name="Picture"/>
             <a:graphic>
               <a:graphicData uri="http://schemas.openxmlformats.org/drawingml/2006/picture">
                 <pic:pic>
@@ -24452,43 +25052,18 @@
     </w:p>
     <w:p>
       <w:pPr>
+        <w:pStyle w:val="ImageCaption"/>
+      </w:pPr>
+      <w:r>
+        <w:t xml:space="preserve">Schematic of a space-time cube. Each horizontal sheet is one date. Cutting horizontally gives the spatial plane, a map; cutting vertically through a single pixel gives the temporal plane, a profile.</w:t>
+      </w:r>
+    </w:p>
+    <w:p>
+      <w:pPr>
         <w:pStyle w:val="BodyText"/>
       </w:pPr>
       <w:r>
-        <w:t xml:space="preserve">High temporal SD is the signature of disturbance: stable forest barely varies year to year, so the burned block lights up.</w:t>
-      </w:r>
-    </w:p>
-    <w:bookmarkEnd w:id="133"/>
-    <w:bookmarkStart w:id="137" w:name="trends"/>
-    <w:p>
-      <w:pPr>
-        <w:pStyle w:val="Heading2"/>
-      </w:pPr>
-      <w:r>
-        <w:t xml:space="preserve">8.3 Trends</w:t>
-      </w:r>
-    </w:p>
-    <w:p>
-      <w:pPr>
-        <w:pStyle w:val="FirstParagraph"/>
-      </w:pPr>
-      <w:r>
-        <w:t xml:space="preserve">The direction and rate of change per pixel is the slope of index against year, a linear trend fitted independently at every location.</w:t>
-      </w:r>
-      <w:r>
-        <w:t xml:space="preserve"> </w:t>
-      </w:r>
-      <w:r>
-        <w:rPr>
-          <w:rStyle w:val="VerbatimChar"/>
-        </w:rPr>
-        <w:t xml:space="preserve">app()</w:t>
-      </w:r>
-      <w:r>
-        <w:t xml:space="preserve"> </w:t>
-      </w:r>
-      <w:r>
-        <w:t xml:space="preserve">carries the regression across the cube:</w:t>
+        <w:t xml:space="preserve">Cut the cube both ways on the same data. Three dates from 2019, an undisturbed year, show the spatial plane swinging with the season while the map itself barely changes:</w:t>
       </w:r>
     </w:p>
     <w:p>
@@ -24497,72 +25072,21 @@
       </w:pPr>
       <w:r>
         <w:rPr>
-          <w:rStyle w:val="NormalTok"/>
-        </w:rPr>
-        <w:t xml:space="preserve">slope </w:t>
-      </w:r>
-      <w:r>
-        <w:rPr>
-          <w:rStyle w:val="OtherTok"/>
-        </w:rPr>
-        <w:t xml:space="preserve">&lt;-</w:t>
-      </w:r>
-      <w:r>
-        <w:rPr>
-          <w:rStyle w:val="NormalTok"/>
-        </w:rPr>
-        <w:t xml:space="preserve"> </w:t>
-      </w:r>
-      <w:r>
-        <w:rPr>
-          <w:rStyle w:val="FunctionTok"/>
-        </w:rPr>
-        <w:t xml:space="preserve">app</w:t>
-      </w:r>
-      <w:r>
-        <w:rPr>
-          <w:rStyle w:val="NormalTok"/>
-        </w:rPr>
-        <w:t xml:space="preserve">(cube, </w:t>
-      </w:r>
-      <w:r>
-        <w:rPr>
-          <w:rStyle w:val="ControlFlowTok"/>
-        </w:rPr>
-        <w:t xml:space="preserve">function</w:t>
-      </w:r>
-      <w:r>
-        <w:rPr>
-          <w:rStyle w:val="NormalTok"/>
-        </w:rPr>
-        <w:t xml:space="preserve">(v) {</w:t>
-      </w:r>
-      <w:r>
-        <w:br/>
-      </w:r>
-      <w:r>
-        <w:rPr>
-          <w:rStyle w:val="NormalTok"/>
-        </w:rPr>
-        <w:t xml:space="preserve">  </w:t>
-      </w:r>
-      <w:r>
-        <w:rPr>
-          <w:rStyle w:val="ControlFlowTok"/>
-        </w:rPr>
-        <w:t xml:space="preserve">if</w:t>
-      </w:r>
-      <w:r>
-        <w:rPr>
-          <w:rStyle w:val="NormalTok"/>
-        </w:rPr>
-        <w:t xml:space="preserve"> (</w:t>
-      </w:r>
-      <w:r>
-        <w:rPr>
-          <w:rStyle w:val="FunctionTok"/>
-        </w:rPr>
-        <w:t xml:space="preserve">all</w:t>
+          <w:rStyle w:val="FunctionTok"/>
+        </w:rPr>
+        <w:t xml:space="preserve">plot</w:t>
+      </w:r>
+      <w:r>
+        <w:rPr>
+          <w:rStyle w:val="NormalTok"/>
+        </w:rPr>
+        <w:t xml:space="preserve">(mcube[[</w:t>
+      </w:r>
+      <w:r>
+        <w:rPr>
+          <w:rStyle w:val="FunctionTok"/>
+        </w:rPr>
+        <w:t xml:space="preserve">c</w:t>
       </w:r>
       <w:r>
         <w:rPr>
@@ -24572,21 +25096,66 @@
       </w:r>
       <w:r>
         <w:rPr>
-          <w:rStyle w:val="FunctionTok"/>
-        </w:rPr>
-        <w:t xml:space="preserve">is.na</w:t>
-      </w:r>
-      <w:r>
-        <w:rPr>
-          <w:rStyle w:val="NormalTok"/>
-        </w:rPr>
-        <w:t xml:space="preserve">(v))) </w:t>
-      </w:r>
-      <w:r>
-        <w:rPr>
-          <w:rStyle w:val="FunctionTok"/>
-        </w:rPr>
-        <w:t xml:space="preserve">return</w:t>
+          <w:rStyle w:val="StringTok"/>
+        </w:rPr>
+        <w:t xml:space="preserve">"2019-02"</w:t>
+      </w:r>
+      <w:r>
+        <w:rPr>
+          <w:rStyle w:val="NormalTok"/>
+        </w:rPr>
+        <w:t xml:space="preserve">, </w:t>
+      </w:r>
+      <w:r>
+        <w:rPr>
+          <w:rStyle w:val="StringTok"/>
+        </w:rPr>
+        <w:t xml:space="preserve">"2019-07"</w:t>
+      </w:r>
+      <w:r>
+        <w:rPr>
+          <w:rStyle w:val="NormalTok"/>
+        </w:rPr>
+        <w:t xml:space="preserve">, </w:t>
+      </w:r>
+      <w:r>
+        <w:rPr>
+          <w:rStyle w:val="StringTok"/>
+        </w:rPr>
+        <w:t xml:space="preserve">"2019-11"</w:t>
+      </w:r>
+      <w:r>
+        <w:rPr>
+          <w:rStyle w:val="NormalTok"/>
+        </w:rPr>
+        <w:t xml:space="preserve">)]],</w:t>
+      </w:r>
+      <w:r>
+        <w:br/>
+      </w:r>
+      <w:r>
+        <w:rPr>
+          <w:rStyle w:val="NormalTok"/>
+        </w:rPr>
+        <w:t xml:space="preserve">     </w:t>
+      </w:r>
+      <w:r>
+        <w:rPr>
+          <w:rStyle w:val="AttributeTok"/>
+        </w:rPr>
+        <w:t xml:space="preserve">range =</w:t>
+      </w:r>
+      <w:r>
+        <w:rPr>
+          <w:rStyle w:val="NormalTok"/>
+        </w:rPr>
+        <w:t xml:space="preserve"> </w:t>
+      </w:r>
+      <w:r>
+        <w:rPr>
+          <w:rStyle w:val="FunctionTok"/>
+        </w:rPr>
+        <w:t xml:space="preserve">c</w:t>
       </w:r>
       <w:r>
         <w:rPr>
@@ -24596,30 +25165,54 @@
       </w:r>
       <w:r>
         <w:rPr>
-          <w:rStyle w:val="ConstantTok"/>
-        </w:rPr>
-        <w:t xml:space="preserve">NA</w:t>
-      </w:r>
-      <w:r>
-        <w:rPr>
-          <w:rStyle w:val="NormalTok"/>
-        </w:rPr>
-        <w:t xml:space="preserve">)</w:t>
-      </w:r>
-      <w:r>
-        <w:br/>
-      </w:r>
-      <w:r>
-        <w:rPr>
-          <w:rStyle w:val="NormalTok"/>
-        </w:rPr>
-        <w:t xml:space="preserve">  </w:t>
-      </w:r>
-      <w:r>
-        <w:rPr>
-          <w:rStyle w:val="FunctionTok"/>
-        </w:rPr>
-        <w:t xml:space="preserve">coef</w:t>
+          <w:rStyle w:val="FloatTok"/>
+        </w:rPr>
+        <w:t xml:space="preserve">0.2</w:t>
+      </w:r>
+      <w:r>
+        <w:rPr>
+          <w:rStyle w:val="NormalTok"/>
+        </w:rPr>
+        <w:t xml:space="preserve">, </w:t>
+      </w:r>
+      <w:r>
+        <w:rPr>
+          <w:rStyle w:val="FloatTok"/>
+        </w:rPr>
+        <w:t xml:space="preserve">0.95</w:t>
+      </w:r>
+      <w:r>
+        <w:rPr>
+          <w:rStyle w:val="NormalTok"/>
+        </w:rPr>
+        <w:t xml:space="preserve">),</w:t>
+      </w:r>
+      <w:r>
+        <w:br/>
+      </w:r>
+      <w:r>
+        <w:rPr>
+          <w:rStyle w:val="NormalTok"/>
+        </w:rPr>
+        <w:t xml:space="preserve">     </w:t>
+      </w:r>
+      <w:r>
+        <w:rPr>
+          <w:rStyle w:val="AttributeTok"/>
+        </w:rPr>
+        <w:t xml:space="preserve">main =</w:t>
+      </w:r>
+      <w:r>
+        <w:rPr>
+          <w:rStyle w:val="NormalTok"/>
+        </w:rPr>
+        <w:t xml:space="preserve"> </w:t>
+      </w:r>
+      <w:r>
+        <w:rPr>
+          <w:rStyle w:val="FunctionTok"/>
+        </w:rPr>
+        <w:t xml:space="preserve">c</w:t>
       </w:r>
       <w:r>
         <w:rPr>
@@ -24629,120 +25222,39 @@
       </w:r>
       <w:r>
         <w:rPr>
-          <w:rStyle w:val="FunctionTok"/>
-        </w:rPr>
-        <w:t xml:space="preserve">lm</w:t>
-      </w:r>
-      <w:r>
-        <w:rPr>
-          <w:rStyle w:val="NormalTok"/>
-        </w:rPr>
-        <w:t xml:space="preserve">(v </w:t>
-      </w:r>
-      <w:r>
-        <w:rPr>
-          <w:rStyle w:val="SpecialCharTok"/>
-        </w:rPr>
-        <w:t xml:space="preserve">~</w:t>
-      </w:r>
-      <w:r>
-        <w:rPr>
-          <w:rStyle w:val="NormalTok"/>
-        </w:rPr>
-        <w:t xml:space="preserve"> years))[</w:t>
-      </w:r>
-      <w:r>
-        <w:rPr>
-          <w:rStyle w:val="DecValTok"/>
-        </w:rPr>
-        <w:t xml:space="preserve">2</w:t>
-      </w:r>
-      <w:r>
-        <w:rPr>
-          <w:rStyle w:val="NormalTok"/>
-        </w:rPr>
-        <w:t xml:space="preserve">]</w:t>
-      </w:r>
-      <w:r>
-        <w:br/>
-      </w:r>
-      <w:r>
-        <w:rPr>
-          <w:rStyle w:val="NormalTok"/>
-        </w:rPr>
-        <w:t xml:space="preserve">})</w:t>
-      </w:r>
-      <w:r>
-        <w:br/>
-      </w:r>
-      <w:r>
-        <w:rPr>
-          <w:rStyle w:val="FunctionTok"/>
-        </w:rPr>
-        <w:t xml:space="preserve">names</w:t>
-      </w:r>
-      <w:r>
-        <w:rPr>
-          <w:rStyle w:val="NormalTok"/>
-        </w:rPr>
-        <w:t xml:space="preserve">(slope) </w:t>
-      </w:r>
-      <w:r>
-        <w:rPr>
-          <w:rStyle w:val="OtherTok"/>
-        </w:rPr>
-        <w:t xml:space="preserve">&lt;-</w:t>
-      </w:r>
-      <w:r>
-        <w:rPr>
-          <w:rStyle w:val="NormalTok"/>
-        </w:rPr>
-        <w:t xml:space="preserve"> </w:t>
-      </w:r>
-      <w:r>
-        <w:rPr>
           <w:rStyle w:val="StringTok"/>
         </w:rPr>
-        <w:t xml:space="preserve">"trend_per_year"</w:t>
-      </w:r>
-      <w:r>
-        <w:br/>
-      </w:r>
-      <w:r>
-        <w:rPr>
-          <w:rStyle w:val="FunctionTok"/>
-        </w:rPr>
-        <w:t xml:space="preserve">plot</w:t>
-      </w:r>
-      <w:r>
-        <w:rPr>
-          <w:rStyle w:val="NormalTok"/>
-        </w:rPr>
-        <w:t xml:space="preserve">(slope, </w:t>
-      </w:r>
-      <w:r>
-        <w:rPr>
-          <w:rStyle w:val="AttributeTok"/>
-        </w:rPr>
-        <w:t xml:space="preserve">main =</w:t>
-      </w:r>
-      <w:r>
-        <w:rPr>
-          <w:rStyle w:val="NormalTok"/>
-        </w:rPr>
-        <w:t xml:space="preserve"> </w:t>
+        <w:t xml:space="preserve">"February 2019"</w:t>
+      </w:r>
+      <w:r>
+        <w:rPr>
+          <w:rStyle w:val="NormalTok"/>
+        </w:rPr>
+        <w:t xml:space="preserve">, </w:t>
       </w:r>
       <w:r>
         <w:rPr>
           <w:rStyle w:val="StringTok"/>
         </w:rPr>
-        <w:t xml:space="preserve">"Per-pixel trend (index / year)"</w:t>
-      </w:r>
-      <w:r>
-        <w:rPr>
-          <w:rStyle w:val="NormalTok"/>
-        </w:rPr>
-        <w:t xml:space="preserve">)</w:t>
+        <w:t xml:space="preserve">"July 2019"</w:t>
+      </w:r>
+      <w:r>
+        <w:rPr>
+          <w:rStyle w:val="NormalTok"/>
+        </w:rPr>
+        <w:t xml:space="preserve">, </w:t>
+      </w:r>
+      <w:r>
+        <w:rPr>
+          <w:rStyle w:val="StringTok"/>
+        </w:rPr>
+        <w:t xml:space="preserve">"November 2019"</w:t>
+      </w:r>
+      <w:r>
+        <w:rPr>
+          <w:rStyle w:val="NormalTok"/>
+        </w:rPr>
+        <w:t xml:space="preserve">))</w:t>
       </w:r>
     </w:p>
     <w:p>
@@ -24754,18 +25266,18 @@
           <wp:inline>
             <wp:extent cx="5943600" cy="4754880"/>
             <wp:effectExtent b="0" l="0" r="0" t="0"/>
-            <wp:docPr descr="" title="" id="135" name="Picture"/>
+            <wp:docPr descr="" title="" id="134" name="Picture"/>
             <a:graphic>
               <a:graphicData uri="http://schemas.openxmlformats.org/drawingml/2006/picture">
                 <pic:pic>
                   <pic:nvPicPr>
-                    <pic:cNvPr descr="08-time-series_files/figure-docx/unnamed-chunk-3-1.png" id="136" name="Picture"/>
+                    <pic:cNvPr descr="08-time-series_files/figure-docx/unnamed-chunk-3-1.png" id="135" name="Picture"/>
                     <pic:cNvPicPr>
                       <a:picLocks noChangeArrowheads="1" noChangeAspect="1"/>
                     </pic:cNvPicPr>
                   </pic:nvPicPr>
                   <pic:blipFill>
-                    <a:blip r:embed="rId134"/>
+                    <a:blip r:embed="rId133"/>
                     <a:stretch>
                       <a:fillRect/>
                     </a:stretch>
@@ -24797,17 +25309,3232 @@
         <w:pStyle w:val="BodyText"/>
       </w:pPr>
       <w:r>
+        <w:t xml:space="preserve">The same three maps differ by more than half an index unit, and nothing on the ground has changed. Now the temporal plane, two pixels drawn across all 108 dates, one inside the burn box and one outside it:</w:t>
+      </w:r>
+    </w:p>
+    <w:p>
+      <w:pPr>
+        <w:pStyle w:val="SourceCode"/>
+      </w:pPr>
+      <w:r>
+        <w:rPr>
+          <w:rStyle w:val="NormalTok"/>
+        </w:rPr>
+        <w:t xml:space="preserve">inside  </w:t>
+      </w:r>
+      <w:r>
+        <w:rPr>
+          <w:rStyle w:val="OtherTok"/>
+        </w:rPr>
+        <w:t xml:space="preserve">&lt;-</w:t>
+      </w:r>
+      <w:r>
+        <w:rPr>
+          <w:rStyle w:val="NormalTok"/>
+        </w:rPr>
+        <w:t xml:space="preserve"> </w:t>
+      </w:r>
+      <w:r>
+        <w:rPr>
+          <w:rStyle w:val="FunctionTok"/>
+        </w:rPr>
+        <w:t xml:space="preserve">cellFromXY</w:t>
+      </w:r>
+      <w:r>
+        <w:rPr>
+          <w:rStyle w:val="NormalTok"/>
+        </w:rPr>
+        <w:t xml:space="preserve">(r, </w:t>
+      </w:r>
+      <w:r>
+        <w:rPr>
+          <w:rStyle w:val="FunctionTok"/>
+        </w:rPr>
+        <w:t xml:space="preserve">cbind</w:t>
+      </w:r>
+      <w:r>
+        <w:rPr>
+          <w:rStyle w:val="NormalTok"/>
+        </w:rPr>
+        <w:t xml:space="preserve">(</w:t>
+      </w:r>
+      <w:r>
+        <w:rPr>
+          <w:rStyle w:val="DecValTok"/>
+        </w:rPr>
+        <w:t xml:space="preserve">747775</w:t>
+      </w:r>
+      <w:r>
+        <w:rPr>
+          <w:rStyle w:val="NormalTok"/>
+        </w:rPr>
+        <w:t xml:space="preserve">, </w:t>
+      </w:r>
+      <w:r>
+        <w:rPr>
+          <w:rStyle w:val="DecValTok"/>
+        </w:rPr>
+        <w:t xml:space="preserve">4309075</w:t>
+      </w:r>
+      <w:r>
+        <w:rPr>
+          <w:rStyle w:val="NormalTok"/>
+        </w:rPr>
+        <w:t xml:space="preserve">))   </w:t>
+      </w:r>
+      <w:r>
+        <w:rPr>
+          <w:rStyle w:val="CommentTok"/>
+        </w:rPr>
+        <w:t xml:space="preserve"># in the 2021 burn</w:t>
+      </w:r>
+      <w:r>
+        <w:br/>
+      </w:r>
+      <w:r>
+        <w:rPr>
+          <w:rStyle w:val="NormalTok"/>
+        </w:rPr>
+        <w:t xml:space="preserve">outside </w:t>
+      </w:r>
+      <w:r>
+        <w:rPr>
+          <w:rStyle w:val="OtherTok"/>
+        </w:rPr>
+        <w:t xml:space="preserve">&lt;-</w:t>
+      </w:r>
+      <w:r>
+        <w:rPr>
+          <w:rStyle w:val="NormalTok"/>
+        </w:rPr>
+        <w:t xml:space="preserve"> </w:t>
+      </w:r>
+      <w:r>
+        <w:rPr>
+          <w:rStyle w:val="FunctionTok"/>
+        </w:rPr>
+        <w:t xml:space="preserve">cellFromXY</w:t>
+      </w:r>
+      <w:r>
+        <w:rPr>
+          <w:rStyle w:val="NormalTok"/>
+        </w:rPr>
+        <w:t xml:space="preserve">(r, </w:t>
+      </w:r>
+      <w:r>
+        <w:rPr>
+          <w:rStyle w:val="FunctionTok"/>
+        </w:rPr>
+        <w:t xml:space="preserve">cbind</w:t>
+      </w:r>
+      <w:r>
+        <w:rPr>
+          <w:rStyle w:val="NormalTok"/>
+        </w:rPr>
+        <w:t xml:space="preserve">(</w:t>
+      </w:r>
+      <w:r>
+        <w:rPr>
+          <w:rStyle w:val="DecValTok"/>
+        </w:rPr>
+        <w:t xml:space="preserve">747600</w:t>
+      </w:r>
+      <w:r>
+        <w:rPr>
+          <w:rStyle w:val="NormalTok"/>
+        </w:rPr>
+        <w:t xml:space="preserve">, </w:t>
+      </w:r>
+      <w:r>
+        <w:rPr>
+          <w:rStyle w:val="DecValTok"/>
+        </w:rPr>
+        <w:t xml:space="preserve">4309300</w:t>
+      </w:r>
+      <w:r>
+        <w:rPr>
+          <w:rStyle w:val="NormalTok"/>
+        </w:rPr>
+        <w:t xml:space="preserve">))   </w:t>
+      </w:r>
+      <w:r>
+        <w:rPr>
+          <w:rStyle w:val="CommentTok"/>
+        </w:rPr>
+        <w:t xml:space="preserve"># undisturbed</w:t>
+      </w:r>
+      <w:r>
+        <w:br/>
+      </w:r>
+      <w:r>
+        <w:br/>
+      </w:r>
+      <w:r>
+        <w:rPr>
+          <w:rStyle w:val="NormalTok"/>
+        </w:rPr>
+        <w:t xml:space="preserve">p_in  </w:t>
+      </w:r>
+      <w:r>
+        <w:rPr>
+          <w:rStyle w:val="OtherTok"/>
+        </w:rPr>
+        <w:t xml:space="preserve">&lt;-</w:t>
+      </w:r>
+      <w:r>
+        <w:rPr>
+          <w:rStyle w:val="NormalTok"/>
+        </w:rPr>
+        <w:t xml:space="preserve"> </w:t>
+      </w:r>
+      <w:r>
+        <w:rPr>
+          <w:rStyle w:val="FunctionTok"/>
+        </w:rPr>
+        <w:t xml:space="preserve">as.numeric</w:t>
+      </w:r>
+      <w:r>
+        <w:rPr>
+          <w:rStyle w:val="NormalTok"/>
+        </w:rPr>
+        <w:t xml:space="preserve">(mcube[inside])</w:t>
+      </w:r>
+      <w:r>
+        <w:br/>
+      </w:r>
+      <w:r>
+        <w:rPr>
+          <w:rStyle w:val="NormalTok"/>
+        </w:rPr>
+        <w:t xml:space="preserve">p_out </w:t>
+      </w:r>
+      <w:r>
+        <w:rPr>
+          <w:rStyle w:val="OtherTok"/>
+        </w:rPr>
+        <w:t xml:space="preserve">&lt;-</w:t>
+      </w:r>
+      <w:r>
+        <w:rPr>
+          <w:rStyle w:val="NormalTok"/>
+        </w:rPr>
+        <w:t xml:space="preserve"> </w:t>
+      </w:r>
+      <w:r>
+        <w:rPr>
+          <w:rStyle w:val="FunctionTok"/>
+        </w:rPr>
+        <w:t xml:space="preserve">as.numeric</w:t>
+      </w:r>
+      <w:r>
+        <w:rPr>
+          <w:rStyle w:val="NormalTok"/>
+        </w:rPr>
+        <w:t xml:space="preserve">(mcube[outside])</w:t>
+      </w:r>
+      <w:r>
+        <w:br/>
+      </w:r>
+      <w:r>
+        <w:br/>
+      </w:r>
+      <w:r>
+        <w:rPr>
+          <w:rStyle w:val="FunctionTok"/>
+        </w:rPr>
+        <w:t xml:space="preserve">plot</w:t>
+      </w:r>
+      <w:r>
+        <w:rPr>
+          <w:rStyle w:val="NormalTok"/>
+        </w:rPr>
+        <w:t xml:space="preserve">(dates, p_out, </w:t>
+      </w:r>
+      <w:r>
+        <w:rPr>
+          <w:rStyle w:val="AttributeTok"/>
+        </w:rPr>
+        <w:t xml:space="preserve">type =</w:t>
+      </w:r>
+      <w:r>
+        <w:rPr>
+          <w:rStyle w:val="NormalTok"/>
+        </w:rPr>
+        <w:t xml:space="preserve"> </w:t>
+      </w:r>
+      <w:r>
+        <w:rPr>
+          <w:rStyle w:val="StringTok"/>
+        </w:rPr>
+        <w:t xml:space="preserve">"l"</w:t>
+      </w:r>
+      <w:r>
+        <w:rPr>
+          <w:rStyle w:val="NormalTok"/>
+        </w:rPr>
+        <w:t xml:space="preserve">, </w:t>
+      </w:r>
+      <w:r>
+        <w:rPr>
+          <w:rStyle w:val="AttributeTok"/>
+        </w:rPr>
+        <w:t xml:space="preserve">col =</w:t>
+      </w:r>
+      <w:r>
+        <w:rPr>
+          <w:rStyle w:val="NormalTok"/>
+        </w:rPr>
+        <w:t xml:space="preserve"> </w:t>
+      </w:r>
+      <w:r>
+        <w:rPr>
+          <w:rStyle w:val="StringTok"/>
+        </w:rPr>
+        <w:t xml:space="preserve">"#2f5d4e"</w:t>
+      </w:r>
+      <w:r>
+        <w:rPr>
+          <w:rStyle w:val="NormalTok"/>
+        </w:rPr>
+        <w:t xml:space="preserve">, </w:t>
+      </w:r>
+      <w:r>
+        <w:rPr>
+          <w:rStyle w:val="AttributeTok"/>
+        </w:rPr>
+        <w:t xml:space="preserve">lwd =</w:t>
+      </w:r>
+      <w:r>
+        <w:rPr>
+          <w:rStyle w:val="NormalTok"/>
+        </w:rPr>
+        <w:t xml:space="preserve"> </w:t>
+      </w:r>
+      <w:r>
+        <w:rPr>
+          <w:rStyle w:val="FloatTok"/>
+        </w:rPr>
+        <w:t xml:space="preserve">1.6</w:t>
+      </w:r>
+      <w:r>
+        <w:rPr>
+          <w:rStyle w:val="NormalTok"/>
+        </w:rPr>
+        <w:t xml:space="preserve">,</w:t>
+      </w:r>
+      <w:r>
+        <w:br/>
+      </w:r>
+      <w:r>
+        <w:rPr>
+          <w:rStyle w:val="NormalTok"/>
+        </w:rPr>
+        <w:t xml:space="preserve">     </w:t>
+      </w:r>
+      <w:r>
+        <w:rPr>
+          <w:rStyle w:val="AttributeTok"/>
+        </w:rPr>
+        <w:t xml:space="preserve">ylim =</w:t>
+      </w:r>
+      <w:r>
+        <w:rPr>
+          <w:rStyle w:val="NormalTok"/>
+        </w:rPr>
+        <w:t xml:space="preserve"> </w:t>
+      </w:r>
+      <w:r>
+        <w:rPr>
+          <w:rStyle w:val="FunctionTok"/>
+        </w:rPr>
+        <w:t xml:space="preserve">c</w:t>
+      </w:r>
+      <w:r>
+        <w:rPr>
+          <w:rStyle w:val="NormalTok"/>
+        </w:rPr>
+        <w:t xml:space="preserve">(</w:t>
+      </w:r>
+      <w:r>
+        <w:rPr>
+          <w:rStyle w:val="FloatTok"/>
+        </w:rPr>
+        <w:t xml:space="preserve">0.1</w:t>
+      </w:r>
+      <w:r>
+        <w:rPr>
+          <w:rStyle w:val="NormalTok"/>
+        </w:rPr>
+        <w:t xml:space="preserve">, </w:t>
+      </w:r>
+      <w:r>
+        <w:rPr>
+          <w:rStyle w:val="FloatTok"/>
+        </w:rPr>
+        <w:t xml:space="preserve">1.0</w:t>
+      </w:r>
+      <w:r>
+        <w:rPr>
+          <w:rStyle w:val="NormalTok"/>
+        </w:rPr>
+        <w:t xml:space="preserve">), </w:t>
+      </w:r>
+      <w:r>
+        <w:rPr>
+          <w:rStyle w:val="AttributeTok"/>
+        </w:rPr>
+        <w:t xml:space="preserve">xlab =</w:t>
+      </w:r>
+      <w:r>
+        <w:rPr>
+          <w:rStyle w:val="NormalTok"/>
+        </w:rPr>
+        <w:t xml:space="preserve"> </w:t>
+      </w:r>
+      <w:r>
+        <w:rPr>
+          <w:rStyle w:val="StringTok"/>
+        </w:rPr>
+        <w:t xml:space="preserve">""</w:t>
+      </w:r>
+      <w:r>
+        <w:rPr>
+          <w:rStyle w:val="NormalTok"/>
+        </w:rPr>
+        <w:t xml:space="preserve">, </w:t>
+      </w:r>
+      <w:r>
+        <w:rPr>
+          <w:rStyle w:val="AttributeTok"/>
+        </w:rPr>
+        <w:t xml:space="preserve">ylab =</w:t>
+      </w:r>
+      <w:r>
+        <w:rPr>
+          <w:rStyle w:val="NormalTok"/>
+        </w:rPr>
+        <w:t xml:space="preserve"> </w:t>
+      </w:r>
+      <w:r>
+        <w:rPr>
+          <w:rStyle w:val="StringTok"/>
+        </w:rPr>
+        <w:t xml:space="preserve">"index"</w:t>
+      </w:r>
+      <w:r>
+        <w:rPr>
+          <w:rStyle w:val="NormalTok"/>
+        </w:rPr>
+        <w:t xml:space="preserve">,</w:t>
+      </w:r>
+      <w:r>
+        <w:br/>
+      </w:r>
+      <w:r>
+        <w:rPr>
+          <w:rStyle w:val="NormalTok"/>
+        </w:rPr>
+        <w:t xml:space="preserve">     </w:t>
+      </w:r>
+      <w:r>
+        <w:rPr>
+          <w:rStyle w:val="AttributeTok"/>
+        </w:rPr>
+        <w:t xml:space="preserve">main =</w:t>
+      </w:r>
+      <w:r>
+        <w:rPr>
+          <w:rStyle w:val="NormalTok"/>
+        </w:rPr>
+        <w:t xml:space="preserve"> </w:t>
+      </w:r>
+      <w:r>
+        <w:rPr>
+          <w:rStyle w:val="StringTok"/>
+        </w:rPr>
+        <w:t xml:space="preserve">"Temporal plane: two pixels"</w:t>
+      </w:r>
+      <w:r>
+        <w:rPr>
+          <w:rStyle w:val="NormalTok"/>
+        </w:rPr>
+        <w:t xml:space="preserve">)</w:t>
+      </w:r>
+      <w:r>
+        <w:br/>
+      </w:r>
+      <w:r>
+        <w:rPr>
+          <w:rStyle w:val="FunctionTok"/>
+        </w:rPr>
+        <w:t xml:space="preserve">lines</w:t>
+      </w:r>
+      <w:r>
+        <w:rPr>
+          <w:rStyle w:val="NormalTok"/>
+        </w:rPr>
+        <w:t xml:space="preserve">(dates, p_in, </w:t>
+      </w:r>
+      <w:r>
+        <w:rPr>
+          <w:rStyle w:val="AttributeTok"/>
+        </w:rPr>
+        <w:t xml:space="preserve">col =</w:t>
+      </w:r>
+      <w:r>
+        <w:rPr>
+          <w:rStyle w:val="NormalTok"/>
+        </w:rPr>
+        <w:t xml:space="preserve"> </w:t>
+      </w:r>
+      <w:r>
+        <w:rPr>
+          <w:rStyle w:val="StringTok"/>
+        </w:rPr>
+        <w:t xml:space="preserve">"#b5342e"</w:t>
+      </w:r>
+      <w:r>
+        <w:rPr>
+          <w:rStyle w:val="NormalTok"/>
+        </w:rPr>
+        <w:t xml:space="preserve">, </w:t>
+      </w:r>
+      <w:r>
+        <w:rPr>
+          <w:rStyle w:val="AttributeTok"/>
+        </w:rPr>
+        <w:t xml:space="preserve">lwd =</w:t>
+      </w:r>
+      <w:r>
+        <w:rPr>
+          <w:rStyle w:val="NormalTok"/>
+        </w:rPr>
+        <w:t xml:space="preserve"> </w:t>
+      </w:r>
+      <w:r>
+        <w:rPr>
+          <w:rStyle w:val="FloatTok"/>
+        </w:rPr>
+        <w:t xml:space="preserve">1.6</w:t>
+      </w:r>
+      <w:r>
+        <w:rPr>
+          <w:rStyle w:val="NormalTok"/>
+        </w:rPr>
+        <w:t xml:space="preserve">)</w:t>
+      </w:r>
+      <w:r>
+        <w:br/>
+      </w:r>
+      <w:r>
+        <w:rPr>
+          <w:rStyle w:val="FunctionTok"/>
+        </w:rPr>
+        <w:t xml:space="preserve">legend</w:t>
+      </w:r>
+      <w:r>
+        <w:rPr>
+          <w:rStyle w:val="NormalTok"/>
+        </w:rPr>
+        <w:t xml:space="preserve">(</w:t>
+      </w:r>
+      <w:r>
+        <w:rPr>
+          <w:rStyle w:val="StringTok"/>
+        </w:rPr>
+        <w:t xml:space="preserve">"bottomleft"</w:t>
+      </w:r>
+      <w:r>
+        <w:rPr>
+          <w:rStyle w:val="NormalTok"/>
+        </w:rPr>
+        <w:t xml:space="preserve">, </w:t>
+      </w:r>
+      <w:r>
+        <w:rPr>
+          <w:rStyle w:val="FunctionTok"/>
+        </w:rPr>
+        <w:t xml:space="preserve">c</w:t>
+      </w:r>
+      <w:r>
+        <w:rPr>
+          <w:rStyle w:val="NormalTok"/>
+        </w:rPr>
+        <w:t xml:space="preserve">(</w:t>
+      </w:r>
+      <w:r>
+        <w:rPr>
+          <w:rStyle w:val="StringTok"/>
+        </w:rPr>
+        <w:t xml:space="preserve">"undisturbed"</w:t>
+      </w:r>
+      <w:r>
+        <w:rPr>
+          <w:rStyle w:val="NormalTok"/>
+        </w:rPr>
+        <w:t xml:space="preserve">, </w:t>
+      </w:r>
+      <w:r>
+        <w:rPr>
+          <w:rStyle w:val="StringTok"/>
+        </w:rPr>
+        <w:t xml:space="preserve">"burned 2021"</w:t>
+      </w:r>
+      <w:r>
+        <w:rPr>
+          <w:rStyle w:val="NormalTok"/>
+        </w:rPr>
+        <w:t xml:space="preserve">),</w:t>
+      </w:r>
+      <w:r>
+        <w:br/>
+      </w:r>
+      <w:r>
+        <w:rPr>
+          <w:rStyle w:val="NormalTok"/>
+        </w:rPr>
+        <w:t xml:space="preserve">       </w:t>
+      </w:r>
+      <w:r>
+        <w:rPr>
+          <w:rStyle w:val="AttributeTok"/>
+        </w:rPr>
+        <w:t xml:space="preserve">col =</w:t>
+      </w:r>
+      <w:r>
+        <w:rPr>
+          <w:rStyle w:val="NormalTok"/>
+        </w:rPr>
+        <w:t xml:space="preserve"> </w:t>
+      </w:r>
+      <w:r>
+        <w:rPr>
+          <w:rStyle w:val="FunctionTok"/>
+        </w:rPr>
+        <w:t xml:space="preserve">c</w:t>
+      </w:r>
+      <w:r>
+        <w:rPr>
+          <w:rStyle w:val="NormalTok"/>
+        </w:rPr>
+        <w:t xml:space="preserve">(</w:t>
+      </w:r>
+      <w:r>
+        <w:rPr>
+          <w:rStyle w:val="StringTok"/>
+        </w:rPr>
+        <w:t xml:space="preserve">"#2f5d4e"</w:t>
+      </w:r>
+      <w:r>
+        <w:rPr>
+          <w:rStyle w:val="NormalTok"/>
+        </w:rPr>
+        <w:t xml:space="preserve">, </w:t>
+      </w:r>
+      <w:r>
+        <w:rPr>
+          <w:rStyle w:val="StringTok"/>
+        </w:rPr>
+        <w:t xml:space="preserve">"#b5342e"</w:t>
+      </w:r>
+      <w:r>
+        <w:rPr>
+          <w:rStyle w:val="NormalTok"/>
+        </w:rPr>
+        <w:t xml:space="preserve">), </w:t>
+      </w:r>
+      <w:r>
+        <w:rPr>
+          <w:rStyle w:val="AttributeTok"/>
+        </w:rPr>
+        <w:t xml:space="preserve">lwd =</w:t>
+      </w:r>
+      <w:r>
+        <w:rPr>
+          <w:rStyle w:val="NormalTok"/>
+        </w:rPr>
+        <w:t xml:space="preserve"> </w:t>
+      </w:r>
+      <w:r>
+        <w:rPr>
+          <w:rStyle w:val="FloatTok"/>
+        </w:rPr>
+        <w:t xml:space="preserve">1.6</w:t>
+      </w:r>
+      <w:r>
+        <w:rPr>
+          <w:rStyle w:val="NormalTok"/>
+        </w:rPr>
+        <w:t xml:space="preserve">, </w:t>
+      </w:r>
+      <w:r>
+        <w:rPr>
+          <w:rStyle w:val="AttributeTok"/>
+        </w:rPr>
+        <w:t xml:space="preserve">bty =</w:t>
+      </w:r>
+      <w:r>
+        <w:rPr>
+          <w:rStyle w:val="NormalTok"/>
+        </w:rPr>
+        <w:t xml:space="preserve"> </w:t>
+      </w:r>
+      <w:r>
+        <w:rPr>
+          <w:rStyle w:val="StringTok"/>
+        </w:rPr>
+        <w:t xml:space="preserve">"n"</w:t>
+      </w:r>
+      <w:r>
+        <w:rPr>
+          <w:rStyle w:val="NormalTok"/>
+        </w:rPr>
+        <w:t xml:space="preserve">, </w:t>
+      </w:r>
+      <w:r>
+        <w:rPr>
+          <w:rStyle w:val="AttributeTok"/>
+        </w:rPr>
+        <w:t xml:space="preserve">cex =</w:t>
+      </w:r>
+      <w:r>
+        <w:rPr>
+          <w:rStyle w:val="NormalTok"/>
+        </w:rPr>
+        <w:t xml:space="preserve"> </w:t>
+      </w:r>
+      <w:r>
+        <w:rPr>
+          <w:rStyle w:val="FloatTok"/>
+        </w:rPr>
+        <w:t xml:space="preserve">0.85</w:t>
+      </w:r>
+      <w:r>
+        <w:rPr>
+          <w:rStyle w:val="NormalTok"/>
+        </w:rPr>
+        <w:t xml:space="preserve">)</w:t>
+      </w:r>
+    </w:p>
+    <w:p>
+      <w:pPr>
+        <w:pStyle w:val="FirstParagraph"/>
+      </w:pPr>
+      <w:r>
+        <w:drawing>
+          <wp:inline>
+            <wp:extent cx="5943600" cy="4754880"/>
+            <wp:effectExtent b="0" l="0" r="0" t="0"/>
+            <wp:docPr descr="" title="" id="137" name="Picture"/>
+            <a:graphic>
+              <a:graphicData uri="http://schemas.openxmlformats.org/drawingml/2006/picture">
+                <pic:pic>
+                  <pic:nvPicPr>
+                    <pic:cNvPr descr="08-time-series_files/figure-docx/unnamed-chunk-4-1.png" id="138" name="Picture"/>
+                    <pic:cNvPicPr>
+                      <a:picLocks noChangeArrowheads="1" noChangeAspect="1"/>
+                    </pic:cNvPicPr>
+                  </pic:nvPicPr>
+                  <pic:blipFill>
+                    <a:blip r:embed="rId136"/>
+                    <a:stretch>
+                      <a:fillRect/>
+                    </a:stretch>
+                  </pic:blipFill>
+                  <pic:spPr bwMode="auto">
+                    <a:xfrm>
+                      <a:off x="0" y="0"/>
+                      <a:ext cx="5943600" cy="4754880"/>
+                    </a:xfrm>
+                    <a:prstGeom prst="rect">
+                      <a:avLst/>
+                    </a:prstGeom>
+                    <a:noFill/>
+                    <a:ln w="9525">
+                      <a:noFill/>
+                      <a:headEnd/>
+                      <a:tailEnd/>
+                    </a:ln>
+                  </pic:spPr>
+                </pic:pic>
+              </a:graphicData>
+            </a:graphic>
+          </wp:inline>
+        </w:drawing>
+      </w:r>
+    </w:p>
+    <w:p>
+      <w:pPr>
+        <w:pStyle w:val="BodyText"/>
+      </w:pPr>
+      <w:r>
+        <w:t xml:space="preserve">The saw-tooth is the seasonal cycle, present in both pixels throughout. The step down in the red line during 2021 is the fire. Note how much larger the annual swing is than the trend it rides on: the disturbance is obvious because it is abrupt, but the slow decline underneath is nearly invisible against the seasonality.</w:t>
+      </w:r>
+    </w:p>
+    <w:bookmarkEnd w:id="139"/>
+    <w:bookmarkStart w:id="143" w:name="seasonality-and-randomness"/>
+    <w:p>
+      <w:pPr>
+        <w:pStyle w:val="Heading2"/>
+      </w:pPr>
+      <w:r>
+        <w:t xml:space="preserve">8.3 Seasonality and randomness</w:t>
+      </w:r>
+    </w:p>
+    <w:p>
+      <w:pPr>
+        <w:pStyle w:val="FirstParagraph"/>
+      </w:pPr>
+      <w:r>
+        <w:t xml:space="preserve">That last observation is the central problem of the temporal plane, and it is worth quantifying rather than asserting. A time series of this shape is conventionally treated as three additive parts: a trend, the slow directional movement; a seasonal component, the oscillation that repeats each year; and a remainder, what is left when both have been removed. Seasonal-trend decomposition by loess separates them without assuming the seasonal shape is a fixed sine</w:t>
+      </w:r>
+      <w:r>
+        <w:t xml:space="preserve"> </w:t>
+      </w:r>
+      <w:r>
+        <w:t xml:space="preserve">(Cleveland et al., 1990)</w:t>
+      </w:r>
+      <w:r>
+        <w:t xml:space="preserve">. Base R implements it in</w:t>
+      </w:r>
+      <w:r>
+        <w:t xml:space="preserve"> </w:t>
+      </w:r>
+      <w:r>
+        <w:rPr>
+          <w:rStyle w:val="VerbatimChar"/>
+        </w:rPr>
+        <w:t xml:space="preserve">stl()</w:t>
+      </w:r>
+      <w:r>
+        <w:t xml:space="preserve">, which needs the profile declared as a regular series with twelve observations per cycle:</w:t>
+      </w:r>
+    </w:p>
+    <w:p>
+      <w:pPr>
+        <w:pStyle w:val="SourceCode"/>
+      </w:pPr>
+      <w:r>
+        <w:rPr>
+          <w:rStyle w:val="NormalTok"/>
+        </w:rPr>
+        <w:t xml:space="preserve">s   </w:t>
+      </w:r>
+      <w:r>
+        <w:rPr>
+          <w:rStyle w:val="OtherTok"/>
+        </w:rPr>
+        <w:t xml:space="preserve">&lt;-</w:t>
+      </w:r>
+      <w:r>
+        <w:rPr>
+          <w:rStyle w:val="NormalTok"/>
+        </w:rPr>
+        <w:t xml:space="preserve"> </w:t>
+      </w:r>
+      <w:r>
+        <w:rPr>
+          <w:rStyle w:val="FunctionTok"/>
+        </w:rPr>
+        <w:t xml:space="preserve">ts</w:t>
+      </w:r>
+      <w:r>
+        <w:rPr>
+          <w:rStyle w:val="NormalTok"/>
+        </w:rPr>
+        <w:t xml:space="preserve">(p_out, </w:t>
+      </w:r>
+      <w:r>
+        <w:rPr>
+          <w:rStyle w:val="AttributeTok"/>
+        </w:rPr>
+        <w:t xml:space="preserve">start =</w:t>
+      </w:r>
+      <w:r>
+        <w:rPr>
+          <w:rStyle w:val="NormalTok"/>
+        </w:rPr>
+        <w:t xml:space="preserve"> </w:t>
+      </w:r>
+      <w:r>
+        <w:rPr>
+          <w:rStyle w:val="FunctionTok"/>
+        </w:rPr>
+        <w:t xml:space="preserve">c</w:t>
+      </w:r>
+      <w:r>
+        <w:rPr>
+          <w:rStyle w:val="NormalTok"/>
+        </w:rPr>
+        <w:t xml:space="preserve">(</w:t>
+      </w:r>
+      <w:r>
+        <w:rPr>
+          <w:rStyle w:val="DecValTok"/>
+        </w:rPr>
+        <w:t xml:space="preserve">2016</w:t>
+      </w:r>
+      <w:r>
+        <w:rPr>
+          <w:rStyle w:val="NormalTok"/>
+        </w:rPr>
+        <w:t xml:space="preserve">, </w:t>
+      </w:r>
+      <w:r>
+        <w:rPr>
+          <w:rStyle w:val="DecValTok"/>
+        </w:rPr>
+        <w:t xml:space="preserve">1</w:t>
+      </w:r>
+      <w:r>
+        <w:rPr>
+          <w:rStyle w:val="NormalTok"/>
+        </w:rPr>
+        <w:t xml:space="preserve">), </w:t>
+      </w:r>
+      <w:r>
+        <w:rPr>
+          <w:rStyle w:val="AttributeTok"/>
+        </w:rPr>
+        <w:t xml:space="preserve">frequency =</w:t>
+      </w:r>
+      <w:r>
+        <w:rPr>
+          <w:rStyle w:val="NormalTok"/>
+        </w:rPr>
+        <w:t xml:space="preserve"> </w:t>
+      </w:r>
+      <w:r>
+        <w:rPr>
+          <w:rStyle w:val="DecValTok"/>
+        </w:rPr>
+        <w:t xml:space="preserve">12</w:t>
+      </w:r>
+      <w:r>
+        <w:rPr>
+          <w:rStyle w:val="NormalTok"/>
+        </w:rPr>
+        <w:t xml:space="preserve">)</w:t>
+      </w:r>
+      <w:r>
+        <w:br/>
+      </w:r>
+      <w:r>
+        <w:rPr>
+          <w:rStyle w:val="NormalTok"/>
+        </w:rPr>
+        <w:t xml:space="preserve">dec </w:t>
+      </w:r>
+      <w:r>
+        <w:rPr>
+          <w:rStyle w:val="OtherTok"/>
+        </w:rPr>
+        <w:t xml:space="preserve">&lt;-</w:t>
+      </w:r>
+      <w:r>
+        <w:rPr>
+          <w:rStyle w:val="NormalTok"/>
+        </w:rPr>
+        <w:t xml:space="preserve"> </w:t>
+      </w:r>
+      <w:r>
+        <w:rPr>
+          <w:rStyle w:val="FunctionTok"/>
+        </w:rPr>
+        <w:t xml:space="preserve">stl</w:t>
+      </w:r>
+      <w:r>
+        <w:rPr>
+          <w:rStyle w:val="NormalTok"/>
+        </w:rPr>
+        <w:t xml:space="preserve">(s, </w:t>
+      </w:r>
+      <w:r>
+        <w:rPr>
+          <w:rStyle w:val="AttributeTok"/>
+        </w:rPr>
+        <w:t xml:space="preserve">s.window =</w:t>
+      </w:r>
+      <w:r>
+        <w:rPr>
+          <w:rStyle w:val="NormalTok"/>
+        </w:rPr>
+        <w:t xml:space="preserve"> </w:t>
+      </w:r>
+      <w:r>
+        <w:rPr>
+          <w:rStyle w:val="StringTok"/>
+        </w:rPr>
+        <w:t xml:space="preserve">"periodic"</w:t>
+      </w:r>
+      <w:r>
+        <w:rPr>
+          <w:rStyle w:val="NormalTok"/>
+        </w:rPr>
+        <w:t xml:space="preserve">)</w:t>
+      </w:r>
+      <w:r>
+        <w:br/>
+      </w:r>
+      <w:r>
+        <w:rPr>
+          <w:rStyle w:val="FunctionTok"/>
+        </w:rPr>
+        <w:t xml:space="preserve">plot</w:t>
+      </w:r>
+      <w:r>
+        <w:rPr>
+          <w:rStyle w:val="NormalTok"/>
+        </w:rPr>
+        <w:t xml:space="preserve">(dec, </w:t>
+      </w:r>
+      <w:r>
+        <w:rPr>
+          <w:rStyle w:val="AttributeTok"/>
+        </w:rPr>
+        <w:t xml:space="preserve">main =</w:t>
+      </w:r>
+      <w:r>
+        <w:rPr>
+          <w:rStyle w:val="NormalTok"/>
+        </w:rPr>
+        <w:t xml:space="preserve"> </w:t>
+      </w:r>
+      <w:r>
+        <w:rPr>
+          <w:rStyle w:val="StringTok"/>
+        </w:rPr>
+        <w:t xml:space="preserve">"Seasonal-trend decomposition, undisturbed pixel"</w:t>
+      </w:r>
+      <w:r>
+        <w:rPr>
+          <w:rStyle w:val="NormalTok"/>
+        </w:rPr>
+        <w:t xml:space="preserve">)</w:t>
+      </w:r>
+    </w:p>
+    <w:p>
+      <w:pPr>
+        <w:pStyle w:val="FirstParagraph"/>
+      </w:pPr>
+      <w:r>
+        <w:drawing>
+          <wp:inline>
+            <wp:extent cx="5943600" cy="4754880"/>
+            <wp:effectExtent b="0" l="0" r="0" t="0"/>
+            <wp:docPr descr="" title="" id="141" name="Picture"/>
+            <a:graphic>
+              <a:graphicData uri="http://schemas.openxmlformats.org/drawingml/2006/picture">
+                <pic:pic>
+                  <pic:nvPicPr>
+                    <pic:cNvPr descr="08-time-series_files/figure-docx/unnamed-chunk-5-1.png" id="142" name="Picture"/>
+                    <pic:cNvPicPr>
+                      <a:picLocks noChangeArrowheads="1" noChangeAspect="1"/>
+                    </pic:cNvPicPr>
+                  </pic:nvPicPr>
+                  <pic:blipFill>
+                    <a:blip r:embed="rId140"/>
+                    <a:stretch>
+                      <a:fillRect/>
+                    </a:stretch>
+                  </pic:blipFill>
+                  <pic:spPr bwMode="auto">
+                    <a:xfrm>
+                      <a:off x="0" y="0"/>
+                      <a:ext cx="5943600" cy="4754880"/>
+                    </a:xfrm>
+                    <a:prstGeom prst="rect">
+                      <a:avLst/>
+                    </a:prstGeom>
+                    <a:noFill/>
+                    <a:ln w="9525">
+                      <a:noFill/>
+                      <a:headEnd/>
+                      <a:tailEnd/>
+                    </a:ln>
+                  </pic:spPr>
+                </pic:pic>
+              </a:graphicData>
+            </a:graphic>
+          </wp:inline>
+        </w:drawing>
+      </w:r>
+    </w:p>
+    <w:p>
+      <w:pPr>
+        <w:pStyle w:val="BodyText"/>
+      </w:pPr>
+      <w:r>
+        <w:t xml:space="preserve">The three panels beneath the data are the decomposition. Partitioning the variance among them says which one governs what an analyst sees:</w:t>
+      </w:r>
+    </w:p>
+    <w:p>
+      <w:pPr>
+        <w:pStyle w:val="SourceCode"/>
+      </w:pPr>
+      <w:r>
+        <w:rPr>
+          <w:rStyle w:val="NormalTok"/>
+        </w:rPr>
+        <w:t xml:space="preserve">v </w:t>
+      </w:r>
+      <w:r>
+        <w:rPr>
+          <w:rStyle w:val="OtherTok"/>
+        </w:rPr>
+        <w:t xml:space="preserve">&lt;-</w:t>
+      </w:r>
+      <w:r>
+        <w:rPr>
+          <w:rStyle w:val="NormalTok"/>
+        </w:rPr>
+        <w:t xml:space="preserve"> </w:t>
+      </w:r>
+      <w:r>
+        <w:rPr>
+          <w:rStyle w:val="FunctionTok"/>
+        </w:rPr>
+        <w:t xml:space="preserve">apply</w:t>
+      </w:r>
+      <w:r>
+        <w:rPr>
+          <w:rStyle w:val="NormalTok"/>
+        </w:rPr>
+        <w:t xml:space="preserve">(dec</w:t>
+      </w:r>
+      <w:r>
+        <w:rPr>
+          <w:rStyle w:val="SpecialCharTok"/>
+        </w:rPr>
+        <w:t xml:space="preserve">$</w:t>
+      </w:r>
+      <w:r>
+        <w:rPr>
+          <w:rStyle w:val="NormalTok"/>
+        </w:rPr>
+        <w:t xml:space="preserve">time.series, </w:t>
+      </w:r>
+      <w:r>
+        <w:rPr>
+          <w:rStyle w:val="DecValTok"/>
+        </w:rPr>
+        <w:t xml:space="preserve">2</w:t>
+      </w:r>
+      <w:r>
+        <w:rPr>
+          <w:rStyle w:val="NormalTok"/>
+        </w:rPr>
+        <w:t xml:space="preserve">, var)</w:t>
+      </w:r>
+      <w:r>
+        <w:br/>
+      </w:r>
+      <w:r>
+        <w:rPr>
+          <w:rStyle w:val="FunctionTok"/>
+        </w:rPr>
+        <w:t xml:space="preserve">round</w:t>
+      </w:r>
+      <w:r>
+        <w:rPr>
+          <w:rStyle w:val="NormalTok"/>
+        </w:rPr>
+        <w:t xml:space="preserve">(</w:t>
+      </w:r>
+      <w:r>
+        <w:rPr>
+          <w:rStyle w:val="DecValTok"/>
+        </w:rPr>
+        <w:t xml:space="preserve">100</w:t>
+      </w:r>
+      <w:r>
+        <w:rPr>
+          <w:rStyle w:val="NormalTok"/>
+        </w:rPr>
+        <w:t xml:space="preserve"> </w:t>
+      </w:r>
+      <w:r>
+        <w:rPr>
+          <w:rStyle w:val="SpecialCharTok"/>
+        </w:rPr>
+        <w:t xml:space="preserve">*</w:t>
+      </w:r>
+      <w:r>
+        <w:rPr>
+          <w:rStyle w:val="NormalTok"/>
+        </w:rPr>
+        <w:t xml:space="preserve"> v </w:t>
+      </w:r>
+      <w:r>
+        <w:rPr>
+          <w:rStyle w:val="SpecialCharTok"/>
+        </w:rPr>
+        <w:t xml:space="preserve">/</w:t>
+      </w:r>
+      <w:r>
+        <w:rPr>
+          <w:rStyle w:val="NormalTok"/>
+        </w:rPr>
+        <w:t xml:space="preserve"> </w:t>
+      </w:r>
+      <w:r>
+        <w:rPr>
+          <w:rStyle w:val="FunctionTok"/>
+        </w:rPr>
+        <w:t xml:space="preserve">sum</w:t>
+      </w:r>
+      <w:r>
+        <w:rPr>
+          <w:rStyle w:val="NormalTok"/>
+        </w:rPr>
+        <w:t xml:space="preserve">(v), </w:t>
+      </w:r>
+      <w:r>
+        <w:rPr>
+          <w:rStyle w:val="DecValTok"/>
+        </w:rPr>
+        <w:t xml:space="preserve">1</w:t>
+      </w:r>
+      <w:r>
+        <w:rPr>
+          <w:rStyle w:val="NormalTok"/>
+        </w:rPr>
+        <w:t xml:space="preserve">)                 </w:t>
+      </w:r>
+      <w:r>
+        <w:rPr>
+          <w:rStyle w:val="CommentTok"/>
+        </w:rPr>
+        <w:t xml:space="preserve"># per cent of variance</w:t>
+      </w:r>
+      <w:r>
+        <w:br/>
+      </w:r>
+      <w:r>
+        <w:rPr>
+          <w:rStyle w:val="CommentTok"/>
+        </w:rPr>
+        <w:t xml:space="preserve">#&gt;  seasonal     trend remainder </w:t>
+      </w:r>
+      <w:r>
+        <w:br/>
+      </w:r>
+      <w:r>
+        <w:rPr>
+          <w:rStyle w:val="CommentTok"/>
+        </w:rPr>
+        <w:t xml:space="preserve">#&gt;      97.5       1.4       1.1</w:t>
+      </w:r>
+      <w:r>
+        <w:br/>
+      </w:r>
+      <w:r>
+        <w:rPr>
+          <w:rStyle w:val="FunctionTok"/>
+        </w:rPr>
+        <w:t xml:space="preserve">round</w:t>
+      </w:r>
+      <w:r>
+        <w:rPr>
+          <w:rStyle w:val="NormalTok"/>
+        </w:rPr>
+        <w:t xml:space="preserve">(</w:t>
+      </w:r>
+      <w:r>
+        <w:rPr>
+          <w:rStyle w:val="FunctionTok"/>
+        </w:rPr>
+        <w:t xml:space="preserve">c</w:t>
+      </w:r>
+      <w:r>
+        <w:rPr>
+          <w:rStyle w:val="NormalTok"/>
+        </w:rPr>
+        <w:t xml:space="preserve">(</w:t>
+      </w:r>
+      <w:r>
+        <w:rPr>
+          <w:rStyle w:val="AttributeTok"/>
+        </w:rPr>
+        <w:t xml:space="preserve">remainder_sd =</w:t>
+      </w:r>
+      <w:r>
+        <w:rPr>
+          <w:rStyle w:val="NormalTok"/>
+        </w:rPr>
+        <w:t xml:space="preserve"> </w:t>
+      </w:r>
+      <w:r>
+        <w:rPr>
+          <w:rStyle w:val="FunctionTok"/>
+        </w:rPr>
+        <w:t xml:space="preserve">sd</w:t>
+      </w:r>
+      <w:r>
+        <w:rPr>
+          <w:rStyle w:val="NormalTok"/>
+        </w:rPr>
+        <w:t xml:space="preserve">(dec</w:t>
+      </w:r>
+      <w:r>
+        <w:rPr>
+          <w:rStyle w:val="SpecialCharTok"/>
+        </w:rPr>
+        <w:t xml:space="preserve">$</w:t>
+      </w:r>
+      <w:r>
+        <w:rPr>
+          <w:rStyle w:val="NormalTok"/>
+        </w:rPr>
+        <w:t xml:space="preserve">time.series[, </w:t>
+      </w:r>
+      <w:r>
+        <w:rPr>
+          <w:rStyle w:val="StringTok"/>
+        </w:rPr>
+        <w:t xml:space="preserve">"remainder"</w:t>
+      </w:r>
+      <w:r>
+        <w:rPr>
+          <w:rStyle w:val="NormalTok"/>
+        </w:rPr>
+        <w:t xml:space="preserve">])), </w:t>
+      </w:r>
+      <w:r>
+        <w:rPr>
+          <w:rStyle w:val="DecValTok"/>
+        </w:rPr>
+        <w:t xml:space="preserve">4</w:t>
+      </w:r>
+      <w:r>
+        <w:rPr>
+          <w:rStyle w:val="NormalTok"/>
+        </w:rPr>
+        <w:t xml:space="preserve">)</w:t>
+      </w:r>
+      <w:r>
+        <w:br/>
+      </w:r>
+      <w:r>
+        <w:rPr>
+          <w:rStyle w:val="CommentTok"/>
+        </w:rPr>
+        <w:t xml:space="preserve">#&gt; remainder_sd </w:t>
+      </w:r>
+      <w:r>
+        <w:br/>
+      </w:r>
+      <w:r>
+        <w:rPr>
+          <w:rStyle w:val="CommentTok"/>
+        </w:rPr>
+        <w:t xml:space="preserve">#&gt;       0.0191</w:t>
+      </w:r>
+    </w:p>
+    <w:p>
+      <w:pPr>
+        <w:pStyle w:val="FirstParagraph"/>
+      </w:pPr>
+      <w:r>
+        <w:t xml:space="preserve">Seasonality accounts for almost all of the variance in the record. The trend, the thing carbon monitoring exists to measure, is a percent or two. The remainder is smaller still, and its standard deviation recovers the observation noise that was put into the simulation, which is the check that the decomposition is doing what it claims.</w:t>
+      </w:r>
+    </w:p>
+    <w:p>
+      <w:pPr>
+        <w:pStyle w:val="BodyText"/>
+      </w:pPr>
+      <w:r>
+        <w:t xml:space="preserve">This is the distinction the whole chapter turns on. The seasonal component is nature’s oscillation: deterministic, repeating, and therefore removable, either by decomposition or simply by always comparing like with like. The remainder is nature’s randomness together with sensor error: irreducible, and the honest floor on how precisely any single observation can be known. Confusing the two is expensive. Seasonality mistaken for randomness inflates the error bars you report and costs credits to the uncertainty deduction. Seasonality mistaken for trend invents change that never happened.</w:t>
+      </w:r>
+    </w:p>
+    <w:bookmarkEnd w:id="143"/>
+    <w:bookmarkStart w:id="144" w:name="sampling-and-aliasing"/>
+    <w:p>
+      <w:pPr>
+        <w:pStyle w:val="Heading2"/>
+      </w:pPr>
+      <w:r>
+        <w:t xml:space="preserve">8.4 Sampling and aliasing</w:t>
+      </w:r>
+    </w:p>
+    <w:p>
+      <w:pPr>
+        <w:pStyle w:val="FirstParagraph"/>
+      </w:pPr>
+      <w:r>
+        <w:t xml:space="preserve">The practical consequence appears the moment you reduce a monthly record to an annual one, which every monitoring programme does. If each year is represented by an observation taken at the same point in the season, the seasonal component is a constant offset and cancels out of the comparison. If the dates drift, the seasonal component leaks into the difference between years and is indistinguishable from real change. Signal processing calls this aliasing. In forest monitoring it is the reason cloud cover biases change estimates, because the dates you can see are not a random sample of the dates you wanted</w:t>
+      </w:r>
+      <w:r>
+        <w:t xml:space="preserve"> </w:t>
+      </w:r>
+      <w:r>
+        <w:t xml:space="preserve">(Hansen et al., 2013)</w:t>
+      </w:r>
+      <w:r>
+        <w:t xml:space="preserve">.</w:t>
+      </w:r>
+    </w:p>
+    <w:p>
+      <w:pPr>
+        <w:pStyle w:val="BodyText"/>
+      </w:pPr>
+      <w:r>
+        <w:t xml:space="preserve">Estimate the trend both ways on the same pixel. First from a consistent July observation each year, then from one observation per year taken at whatever month happened to be clear:</w:t>
+      </w:r>
+    </w:p>
+    <w:p>
+      <w:pPr>
+        <w:pStyle w:val="SourceCode"/>
+      </w:pPr>
+      <w:r>
+        <w:rPr>
+          <w:rStyle w:val="NormalTok"/>
+        </w:rPr>
+        <w:t xml:space="preserve">yrs   </w:t>
+      </w:r>
+      <w:r>
+        <w:rPr>
+          <w:rStyle w:val="OtherTok"/>
+        </w:rPr>
+        <w:t xml:space="preserve">&lt;-</w:t>
+      </w:r>
+      <w:r>
+        <w:rPr>
+          <w:rStyle w:val="NormalTok"/>
+        </w:rPr>
+        <w:t xml:space="preserve"> </w:t>
+      </w:r>
+      <w:r>
+        <w:rPr>
+          <w:rStyle w:val="DecValTok"/>
+        </w:rPr>
+        <w:t xml:space="preserve">2016</w:t>
+      </w:r>
+      <w:r>
+        <w:rPr>
+          <w:rStyle w:val="SpecialCharTok"/>
+        </w:rPr>
+        <w:t xml:space="preserve">:</w:t>
+      </w:r>
+      <w:r>
+        <w:rPr>
+          <w:rStyle w:val="DecValTok"/>
+        </w:rPr>
+        <w:t xml:space="preserve">2024</w:t>
+      </w:r>
+      <w:r>
+        <w:br/>
+      </w:r>
+      <w:r>
+        <w:rPr>
+          <w:rStyle w:val="NormalTok"/>
+        </w:rPr>
+        <w:t xml:space="preserve">julys </w:t>
+      </w:r>
+      <w:r>
+        <w:rPr>
+          <w:rStyle w:val="OtherTok"/>
+        </w:rPr>
+        <w:t xml:space="preserve">&lt;-</w:t>
+      </w:r>
+      <w:r>
+        <w:rPr>
+          <w:rStyle w:val="NormalTok"/>
+        </w:rPr>
+        <w:t xml:space="preserve"> </w:t>
+      </w:r>
+      <w:r>
+        <w:rPr>
+          <w:rStyle w:val="FunctionTok"/>
+        </w:rPr>
+        <w:t xml:space="preserve">which</w:t>
+      </w:r>
+      <w:r>
+        <w:rPr>
+          <w:rStyle w:val="NormalTok"/>
+        </w:rPr>
+        <w:t xml:space="preserve">(</w:t>
+      </w:r>
+      <w:r>
+        <w:rPr>
+          <w:rStyle w:val="FunctionTok"/>
+        </w:rPr>
+        <w:t xml:space="preserve">as.numeric</w:t>
+      </w:r>
+      <w:r>
+        <w:rPr>
+          <w:rStyle w:val="NormalTok"/>
+        </w:rPr>
+        <w:t xml:space="preserve">(</w:t>
+      </w:r>
+      <w:r>
+        <w:rPr>
+          <w:rStyle w:val="FunctionTok"/>
+        </w:rPr>
+        <w:t xml:space="preserve">format</w:t>
+      </w:r>
+      <w:r>
+        <w:rPr>
+          <w:rStyle w:val="NormalTok"/>
+        </w:rPr>
+        <w:t xml:space="preserve">(dates, </w:t>
+      </w:r>
+      <w:r>
+        <w:rPr>
+          <w:rStyle w:val="StringTok"/>
+        </w:rPr>
+        <w:t xml:space="preserve">"%m"</w:t>
+      </w:r>
+      <w:r>
+        <w:rPr>
+          <w:rStyle w:val="NormalTok"/>
+        </w:rPr>
+        <w:t xml:space="preserve">)) </w:t>
+      </w:r>
+      <w:r>
+        <w:rPr>
+          <w:rStyle w:val="SpecialCharTok"/>
+        </w:rPr>
+        <w:t xml:space="preserve">==</w:t>
+      </w:r>
+      <w:r>
+        <w:rPr>
+          <w:rStyle w:val="NormalTok"/>
+        </w:rPr>
+        <w:t xml:space="preserve"> </w:t>
+      </w:r>
+      <w:r>
+        <w:rPr>
+          <w:rStyle w:val="DecValTok"/>
+        </w:rPr>
+        <w:t xml:space="preserve">7</w:t>
+      </w:r>
+      <w:r>
+        <w:rPr>
+          <w:rStyle w:val="NormalTok"/>
+        </w:rPr>
+        <w:t xml:space="preserve">)</w:t>
+      </w:r>
+      <w:r>
+        <w:br/>
+      </w:r>
+      <w:r>
+        <w:rPr>
+          <w:rStyle w:val="NormalTok"/>
+        </w:rPr>
+        <w:t xml:space="preserve">fixed_slope </w:t>
+      </w:r>
+      <w:r>
+        <w:rPr>
+          <w:rStyle w:val="OtherTok"/>
+        </w:rPr>
+        <w:t xml:space="preserve">&lt;-</w:t>
+      </w:r>
+      <w:r>
+        <w:rPr>
+          <w:rStyle w:val="NormalTok"/>
+        </w:rPr>
+        <w:t xml:space="preserve"> </w:t>
+      </w:r>
+      <w:r>
+        <w:rPr>
+          <w:rStyle w:val="FunctionTok"/>
+        </w:rPr>
+        <w:t xml:space="preserve">unname</w:t>
+      </w:r>
+      <w:r>
+        <w:rPr>
+          <w:rStyle w:val="NormalTok"/>
+        </w:rPr>
+        <w:t xml:space="preserve">(</w:t>
+      </w:r>
+      <w:r>
+        <w:rPr>
+          <w:rStyle w:val="FunctionTok"/>
+        </w:rPr>
+        <w:t xml:space="preserve">coef</w:t>
+      </w:r>
+      <w:r>
+        <w:rPr>
+          <w:rStyle w:val="NormalTok"/>
+        </w:rPr>
+        <w:t xml:space="preserve">(</w:t>
+      </w:r>
+      <w:r>
+        <w:rPr>
+          <w:rStyle w:val="FunctionTok"/>
+        </w:rPr>
+        <w:t xml:space="preserve">lm</w:t>
+      </w:r>
+      <w:r>
+        <w:rPr>
+          <w:rStyle w:val="NormalTok"/>
+        </w:rPr>
+        <w:t xml:space="preserve">(p_out[julys] </w:t>
+      </w:r>
+      <w:r>
+        <w:rPr>
+          <w:rStyle w:val="SpecialCharTok"/>
+        </w:rPr>
+        <w:t xml:space="preserve">~</w:t>
+      </w:r>
+      <w:r>
+        <w:rPr>
+          <w:rStyle w:val="NormalTok"/>
+        </w:rPr>
+        <w:t xml:space="preserve"> yrs))[</w:t>
+      </w:r>
+      <w:r>
+        <w:rPr>
+          <w:rStyle w:val="DecValTok"/>
+        </w:rPr>
+        <w:t xml:space="preserve">2</w:t>
+      </w:r>
+      <w:r>
+        <w:rPr>
+          <w:rStyle w:val="NormalTok"/>
+        </w:rPr>
+        <w:t xml:space="preserve">])</w:t>
+      </w:r>
+      <w:r>
+        <w:br/>
+      </w:r>
+      <w:r>
+        <w:br/>
+      </w:r>
+      <w:r>
+        <w:rPr>
+          <w:rStyle w:val="FunctionTok"/>
+        </w:rPr>
+        <w:t xml:space="preserve">set.seed</w:t>
+      </w:r>
+      <w:r>
+        <w:rPr>
+          <w:rStyle w:val="NormalTok"/>
+        </w:rPr>
+        <w:t xml:space="preserve">(</w:t>
+      </w:r>
+      <w:r>
+        <w:rPr>
+          <w:rStyle w:val="DecValTok"/>
+        </w:rPr>
+        <w:t xml:space="preserve">11</w:t>
+      </w:r>
+      <w:r>
+        <w:rPr>
+          <w:rStyle w:val="NormalTok"/>
+        </w:rPr>
+        <w:t xml:space="preserve">)</w:t>
+      </w:r>
+      <w:r>
+        <w:br/>
+      </w:r>
+      <w:r>
+        <w:rPr>
+          <w:rStyle w:val="NormalTok"/>
+        </w:rPr>
+        <w:t xml:space="preserve">drift_slope </w:t>
+      </w:r>
+      <w:r>
+        <w:rPr>
+          <w:rStyle w:val="OtherTok"/>
+        </w:rPr>
+        <w:t xml:space="preserve">&lt;-</w:t>
+      </w:r>
+      <w:r>
+        <w:rPr>
+          <w:rStyle w:val="NormalTok"/>
+        </w:rPr>
+        <w:t xml:space="preserve"> </w:t>
+      </w:r>
+      <w:r>
+        <w:rPr>
+          <w:rStyle w:val="FunctionTok"/>
+        </w:rPr>
+        <w:t xml:space="preserve">replicate</w:t>
+      </w:r>
+      <w:r>
+        <w:rPr>
+          <w:rStyle w:val="NormalTok"/>
+        </w:rPr>
+        <w:t xml:space="preserve">(</w:t>
+      </w:r>
+      <w:r>
+        <w:rPr>
+          <w:rStyle w:val="DecValTok"/>
+        </w:rPr>
+        <w:t xml:space="preserve">2000</w:t>
+      </w:r>
+      <w:r>
+        <w:rPr>
+          <w:rStyle w:val="NormalTok"/>
+        </w:rPr>
+        <w:t xml:space="preserve">, {</w:t>
+      </w:r>
+      <w:r>
+        <w:br/>
+      </w:r>
+      <w:r>
+        <w:rPr>
+          <w:rStyle w:val="NormalTok"/>
+        </w:rPr>
+        <w:t xml:space="preserve">  idx </w:t>
+      </w:r>
+      <w:r>
+        <w:rPr>
+          <w:rStyle w:val="OtherTok"/>
+        </w:rPr>
+        <w:t xml:space="preserve">&lt;-</w:t>
+      </w:r>
+      <w:r>
+        <w:rPr>
+          <w:rStyle w:val="NormalTok"/>
+        </w:rPr>
+        <w:t xml:space="preserve"> </w:t>
+      </w:r>
+      <w:r>
+        <w:rPr>
+          <w:rStyle w:val="FunctionTok"/>
+        </w:rPr>
+        <w:t xml:space="preserve">sapply</w:t>
+      </w:r>
+      <w:r>
+        <w:rPr>
+          <w:rStyle w:val="NormalTok"/>
+        </w:rPr>
+        <w:t xml:space="preserve">(yrs, </w:t>
+      </w:r>
+      <w:r>
+        <w:rPr>
+          <w:rStyle w:val="ControlFlowTok"/>
+        </w:rPr>
+        <w:t xml:space="preserve">function</w:t>
+      </w:r>
+      <w:r>
+        <w:rPr>
+          <w:rStyle w:val="NormalTok"/>
+        </w:rPr>
+        <w:t xml:space="preserve">(y) </w:t>
+      </w:r>
+      <w:r>
+        <w:rPr>
+          <w:rStyle w:val="FunctionTok"/>
+        </w:rPr>
+        <w:t xml:space="preserve">sample</w:t>
+      </w:r>
+      <w:r>
+        <w:rPr>
+          <w:rStyle w:val="NormalTok"/>
+        </w:rPr>
+        <w:t xml:space="preserve">(</w:t>
+      </w:r>
+      <w:r>
+        <w:rPr>
+          <w:rStyle w:val="FunctionTok"/>
+        </w:rPr>
+        <w:t xml:space="preserve">which</w:t>
+      </w:r>
+      <w:r>
+        <w:rPr>
+          <w:rStyle w:val="NormalTok"/>
+        </w:rPr>
+        <w:t xml:space="preserve">(</w:t>
+      </w:r>
+      <w:r>
+        <w:rPr>
+          <w:rStyle w:val="FunctionTok"/>
+        </w:rPr>
+        <w:t xml:space="preserve">format</w:t>
+      </w:r>
+      <w:r>
+        <w:rPr>
+          <w:rStyle w:val="NormalTok"/>
+        </w:rPr>
+        <w:t xml:space="preserve">(dates, </w:t>
+      </w:r>
+      <w:r>
+        <w:rPr>
+          <w:rStyle w:val="StringTok"/>
+        </w:rPr>
+        <w:t xml:space="preserve">"%Y"</w:t>
+      </w:r>
+      <w:r>
+        <w:rPr>
+          <w:rStyle w:val="NormalTok"/>
+        </w:rPr>
+        <w:t xml:space="preserve">) </w:t>
+      </w:r>
+      <w:r>
+        <w:rPr>
+          <w:rStyle w:val="SpecialCharTok"/>
+        </w:rPr>
+        <w:t xml:space="preserve">==</w:t>
+      </w:r>
+      <w:r>
+        <w:rPr>
+          <w:rStyle w:val="NormalTok"/>
+        </w:rPr>
+        <w:t xml:space="preserve"> </w:t>
+      </w:r>
+      <w:r>
+        <w:rPr>
+          <w:rStyle w:val="FunctionTok"/>
+        </w:rPr>
+        <w:t xml:space="preserve">as.character</w:t>
+      </w:r>
+      <w:r>
+        <w:rPr>
+          <w:rStyle w:val="NormalTok"/>
+        </w:rPr>
+        <w:t xml:space="preserve">(y)), </w:t>
+      </w:r>
+      <w:r>
+        <w:rPr>
+          <w:rStyle w:val="DecValTok"/>
+        </w:rPr>
+        <w:t xml:space="preserve">1</w:t>
+      </w:r>
+      <w:r>
+        <w:rPr>
+          <w:rStyle w:val="NormalTok"/>
+        </w:rPr>
+        <w:t xml:space="preserve">))</w:t>
+      </w:r>
+      <w:r>
+        <w:br/>
+      </w:r>
+      <w:r>
+        <w:rPr>
+          <w:rStyle w:val="NormalTok"/>
+        </w:rPr>
+        <w:t xml:space="preserve">  </w:t>
+      </w:r>
+      <w:r>
+        <w:rPr>
+          <w:rStyle w:val="FunctionTok"/>
+        </w:rPr>
+        <w:t xml:space="preserve">coef</w:t>
+      </w:r>
+      <w:r>
+        <w:rPr>
+          <w:rStyle w:val="NormalTok"/>
+        </w:rPr>
+        <w:t xml:space="preserve">(</w:t>
+      </w:r>
+      <w:r>
+        <w:rPr>
+          <w:rStyle w:val="FunctionTok"/>
+        </w:rPr>
+        <w:t xml:space="preserve">lm</w:t>
+      </w:r>
+      <w:r>
+        <w:rPr>
+          <w:rStyle w:val="NormalTok"/>
+        </w:rPr>
+        <w:t xml:space="preserve">(p_out[idx] </w:t>
+      </w:r>
+      <w:r>
+        <w:rPr>
+          <w:rStyle w:val="SpecialCharTok"/>
+        </w:rPr>
+        <w:t xml:space="preserve">~</w:t>
+      </w:r>
+      <w:r>
+        <w:rPr>
+          <w:rStyle w:val="NormalTok"/>
+        </w:rPr>
+        <w:t xml:space="preserve"> yrs))[</w:t>
+      </w:r>
+      <w:r>
+        <w:rPr>
+          <w:rStyle w:val="DecValTok"/>
+        </w:rPr>
+        <w:t xml:space="preserve">2</w:t>
+      </w:r>
+      <w:r>
+        <w:rPr>
+          <w:rStyle w:val="NormalTok"/>
+        </w:rPr>
+        <w:t xml:space="preserve">]</w:t>
+      </w:r>
+      <w:r>
+        <w:br/>
+      </w:r>
+      <w:r>
+        <w:rPr>
+          <w:rStyle w:val="NormalTok"/>
+        </w:rPr>
+        <w:t xml:space="preserve">})</w:t>
+      </w:r>
+      <w:r>
+        <w:br/>
+      </w:r>
+      <w:r>
+        <w:br/>
+      </w:r>
+      <w:r>
+        <w:rPr>
+          <w:rStyle w:val="FunctionTok"/>
+        </w:rPr>
+        <w:t xml:space="preserve">round</w:t>
+      </w:r>
+      <w:r>
+        <w:rPr>
+          <w:rStyle w:val="NormalTok"/>
+        </w:rPr>
+        <w:t xml:space="preserve">(</w:t>
+      </w:r>
+      <w:r>
+        <w:rPr>
+          <w:rStyle w:val="FunctionTok"/>
+        </w:rPr>
+        <w:t xml:space="preserve">c</w:t>
+      </w:r>
+      <w:r>
+        <w:rPr>
+          <w:rStyle w:val="NormalTok"/>
+        </w:rPr>
+        <w:t xml:space="preserve">(</w:t>
+      </w:r>
+      <w:r>
+        <w:rPr>
+          <w:rStyle w:val="AttributeTok"/>
+        </w:rPr>
+        <w:t xml:space="preserve">true          =</w:t>
+      </w:r>
+      <w:r>
+        <w:rPr>
+          <w:rStyle w:val="NormalTok"/>
+        </w:rPr>
+        <w:t xml:space="preserve"> </w:t>
+      </w:r>
+      <w:r>
+        <w:rPr>
+          <w:rStyle w:val="SpecialCharTok"/>
+        </w:rPr>
+        <w:t xml:space="preserve">-</w:t>
+      </w:r>
+      <w:r>
+        <w:rPr>
+          <w:rStyle w:val="FloatTok"/>
+        </w:rPr>
+        <w:t xml:space="preserve">0.008</w:t>
+      </w:r>
+      <w:r>
+        <w:rPr>
+          <w:rStyle w:val="NormalTok"/>
+        </w:rPr>
+        <w:t xml:space="preserve">,</w:t>
+      </w:r>
+      <w:r>
+        <w:br/>
+      </w:r>
+      <w:r>
+        <w:rPr>
+          <w:rStyle w:val="NormalTok"/>
+        </w:rPr>
+        <w:t xml:space="preserve">        </w:t>
+      </w:r>
+      <w:r>
+        <w:rPr>
+          <w:rStyle w:val="AttributeTok"/>
+        </w:rPr>
+        <w:t xml:space="preserve">fixed_july    =</w:t>
+      </w:r>
+      <w:r>
+        <w:rPr>
+          <w:rStyle w:val="NormalTok"/>
+        </w:rPr>
+        <w:t xml:space="preserve"> fixed_slope,</w:t>
+      </w:r>
+      <w:r>
+        <w:br/>
+      </w:r>
+      <w:r>
+        <w:rPr>
+          <w:rStyle w:val="NormalTok"/>
+        </w:rPr>
+        <w:t xml:space="preserve">        </w:t>
+      </w:r>
+      <w:r>
+        <w:rPr>
+          <w:rStyle w:val="AttributeTok"/>
+        </w:rPr>
+        <w:t xml:space="preserve">drift_mean    =</w:t>
+      </w:r>
+      <w:r>
+        <w:rPr>
+          <w:rStyle w:val="NormalTok"/>
+        </w:rPr>
+        <w:t xml:space="preserve"> </w:t>
+      </w:r>
+      <w:r>
+        <w:rPr>
+          <w:rStyle w:val="FunctionTok"/>
+        </w:rPr>
+        <w:t xml:space="preserve">mean</w:t>
+      </w:r>
+      <w:r>
+        <w:rPr>
+          <w:rStyle w:val="NormalTok"/>
+        </w:rPr>
+        <w:t xml:space="preserve">(drift_slope),</w:t>
+      </w:r>
+      <w:r>
+        <w:br/>
+      </w:r>
+      <w:r>
+        <w:rPr>
+          <w:rStyle w:val="NormalTok"/>
+        </w:rPr>
+        <w:t xml:space="preserve">        </w:t>
+      </w:r>
+      <w:r>
+        <w:rPr>
+          <w:rStyle w:val="AttributeTok"/>
+        </w:rPr>
+        <w:t xml:space="preserve">drift_sd      =</w:t>
+      </w:r>
+      <w:r>
+        <w:rPr>
+          <w:rStyle w:val="NormalTok"/>
+        </w:rPr>
+        <w:t xml:space="preserve"> </w:t>
+      </w:r>
+      <w:r>
+        <w:rPr>
+          <w:rStyle w:val="FunctionTok"/>
+        </w:rPr>
+        <w:t xml:space="preserve">sd</w:t>
+      </w:r>
+      <w:r>
+        <w:rPr>
+          <w:rStyle w:val="NormalTok"/>
+        </w:rPr>
+        <w:t xml:space="preserve">(drift_slope)), </w:t>
+      </w:r>
+      <w:r>
+        <w:rPr>
+          <w:rStyle w:val="DecValTok"/>
+        </w:rPr>
+        <w:t xml:space="preserve">5</w:t>
+      </w:r>
+      <w:r>
+        <w:rPr>
+          <w:rStyle w:val="NormalTok"/>
+        </w:rPr>
+        <w:t xml:space="preserve">)</w:t>
+      </w:r>
+      <w:r>
+        <w:br/>
+      </w:r>
+      <w:r>
+        <w:rPr>
+          <w:rStyle w:val="CommentTok"/>
+        </w:rPr>
+        <w:t xml:space="preserve">#&gt;       true fixed_july drift_mean   drift_sd </w:t>
+      </w:r>
+      <w:r>
+        <w:br/>
+      </w:r>
+      <w:r>
+        <w:rPr>
+          <w:rStyle w:val="CommentTok"/>
+        </w:rPr>
+        <w:t xml:space="preserve">#&gt;   -0.00800   -0.00755   -0.00720    0.02265</w:t>
+      </w:r>
+      <w:r>
+        <w:br/>
+      </w:r>
+      <w:r>
+        <w:rPr>
+          <w:rStyle w:val="FunctionTok"/>
+        </w:rPr>
+        <w:t xml:space="preserve">round</w:t>
+      </w:r>
+      <w:r>
+        <w:rPr>
+          <w:rStyle w:val="NormalTok"/>
+        </w:rPr>
+        <w:t xml:space="preserve">(</w:t>
+      </w:r>
+      <w:r>
+        <w:rPr>
+          <w:rStyle w:val="FunctionTok"/>
+        </w:rPr>
+        <w:t xml:space="preserve">quantile</w:t>
+      </w:r>
+      <w:r>
+        <w:rPr>
+          <w:rStyle w:val="NormalTok"/>
+        </w:rPr>
+        <w:t xml:space="preserve">(drift_slope, </w:t>
+      </w:r>
+      <w:r>
+        <w:rPr>
+          <w:rStyle w:val="FunctionTok"/>
+        </w:rPr>
+        <w:t xml:space="preserve">c</w:t>
+      </w:r>
+      <w:r>
+        <w:rPr>
+          <w:rStyle w:val="NormalTok"/>
+        </w:rPr>
+        <w:t xml:space="preserve">(</w:t>
+      </w:r>
+      <w:r>
+        <w:rPr>
+          <w:rStyle w:val="FloatTok"/>
+        </w:rPr>
+        <w:t xml:space="preserve">0.025</w:t>
+      </w:r>
+      <w:r>
+        <w:rPr>
+          <w:rStyle w:val="NormalTok"/>
+        </w:rPr>
+        <w:t xml:space="preserve">, </w:t>
+      </w:r>
+      <w:r>
+        <w:rPr>
+          <w:rStyle w:val="FloatTok"/>
+        </w:rPr>
+        <w:t xml:space="preserve">0.975</w:t>
+      </w:r>
+      <w:r>
+        <w:rPr>
+          <w:rStyle w:val="NormalTok"/>
+        </w:rPr>
+        <w:t xml:space="preserve">)), </w:t>
+      </w:r>
+      <w:r>
+        <w:rPr>
+          <w:rStyle w:val="DecValTok"/>
+        </w:rPr>
+        <w:t xml:space="preserve">4</w:t>
+      </w:r>
+      <w:r>
+        <w:rPr>
+          <w:rStyle w:val="NormalTok"/>
+        </w:rPr>
+        <w:t xml:space="preserve">)</w:t>
+      </w:r>
+      <w:r>
+        <w:br/>
+      </w:r>
+      <w:r>
+        <w:rPr>
+          <w:rStyle w:val="CommentTok"/>
+        </w:rPr>
+        <w:t xml:space="preserve">#&gt;    2.5%   97.5% </w:t>
+      </w:r>
+      <w:r>
+        <w:br/>
+      </w:r>
+      <w:r>
+        <w:rPr>
+          <w:rStyle w:val="CommentTok"/>
+        </w:rPr>
+        <w:t xml:space="preserve">#&gt; -0.0499  0.0365</w:t>
+      </w:r>
+    </w:p>
+    <w:p>
+      <w:pPr>
+        <w:pStyle w:val="FirstParagraph"/>
+      </w:pPr>
+      <w:r>
+        <w:t xml:space="preserve">Consistent sampling recovers the true rate of decline closely. Drifting sampling recovers it on average, because the seasonal error is centred rather than systematic, but the spread around that average is several times the size of the trend being measured. The interval spans zero comfortably in both directions:</w:t>
+      </w:r>
+    </w:p>
+    <w:p>
+      <w:pPr>
+        <w:pStyle w:val="SourceCode"/>
+      </w:pPr>
+      <w:r>
+        <w:rPr>
+          <w:rStyle w:val="FunctionTok"/>
+        </w:rPr>
+        <w:t xml:space="preserve">round</w:t>
+      </w:r>
+      <w:r>
+        <w:rPr>
+          <w:rStyle w:val="NormalTok"/>
+        </w:rPr>
+        <w:t xml:space="preserve">(</w:t>
+      </w:r>
+      <w:r>
+        <w:rPr>
+          <w:rStyle w:val="DecValTok"/>
+        </w:rPr>
+        <w:t xml:space="preserve">100</w:t>
+      </w:r>
+      <w:r>
+        <w:rPr>
+          <w:rStyle w:val="NormalTok"/>
+        </w:rPr>
+        <w:t xml:space="preserve"> </w:t>
+      </w:r>
+      <w:r>
+        <w:rPr>
+          <w:rStyle w:val="SpecialCharTok"/>
+        </w:rPr>
+        <w:t xml:space="preserve">*</w:t>
+      </w:r>
+      <w:r>
+        <w:rPr>
+          <w:rStyle w:val="NormalTok"/>
+        </w:rPr>
+        <w:t xml:space="preserve"> </w:t>
+      </w:r>
+      <w:r>
+        <w:rPr>
+          <w:rStyle w:val="FunctionTok"/>
+        </w:rPr>
+        <w:t xml:space="preserve">mean</w:t>
+      </w:r>
+      <w:r>
+        <w:rPr>
+          <w:rStyle w:val="NormalTok"/>
+        </w:rPr>
+        <w:t xml:space="preserve">(drift_slope </w:t>
+      </w:r>
+      <w:r>
+        <w:rPr>
+          <w:rStyle w:val="SpecialCharTok"/>
+        </w:rPr>
+        <w:t xml:space="preserve">&gt;</w:t>
+      </w:r>
+      <w:r>
+        <w:rPr>
+          <w:rStyle w:val="NormalTok"/>
+        </w:rPr>
+        <w:t xml:space="preserve"> </w:t>
+      </w:r>
+      <w:r>
+        <w:rPr>
+          <w:rStyle w:val="DecValTok"/>
+        </w:rPr>
+        <w:t xml:space="preserve">0</w:t>
+      </w:r>
+      <w:r>
+        <w:rPr>
+          <w:rStyle w:val="NormalTok"/>
+        </w:rPr>
+        <w:t xml:space="preserve">), </w:t>
+      </w:r>
+      <w:r>
+        <w:rPr>
+          <w:rStyle w:val="DecValTok"/>
+        </w:rPr>
+        <w:t xml:space="preserve">1</w:t>
+      </w:r>
+      <w:r>
+        <w:rPr>
+          <w:rStyle w:val="NormalTok"/>
+        </w:rPr>
+        <w:t xml:space="preserve">)      </w:t>
+      </w:r>
+      <w:r>
+        <w:rPr>
+          <w:rStyle w:val="CommentTok"/>
+        </w:rPr>
+        <w:t xml:space="preserve"># per cent of draws with the wrong sign</w:t>
+      </w:r>
+      <w:r>
+        <w:br/>
+      </w:r>
+      <w:r>
+        <w:rPr>
+          <w:rStyle w:val="CommentTok"/>
+        </w:rPr>
+        <w:t xml:space="preserve">#&gt; [1] 37.9</w:t>
+      </w:r>
+    </w:p>
+    <w:p>
+      <w:pPr>
+        <w:pStyle w:val="FirstParagraph"/>
+      </w:pPr>
+      <w:r>
+        <w:t xml:space="preserve">More than a third of the time, an analyst sampling this way would report a pixel as greening when it is in fact declining. Nothing is wrong with the sensor, the algorithm, or the arithmetic. The error is entirely a consequence of sampling a periodic signal at inconsistent phase, and no amount of downstream statistics recovers what the sampling design threw away.</w:t>
+      </w:r>
+    </w:p>
+    <w:p>
+      <w:pPr>
+        <w:pStyle w:val="BodyText"/>
+      </w:pPr>
+      <w:r>
+        <w:t xml:space="preserve">This is where the chapter connects back to the previous one. Chapter 7 propagated uncertainty through an equation, taking the input distributions as given. Here the input distribution is itself a product of a design decision. Compositing to a fixed seasonal window before any comparison is not data cleaning, it is uncertainty reduction, and it is the cheapest available: it costs nothing but discipline and it removes a variance component that dwarfs the quantity being estimated.</w:t>
+      </w:r>
+    </w:p>
+    <w:bookmarkEnd w:id="144"/>
+    <w:bookmarkStart w:id="145" w:name="compositing-to-an-annual-cube"/>
+    <w:p>
+      <w:pPr>
+        <w:pStyle w:val="Heading2"/>
+      </w:pPr>
+      <w:r>
+        <w:t xml:space="preserve">8.5 Compositing to an annual cube</w:t>
+      </w:r>
+    </w:p>
+    <w:p>
+      <w:pPr>
+        <w:pStyle w:val="FirstParagraph"/>
+      </w:pPr>
+      <w:r>
+        <w:t xml:space="preserve">So we reduce the monthly cube to one layer per year, taking a consistent mid-summer window rather than an annual mean, which would average leaf-on against leaf-off and discard the contrast that makes disturbance visible. This is the temporal normalisation step that operational cube software performs with cloud-ranked compositing:</w:t>
+      </w:r>
+    </w:p>
+    <w:p>
+      <w:pPr>
+        <w:pStyle w:val="SourceCode"/>
+      </w:pPr>
+      <w:r>
+        <w:rPr>
+          <w:rStyle w:val="NormalTok"/>
+        </w:rPr>
+        <w:t xml:space="preserve">years </w:t>
+      </w:r>
+      <w:r>
+        <w:rPr>
+          <w:rStyle w:val="OtherTok"/>
+        </w:rPr>
+        <w:t xml:space="preserve">&lt;-</w:t>
+      </w:r>
+      <w:r>
+        <w:rPr>
+          <w:rStyle w:val="NormalTok"/>
+        </w:rPr>
+        <w:t xml:space="preserve"> </w:t>
+      </w:r>
+      <w:r>
+        <w:rPr>
+          <w:rStyle w:val="DecValTok"/>
+        </w:rPr>
+        <w:t xml:space="preserve">2016</w:t>
+      </w:r>
+      <w:r>
+        <w:rPr>
+          <w:rStyle w:val="SpecialCharTok"/>
+        </w:rPr>
+        <w:t xml:space="preserve">:</w:t>
+      </w:r>
+      <w:r>
+        <w:rPr>
+          <w:rStyle w:val="DecValTok"/>
+        </w:rPr>
+        <w:t xml:space="preserve">2024</w:t>
+      </w:r>
+      <w:r>
+        <w:br/>
+      </w:r>
+      <w:r>
+        <w:rPr>
+          <w:rStyle w:val="NormalTok"/>
+        </w:rPr>
+        <w:t xml:space="preserve">cube </w:t>
+      </w:r>
+      <w:r>
+        <w:rPr>
+          <w:rStyle w:val="OtherTok"/>
+        </w:rPr>
+        <w:t xml:space="preserve">&lt;-</w:t>
+      </w:r>
+      <w:r>
+        <w:rPr>
+          <w:rStyle w:val="NormalTok"/>
+        </w:rPr>
+        <w:t xml:space="preserve"> </w:t>
+      </w:r>
+      <w:r>
+        <w:rPr>
+          <w:rStyle w:val="FunctionTok"/>
+        </w:rPr>
+        <w:t xml:space="preserve">rast</w:t>
+      </w:r>
+      <w:r>
+        <w:rPr>
+          <w:rStyle w:val="NormalTok"/>
+        </w:rPr>
+        <w:t xml:space="preserve">(</w:t>
+      </w:r>
+      <w:r>
+        <w:rPr>
+          <w:rStyle w:val="FunctionTok"/>
+        </w:rPr>
+        <w:t xml:space="preserve">lapply</w:t>
+      </w:r>
+      <w:r>
+        <w:rPr>
+          <w:rStyle w:val="NormalTok"/>
+        </w:rPr>
+        <w:t xml:space="preserve">(years, </w:t>
+      </w:r>
+      <w:r>
+        <w:rPr>
+          <w:rStyle w:val="ControlFlowTok"/>
+        </w:rPr>
+        <w:t xml:space="preserve">function</w:t>
+      </w:r>
+      <w:r>
+        <w:rPr>
+          <w:rStyle w:val="NormalTok"/>
+        </w:rPr>
+        <w:t xml:space="preserve">(y) {</w:t>
+      </w:r>
+      <w:r>
+        <w:br/>
+      </w:r>
+      <w:r>
+        <w:rPr>
+          <w:rStyle w:val="NormalTok"/>
+        </w:rPr>
+        <w:t xml:space="preserve">  sel </w:t>
+      </w:r>
+      <w:r>
+        <w:rPr>
+          <w:rStyle w:val="OtherTok"/>
+        </w:rPr>
+        <w:t xml:space="preserve">&lt;-</w:t>
+      </w:r>
+      <w:r>
+        <w:rPr>
+          <w:rStyle w:val="NormalTok"/>
+        </w:rPr>
+        <w:t xml:space="preserve"> </w:t>
+      </w:r>
+      <w:r>
+        <w:rPr>
+          <w:rStyle w:val="FunctionTok"/>
+        </w:rPr>
+        <w:t xml:space="preserve">which</w:t>
+      </w:r>
+      <w:r>
+        <w:rPr>
+          <w:rStyle w:val="NormalTok"/>
+        </w:rPr>
+        <w:t xml:space="preserve">(</w:t>
+      </w:r>
+      <w:r>
+        <w:rPr>
+          <w:rStyle w:val="FunctionTok"/>
+        </w:rPr>
+        <w:t xml:space="preserve">format</w:t>
+      </w:r>
+      <w:r>
+        <w:rPr>
+          <w:rStyle w:val="NormalTok"/>
+        </w:rPr>
+        <w:t xml:space="preserve">(dates, </w:t>
+      </w:r>
+      <w:r>
+        <w:rPr>
+          <w:rStyle w:val="StringTok"/>
+        </w:rPr>
+        <w:t xml:space="preserve">"%Y"</w:t>
+      </w:r>
+      <w:r>
+        <w:rPr>
+          <w:rStyle w:val="NormalTok"/>
+        </w:rPr>
+        <w:t xml:space="preserve">) </w:t>
+      </w:r>
+      <w:r>
+        <w:rPr>
+          <w:rStyle w:val="SpecialCharTok"/>
+        </w:rPr>
+        <w:t xml:space="preserve">==</w:t>
+      </w:r>
+      <w:r>
+        <w:rPr>
+          <w:rStyle w:val="NormalTok"/>
+        </w:rPr>
+        <w:t xml:space="preserve"> </w:t>
+      </w:r>
+      <w:r>
+        <w:rPr>
+          <w:rStyle w:val="FunctionTok"/>
+        </w:rPr>
+        <w:t xml:space="preserve">as.character</w:t>
+      </w:r>
+      <w:r>
+        <w:rPr>
+          <w:rStyle w:val="NormalTok"/>
+        </w:rPr>
+        <w:t xml:space="preserve">(y) </w:t>
+      </w:r>
+      <w:r>
+        <w:rPr>
+          <w:rStyle w:val="SpecialCharTok"/>
+        </w:rPr>
+        <w:t xml:space="preserve">&amp;</w:t>
+      </w:r>
+      <w:r>
+        <w:br/>
+      </w:r>
+      <w:r>
+        <w:rPr>
+          <w:rStyle w:val="NormalTok"/>
+        </w:rPr>
+        <w:t xml:space="preserve">               </w:t>
+      </w:r>
+      <w:r>
+        <w:rPr>
+          <w:rStyle w:val="FunctionTok"/>
+        </w:rPr>
+        <w:t xml:space="preserve">as.numeric</w:t>
+      </w:r>
+      <w:r>
+        <w:rPr>
+          <w:rStyle w:val="NormalTok"/>
+        </w:rPr>
+        <w:t xml:space="preserve">(</w:t>
+      </w:r>
+      <w:r>
+        <w:rPr>
+          <w:rStyle w:val="FunctionTok"/>
+        </w:rPr>
+        <w:t xml:space="preserve">format</w:t>
+      </w:r>
+      <w:r>
+        <w:rPr>
+          <w:rStyle w:val="NormalTok"/>
+        </w:rPr>
+        <w:t xml:space="preserve">(dates, </w:t>
+      </w:r>
+      <w:r>
+        <w:rPr>
+          <w:rStyle w:val="StringTok"/>
+        </w:rPr>
+        <w:t xml:space="preserve">"%m"</w:t>
+      </w:r>
+      <w:r>
+        <w:rPr>
+          <w:rStyle w:val="NormalTok"/>
+        </w:rPr>
+        <w:t xml:space="preserve">)) </w:t>
+      </w:r>
+      <w:r>
+        <w:rPr>
+          <w:rStyle w:val="SpecialCharTok"/>
+        </w:rPr>
+        <w:t xml:space="preserve">%in%</w:t>
+      </w:r>
+      <w:r>
+        <w:rPr>
+          <w:rStyle w:val="NormalTok"/>
+        </w:rPr>
+        <w:t xml:space="preserve"> </w:t>
+      </w:r>
+      <w:r>
+        <w:rPr>
+          <w:rStyle w:val="DecValTok"/>
+        </w:rPr>
+        <w:t xml:space="preserve">6</w:t>
+      </w:r>
+      <w:r>
+        <w:rPr>
+          <w:rStyle w:val="SpecialCharTok"/>
+        </w:rPr>
+        <w:t xml:space="preserve">:</w:t>
+      </w:r>
+      <w:r>
+        <w:rPr>
+          <w:rStyle w:val="DecValTok"/>
+        </w:rPr>
+        <w:t xml:space="preserve">8</w:t>
+      </w:r>
+      <w:r>
+        <w:rPr>
+          <w:rStyle w:val="NormalTok"/>
+        </w:rPr>
+        <w:t xml:space="preserve">)</w:t>
+      </w:r>
+      <w:r>
+        <w:br/>
+      </w:r>
+      <w:r>
+        <w:rPr>
+          <w:rStyle w:val="NormalTok"/>
+        </w:rPr>
+        <w:t xml:space="preserve">  </w:t>
+      </w:r>
+      <w:r>
+        <w:rPr>
+          <w:rStyle w:val="FunctionTok"/>
+        </w:rPr>
+        <w:t xml:space="preserve">app</w:t>
+      </w:r>
+      <w:r>
+        <w:rPr>
+          <w:rStyle w:val="NormalTok"/>
+        </w:rPr>
+        <w:t xml:space="preserve">(mcube[[sel]], median)</w:t>
+      </w:r>
+      <w:r>
+        <w:br/>
+      </w:r>
+      <w:r>
+        <w:rPr>
+          <w:rStyle w:val="NormalTok"/>
+        </w:rPr>
+        <w:t xml:space="preserve">}))</w:t>
+      </w:r>
+      <w:r>
+        <w:br/>
+      </w:r>
+      <w:r>
+        <w:rPr>
+          <w:rStyle w:val="FunctionTok"/>
+        </w:rPr>
+        <w:t xml:space="preserve">names</w:t>
+      </w:r>
+      <w:r>
+        <w:rPr>
+          <w:rStyle w:val="NormalTok"/>
+        </w:rPr>
+        <w:t xml:space="preserve">(cube) </w:t>
+      </w:r>
+      <w:r>
+        <w:rPr>
+          <w:rStyle w:val="OtherTok"/>
+        </w:rPr>
+        <w:t xml:space="preserve">&lt;-</w:t>
+      </w:r>
+      <w:r>
+        <w:rPr>
+          <w:rStyle w:val="NormalTok"/>
+        </w:rPr>
+        <w:t xml:space="preserve"> </w:t>
+      </w:r>
+      <w:r>
+        <w:rPr>
+          <w:rStyle w:val="FunctionTok"/>
+        </w:rPr>
+        <w:t xml:space="preserve">paste0</w:t>
+      </w:r>
+      <w:r>
+        <w:rPr>
+          <w:rStyle w:val="NormalTok"/>
+        </w:rPr>
+        <w:t xml:space="preserve">(</w:t>
+      </w:r>
+      <w:r>
+        <w:rPr>
+          <w:rStyle w:val="StringTok"/>
+        </w:rPr>
+        <w:t xml:space="preserve">"y"</w:t>
+      </w:r>
+      <w:r>
+        <w:rPr>
+          <w:rStyle w:val="NormalTok"/>
+        </w:rPr>
+        <w:t xml:space="preserve">, years)</w:t>
+      </w:r>
+      <w:r>
+        <w:br/>
+      </w:r>
+      <w:r>
+        <w:rPr>
+          <w:rStyle w:val="FunctionTok"/>
+        </w:rPr>
+        <w:t xml:space="preserve">nlyr</w:t>
+      </w:r>
+      <w:r>
+        <w:rPr>
+          <w:rStyle w:val="NormalTok"/>
+        </w:rPr>
+        <w:t xml:space="preserve">(cube)</w:t>
+      </w:r>
+      <w:r>
+        <w:br/>
+      </w:r>
+      <w:r>
+        <w:rPr>
+          <w:rStyle w:val="CommentTok"/>
+        </w:rPr>
+        <w:t xml:space="preserve">#&gt; [1] 9</w:t>
+      </w:r>
+    </w:p>
+    <w:bookmarkEnd w:id="145"/>
+    <w:bookmarkStart w:id="149" w:name="temporal-reduction"/>
+    <w:p>
+      <w:pPr>
+        <w:pStyle w:val="Heading2"/>
+      </w:pPr>
+      <w:r>
+        <w:t xml:space="preserve">8.6 Temporal reduction</w:t>
+      </w:r>
+    </w:p>
+    <w:p>
+      <w:pPr>
+        <w:pStyle w:val="FirstParagraph"/>
+      </w:pPr>
+      <w:r>
+        <w:t xml:space="preserve">A cube is reduced along time the way a single raster is summarised along space.</w:t>
+      </w:r>
+      <w:r>
+        <w:t xml:space="preserve"> </w:t>
+      </w:r>
+      <w:r>
+        <w:rPr>
+          <w:rStyle w:val="VerbatimChar"/>
+        </w:rPr>
+        <w:t xml:space="preserve">app()</w:t>
+      </w:r>
+      <w:r>
+        <w:t xml:space="preserve"> </w:t>
+      </w:r>
+      <w:r>
+        <w:t xml:space="preserve">applies a function to each pixel’s time series. The mean over years is the baseline surface; the standard deviation flags where the record is unstable:</w:t>
+      </w:r>
+    </w:p>
+    <w:p>
+      <w:pPr>
+        <w:pStyle w:val="SourceCode"/>
+      </w:pPr>
+      <w:r>
+        <w:rPr>
+          <w:rStyle w:val="NormalTok"/>
+        </w:rPr>
+        <w:t xml:space="preserve">mean_ndvi </w:t>
+      </w:r>
+      <w:r>
+        <w:rPr>
+          <w:rStyle w:val="OtherTok"/>
+        </w:rPr>
+        <w:t xml:space="preserve">&lt;-</w:t>
+      </w:r>
+      <w:r>
+        <w:rPr>
+          <w:rStyle w:val="NormalTok"/>
+        </w:rPr>
+        <w:t xml:space="preserve"> </w:t>
+      </w:r>
+      <w:r>
+        <w:rPr>
+          <w:rStyle w:val="FunctionTok"/>
+        </w:rPr>
+        <w:t xml:space="preserve">app</w:t>
+      </w:r>
+      <w:r>
+        <w:rPr>
+          <w:rStyle w:val="NormalTok"/>
+        </w:rPr>
+        <w:t xml:space="preserve">(cube, mean)</w:t>
+      </w:r>
+      <w:r>
+        <w:br/>
+      </w:r>
+      <w:r>
+        <w:rPr>
+          <w:rStyle w:val="NormalTok"/>
+        </w:rPr>
+        <w:t xml:space="preserve">sd_ndvi   </w:t>
+      </w:r>
+      <w:r>
+        <w:rPr>
+          <w:rStyle w:val="OtherTok"/>
+        </w:rPr>
+        <w:t xml:space="preserve">&lt;-</w:t>
+      </w:r>
+      <w:r>
+        <w:rPr>
+          <w:rStyle w:val="NormalTok"/>
+        </w:rPr>
+        <w:t xml:space="preserve"> </w:t>
+      </w:r>
+      <w:r>
+        <w:rPr>
+          <w:rStyle w:val="FunctionTok"/>
+        </w:rPr>
+        <w:t xml:space="preserve">app</w:t>
+      </w:r>
+      <w:r>
+        <w:rPr>
+          <w:rStyle w:val="NormalTok"/>
+        </w:rPr>
+        <w:t xml:space="preserve">(cube, sd)</w:t>
+      </w:r>
+      <w:r>
+        <w:br/>
+      </w:r>
+      <w:r>
+        <w:rPr>
+          <w:rStyle w:val="FunctionTok"/>
+        </w:rPr>
+        <w:t xml:space="preserve">plot</w:t>
+      </w:r>
+      <w:r>
+        <w:rPr>
+          <w:rStyle w:val="NormalTok"/>
+        </w:rPr>
+        <w:t xml:space="preserve">(</w:t>
+      </w:r>
+      <w:r>
+        <w:rPr>
+          <w:rStyle w:val="FunctionTok"/>
+        </w:rPr>
+        <w:t xml:space="preserve">c</w:t>
+      </w:r>
+      <w:r>
+        <w:rPr>
+          <w:rStyle w:val="NormalTok"/>
+        </w:rPr>
+        <w:t xml:space="preserve">(mean_ndvi, sd_ndvi), </w:t>
+      </w:r>
+      <w:r>
+        <w:rPr>
+          <w:rStyle w:val="AttributeTok"/>
+        </w:rPr>
+        <w:t xml:space="preserve">main =</w:t>
+      </w:r>
+      <w:r>
+        <w:rPr>
+          <w:rStyle w:val="NormalTok"/>
+        </w:rPr>
+        <w:t xml:space="preserve"> </w:t>
+      </w:r>
+      <w:r>
+        <w:rPr>
+          <w:rStyle w:val="FunctionTok"/>
+        </w:rPr>
+        <w:t xml:space="preserve">c</w:t>
+      </w:r>
+      <w:r>
+        <w:rPr>
+          <w:rStyle w:val="NormalTok"/>
+        </w:rPr>
+        <w:t xml:space="preserve">(</w:t>
+      </w:r>
+      <w:r>
+        <w:rPr>
+          <w:rStyle w:val="StringTok"/>
+        </w:rPr>
+        <w:t xml:space="preserve">"Mean index"</w:t>
+      </w:r>
+      <w:r>
+        <w:rPr>
+          <w:rStyle w:val="NormalTok"/>
+        </w:rPr>
+        <w:t xml:space="preserve">, </w:t>
+      </w:r>
+      <w:r>
+        <w:rPr>
+          <w:rStyle w:val="StringTok"/>
+        </w:rPr>
+        <w:t xml:space="preserve">"Temporal SD"</w:t>
+      </w:r>
+      <w:r>
+        <w:rPr>
+          <w:rStyle w:val="NormalTok"/>
+        </w:rPr>
+        <w:t xml:space="preserve">))</w:t>
+      </w:r>
+    </w:p>
+    <w:p>
+      <w:pPr>
+        <w:pStyle w:val="FirstParagraph"/>
+      </w:pPr>
+      <w:r>
+        <w:drawing>
+          <wp:inline>
+            <wp:extent cx="5943600" cy="4754880"/>
+            <wp:effectExtent b="0" l="0" r="0" t="0"/>
+            <wp:docPr descr="" title="" id="147" name="Picture"/>
+            <a:graphic>
+              <a:graphicData uri="http://schemas.openxmlformats.org/drawingml/2006/picture">
+                <pic:pic>
+                  <pic:nvPicPr>
+                    <pic:cNvPr descr="08-time-series_files/figure-docx/unnamed-chunk-10-1.png" id="148" name="Picture"/>
+                    <pic:cNvPicPr>
+                      <a:picLocks noChangeArrowheads="1" noChangeAspect="1"/>
+                    </pic:cNvPicPr>
+                  </pic:nvPicPr>
+                  <pic:blipFill>
+                    <a:blip r:embed="rId146"/>
+                    <a:stretch>
+                      <a:fillRect/>
+                    </a:stretch>
+                  </pic:blipFill>
+                  <pic:spPr bwMode="auto">
+                    <a:xfrm>
+                      <a:off x="0" y="0"/>
+                      <a:ext cx="5943600" cy="4754880"/>
+                    </a:xfrm>
+                    <a:prstGeom prst="rect">
+                      <a:avLst/>
+                    </a:prstGeom>
+                    <a:noFill/>
+                    <a:ln w="9525">
+                      <a:noFill/>
+                      <a:headEnd/>
+                      <a:tailEnd/>
+                    </a:ln>
+                  </pic:spPr>
+                </pic:pic>
+              </a:graphicData>
+            </a:graphic>
+          </wp:inline>
+        </w:drawing>
+      </w:r>
+    </w:p>
+    <w:p>
+      <w:pPr>
+        <w:pStyle w:val="BodyText"/>
+      </w:pPr>
+      <w:r>
+        <w:t xml:space="preserve">High temporal SD is the signature of disturbance: stable forest barely varies year to year once the season is controlled, so the burned block lights up.</w:t>
+      </w:r>
+    </w:p>
+    <w:bookmarkEnd w:id="149"/>
+    <w:bookmarkStart w:id="153" w:name="trends"/>
+    <w:p>
+      <w:pPr>
+        <w:pStyle w:val="Heading2"/>
+      </w:pPr>
+      <w:r>
+        <w:t xml:space="preserve">8.7 Trends</w:t>
+      </w:r>
+    </w:p>
+    <w:p>
+      <w:pPr>
+        <w:pStyle w:val="FirstParagraph"/>
+      </w:pPr>
+      <w:r>
+        <w:t xml:space="preserve">The direction and rate of change per pixel is the slope of index against year, a linear trend fitted independently at every location.</w:t>
+      </w:r>
+      <w:r>
+        <w:t xml:space="preserve"> </w:t>
+      </w:r>
+      <w:r>
+        <w:rPr>
+          <w:rStyle w:val="VerbatimChar"/>
+        </w:rPr>
+        <w:t xml:space="preserve">app()</w:t>
+      </w:r>
+      <w:r>
+        <w:t xml:space="preserve"> </w:t>
+      </w:r>
+      <w:r>
+        <w:t xml:space="preserve">carries the regression across the cube:</w:t>
+      </w:r>
+    </w:p>
+    <w:p>
+      <w:pPr>
+        <w:pStyle w:val="SourceCode"/>
+      </w:pPr>
+      <w:r>
+        <w:rPr>
+          <w:rStyle w:val="NormalTok"/>
+        </w:rPr>
+        <w:t xml:space="preserve">slope </w:t>
+      </w:r>
+      <w:r>
+        <w:rPr>
+          <w:rStyle w:val="OtherTok"/>
+        </w:rPr>
+        <w:t xml:space="preserve">&lt;-</w:t>
+      </w:r>
+      <w:r>
+        <w:rPr>
+          <w:rStyle w:val="NormalTok"/>
+        </w:rPr>
+        <w:t xml:space="preserve"> </w:t>
+      </w:r>
+      <w:r>
+        <w:rPr>
+          <w:rStyle w:val="FunctionTok"/>
+        </w:rPr>
+        <w:t xml:space="preserve">app</w:t>
+      </w:r>
+      <w:r>
+        <w:rPr>
+          <w:rStyle w:val="NormalTok"/>
+        </w:rPr>
+        <w:t xml:space="preserve">(cube, </w:t>
+      </w:r>
+      <w:r>
+        <w:rPr>
+          <w:rStyle w:val="ControlFlowTok"/>
+        </w:rPr>
+        <w:t xml:space="preserve">function</w:t>
+      </w:r>
+      <w:r>
+        <w:rPr>
+          <w:rStyle w:val="NormalTok"/>
+        </w:rPr>
+        <w:t xml:space="preserve">(v) {</w:t>
+      </w:r>
+      <w:r>
+        <w:br/>
+      </w:r>
+      <w:r>
+        <w:rPr>
+          <w:rStyle w:val="NormalTok"/>
+        </w:rPr>
+        <w:t xml:space="preserve">  </w:t>
+      </w:r>
+      <w:r>
+        <w:rPr>
+          <w:rStyle w:val="ControlFlowTok"/>
+        </w:rPr>
+        <w:t xml:space="preserve">if</w:t>
+      </w:r>
+      <w:r>
+        <w:rPr>
+          <w:rStyle w:val="NormalTok"/>
+        </w:rPr>
+        <w:t xml:space="preserve"> (</w:t>
+      </w:r>
+      <w:r>
+        <w:rPr>
+          <w:rStyle w:val="FunctionTok"/>
+        </w:rPr>
+        <w:t xml:space="preserve">all</w:t>
+      </w:r>
+      <w:r>
+        <w:rPr>
+          <w:rStyle w:val="NormalTok"/>
+        </w:rPr>
+        <w:t xml:space="preserve">(</w:t>
+      </w:r>
+      <w:r>
+        <w:rPr>
+          <w:rStyle w:val="FunctionTok"/>
+        </w:rPr>
+        <w:t xml:space="preserve">is.na</w:t>
+      </w:r>
+      <w:r>
+        <w:rPr>
+          <w:rStyle w:val="NormalTok"/>
+        </w:rPr>
+        <w:t xml:space="preserve">(v))) </w:t>
+      </w:r>
+      <w:r>
+        <w:rPr>
+          <w:rStyle w:val="FunctionTok"/>
+        </w:rPr>
+        <w:t xml:space="preserve">return</w:t>
+      </w:r>
+      <w:r>
+        <w:rPr>
+          <w:rStyle w:val="NormalTok"/>
+        </w:rPr>
+        <w:t xml:space="preserve">(</w:t>
+      </w:r>
+      <w:r>
+        <w:rPr>
+          <w:rStyle w:val="ConstantTok"/>
+        </w:rPr>
+        <w:t xml:space="preserve">NA</w:t>
+      </w:r>
+      <w:r>
+        <w:rPr>
+          <w:rStyle w:val="NormalTok"/>
+        </w:rPr>
+        <w:t xml:space="preserve">)</w:t>
+      </w:r>
+      <w:r>
+        <w:br/>
+      </w:r>
+      <w:r>
+        <w:rPr>
+          <w:rStyle w:val="NormalTok"/>
+        </w:rPr>
+        <w:t xml:space="preserve">  </w:t>
+      </w:r>
+      <w:r>
+        <w:rPr>
+          <w:rStyle w:val="FunctionTok"/>
+        </w:rPr>
+        <w:t xml:space="preserve">coef</w:t>
+      </w:r>
+      <w:r>
+        <w:rPr>
+          <w:rStyle w:val="NormalTok"/>
+        </w:rPr>
+        <w:t xml:space="preserve">(</w:t>
+      </w:r>
+      <w:r>
+        <w:rPr>
+          <w:rStyle w:val="FunctionTok"/>
+        </w:rPr>
+        <w:t xml:space="preserve">lm</w:t>
+      </w:r>
+      <w:r>
+        <w:rPr>
+          <w:rStyle w:val="NormalTok"/>
+        </w:rPr>
+        <w:t xml:space="preserve">(v </w:t>
+      </w:r>
+      <w:r>
+        <w:rPr>
+          <w:rStyle w:val="SpecialCharTok"/>
+        </w:rPr>
+        <w:t xml:space="preserve">~</w:t>
+      </w:r>
+      <w:r>
+        <w:rPr>
+          <w:rStyle w:val="NormalTok"/>
+        </w:rPr>
+        <w:t xml:space="preserve"> years))[</w:t>
+      </w:r>
+      <w:r>
+        <w:rPr>
+          <w:rStyle w:val="DecValTok"/>
+        </w:rPr>
+        <w:t xml:space="preserve">2</w:t>
+      </w:r>
+      <w:r>
+        <w:rPr>
+          <w:rStyle w:val="NormalTok"/>
+        </w:rPr>
+        <w:t xml:space="preserve">]</w:t>
+      </w:r>
+      <w:r>
+        <w:br/>
+      </w:r>
+      <w:r>
+        <w:rPr>
+          <w:rStyle w:val="NormalTok"/>
+        </w:rPr>
+        <w:t xml:space="preserve">})</w:t>
+      </w:r>
+      <w:r>
+        <w:br/>
+      </w:r>
+      <w:r>
+        <w:rPr>
+          <w:rStyle w:val="FunctionTok"/>
+        </w:rPr>
+        <w:t xml:space="preserve">names</w:t>
+      </w:r>
+      <w:r>
+        <w:rPr>
+          <w:rStyle w:val="NormalTok"/>
+        </w:rPr>
+        <w:t xml:space="preserve">(slope) </w:t>
+      </w:r>
+      <w:r>
+        <w:rPr>
+          <w:rStyle w:val="OtherTok"/>
+        </w:rPr>
+        <w:t xml:space="preserve">&lt;-</w:t>
+      </w:r>
+      <w:r>
+        <w:rPr>
+          <w:rStyle w:val="NormalTok"/>
+        </w:rPr>
+        <w:t xml:space="preserve"> </w:t>
+      </w:r>
+      <w:r>
+        <w:rPr>
+          <w:rStyle w:val="StringTok"/>
+        </w:rPr>
+        <w:t xml:space="preserve">"trend_per_year"</w:t>
+      </w:r>
+      <w:r>
+        <w:br/>
+      </w:r>
+      <w:r>
+        <w:rPr>
+          <w:rStyle w:val="FunctionTok"/>
+        </w:rPr>
+        <w:t xml:space="preserve">plot</w:t>
+      </w:r>
+      <w:r>
+        <w:rPr>
+          <w:rStyle w:val="NormalTok"/>
+        </w:rPr>
+        <w:t xml:space="preserve">(slope, </w:t>
+      </w:r>
+      <w:r>
+        <w:rPr>
+          <w:rStyle w:val="AttributeTok"/>
+        </w:rPr>
+        <w:t xml:space="preserve">main =</w:t>
+      </w:r>
+      <w:r>
+        <w:rPr>
+          <w:rStyle w:val="NormalTok"/>
+        </w:rPr>
+        <w:t xml:space="preserve"> </w:t>
+      </w:r>
+      <w:r>
+        <w:rPr>
+          <w:rStyle w:val="StringTok"/>
+        </w:rPr>
+        <w:t xml:space="preserve">"Per-pixel trend (index / year)"</w:t>
+      </w:r>
+      <w:r>
+        <w:rPr>
+          <w:rStyle w:val="NormalTok"/>
+        </w:rPr>
+        <w:t xml:space="preserve">)</w:t>
+      </w:r>
+    </w:p>
+    <w:p>
+      <w:pPr>
+        <w:pStyle w:val="FirstParagraph"/>
+      </w:pPr>
+      <w:r>
+        <w:drawing>
+          <wp:inline>
+            <wp:extent cx="5943600" cy="4754880"/>
+            <wp:effectExtent b="0" l="0" r="0" t="0"/>
+            <wp:docPr descr="" title="" id="151" name="Picture"/>
+            <a:graphic>
+              <a:graphicData uri="http://schemas.openxmlformats.org/drawingml/2006/picture">
+                <pic:pic>
+                  <pic:nvPicPr>
+                    <pic:cNvPr descr="08-time-series_files/figure-docx/unnamed-chunk-11-1.png" id="152" name="Picture"/>
+                    <pic:cNvPicPr>
+                      <a:picLocks noChangeArrowheads="1" noChangeAspect="1"/>
+                    </pic:cNvPicPr>
+                  </pic:nvPicPr>
+                  <pic:blipFill>
+                    <a:blip r:embed="rId150"/>
+                    <a:stretch>
+                      <a:fillRect/>
+                    </a:stretch>
+                  </pic:blipFill>
+                  <pic:spPr bwMode="auto">
+                    <a:xfrm>
+                      <a:off x="0" y="0"/>
+                      <a:ext cx="5943600" cy="4754880"/>
+                    </a:xfrm>
+                    <a:prstGeom prst="rect">
+                      <a:avLst/>
+                    </a:prstGeom>
+                    <a:noFill/>
+                    <a:ln w="9525">
+                      <a:noFill/>
+                      <a:headEnd/>
+                      <a:tailEnd/>
+                    </a:ln>
+                  </pic:spPr>
+                </pic:pic>
+              </a:graphicData>
+            </a:graphic>
+          </wp:inline>
+        </w:drawing>
+      </w:r>
+    </w:p>
+    <w:p>
+      <w:pPr>
+        <w:pStyle w:val="BodyText"/>
+      </w:pPr>
+      <w:r>
         <w:t xml:space="preserve">Strong negative slopes mark sustained loss. This is the engine of trend-based monitoring: a whole landscape of time series reduced to one map of who is gaining and who is losing.</w:t>
       </w:r>
     </w:p>
-    <w:bookmarkEnd w:id="137"/>
-    <w:bookmarkStart w:id="138" w:name="detecting-the-event"/>
+    <w:bookmarkEnd w:id="153"/>
+    <w:bookmarkStart w:id="154" w:name="detecting-the-event"/>
     <w:p>
       <w:pPr>
         <w:pStyle w:val="Heading2"/>
       </w:pPr>
       <w:r>
-        <w:t xml:space="preserve">8.4 Detecting the event</w:t>
+        <w:t xml:space="preserve">8.8 Detecting the event</w:t>
       </w:r>
     </w:p>
     <w:p>
@@ -25142,17 +28869,17 @@
         <w:rPr>
           <w:rStyle w:val="CommentTok"/>
         </w:rPr>
-        <w:t xml:space="preserve">#&gt; [1] 0</w:t>
-      </w:r>
-    </w:p>
-    <w:bookmarkEnd w:id="138"/>
-    <w:bookmarkStart w:id="139" w:name="keystone-ipcc-tier-1-fire-emissions"/>
+        <w:t xml:space="preserve">#&gt; [1] 2.25</w:t>
+      </w:r>
+    </w:p>
+    <w:bookmarkEnd w:id="154"/>
+    <w:bookmarkStart w:id="155" w:name="keystone-ipcc-tier-1-fire-emissions"/>
     <w:p>
       <w:pPr>
         <w:pStyle w:val="Heading2"/>
       </w:pPr>
       <w:r>
-        <w:t xml:space="preserve">8.5 Keystone: IPCC Tier 1 fire emissions</w:t>
+        <w:t xml:space="preserve">8.9 Keystone: IPCC Tier 1 fire emissions</w:t>
       </w:r>
     </w:p>
     <w:p>
@@ -25691,7 +29418,7 @@
         <w:rPr>
           <w:rStyle w:val="CommentTok"/>
         </w:rPr>
-        <w:t xml:space="preserve">#&gt;          0          0</w:t>
+        <w:t xml:space="preserve">#&gt;        2.3      190.8</w:t>
       </w:r>
     </w:p>
     <w:p>
@@ -26163,17 +29890,39 @@
         <w:rPr>
           <w:rStyle w:val="CommentTok"/>
         </w:rPr>
-        <w:t xml:space="preserve">#&gt;     0     0     0</w:t>
-      </w:r>
-    </w:p>
-    <w:bookmarkEnd w:id="139"/>
-    <w:bookmarkStart w:id="140" w:name="exercises-7"/>
+        <w:t xml:space="preserve">#&gt;   105   190   292</w:t>
+      </w:r>
+    </w:p>
+    <w:p>
+      <w:pPr>
+        <w:pStyle w:val="FirstParagraph"/>
+      </w:pPr>
+      <w:r>
+        <w:t xml:space="preserve">Note what that interval does and does not include. It propagates the uncertainty in the three emission factors while treating the burned area</w:t>
+      </w:r>
+      <w:r>
+        <w:t xml:space="preserve"> </w:t>
+      </w:r>
+      <m:oMath>
+        <m:r>
+          <m:t>A</m:t>
+        </m:r>
+      </m:oMath>
+      <w:r>
+        <w:t xml:space="preserve"> </w:t>
+      </w:r>
+      <w:r>
+        <w:t xml:space="preserve">as known exactly, which it is not: it came from a threshold applied to a differenced cube, and both the threshold and the dates feeding it are choices. The area-adjusted accuracy of Chapter 7 is how that term is estimated properly, and a complete Tier 2 statement would carry it into this same simulation alongside the factors.</w:t>
+      </w:r>
+    </w:p>
+    <w:bookmarkEnd w:id="155"/>
+    <w:bookmarkStart w:id="156" w:name="exercises-7"/>
     <w:p>
       <w:pPr>
         <w:pStyle w:val="Heading2"/>
       </w:pPr>
       <w:r>
-        <w:t xml:space="preserve">8.6 Exercises</w:t>
+        <w:t xml:space="preserve">8.10 Exercises</w:t>
       </w:r>
     </w:p>
     <w:p>
@@ -26236,6 +29985,72 @@
         </w:numPr>
       </w:pPr>
       <w:r>
+        <w:t xml:space="preserve">Run</w:t>
+      </w:r>
+      <w:r>
+        <w:t xml:space="preserve"> </w:t>
+      </w:r>
+      <w:r>
+        <w:rPr>
+          <w:rStyle w:val="VerbatimChar"/>
+        </w:rPr>
+        <w:t xml:space="preserve">stl()</w:t>
+      </w:r>
+      <w:r>
+        <w:t xml:space="preserve"> </w:t>
+      </w:r>
+      <w:r>
+        <w:t xml:space="preserve">on the burned pixel</w:t>
+      </w:r>
+      <w:r>
+        <w:t xml:space="preserve"> </w:t>
+      </w:r>
+      <w:r>
+        <w:rPr>
+          <w:rStyle w:val="VerbatimChar"/>
+        </w:rPr>
+        <w:t xml:space="preserve">p_in</w:t>
+      </w:r>
+      <w:r>
+        <w:t xml:space="preserve"> </w:t>
+      </w:r>
+      <w:r>
+        <w:t xml:space="preserve">rather than the undisturbed one. Which component absorbs the 2021 step, and what does that tell you about applying seasonal decomposition across a disturbance?</w:t>
+      </w:r>
+    </w:p>
+    <w:p>
+      <w:pPr>
+        <w:pStyle w:val="Compact"/>
+        <w:numPr>
+          <w:ilvl w:val="0"/>
+          <w:numId w:val="1009"/>
+        </w:numPr>
+      </w:pPr>
+      <w:r>
+        <w:t xml:space="preserve">Rebuild the annual cube using an annual mean over all twelve months instead of a summer median. How do the temporal SD map and the detected burned area change, and why does averaging across the season blur the event?</w:t>
+      </w:r>
+    </w:p>
+    <w:p>
+      <w:pPr>
+        <w:pStyle w:val="Compact"/>
+        <w:numPr>
+          <w:ilvl w:val="0"/>
+          <w:numId w:val="1009"/>
+        </w:numPr>
+      </w:pPr>
+      <w:r>
+        <w:t xml:space="preserve">Repeat the drifting-date experiment restricting the sampled months to June through September, as a cloud-screened archive in a seasonal climate might allow. How much of the variance inflation survives, and what does that imply about how tight a compositing window needs to be?</w:t>
+      </w:r>
+    </w:p>
+    <w:p>
+      <w:pPr>
+        <w:pStyle w:val="Compact"/>
+        <w:numPr>
+          <w:ilvl w:val="0"/>
+          <w:numId w:val="1009"/>
+        </w:numPr>
+      </w:pPr>
+      <w:r>
         <w:rPr>
           <w:i/>
           <w:iCs/>
@@ -26249,9 +30064,9 @@
         <w:t xml:space="preserve">Using the Monte Carlo output, report the median CO2 and its 95% interval, then state which of the three factors (fuel load, combustion factor, emission factor) you would most want to measure locally to narrow the interval.</w:t>
       </w:r>
     </w:p>
-    <w:bookmarkEnd w:id="140"/>
-    <w:bookmarkEnd w:id="141"/>
-    <w:bookmarkStart w:id="158" w:name="spatial-patterns"/>
+    <w:bookmarkEnd w:id="156"/>
+    <w:bookmarkEnd w:id="157"/>
+    <w:bookmarkStart w:id="174" w:name="spatial-patterns"/>
     <w:p>
       <w:pPr>
         <w:pStyle w:val="Heading1"/>
@@ -26260,7 +30075,7 @@
         <w:t xml:space="preserve">9. Spatial Patterns</w:t>
       </w:r>
     </w:p>
-    <w:bookmarkStart w:id="142" w:name="point-patterns"/>
+    <w:bookmarkStart w:id="158" w:name="point-patterns"/>
     <w:p>
       <w:pPr>
         <w:pStyle w:val="Heading2"/>
@@ -26643,8 +30458,8 @@
         <w:t xml:space="preserve">The printout reports the number of points and the window: a little over 1,600 seedlings in a 200 by 200 metre plot. That is the pattern whose structure we now interrogate.</w:t>
       </w:r>
     </w:p>
-    <w:bookmarkEnd w:id="142"/>
-    <w:bookmarkStart w:id="146" w:name="spatial-randomness"/>
+    <w:bookmarkEnd w:id="158"/>
+    <w:bookmarkStart w:id="162" w:name="spatial-randomness"/>
     <w:p>
       <w:pPr>
         <w:pStyle w:val="Heading2"/>
@@ -26783,18 +30598,18 @@
           <wp:inline>
             <wp:extent cx="5943600" cy="4754880"/>
             <wp:effectExtent b="0" l="0" r="0" t="0"/>
-            <wp:docPr descr="" title="" id="144" name="Picture"/>
+            <wp:docPr descr="" title="" id="160" name="Picture"/>
             <a:graphic>
               <a:graphicData uri="http://schemas.openxmlformats.org/drawingml/2006/picture">
                 <pic:pic>
                   <pic:nvPicPr>
-                    <pic:cNvPr descr="09-spatial-patterns_files/figure-docx/unnamed-chunk-2-1.png" id="145" name="Picture"/>
+                    <pic:cNvPr descr="09-spatial-patterns_files/figure-docx/unnamed-chunk-2-1.png" id="161" name="Picture"/>
                     <pic:cNvPicPr>
                       <a:picLocks noChangeArrowheads="1" noChangeAspect="1"/>
                     </pic:cNvPicPr>
                   </pic:nvPicPr>
                   <pic:blipFill>
-                    <a:blip r:embed="rId143"/>
+                    <a:blip r:embed="rId159"/>
                     <a:stretch>
                       <a:fillRect/>
                     </a:stretch>
@@ -26821,8 +30636,8 @@
         </w:drawing>
       </w:r>
     </w:p>
-    <w:bookmarkEnd w:id="146"/>
-    <w:bookmarkStart w:id="150" w:name="intensity"/>
+    <w:bookmarkEnd w:id="162"/>
+    <w:bookmarkStart w:id="166" w:name="intensity"/>
     <w:p>
       <w:pPr>
         <w:pStyle w:val="Heading2"/>
@@ -26988,18 +30803,18 @@
           <wp:inline>
             <wp:extent cx="5943600" cy="4754880"/>
             <wp:effectExtent b="0" l="0" r="0" t="0"/>
-            <wp:docPr descr="" title="" id="148" name="Picture"/>
+            <wp:docPr descr="" title="" id="164" name="Picture"/>
             <a:graphic>
               <a:graphicData uri="http://schemas.openxmlformats.org/drawingml/2006/picture">
                 <pic:pic>
                   <pic:nvPicPr>
-                    <pic:cNvPr descr="09-spatial-patterns_files/figure-docx/unnamed-chunk-3-1.png" id="149" name="Picture"/>
+                    <pic:cNvPr descr="09-spatial-patterns_files/figure-docx/unnamed-chunk-3-1.png" id="165" name="Picture"/>
                     <pic:cNvPicPr>
                       <a:picLocks noChangeArrowheads="1" noChangeAspect="1"/>
                     </pic:cNvPicPr>
                   </pic:nvPicPr>
                   <pic:blipFill>
-                    <a:blip r:embed="rId147"/>
+                    <a:blip r:embed="rId163"/>
                     <a:stretch>
                       <a:fillRect/>
                     </a:stretch>
@@ -27034,8 +30849,8 @@
         <w:t xml:space="preserve">Regeneration is patchy, not uniform: dense pockets sit near surviving seed sources and gentler, wetter ground, while other areas stay bare. That spatial unevenness is the signal, and explaining it is what the disturbance and terrain covariates in the study were for.</w:t>
       </w:r>
     </w:p>
-    <w:bookmarkEnd w:id="150"/>
-    <w:bookmarkStart w:id="151" w:name="nearest-neighbour"/>
+    <w:bookmarkEnd w:id="166"/>
+    <w:bookmarkStart w:id="167" w:name="nearest-neighbour"/>
     <w:p>
       <w:pPr>
         <w:pStyle w:val="Heading2"/>
@@ -27427,8 +31242,8 @@
         <w:t xml:space="preserve">The ratio sits well below one: seedlings are closer to one another than randomness would allow, the quantitative signature of clustered regeneration.</w:t>
       </w:r>
     </w:p>
-    <w:bookmarkEnd w:id="151"/>
-    <w:bookmarkStart w:id="155" w:name="ripleys-k"/>
+    <w:bookmarkEnd w:id="167"/>
+    <w:bookmarkStart w:id="171" w:name="ripleys-k"/>
     <w:p>
       <w:pPr>
         <w:pStyle w:val="Heading2"/>
@@ -27576,18 +31391,18 @@
           <wp:inline>
             <wp:extent cx="5943600" cy="4754880"/>
             <wp:effectExtent b="0" l="0" r="0" t="0"/>
-            <wp:docPr descr="" title="" id="153" name="Picture"/>
+            <wp:docPr descr="" title="" id="169" name="Picture"/>
             <a:graphic>
               <a:graphicData uri="http://schemas.openxmlformats.org/drawingml/2006/picture">
                 <pic:pic>
                   <pic:nvPicPr>
-                    <pic:cNvPr descr="09-spatial-patterns_files/figure-docx/unnamed-chunk-5-1.png" id="154" name="Picture"/>
+                    <pic:cNvPr descr="09-spatial-patterns_files/figure-docx/unnamed-chunk-5-1.png" id="170" name="Picture"/>
                     <pic:cNvPicPr>
                       <a:picLocks noChangeArrowheads="1" noChangeAspect="1"/>
                     </pic:cNvPicPr>
                   </pic:nvPicPr>
                   <pic:blipFill>
-                    <a:blip r:embed="rId152"/>
+                    <a:blip r:embed="rId168"/>
                     <a:stretch>
                       <a:fillRect/>
                     </a:stretch>
@@ -27622,8 +31437,8 @@
         <w:t xml:space="preserve">Where the observed curve rises above the envelope the pattern is more clustered than random at that distance; below it, more regular. The seedlings sit above the envelope across the mapped range, confirming clustering is real and not an artefact of a few tight groups, and the scale-explicit view is why K, and its variance-stabilised form the L function, is the workhorse of the field.</w:t>
       </w:r>
     </w:p>
-    <w:bookmarkEnd w:id="155"/>
-    <w:bookmarkStart w:id="156" w:name="keystone-seedlings"/>
+    <w:bookmarkEnd w:id="171"/>
+    <w:bookmarkStart w:id="172" w:name="keystone-seedlings"/>
     <w:p>
       <w:pPr>
         <w:pStyle w:val="Heading2"/>
@@ -27965,8 +31780,8 @@
         <w:t xml:space="preserve">Every species returns a ratio below one. The paper then models the intensity surface against the disturbance and terrain covariates with inhomogeneous Cox process models, showing that areas of overlapping beetle mortality and high-severity fire had significantly reduced pine regeneration. That covariate model is the natural next step beyond this book: the foundations here, CSR, intensity, nearest-neighbour, Ripley’s K, are what it is built on, and an auditor who understands them can read and challenge such a result.</w:t>
       </w:r>
     </w:p>
-    <w:bookmarkEnd w:id="156"/>
-    <w:bookmarkStart w:id="157" w:name="exercises-8"/>
+    <w:bookmarkEnd w:id="172"/>
+    <w:bookmarkStart w:id="173" w:name="exercises-8"/>
     <w:p>
       <w:pPr>
         <w:pStyle w:val="Heading2"/>
@@ -28090,9 +31905,9 @@
         <w:t xml:space="preserve">Detected clearings in a monitoring image are also a point pattern. Explain how Ripley’s K could distinguish scattered natural tree-fall from an organised, clustered harvest front, and why that distinction matters for attributing disturbance.</w:t>
       </w:r>
     </w:p>
-    <w:bookmarkEnd w:id="157"/>
-    <w:bookmarkEnd w:id="158"/>
-    <w:bookmarkStart w:id="164" w:name="automation-protocols-and-registries"/>
+    <w:bookmarkEnd w:id="173"/>
+    <w:bookmarkEnd w:id="174"/>
+    <w:bookmarkStart w:id="180" w:name="automation-protocols-and-registries"/>
     <w:p>
       <w:pPr>
         <w:pStyle w:val="Heading1"/>
@@ -28101,7 +31916,7 @@
         <w:t xml:space="preserve">Appendix A — Automation, Protocols and Registries</w:t>
       </w:r>
     </w:p>
-    <w:bookmarkStart w:id="159" w:name="beyond-the-analysis"/>
+    <w:bookmarkStart w:id="175" w:name="beyond-the-analysis"/>
     <w:p>
       <w:pPr>
         <w:pStyle w:val="Heading2"/>
@@ -28118,8 +31933,8 @@
         <w:t xml:space="preserve">A defensible result is only half the job. The other half is the discipline around it: making the work reproducible, governing the data to a recognised standard, and delivering credits into a registry that will accept them. This appendix sketches that surrounding practice. Its code is illustrative and is not run at render time.</w:t>
       </w:r>
     </w:p>
-    <w:bookmarkEnd w:id="159"/>
-    <w:bookmarkStart w:id="160" w:name="reproducible-runtimes"/>
+    <w:bookmarkEnd w:id="175"/>
+    <w:bookmarkStart w:id="176" w:name="reproducible-runtimes"/>
     <w:p>
       <w:pPr>
         <w:pStyle w:val="Heading2"/>
@@ -28364,8 +32179,8 @@
         <w:t xml:space="preserve"># render outputs with quarto::quarto_render()</w:t>
       </w:r>
     </w:p>
-    <w:bookmarkEnd w:id="160"/>
-    <w:bookmarkStart w:id="161" w:name="data-protocols-and-qaqc"/>
+    <w:bookmarkEnd w:id="176"/>
+    <w:bookmarkStart w:id="177" w:name="data-protocols-and-qaqc"/>
     <w:p>
       <w:pPr>
         <w:pStyle w:val="Heading2"/>
@@ -28594,8 +32409,8 @@
         <w:t xml:space="preserve">)</w:t>
       </w:r>
     </w:p>
-    <w:bookmarkEnd w:id="161"/>
-    <w:bookmarkStart w:id="162" w:name="registries"/>
+    <w:bookmarkEnd w:id="177"/>
+    <w:bookmarkStart w:id="178" w:name="registries"/>
     <w:p>
       <w:pPr>
         <w:pStyle w:val="Heading2"/>
@@ -28612,8 +32427,8 @@
         <w:t xml:space="preserve">Credits live or die at the registry. ART-TREES, Verra (VCS), and ACR each publish methodologies, uncertainty and accuracy requirements, and validation and verification procedures that a project must meet before issuance. The analytical chapters of this book map directly onto their requirements: the area check onto boundary and area rules, the accuracy assessment onto the mandatory confusion matrix, the Monte Carlo onto the uncertainty deduction, the fire-emissions chain onto the reporting equations. Knowing which registry a project targets, and reading its methodology as the specification the analysis must satisfy, is the final piece of the auditor’s craft.</w:t>
       </w:r>
     </w:p>
-    <w:bookmarkEnd w:id="162"/>
-    <w:bookmarkStart w:id="163" w:name="further-practice"/>
+    <w:bookmarkEnd w:id="178"/>
+    <w:bookmarkStart w:id="179" w:name="further-practice"/>
     <w:p>
       <w:pPr>
         <w:pStyle w:val="Heading2"/>
@@ -28645,9 +32460,9 @@
         <w:t xml:space="preserve">and version control, safeguards and QA/QC templates, and data-service automation, are where the habits of this book become an operational system. The analysis is the visible part; the reproducibility, governance, and registry alignment are what make it hold up under scrutiny.</w:t>
       </w:r>
     </w:p>
-    <w:bookmarkEnd w:id="163"/>
-    <w:bookmarkEnd w:id="164"/>
-    <w:bookmarkStart w:id="181" w:name="references"/>
+    <w:bookmarkEnd w:id="179"/>
+    <w:bookmarkEnd w:id="180"/>
+    <w:bookmarkStart w:id="204" w:name="references"/>
     <w:p>
       <w:pPr>
         <w:pStyle w:val="Heading1"/>
@@ -28656,14 +32471,14 @@
         <w:t xml:space="preserve">Appendix B — References</w:t>
       </w:r>
     </w:p>
-    <w:bookmarkStart w:id="180" w:name="refs"/>
-    <w:bookmarkStart w:id="165" w:name="ref-bivand2013asdar"/>
+    <w:bookmarkStart w:id="203" w:name="refs"/>
+    <w:bookmarkStart w:id="182" w:name="ref-appel2019gdalcubes"/>
     <w:p>
       <w:pPr>
         <w:pStyle w:val="Bibliography"/>
       </w:pPr>
       <w:r>
-        <w:t xml:space="preserve">Bivand, R. S., Pebesma, E., &amp; Gómez-Rubio, V. (2013).</w:t>
+        <w:t xml:space="preserve">Appel, M., &amp; Pebesma, E. (2019). On-demand processing of data cubes from satellite image collections with the gdalcubes library.</w:t>
       </w:r>
       <w:r>
         <w:t xml:space="preserve"> </w:t>
@@ -28673,23 +32488,10 @@
           <w:i/>
           <w:iCs/>
         </w:rPr>
-        <w:t xml:space="preserve">Applied spatial data analysis with r</w:t>
-      </w:r>
-      <w:r>
-        <w:t xml:space="preserve"> </w:t>
-      </w:r>
-      <w:r>
-        <w:t xml:space="preserve">(2nd ed.). Springer.</w:t>
-      </w:r>
-    </w:p>
-    <w:bookmarkEnd w:id="165"/>
-    <w:bookmarkStart w:id="167" w:name="ref-hijmans2024terra"/>
-    <w:p>
-      <w:pPr>
-        <w:pStyle w:val="Bibliography"/>
-      </w:pPr>
-      <w:r>
-        <w:t xml:space="preserve">Hijmans, R. J. (2024).</w:t>
+        <w:t xml:space="preserve">Data</w:t>
+      </w:r>
+      <w:r>
+        <w:t xml:space="preserve">,</w:t>
       </w:r>
       <w:r>
         <w:t xml:space="preserve"> </w:t>
@@ -28699,6 +32501,158 @@
           <w:i/>
           <w:iCs/>
         </w:rPr>
+        <w:t xml:space="preserve">4</w:t>
+      </w:r>
+      <w:r>
+        <w:t xml:space="preserve">(3), 92.</w:t>
+      </w:r>
+      <w:r>
+        <w:t xml:space="preserve"> </w:t>
+      </w:r>
+      <w:hyperlink r:id="rId181">
+        <w:r>
+          <w:rPr>
+            <w:rStyle w:val="Hyperlink"/>
+          </w:rPr>
+          <w:t xml:space="preserve">https://doi.org/10.3390/data4030092</w:t>
+        </w:r>
+      </w:hyperlink>
+    </w:p>
+    <w:bookmarkEnd w:id="182"/>
+    <w:bookmarkStart w:id="183" w:name="ref-bivand2013asdar"/>
+    <w:p>
+      <w:pPr>
+        <w:pStyle w:val="Bibliography"/>
+      </w:pPr>
+      <w:r>
+        <w:t xml:space="preserve">Bivand, R. S., Pebesma, E., &amp; Gómez-Rubio, V. (2013).</w:t>
+      </w:r>
+      <w:r>
+        <w:t xml:space="preserve"> </w:t>
+      </w:r>
+      <w:r>
+        <w:rPr>
+          <w:i/>
+          <w:iCs/>
+        </w:rPr>
+        <w:t xml:space="preserve">Applied spatial data analysis with r</w:t>
+      </w:r>
+      <w:r>
+        <w:t xml:space="preserve"> </w:t>
+      </w:r>
+      <w:r>
+        <w:t xml:space="preserve">(2nd ed.). Springer.</w:t>
+      </w:r>
+    </w:p>
+    <w:bookmarkEnd w:id="183"/>
+    <w:bookmarkStart w:id="184" w:name="ref-cleveland1990stl"/>
+    <w:p>
+      <w:pPr>
+        <w:pStyle w:val="Bibliography"/>
+      </w:pPr>
+      <w:r>
+        <w:t xml:space="preserve">Cleveland, R. B., Cleveland, W. S., McRae, J. E., &amp; Terpenning, I. (1990).</w:t>
+      </w:r>
+      <w:r>
+        <w:t xml:space="preserve"> </w:t>
+      </w:r>
+      <w:r>
+        <w:t xml:space="preserve">STL</w:t>
+      </w:r>
+      <w:r>
+        <w:t xml:space="preserve">: A seasonal-trend decomposition procedure based on loess.</w:t>
+      </w:r>
+      <w:r>
+        <w:t xml:space="preserve"> </w:t>
+      </w:r>
+      <w:r>
+        <w:rPr>
+          <w:i/>
+          <w:iCs/>
+        </w:rPr>
+        <w:t xml:space="preserve">Journal of Official Statistics</w:t>
+      </w:r>
+      <w:r>
+        <w:t xml:space="preserve">,</w:t>
+      </w:r>
+      <w:r>
+        <w:t xml:space="preserve"> </w:t>
+      </w:r>
+      <w:r>
+        <w:rPr>
+          <w:i/>
+          <w:iCs/>
+        </w:rPr>
+        <w:t xml:space="preserve">6</w:t>
+      </w:r>
+      <w:r>
+        <w:t xml:space="preserve">(1), 3–73.</w:t>
+      </w:r>
+    </w:p>
+    <w:bookmarkEnd w:id="184"/>
+    <w:bookmarkStart w:id="186" w:name="ref-hansen2013forest"/>
+    <w:p>
+      <w:pPr>
+        <w:pStyle w:val="Bibliography"/>
+      </w:pPr>
+      <w:r>
+        <w:t xml:space="preserve">Hansen, M. C., Potapov, P. V., Moore, R., Hancher, M., Turubanova, S. A., Tyukavina, A., Thau, D., Stehman, S. V., Goetz, S. J., Loveland, T. R., Kommareddy, A., Egorov, A., Chini, L., Justice, C. O., &amp; Townshend, J. R. G. (2013). High-resolution global maps of 21st-century forest cover change.</w:t>
+      </w:r>
+      <w:r>
+        <w:t xml:space="preserve"> </w:t>
+      </w:r>
+      <w:r>
+        <w:rPr>
+          <w:i/>
+          <w:iCs/>
+        </w:rPr>
+        <w:t xml:space="preserve">Science</w:t>
+      </w:r>
+      <w:r>
+        <w:t xml:space="preserve">,</w:t>
+      </w:r>
+      <w:r>
+        <w:t xml:space="preserve"> </w:t>
+      </w:r>
+      <w:r>
+        <w:rPr>
+          <w:i/>
+          <w:iCs/>
+        </w:rPr>
+        <w:t xml:space="preserve">342</w:t>
+      </w:r>
+      <w:r>
+        <w:t xml:space="preserve">(6160), 850–853.</w:t>
+      </w:r>
+      <w:r>
+        <w:t xml:space="preserve"> </w:t>
+      </w:r>
+      <w:hyperlink r:id="rId185">
+        <w:r>
+          <w:rPr>
+            <w:rStyle w:val="Hyperlink"/>
+          </w:rPr>
+          <w:t xml:space="preserve">https://doi.org/10.1126/science.1244693</w:t>
+        </w:r>
+      </w:hyperlink>
+    </w:p>
+    <w:bookmarkEnd w:id="186"/>
+    <w:bookmarkStart w:id="188" w:name="ref-hijmans2024terra"/>
+    <w:p>
+      <w:pPr>
+        <w:pStyle w:val="Bibliography"/>
+      </w:pPr>
+      <w:r>
+        <w:t xml:space="preserve">Hijmans, R. J. (2024).</w:t>
+      </w:r>
+      <w:r>
+        <w:t xml:space="preserve"> </w:t>
+      </w:r>
+      <w:r>
+        <w:rPr>
+          <w:i/>
+          <w:iCs/>
+        </w:rPr>
         <w:t xml:space="preserve">Terra: Spatial data analysis</w:t>
       </w:r>
       <w:r>
@@ -28707,7 +32661,7 @@
       <w:r>
         <w:t xml:space="preserve"> </w:t>
       </w:r>
-      <w:hyperlink r:id="rId166">
+      <w:hyperlink r:id="rId187">
         <w:r>
           <w:rPr>
             <w:rStyle w:val="Hyperlink"/>
@@ -28716,8 +32670,8 @@
         </w:r>
       </w:hyperlink>
     </w:p>
-    <w:bookmarkEnd w:id="167"/>
-    <w:bookmarkStart w:id="168" w:name="ref-ipcc2006gl"/>
+    <w:bookmarkEnd w:id="188"/>
+    <w:bookmarkStart w:id="189" w:name="ref-ipcc2006gl"/>
     <w:p>
       <w:pPr>
         <w:pStyle w:val="Bibliography"/>
@@ -28739,8 +32693,8 @@
         <w:t xml:space="preserve">. Institute for Global Environmental Strategies.</w:t>
       </w:r>
     </w:p>
-    <w:bookmarkEnd w:id="168"/>
-    <w:bookmarkStart w:id="170" w:name="ref-jenkins2003biomass"/>
+    <w:bookmarkEnd w:id="189"/>
+    <w:bookmarkStart w:id="191" w:name="ref-jenkins2003biomass"/>
     <w:p>
       <w:pPr>
         <w:pStyle w:val="Bibliography"/>
@@ -28777,7 +32731,7 @@
       <w:r>
         <w:t xml:space="preserve"> </w:t>
       </w:r>
-      <w:hyperlink r:id="rId169">
+      <w:hyperlink r:id="rId190">
         <w:r>
           <w:rPr>
             <w:rStyle w:val="Hyperlink"/>
@@ -28786,8 +32740,8 @@
         </w:r>
       </w:hyperlink>
     </w:p>
-    <w:bookmarkEnd w:id="170"/>
-    <w:bookmarkStart w:id="171" w:name="ref-lovelace2019geocomputation"/>
+    <w:bookmarkEnd w:id="191"/>
+    <w:bookmarkStart w:id="192" w:name="ref-lovelace2019geocomputation"/>
     <w:p>
       <w:pPr>
         <w:pStyle w:val="Bibliography"/>
@@ -28809,8 +32763,8 @@
         <w:t xml:space="preserve">. Chapman; Hall/CRC.</w:t>
       </w:r>
     </w:p>
-    <w:bookmarkEnd w:id="171"/>
-    <w:bookmarkStart w:id="173" w:name="ref-murphy2026selkirk"/>
+    <w:bookmarkEnd w:id="192"/>
+    <w:bookmarkStart w:id="194" w:name="ref-murphy2026selkirk"/>
     <w:p>
       <w:pPr>
         <w:pStyle w:val="Bibliography"/>
@@ -28847,7 +32801,7 @@
       <w:r>
         <w:t xml:space="preserve"> </w:t>
       </w:r>
-      <w:hyperlink r:id="rId172">
+      <w:hyperlink r:id="rId193">
         <w:r>
           <w:rPr>
             <w:rStyle w:val="Hyperlink"/>
@@ -28856,8 +32810,8 @@
         </w:r>
       </w:hyperlink>
     </w:p>
-    <w:bookmarkEnd w:id="173"/>
-    <w:bookmarkStart w:id="175" w:name="ref-olofsson2014gpg"/>
+    <w:bookmarkEnd w:id="194"/>
+    <w:bookmarkStart w:id="196" w:name="ref-olofsson2014gpg"/>
     <w:p>
       <w:pPr>
         <w:pStyle w:val="Bibliography"/>
@@ -28894,7 +32848,7 @@
       <w:r>
         <w:t xml:space="preserve"> </w:t>
       </w:r>
-      <w:hyperlink r:id="rId174">
+      <w:hyperlink r:id="rId195">
         <w:r>
           <w:rPr>
             <w:rStyle w:val="Hyperlink"/>
@@ -28903,8 +32857,8 @@
         </w:r>
       </w:hyperlink>
     </w:p>
-    <w:bookmarkEnd w:id="175"/>
-    <w:bookmarkStart w:id="177" w:name="ref-pebesma2018sf"/>
+    <w:bookmarkEnd w:id="196"/>
+    <w:bookmarkStart w:id="198" w:name="ref-pebesma2018sf"/>
     <w:p>
       <w:pPr>
         <w:pStyle w:val="Bibliography"/>
@@ -28941,7 +32895,7 @@
       <w:r>
         <w:t xml:space="preserve"> </w:t>
       </w:r>
-      <w:hyperlink r:id="rId176">
+      <w:hyperlink r:id="rId197">
         <w:r>
           <w:rPr>
             <w:rStyle w:val="Hyperlink"/>
@@ -28950,8 +32904,8 @@
         </w:r>
       </w:hyperlink>
     </w:p>
-    <w:bookmarkEnd w:id="177"/>
-    <w:bookmarkStart w:id="179" w:name="ref-pebesma2023sds"/>
+    <w:bookmarkEnd w:id="198"/>
+    <w:bookmarkStart w:id="200" w:name="ref-pebesma2023sds"/>
     <w:p>
       <w:pPr>
         <w:pStyle w:val="Bibliography"/>
@@ -28975,7 +32929,7 @@
       <w:r>
         <w:t xml:space="preserve"> </w:t>
       </w:r>
-      <w:hyperlink r:id="rId178">
+      <w:hyperlink r:id="rId199">
         <w:r>
           <w:rPr>
             <w:rStyle w:val="Hyperlink"/>
@@ -28984,9 +32938,56 @@
         </w:r>
       </w:hyperlink>
     </w:p>
-    <w:bookmarkEnd w:id="179"/>
-    <w:bookmarkEnd w:id="180"/>
-    <w:bookmarkEnd w:id="181"/>
+    <w:bookmarkEnd w:id="200"/>
+    <w:bookmarkStart w:id="202" w:name="ref-simoes2021sits"/>
+    <w:p>
+      <w:pPr>
+        <w:pStyle w:val="Bibliography"/>
+      </w:pPr>
+      <w:r>
+        <w:t xml:space="preserve">Simões, R., Camara, G., Queiroz, G., Souza, F., Andrade, P. R., Santos, L., Carvalho, A., &amp; Ferreira, K. (2021). Satellite image time series analysis for big earth observation data.</w:t>
+      </w:r>
+      <w:r>
+        <w:t xml:space="preserve"> </w:t>
+      </w:r>
+      <w:r>
+        <w:rPr>
+          <w:i/>
+          <w:iCs/>
+        </w:rPr>
+        <w:t xml:space="preserve">Remote Sensing</w:t>
+      </w:r>
+      <w:r>
+        <w:t xml:space="preserve">,</w:t>
+      </w:r>
+      <w:r>
+        <w:t xml:space="preserve"> </w:t>
+      </w:r>
+      <w:r>
+        <w:rPr>
+          <w:i/>
+          <w:iCs/>
+        </w:rPr>
+        <w:t xml:space="preserve">13</w:t>
+      </w:r>
+      <w:r>
+        <w:t xml:space="preserve">(13), 2428.</w:t>
+      </w:r>
+      <w:r>
+        <w:t xml:space="preserve"> </w:t>
+      </w:r>
+      <w:hyperlink r:id="rId201">
+        <w:r>
+          <w:rPr>
+            <w:rStyle w:val="Hyperlink"/>
+          </w:rPr>
+          <w:t xml:space="preserve">https://doi.org/10.3390/rs13132428</w:t>
+        </w:r>
+      </w:hyperlink>
+    </w:p>
+    <w:bookmarkEnd w:id="202"/>
+    <w:bookmarkEnd w:id="203"/>
+    <w:bookmarkEnd w:id="204"/>
     <w:sectPr>
       <w:footerReference r:id="rId10" w:type="even"/>
       <w:footerReference r:id="rId9" w:type="default"/>

--- a/Spatial-Analysis-in-R-for-Forest-Carbon-Verification.docx
+++ b/Spatial-Analysis-in-R-for-Forest-Carbon-Verification.docx
@@ -338,7 +338,7 @@
               <w:spacing w:before="16" w:after="16"/>
             </w:pPr>
             <w:r>
-              <w:t xml:space="preserve">The stem list (species and diameter) follows the published ForestGEO census used in the companion uncertainty book. The within-plot coordinates were generated across the real plot footprint because the source census table omitted them, so the maps are representative rather than a survey of record. Terrain, imagery, LiDAR, and time-series layers are simulated over the same footprint so the book renders offline and reproducibly, and every synthetic layer says so where it is built. The keystone closings describe workflows from real verification projects and reproduce their analytical core on this shared data. The one exception is the second capstone (Chapter 9), which runs on the real, published coordinates of a post-fire conifer regeneration survey in the Selkirk Mountains of British Columbia</w:t>
+              <w:t xml:space="preserve">The stem list (species and diameter) follows the published ForestGEO census used in the companion uncertainty book. The within-plot coordinates were generated across the real plot footprint because the source census table omitted them, so the maps are representative rather than a survey of record. Terrain, imagery, LiDAR, and time-series layers are simulated over the same footprint so the book renders offline and reproducibly, and every synthetic layer says so where it is built. The keystone closings describe workflows from real verification projects and reproduce their analytical core on this shared data. The one exception is the second capstone, Spatial Patterns,, which runs on the real, published coordinates of a post-fire conifer regeneration survey in the Selkirk Mountains of British Columbia</w:t>
             </w:r>
             <w:r>
               <w:t xml:space="preserve"> </w:t>
@@ -8082,7 +8082,7 @@
         <w:rPr>
           <w:rStyle w:val="CommentTok"/>
         </w:rPr>
-        <w:t xml:space="preserve">#&gt; 1  1 0.0003801327</w:t>
+        <w:t xml:space="preserve">#&gt; 1  1 6.919358e-04</w:t>
       </w:r>
       <w:r>
         <w:br/>
@@ -8091,7 +8091,7 @@
         <w:rPr>
           <w:rStyle w:val="CommentTok"/>
         </w:rPr>
-        <w:t xml:space="preserve">#&gt; 2  2 0.0006919358</w:t>
+        <w:t xml:space="preserve">#&gt; 2  2 9.503318e-05</w:t>
       </w:r>
       <w:r>
         <w:br/>
@@ -8100,7 +8100,7 @@
         <w:rPr>
           <w:rStyle w:val="CommentTok"/>
         </w:rPr>
-        <w:t xml:space="preserve">#&gt; 3  3 0.0000000000</w:t>
+        <w:t xml:space="preserve">#&gt; 3  3 0.000000e+00</w:t>
       </w:r>
       <w:r>
         <w:br/>
@@ -8109,7 +8109,7 @@
         <w:rPr>
           <w:rStyle w:val="CommentTok"/>
         </w:rPr>
-        <w:t xml:space="preserve">#&gt; 4  4 0.0000000000</w:t>
+        <w:t xml:space="preserve">#&gt; 4  4 2.081305e-04</w:t>
       </w:r>
       <w:r>
         <w:br/>
@@ -8118,7 +8118,7 @@
         <w:rPr>
           <w:rStyle w:val="CommentTok"/>
         </w:rPr>
-        <w:t xml:space="preserve">#&gt; 5  5 0.0001900664</w:t>
+        <w:t xml:space="preserve">#&gt; 5  5 0.000000e+00</w:t>
       </w:r>
     </w:p>
     <w:p>
@@ -9801,7 +9801,7 @@
         <w:pStyle w:val="FirstParagraph"/>
       </w:pPr>
       <w:r>
-        <w:t xml:space="preserve">That single number, forest area, is what a project claims and an auditor recomputes. Chapter 7 returns to it to ask how</w:t>
+        <w:t xml:space="preserve">That single number, forest area, is what a project claims and an auditor recomputes. The uncertainty chapter returns to it to ask how</w:t>
       </w:r>
       <w:r>
         <w:t xml:space="preserve"> </w:t>
@@ -19762,7 +19762,7 @@
         <w:t xml:space="preserve">(Baskerville, 1972)</w:t>
       </w:r>
       <w:r>
-        <w:t xml:space="preserve">, and it is used throughout this book. Chapter 11 shows what it does to the error statistics.</w:t>
+        <w:t xml:space="preserve">, and it is used throughout this book. The uncertainty chapter shows what it does to the error statistics.</w:t>
       </w:r>
     </w:p>
     <w:bookmarkEnd w:id="119"/>
@@ -24218,7 +24218,7 @@
         <w:pStyle w:val="FirstParagraph"/>
       </w:pPr>
       <w:r>
-        <w:t xml:space="preserve">The carbon fraction of 0.47 is itself a default with its own uncertainty, and it multiplies everything above it. Chapter 11 propagates that.</w:t>
+        <w:t xml:space="preserve">The carbon fraction of 0.47 is itself a default with its own uncertainty, and it multiplies everything above it. The uncertainty chapter propagates that.</w:t>
       </w:r>
     </w:p>
     <w:bookmarkStart w:id="127" w:name="what-the-registries-ask-of-an-equation"/>
@@ -24287,7 +24287,7 @@
         <w:t xml:space="preserve"> </w:t>
       </w:r>
       <w:r>
-        <w:t xml:space="preserve">out at the end of Chapter 11. Under ART-TREES the allometric contribution feeds</w:t>
+        <w:t xml:space="preserve">out at the end of the uncertainty chapter. Under ART-TREES the allometric contribution feeds</w:t>
       </w:r>
       <w:r>
         <w:t xml:space="preserve"> </w:t>
@@ -24465,22 +24465,22 @@
     </w:p>
     <w:bookmarkEnd w:id="129"/>
     <w:bookmarkEnd w:id="130"/>
-    <w:bookmarkStart w:id="155" w:name="uncertainty"/>
+    <w:bookmarkStart w:id="142" w:name="emission-factors"/>
     <w:p>
       <w:pPr>
         <w:pStyle w:val="Heading1"/>
       </w:pPr>
       <w:r>
-        <w:t xml:space="preserve">8. Uncertainty</w:t>
+        <w:t xml:space="preserve">8. Emission Factors</w:t>
       </w:r>
     </w:p>
-    <w:bookmarkStart w:id="131" w:name="why-uncertainty"/>
+    <w:bookmarkStart w:id="131" w:name="the-other-half-of-the-identity"/>
     <w:p>
       <w:pPr>
         <w:pStyle w:val="Heading2"/>
       </w:pPr>
       <w:r>
-        <w:t xml:space="preserve">8.1 Why uncertainty</w:t>
+        <w:t xml:space="preserve">8.1 The other half of the identity</w:t>
       </w:r>
     </w:p>
     <w:p>
@@ -24488,17 +24488,78 @@
         <w:pStyle w:val="FirstParagraph"/>
       </w:pPr>
       <w:r>
-        <w:t xml:space="preserve">Every estimate in this book is wrong by some amount, and the discipline of verification is knowing by how much. A carbon figure without an uncertainty is not conservative, it is simply incomplete, and the crediting standards, ART-TREES, VCS, ACR, all deduct credits in proportion to how uncertain the estimate is. Reducing uncertainty is therefore worth real money, and quantifying it honestly is the auditor’s core duty. This chapter builds the estimate, then its error, on the running stem data.</w:t>
+        <w:t xml:space="preserve">Almost every greenhouse gas estimate in land use reduces to one multiplication:</w:t>
+      </w:r>
+    </w:p>
+    <w:p>
+      <w:pPr>
+        <w:pStyle w:val="BodyText"/>
+      </w:pPr>
+      <m:oMathPara>
+        <m:oMathParaPr>
+          <m:jc m:val="center"/>
+        </m:oMathParaPr>
+        <m:oMath>
+          <m:r>
+            <m:rPr>
+              <m:nor/>
+              <m:sty m:val="p"/>
+            </m:rPr>
+            <m:t>Emissions</m:t>
+          </m:r>
+          <m:r>
+            <m:rPr>
+              <m:sty m:val="p"/>
+            </m:rPr>
+            <m:t>=</m:t>
+          </m:r>
+          <m:r>
+            <m:rPr>
+              <m:nor/>
+              <m:sty m:val="p"/>
+            </m:rPr>
+            <m:t>Activity Data</m:t>
+          </m:r>
+          <m:r>
+            <m:rPr>
+              <m:sty m:val="p"/>
+            </m:rPr>
+            <m:t>×</m:t>
+          </m:r>
+          <m:r>
+            <m:rPr>
+              <m:nor/>
+              <m:sty m:val="p"/>
+            </m:rPr>
+            <m:t>Emission Factor</m:t>
+          </m:r>
+        </m:oMath>
+      </m:oMathPara>
+    </w:p>
+    <w:p>
+      <w:pPr>
+        <w:pStyle w:val="FirstParagraph"/>
+      </w:pPr>
+      <w:r>
+        <w:t xml:space="preserve">Activity data is the extent of something happening: hectares deforested, hectares converted, hectares under a new management regime. The emission factor is the greenhouse gas consequence per unit of that activity. The previous chapters have been about the left-hand term, because that is where spatial analysis lives. This chapter is about the right-hand one, which is where most of the money and most of the uncertainty actually sit.</w:t>
+      </w:r>
+    </w:p>
+    <w:p>
+      <w:pPr>
+        <w:pStyle w:val="BodyText"/>
+      </w:pPr>
+      <w:r>
+        <w:t xml:space="preserve">The distinction matters more than it looks. An analyst who maps deforestation to the pixel and then multiplies by a factor pulled from a default table has spent all their effort on the term they measured and none on the term they assumed. The factor is usually the larger source of error, and unlike the map it cannot be improved by better imagery.</w:t>
       </w:r>
     </w:p>
     <w:bookmarkEnd w:id="131"/>
-    <w:bookmarkStart w:id="132" w:name="a-carbon-estimate"/>
+    <w:bookmarkStart w:id="132" w:name="tiers"/>
     <w:p>
       <w:pPr>
         <w:pStyle w:val="Heading2"/>
       </w:pPr>
       <w:r>
-        <w:t xml:space="preserve">8.2 A carbon estimate</w:t>
+        <w:t xml:space="preserve">8.2 Tiers</w:t>
       </w:r>
     </w:p>
     <w:p>
@@ -24506,16 +24567,7 @@
         <w:pStyle w:val="FirstParagraph"/>
       </w:pPr>
       <w:r>
-        <w:t xml:space="preserve">We convert diameters to aboveground biomass with a published generic hardwood equation</w:t>
-      </w:r>
-      <w:r>
-        <w:t xml:space="preserve"> </w:t>
-      </w:r>
-      <w:r>
-        <w:t xml:space="preserve">(Jenkins et al., 2003)</w:t>
-      </w:r>
-      <w:r>
-        <w:t xml:space="preserve">, apply the IPCC default carbon fraction of 0.47</w:t>
+        <w:t xml:space="preserve">The IPCC organises methods into three tiers, and the tier is a statement about where the numbers came from rather than about how sophisticated the arithmetic is</w:t>
       </w:r>
       <w:r>
         <w:t xml:space="preserve"> </w:t>
@@ -24524,492 +24576,79 @@
         <w:t xml:space="preserve">(IPCC, 2006)</w:t>
       </w:r>
       <w:r>
-        <w:t xml:space="preserve">, and scale to the plot area:</w:t>
+        <w:t xml:space="preserve">.</w:t>
       </w:r>
     </w:p>
     <w:p>
       <w:pPr>
-        <w:pStyle w:val="SourceCode"/>
-      </w:pPr>
-      <w:r>
-        <w:rPr>
-          <w:rStyle w:val="FunctionTok"/>
-        </w:rPr>
-        <w:t xml:space="preserve">library</w:t>
-      </w:r>
-      <w:r>
-        <w:rPr>
-          <w:rStyle w:val="NormalTok"/>
-        </w:rPr>
-        <w:t xml:space="preserve">(dplyr)</w:t>
-      </w:r>
-      <w:r>
-        <w:br/>
-      </w:r>
-      <w:r>
-        <w:rPr>
-          <w:rStyle w:val="NormalTok"/>
-        </w:rPr>
-        <w:t xml:space="preserve">stems </w:t>
-      </w:r>
-      <w:r>
-        <w:rPr>
-          <w:rStyle w:val="OtherTok"/>
-        </w:rPr>
-        <w:t xml:space="preserve">&lt;-</w:t>
-      </w:r>
-      <w:r>
-        <w:rPr>
-          <w:rStyle w:val="NormalTok"/>
-        </w:rPr>
-        <w:t xml:space="preserve"> </w:t>
-      </w:r>
-      <w:r>
-        <w:rPr>
-          <w:rStyle w:val="FunctionTok"/>
-        </w:rPr>
-        <w:t xml:space="preserve">read.csv</w:t>
-      </w:r>
-      <w:r>
-        <w:rPr>
-          <w:rStyle w:val="NormalTok"/>
-        </w:rPr>
-        <w:t xml:space="preserve">(</w:t>
-      </w:r>
-      <w:r>
-        <w:rPr>
-          <w:rStyle w:val="StringTok"/>
-        </w:rPr>
-        <w:t xml:space="preserve">"data/scbi_stems.csv"</w:t>
-      </w:r>
-      <w:r>
-        <w:rPr>
-          <w:rStyle w:val="NormalTok"/>
-        </w:rPr>
-        <w:t xml:space="preserve">)</w:t>
-      </w:r>
-      <w:r>
-        <w:br/>
-      </w:r>
-      <w:r>
-        <w:br/>
-      </w:r>
-      <w:r>
-        <w:rPr>
-          <w:rStyle w:val="NormalTok"/>
-        </w:rPr>
-        <w:t xml:space="preserve">stems </w:t>
-      </w:r>
-      <w:r>
-        <w:rPr>
-          <w:rStyle w:val="OtherTok"/>
-        </w:rPr>
-        <w:t xml:space="preserve">&lt;-</w:t>
-      </w:r>
-      <w:r>
-        <w:rPr>
-          <w:rStyle w:val="NormalTok"/>
-        </w:rPr>
-        <w:t xml:space="preserve"> stems </w:t>
-      </w:r>
-      <w:r>
-        <w:rPr>
-          <w:rStyle w:val="SpecialCharTok"/>
-        </w:rPr>
-        <w:t xml:space="preserve">|&gt;</w:t>
-      </w:r>
-      <w:r>
-        <w:br/>
-      </w:r>
-      <w:r>
-        <w:rPr>
-          <w:rStyle w:val="NormalTok"/>
-        </w:rPr>
-        <w:t xml:space="preserve">  </w:t>
-      </w:r>
-      <w:r>
-        <w:rPr>
-          <w:rStyle w:val="FunctionTok"/>
-        </w:rPr>
-        <w:t xml:space="preserve">mutate</w:t>
-      </w:r>
-      <w:r>
-        <w:rPr>
-          <w:rStyle w:val="NormalTok"/>
-        </w:rPr>
-        <w:t xml:space="preserve">(</w:t>
-      </w:r>
-      <w:r>
-        <w:rPr>
-          <w:rStyle w:val="AttributeTok"/>
-        </w:rPr>
-        <w:t xml:space="preserve">agb_kg   =</w:t>
-      </w:r>
-      <w:r>
-        <w:rPr>
-          <w:rStyle w:val="NormalTok"/>
-        </w:rPr>
-        <w:t xml:space="preserve"> </w:t>
-      </w:r>
-      <w:r>
-        <w:rPr>
-          <w:rStyle w:val="FunctionTok"/>
-        </w:rPr>
-        <w:t xml:space="preserve">exp</w:t>
-      </w:r>
-      <w:r>
-        <w:rPr>
-          <w:rStyle w:val="NormalTok"/>
-        </w:rPr>
-        <w:t xml:space="preserve">(</w:t>
-      </w:r>
-      <w:r>
-        <w:rPr>
-          <w:rStyle w:val="SpecialCharTok"/>
-        </w:rPr>
-        <w:t xml:space="preserve">-</w:t>
-      </w:r>
-      <w:r>
-        <w:rPr>
-          <w:rStyle w:val="FloatTok"/>
-        </w:rPr>
-        <w:t xml:space="preserve">2.48</w:t>
-      </w:r>
-      <w:r>
-        <w:rPr>
-          <w:rStyle w:val="NormalTok"/>
-        </w:rPr>
-        <w:t xml:space="preserve"> </w:t>
-      </w:r>
-      <w:r>
-        <w:rPr>
-          <w:rStyle w:val="SpecialCharTok"/>
-        </w:rPr>
-        <w:t xml:space="preserve">+</w:t>
-      </w:r>
-      <w:r>
-        <w:rPr>
-          <w:rStyle w:val="NormalTok"/>
-        </w:rPr>
-        <w:t xml:space="preserve"> </w:t>
-      </w:r>
-      <w:r>
-        <w:rPr>
-          <w:rStyle w:val="FloatTok"/>
-        </w:rPr>
-        <w:t xml:space="preserve">2.4835</w:t>
-      </w:r>
-      <w:r>
-        <w:rPr>
-          <w:rStyle w:val="NormalTok"/>
-        </w:rPr>
-        <w:t xml:space="preserve"> </w:t>
-      </w:r>
-      <w:r>
-        <w:rPr>
-          <w:rStyle w:val="SpecialCharTok"/>
-        </w:rPr>
-        <w:t xml:space="preserve">*</w:t>
-      </w:r>
-      <w:r>
-        <w:rPr>
-          <w:rStyle w:val="NormalTok"/>
-        </w:rPr>
-        <w:t xml:space="preserve"> </w:t>
-      </w:r>
-      <w:r>
-        <w:rPr>
-          <w:rStyle w:val="FunctionTok"/>
-        </w:rPr>
-        <w:t xml:space="preserve">log</w:t>
-      </w:r>
-      <w:r>
-        <w:rPr>
-          <w:rStyle w:val="NormalTok"/>
-        </w:rPr>
-        <w:t xml:space="preserve">(dbh)),   </w:t>
-      </w:r>
-      <w:r>
-        <w:rPr>
-          <w:rStyle w:val="CommentTok"/>
-        </w:rPr>
-        <w:t xml:space="preserve"># Jenkins generic hardwood</w:t>
-      </w:r>
-      <w:r>
-        <w:br/>
-      </w:r>
-      <w:r>
-        <w:rPr>
-          <w:rStyle w:val="NormalTok"/>
-        </w:rPr>
-        <w:t xml:space="preserve">         </w:t>
-      </w:r>
-      <w:r>
-        <w:rPr>
-          <w:rStyle w:val="AttributeTok"/>
-        </w:rPr>
-        <w:t xml:space="preserve">carbon_Mg =</w:t>
-      </w:r>
-      <w:r>
-        <w:rPr>
-          <w:rStyle w:val="NormalTok"/>
-        </w:rPr>
-        <w:t xml:space="preserve"> </w:t>
-      </w:r>
-      <w:r>
-        <w:rPr>
-          <w:rStyle w:val="FloatTok"/>
-        </w:rPr>
-        <w:t xml:space="preserve">0.47</w:t>
-      </w:r>
-      <w:r>
-        <w:rPr>
-          <w:rStyle w:val="NormalTok"/>
-        </w:rPr>
-        <w:t xml:space="preserve"> </w:t>
-      </w:r>
-      <w:r>
-        <w:rPr>
-          <w:rStyle w:val="SpecialCharTok"/>
-        </w:rPr>
-        <w:t xml:space="preserve">*</w:t>
-      </w:r>
-      <w:r>
-        <w:rPr>
-          <w:rStyle w:val="NormalTok"/>
-        </w:rPr>
-        <w:t xml:space="preserve"> agb_kg </w:t>
-      </w:r>
-      <w:r>
-        <w:rPr>
-          <w:rStyle w:val="SpecialCharTok"/>
-        </w:rPr>
-        <w:t xml:space="preserve">/</w:t>
-      </w:r>
-      <w:r>
-        <w:rPr>
-          <w:rStyle w:val="NormalTok"/>
-        </w:rPr>
-        <w:t xml:space="preserve"> </w:t>
-      </w:r>
-      <w:r>
-        <w:rPr>
-          <w:rStyle w:val="DecValTok"/>
-        </w:rPr>
-        <w:t xml:space="preserve">1000</w:t>
-      </w:r>
-      <w:r>
-        <w:rPr>
-          <w:rStyle w:val="NormalTok"/>
-        </w:rPr>
-        <w:t xml:space="preserve">)</w:t>
-      </w:r>
-      <w:r>
-        <w:br/>
-      </w:r>
-      <w:r>
-        <w:br/>
-      </w:r>
-      <w:r>
-        <w:rPr>
-          <w:rStyle w:val="NormalTok"/>
-        </w:rPr>
-        <w:t xml:space="preserve">area_ha  </w:t>
-      </w:r>
-      <w:r>
-        <w:rPr>
-          <w:rStyle w:val="OtherTok"/>
-        </w:rPr>
-        <w:t xml:space="preserve">&lt;-</w:t>
-      </w:r>
-      <w:r>
-        <w:rPr>
-          <w:rStyle w:val="NormalTok"/>
-        </w:rPr>
-        <w:t xml:space="preserve"> </w:t>
-      </w:r>
-      <w:r>
-        <w:rPr>
-          <w:rStyle w:val="FloatTok"/>
-        </w:rPr>
-        <w:t xml:space="preserve">25.6</w:t>
-      </w:r>
-      <w:r>
-        <w:br/>
-      </w:r>
-      <w:r>
-        <w:rPr>
-          <w:rStyle w:val="NormalTok"/>
-        </w:rPr>
-        <w:t xml:space="preserve">total_C  </w:t>
-      </w:r>
-      <w:r>
-        <w:rPr>
-          <w:rStyle w:val="OtherTok"/>
-        </w:rPr>
-        <w:t xml:space="preserve">&lt;-</w:t>
-      </w:r>
-      <w:r>
-        <w:rPr>
-          <w:rStyle w:val="NormalTok"/>
-        </w:rPr>
-        <w:t xml:space="preserve"> </w:t>
-      </w:r>
-      <w:r>
-        <w:rPr>
-          <w:rStyle w:val="FunctionTok"/>
-        </w:rPr>
-        <w:t xml:space="preserve">sum</w:t>
-      </w:r>
-      <w:r>
-        <w:rPr>
-          <w:rStyle w:val="NormalTok"/>
-        </w:rPr>
-        <w:t xml:space="preserve">(stems</w:t>
-      </w:r>
-      <w:r>
-        <w:rPr>
-          <w:rStyle w:val="SpecialCharTok"/>
-        </w:rPr>
-        <w:t xml:space="preserve">$</w:t>
-      </w:r>
-      <w:r>
-        <w:rPr>
-          <w:rStyle w:val="NormalTok"/>
-        </w:rPr>
-        <w:t xml:space="preserve">carbon_Mg)</w:t>
-      </w:r>
-      <w:r>
-        <w:br/>
-      </w:r>
-      <w:r>
-        <w:rPr>
-          <w:rStyle w:val="NormalTok"/>
-        </w:rPr>
-        <w:t xml:space="preserve">C_per_ha </w:t>
-      </w:r>
-      <w:r>
-        <w:rPr>
-          <w:rStyle w:val="OtherTok"/>
-        </w:rPr>
-        <w:t xml:space="preserve">&lt;-</w:t>
-      </w:r>
-      <w:r>
-        <w:rPr>
-          <w:rStyle w:val="NormalTok"/>
-        </w:rPr>
-        <w:t xml:space="preserve"> total_C </w:t>
-      </w:r>
-      <w:r>
-        <w:rPr>
-          <w:rStyle w:val="SpecialCharTok"/>
-        </w:rPr>
-        <w:t xml:space="preserve">/</w:t>
-      </w:r>
-      <w:r>
-        <w:rPr>
-          <w:rStyle w:val="NormalTok"/>
-        </w:rPr>
-        <w:t xml:space="preserve"> area_ha</w:t>
-      </w:r>
-      <w:r>
-        <w:br/>
-      </w:r>
-      <w:r>
-        <w:rPr>
-          <w:rStyle w:val="FunctionTok"/>
-        </w:rPr>
-        <w:t xml:space="preserve">round</w:t>
-      </w:r>
-      <w:r>
-        <w:rPr>
-          <w:rStyle w:val="NormalTok"/>
-        </w:rPr>
-        <w:t xml:space="preserve">(</w:t>
-      </w:r>
-      <w:r>
-        <w:rPr>
-          <w:rStyle w:val="FunctionTok"/>
-        </w:rPr>
-        <w:t xml:space="preserve">c</w:t>
-      </w:r>
-      <w:r>
-        <w:rPr>
-          <w:rStyle w:val="NormalTok"/>
-        </w:rPr>
-        <w:t xml:space="preserve">(</w:t>
-      </w:r>
-      <w:r>
-        <w:rPr>
-          <w:rStyle w:val="AttributeTok"/>
-        </w:rPr>
-        <w:t xml:space="preserve">total_MgC =</w:t>
-      </w:r>
-      <w:r>
-        <w:rPr>
-          <w:rStyle w:val="NormalTok"/>
-        </w:rPr>
-        <w:t xml:space="preserve"> total_C, </w:t>
-      </w:r>
-      <w:r>
-        <w:rPr>
-          <w:rStyle w:val="AttributeTok"/>
-        </w:rPr>
-        <w:t xml:space="preserve">MgC_per_ha =</w:t>
-      </w:r>
-      <w:r>
-        <w:rPr>
-          <w:rStyle w:val="NormalTok"/>
-        </w:rPr>
-        <w:t xml:space="preserve"> C_per_ha), </w:t>
-      </w:r>
-      <w:r>
-        <w:rPr>
-          <w:rStyle w:val="DecValTok"/>
-        </w:rPr>
-        <w:t xml:space="preserve">1</w:t>
-      </w:r>
-      <w:r>
-        <w:rPr>
-          <w:rStyle w:val="NormalTok"/>
-        </w:rPr>
-        <w:t xml:space="preserve">)</w:t>
-      </w:r>
-      <w:r>
-        <w:br/>
-      </w:r>
-      <w:r>
-        <w:rPr>
-          <w:rStyle w:val="CommentTok"/>
-        </w:rPr>
-        <w:t xml:space="preserve">#&gt;  total_MgC MgC_per_ha </w:t>
-      </w:r>
-      <w:r>
-        <w:br/>
-      </w:r>
-      <w:r>
-        <w:rPr>
-          <w:rStyle w:val="CommentTok"/>
-        </w:rPr>
-        <w:t xml:space="preserve">#&gt;       82.3        3.2</w:t>
+        <w:pStyle w:val="BodyText"/>
+      </w:pPr>
+      <w:r>
+        <w:rPr>
+          <w:b/>
+          <w:bCs/>
+        </w:rPr>
+        <w:t xml:space="preserve">Tier 1</w:t>
+      </w:r>
+      <w:r>
+        <w:t xml:space="preserve"> </w:t>
+      </w:r>
+      <w:r>
+        <w:t xml:space="preserve">uses global or regional default factors published in the guidelines, applied through simple equations, with default assumptions about what happens after a land-use change. It requires no local measurement beyond the activity data. It is the fallback when nothing better exists, and its uncertainties are correspondingly wide.</w:t>
       </w:r>
     </w:p>
     <w:p>
       <w:pPr>
-        <w:pStyle w:val="FirstParagraph"/>
-      </w:pPr>
-      <w:r>
-        <w:t xml:space="preserve">That point estimate is the easy part. Three distinct sources of error sit beneath it: sampling error from measuring plots rather than the whole population, model error in the allometric equation, and parameter error in constants like the carbon fraction.</w:t>
+        <w:pStyle w:val="BodyText"/>
+      </w:pPr>
+      <w:r>
+        <w:rPr>
+          <w:b/>
+          <w:bCs/>
+        </w:rPr>
+        <w:t xml:space="preserve">Tier 2</w:t>
+      </w:r>
+      <w:r>
+        <w:t xml:space="preserve"> </w:t>
+      </w:r>
+      <w:r>
+        <w:t xml:space="preserve">keeps the Tier 1 equations but substitutes country-specific or region-specific factors derived from local measurement. This is where most credible national inventories sit.</w:t>
+      </w:r>
+    </w:p>
+    <w:p>
+      <w:pPr>
+        <w:pStyle w:val="BodyText"/>
+      </w:pPr>
+      <w:r>
+        <w:rPr>
+          <w:b/>
+          <w:bCs/>
+        </w:rPr>
+        <w:t xml:space="preserve">Tier 3</w:t>
+      </w:r>
+      <w:r>
+        <w:t xml:space="preserve"> </w:t>
+      </w:r>
+      <w:r>
+        <w:t xml:space="preserve">replaces the equations themselves with models or direct measurement systems, calibrated and validated locally.</w:t>
+      </w:r>
+    </w:p>
+    <w:p>
+      <w:pPr>
+        <w:pStyle w:val="BodyText"/>
+      </w:pPr>
+      <w:r>
+        <w:t xml:space="preserve">The tiers are not a quality ladder in the sense that Tier 1 is wrong. A well-applied Tier 1 estimate with an honest uncertainty is more defensible than a Tier 3 model whose calibration nobody can reproduce. What the tiers do determine is the size of the interval you must report, and therefore the deduction you must accept.</w:t>
       </w:r>
     </w:p>
     <w:bookmarkEnd w:id="132"/>
-    <w:bookmarkStart w:id="133" w:name="sampling-error"/>
+    <w:bookmarkStart w:id="133" w:name="where-the-default-factors-come-from"/>
     <w:p>
       <w:pPr>
         <w:pStyle w:val="Heading2"/>
       </w:pPr>
       <w:r>
-        <w:t xml:space="preserve">8.3 Sampling error</w:t>
+        <w:t xml:space="preserve">8.3 Where the default factors come from</w:t>
       </w:r>
     </w:p>
     <w:p>
@@ -25017,744 +24656,5399 @@
         <w:pStyle w:val="FirstParagraph"/>
       </w:pPr>
       <w:r>
-        <w:t xml:space="preserve">Divide the plot into quadrats and each becomes a sample of carbon density. The variation among them is the sampling uncertainty of the plot mean, summarised by the standard error and a confidence interval:</w:t>
+        <w:t xml:space="preserve">The Tier 1 defaults are not conjured. They are meta-analyses of published soil and biomass measurements, and the guidelines publish their sample sizes and confidence limits alongside the means. Reading those columns is the single most useful habit in factor selection, because the stated uncertainty varies by more than an order of magnitude across the same table.</w:t>
       </w:r>
     </w:p>
     <w:p>
       <w:pPr>
-        <w:pStyle w:val="SourceCode"/>
-      </w:pPr>
-      <w:r>
-        <w:rPr>
-          <w:rStyle w:val="NormalTok"/>
-        </w:rPr>
-        <w:t xml:space="preserve">stems</w:t>
-      </w:r>
-      <w:r>
-        <w:rPr>
-          <w:rStyle w:val="SpecialCharTok"/>
-        </w:rPr>
-        <w:t xml:space="preserve">$</w:t>
-      </w:r>
-      <w:r>
-        <w:rPr>
-          <w:rStyle w:val="NormalTok"/>
-        </w:rPr>
-        <w:t xml:space="preserve">quadrat </w:t>
-      </w:r>
-      <w:r>
-        <w:rPr>
-          <w:rStyle w:val="OtherTok"/>
-        </w:rPr>
-        <w:t xml:space="preserve">&lt;-</w:t>
-      </w:r>
-      <w:r>
-        <w:rPr>
-          <w:rStyle w:val="NormalTok"/>
-        </w:rPr>
-        <w:t xml:space="preserve"> </w:t>
-      </w:r>
-      <w:r>
-        <w:rPr>
-          <w:rStyle w:val="FunctionTok"/>
-        </w:rPr>
-        <w:t xml:space="preserve">paste</w:t>
-      </w:r>
-      <w:r>
-        <w:rPr>
-          <w:rStyle w:val="NormalTok"/>
-        </w:rPr>
-        <w:t xml:space="preserve">(</w:t>
-      </w:r>
-      <w:r>
-        <w:rPr>
-          <w:rStyle w:val="FunctionTok"/>
-        </w:rPr>
-        <w:t xml:space="preserve">cut</w:t>
-      </w:r>
-      <w:r>
-        <w:rPr>
-          <w:rStyle w:val="NormalTok"/>
-        </w:rPr>
-        <w:t xml:space="preserve">(stems</w:t>
-      </w:r>
-      <w:r>
-        <w:rPr>
-          <w:rStyle w:val="SpecialCharTok"/>
-        </w:rPr>
-        <w:t xml:space="preserve">$</w:t>
-      </w:r>
-      <w:r>
-        <w:rPr>
-          <w:rStyle w:val="NormalTok"/>
-        </w:rPr>
-        <w:t xml:space="preserve">gx, </w:t>
-      </w:r>
-      <w:r>
-        <w:rPr>
-          <w:rStyle w:val="DecValTok"/>
-        </w:rPr>
-        <w:t xml:space="preserve">8</w:t>
-      </w:r>
-      <w:r>
-        <w:rPr>
-          <w:rStyle w:val="NormalTok"/>
-        </w:rPr>
-        <w:t xml:space="preserve">), </w:t>
-      </w:r>
-      <w:r>
-        <w:rPr>
-          <w:rStyle w:val="FunctionTok"/>
-        </w:rPr>
-        <w:t xml:space="preserve">cut</w:t>
-      </w:r>
-      <w:r>
-        <w:rPr>
-          <w:rStyle w:val="NormalTok"/>
-        </w:rPr>
-        <w:t xml:space="preserve">(stems</w:t>
-      </w:r>
-      <w:r>
-        <w:rPr>
-          <w:rStyle w:val="SpecialCharTok"/>
-        </w:rPr>
-        <w:t xml:space="preserve">$</w:t>
-      </w:r>
-      <w:r>
-        <w:rPr>
-          <w:rStyle w:val="NormalTok"/>
-        </w:rPr>
-        <w:t xml:space="preserve">gy, </w:t>
-      </w:r>
-      <w:r>
-        <w:rPr>
-          <w:rStyle w:val="DecValTok"/>
-        </w:rPr>
-        <w:t xml:space="preserve">12</w:t>
-      </w:r>
-      <w:r>
-        <w:rPr>
-          <w:rStyle w:val="NormalTok"/>
-        </w:rPr>
-        <w:t xml:space="preserve">))</w:t>
-      </w:r>
-      <w:r>
-        <w:br/>
-      </w:r>
-      <w:r>
-        <w:rPr>
-          <w:rStyle w:val="NormalTok"/>
-        </w:rPr>
-        <w:t xml:space="preserve">quadrat_area  </w:t>
-      </w:r>
-      <w:r>
-        <w:rPr>
-          <w:rStyle w:val="OtherTok"/>
-        </w:rPr>
-        <w:t xml:space="preserve">&lt;-</w:t>
-      </w:r>
-      <w:r>
-        <w:rPr>
-          <w:rStyle w:val="NormalTok"/>
-        </w:rPr>
-        <w:t xml:space="preserve"> </w:t>
-      </w:r>
-      <w:r>
-        <w:rPr>
-          <w:rStyle w:val="FloatTok"/>
-        </w:rPr>
-        <w:t xml:space="preserve">25.6</w:t>
-      </w:r>
-      <w:r>
-        <w:rPr>
-          <w:rStyle w:val="NormalTok"/>
-        </w:rPr>
-        <w:t xml:space="preserve"> </w:t>
-      </w:r>
-      <w:r>
-        <w:rPr>
-          <w:rStyle w:val="SpecialCharTok"/>
-        </w:rPr>
-        <w:t xml:space="preserve">/</w:t>
-      </w:r>
-      <w:r>
-        <w:rPr>
-          <w:rStyle w:val="NormalTok"/>
-        </w:rPr>
-        <w:t xml:space="preserve"> (</w:t>
-      </w:r>
-      <w:r>
-        <w:rPr>
-          <w:rStyle w:val="DecValTok"/>
-        </w:rPr>
-        <w:t xml:space="preserve">8</w:t>
-      </w:r>
-      <w:r>
-        <w:rPr>
-          <w:rStyle w:val="NormalTok"/>
-        </w:rPr>
-        <w:t xml:space="preserve"> </w:t>
-      </w:r>
-      <w:r>
-        <w:rPr>
-          <w:rStyle w:val="SpecialCharTok"/>
-        </w:rPr>
-        <w:t xml:space="preserve">*</w:t>
-      </w:r>
-      <w:r>
-        <w:rPr>
-          <w:rStyle w:val="NormalTok"/>
-        </w:rPr>
-        <w:t xml:space="preserve"> </w:t>
-      </w:r>
-      <w:r>
-        <w:rPr>
-          <w:rStyle w:val="DecValTok"/>
-        </w:rPr>
-        <w:t xml:space="preserve">12</w:t>
-      </w:r>
-      <w:r>
-        <w:rPr>
-          <w:rStyle w:val="NormalTok"/>
-        </w:rPr>
-        <w:t xml:space="preserve">)                 </w:t>
-      </w:r>
-      <w:r>
-        <w:rPr>
-          <w:rStyle w:val="CommentTok"/>
-        </w:rPr>
-        <w:t xml:space="preserve"># ha per quadrat (equal-area cut)</w:t>
-      </w:r>
-      <w:r>
-        <w:br/>
-      </w:r>
-      <w:r>
-        <w:br/>
-      </w:r>
-      <w:r>
-        <w:rPr>
-          <w:rStyle w:val="NormalTok"/>
-        </w:rPr>
-        <w:t xml:space="preserve">qd </w:t>
-      </w:r>
-      <w:r>
-        <w:rPr>
-          <w:rStyle w:val="OtherTok"/>
-        </w:rPr>
-        <w:t xml:space="preserve">&lt;-</w:t>
-      </w:r>
-      <w:r>
-        <w:rPr>
-          <w:rStyle w:val="NormalTok"/>
-        </w:rPr>
-        <w:t xml:space="preserve"> stems </w:t>
-      </w:r>
-      <w:r>
-        <w:rPr>
-          <w:rStyle w:val="SpecialCharTok"/>
-        </w:rPr>
-        <w:t xml:space="preserve">|&gt;</w:t>
-      </w:r>
-      <w:r>
-        <w:br/>
-      </w:r>
-      <w:r>
-        <w:rPr>
-          <w:rStyle w:val="NormalTok"/>
-        </w:rPr>
-        <w:t xml:space="preserve">  </w:t>
-      </w:r>
-      <w:r>
-        <w:rPr>
-          <w:rStyle w:val="FunctionTok"/>
-        </w:rPr>
-        <w:t xml:space="preserve">group_by</w:t>
-      </w:r>
-      <w:r>
-        <w:rPr>
-          <w:rStyle w:val="NormalTok"/>
-        </w:rPr>
-        <w:t xml:space="preserve">(quadrat) </w:t>
-      </w:r>
-      <w:r>
-        <w:rPr>
-          <w:rStyle w:val="SpecialCharTok"/>
-        </w:rPr>
-        <w:t xml:space="preserve">|&gt;</w:t>
-      </w:r>
-      <w:r>
-        <w:br/>
-      </w:r>
-      <w:r>
-        <w:rPr>
-          <w:rStyle w:val="NormalTok"/>
-        </w:rPr>
-        <w:t xml:space="preserve">  </w:t>
-      </w:r>
-      <w:r>
-        <w:rPr>
-          <w:rStyle w:val="FunctionTok"/>
-        </w:rPr>
-        <w:t xml:space="preserve">summarise</w:t>
-      </w:r>
-      <w:r>
-        <w:rPr>
-          <w:rStyle w:val="NormalTok"/>
-        </w:rPr>
-        <w:t xml:space="preserve">(</w:t>
-      </w:r>
-      <w:r>
-        <w:rPr>
-          <w:rStyle w:val="AttributeTok"/>
-        </w:rPr>
-        <w:t xml:space="preserve">carbon_Mg =</w:t>
-      </w:r>
-      <w:r>
-        <w:rPr>
-          <w:rStyle w:val="NormalTok"/>
-        </w:rPr>
-        <w:t xml:space="preserve"> </w:t>
-      </w:r>
-      <w:r>
-        <w:rPr>
-          <w:rStyle w:val="FunctionTok"/>
-        </w:rPr>
-        <w:t xml:space="preserve">sum</w:t>
-      </w:r>
-      <w:r>
-        <w:rPr>
-          <w:rStyle w:val="NormalTok"/>
-        </w:rPr>
-        <w:t xml:space="preserve">(carbon_Mg), </w:t>
-      </w:r>
-      <w:r>
-        <w:rPr>
-          <w:rStyle w:val="AttributeTok"/>
-        </w:rPr>
-        <w:t xml:space="preserve">.groups =</w:t>
-      </w:r>
-      <w:r>
-        <w:rPr>
-          <w:rStyle w:val="NormalTok"/>
-        </w:rPr>
-        <w:t xml:space="preserve"> </w:t>
-      </w:r>
-      <w:r>
-        <w:rPr>
-          <w:rStyle w:val="StringTok"/>
-        </w:rPr>
-        <w:t xml:space="preserve">"drop"</w:t>
-      </w:r>
-      <w:r>
-        <w:rPr>
-          <w:rStyle w:val="NormalTok"/>
-        </w:rPr>
-        <w:t xml:space="preserve">) </w:t>
-      </w:r>
-      <w:r>
-        <w:rPr>
-          <w:rStyle w:val="SpecialCharTok"/>
-        </w:rPr>
-        <w:t xml:space="preserve">|&gt;</w:t>
-      </w:r>
-      <w:r>
-        <w:br/>
-      </w:r>
-      <w:r>
-        <w:rPr>
-          <w:rStyle w:val="NormalTok"/>
-        </w:rPr>
-        <w:t xml:space="preserve">  </w:t>
-      </w:r>
-      <w:r>
-        <w:rPr>
-          <w:rStyle w:val="FunctionTok"/>
-        </w:rPr>
-        <w:t xml:space="preserve">mutate</w:t>
-      </w:r>
-      <w:r>
-        <w:rPr>
-          <w:rStyle w:val="NormalTok"/>
-        </w:rPr>
-        <w:t xml:space="preserve">(</w:t>
-      </w:r>
-      <w:r>
-        <w:rPr>
-          <w:rStyle w:val="AttributeTok"/>
-        </w:rPr>
-        <w:t xml:space="preserve">carbon_ha =</w:t>
-      </w:r>
-      <w:r>
-        <w:rPr>
-          <w:rStyle w:val="NormalTok"/>
-        </w:rPr>
-        <w:t xml:space="preserve"> carbon_Mg </w:t>
-      </w:r>
-      <w:r>
-        <w:rPr>
-          <w:rStyle w:val="SpecialCharTok"/>
-        </w:rPr>
-        <w:t xml:space="preserve">/</w:t>
-      </w:r>
-      <w:r>
-        <w:rPr>
-          <w:rStyle w:val="NormalTok"/>
-        </w:rPr>
-        <w:t xml:space="preserve"> quadrat_area)</w:t>
-      </w:r>
-      <w:r>
-        <w:br/>
-      </w:r>
-      <w:r>
-        <w:br/>
-      </w:r>
-      <w:r>
-        <w:rPr>
-          <w:rStyle w:val="NormalTok"/>
-        </w:rPr>
-        <w:t xml:space="preserve">m  </w:t>
-      </w:r>
-      <w:r>
-        <w:rPr>
-          <w:rStyle w:val="OtherTok"/>
-        </w:rPr>
-        <w:t xml:space="preserve">&lt;-</w:t>
-      </w:r>
-      <w:r>
-        <w:rPr>
-          <w:rStyle w:val="NormalTok"/>
-        </w:rPr>
-        <w:t xml:space="preserve"> </w:t>
-      </w:r>
-      <w:r>
-        <w:rPr>
-          <w:rStyle w:val="FunctionTok"/>
-        </w:rPr>
-        <w:t xml:space="preserve">mean</w:t>
-      </w:r>
-      <w:r>
-        <w:rPr>
-          <w:rStyle w:val="NormalTok"/>
-        </w:rPr>
-        <w:t xml:space="preserve">(qd</w:t>
-      </w:r>
-      <w:r>
-        <w:rPr>
-          <w:rStyle w:val="SpecialCharTok"/>
-        </w:rPr>
-        <w:t xml:space="preserve">$</w:t>
-      </w:r>
-      <w:r>
-        <w:rPr>
-          <w:rStyle w:val="NormalTok"/>
-        </w:rPr>
-        <w:t xml:space="preserve">carbon_ha); se </w:t>
-      </w:r>
-      <w:r>
-        <w:rPr>
-          <w:rStyle w:val="OtherTok"/>
-        </w:rPr>
-        <w:t xml:space="preserve">&lt;-</w:t>
-      </w:r>
-      <w:r>
-        <w:rPr>
-          <w:rStyle w:val="NormalTok"/>
-        </w:rPr>
-        <w:t xml:space="preserve"> </w:t>
-      </w:r>
-      <w:r>
-        <w:rPr>
-          <w:rStyle w:val="FunctionTok"/>
-        </w:rPr>
-        <w:t xml:space="preserve">sd</w:t>
-      </w:r>
-      <w:r>
-        <w:rPr>
-          <w:rStyle w:val="NormalTok"/>
-        </w:rPr>
-        <w:t xml:space="preserve">(qd</w:t>
-      </w:r>
-      <w:r>
-        <w:rPr>
-          <w:rStyle w:val="SpecialCharTok"/>
-        </w:rPr>
-        <w:t xml:space="preserve">$</w:t>
-      </w:r>
-      <w:r>
-        <w:rPr>
-          <w:rStyle w:val="NormalTok"/>
-        </w:rPr>
-        <w:t xml:space="preserve">carbon_ha) </w:t>
-      </w:r>
-      <w:r>
-        <w:rPr>
-          <w:rStyle w:val="SpecialCharTok"/>
-        </w:rPr>
-        <w:t xml:space="preserve">/</w:t>
-      </w:r>
-      <w:r>
-        <w:rPr>
-          <w:rStyle w:val="NormalTok"/>
-        </w:rPr>
-        <w:t xml:space="preserve"> </w:t>
-      </w:r>
-      <w:r>
-        <w:rPr>
-          <w:rStyle w:val="FunctionTok"/>
-        </w:rPr>
-        <w:t xml:space="preserve">sqrt</w:t>
-      </w:r>
-      <w:r>
-        <w:rPr>
-          <w:rStyle w:val="NormalTok"/>
-        </w:rPr>
-        <w:t xml:space="preserve">(</w:t>
-      </w:r>
-      <w:r>
-        <w:rPr>
-          <w:rStyle w:val="FunctionTok"/>
-        </w:rPr>
-        <w:t xml:space="preserve">nrow</w:t>
-      </w:r>
-      <w:r>
-        <w:rPr>
-          <w:rStyle w:val="NormalTok"/>
-        </w:rPr>
-        <w:t xml:space="preserve">(qd))</w:t>
-      </w:r>
-      <w:r>
-        <w:br/>
-      </w:r>
-      <w:r>
-        <w:rPr>
-          <w:rStyle w:val="NormalTok"/>
-        </w:rPr>
-        <w:t xml:space="preserve">ci </w:t>
-      </w:r>
-      <w:r>
-        <w:rPr>
-          <w:rStyle w:val="OtherTok"/>
-        </w:rPr>
-        <w:t xml:space="preserve">&lt;-</w:t>
-      </w:r>
-      <w:r>
-        <w:rPr>
-          <w:rStyle w:val="NormalTok"/>
-        </w:rPr>
-        <w:t xml:space="preserve"> m </w:t>
-      </w:r>
-      <w:r>
-        <w:rPr>
-          <w:rStyle w:val="SpecialCharTok"/>
-        </w:rPr>
-        <w:t xml:space="preserve">+</w:t>
-      </w:r>
-      <w:r>
-        <w:rPr>
-          <w:rStyle w:val="NormalTok"/>
-        </w:rPr>
-        <w:t xml:space="preserve"> </w:t>
-      </w:r>
-      <w:r>
-        <w:rPr>
-          <w:rStyle w:val="FunctionTok"/>
-        </w:rPr>
-        <w:t xml:space="preserve">c</w:t>
-      </w:r>
-      <w:r>
-        <w:rPr>
-          <w:rStyle w:val="NormalTok"/>
-        </w:rPr>
-        <w:t xml:space="preserve">(</w:t>
-      </w:r>
-      <w:r>
-        <w:rPr>
-          <w:rStyle w:val="SpecialCharTok"/>
-        </w:rPr>
-        <w:t xml:space="preserve">-</w:t>
-      </w:r>
-      <w:r>
-        <w:rPr>
-          <w:rStyle w:val="FloatTok"/>
-        </w:rPr>
-        <w:t xml:space="preserve">1.96</w:t>
-      </w:r>
-      <w:r>
-        <w:rPr>
-          <w:rStyle w:val="NormalTok"/>
-        </w:rPr>
-        <w:t xml:space="preserve">, </w:t>
-      </w:r>
-      <w:r>
-        <w:rPr>
-          <w:rStyle w:val="FloatTok"/>
-        </w:rPr>
-        <w:t xml:space="preserve">1.96</w:t>
-      </w:r>
-      <w:r>
-        <w:rPr>
-          <w:rStyle w:val="NormalTok"/>
-        </w:rPr>
-        <w:t xml:space="preserve">) </w:t>
-      </w:r>
-      <w:r>
-        <w:rPr>
-          <w:rStyle w:val="SpecialCharTok"/>
-        </w:rPr>
-        <w:t xml:space="preserve">*</w:t>
-      </w:r>
-      <w:r>
-        <w:rPr>
-          <w:rStyle w:val="NormalTok"/>
-        </w:rPr>
-        <w:t xml:space="preserve"> se</w:t>
-      </w:r>
-      <w:r>
-        <w:br/>
-      </w:r>
-      <w:r>
-        <w:rPr>
-          <w:rStyle w:val="FunctionTok"/>
-        </w:rPr>
-        <w:t xml:space="preserve">round</w:t>
-      </w:r>
-      <w:r>
-        <w:rPr>
-          <w:rStyle w:val="NormalTok"/>
-        </w:rPr>
-        <w:t xml:space="preserve">(</w:t>
-      </w:r>
-      <w:r>
-        <w:rPr>
-          <w:rStyle w:val="FunctionTok"/>
-        </w:rPr>
-        <w:t xml:space="preserve">c</w:t>
-      </w:r>
-      <w:r>
-        <w:rPr>
-          <w:rStyle w:val="NormalTok"/>
-        </w:rPr>
-        <w:t xml:space="preserve">(</w:t>
-      </w:r>
-      <w:r>
-        <w:rPr>
-          <w:rStyle w:val="AttributeTok"/>
-        </w:rPr>
-        <w:t xml:space="preserve">mean =</w:t>
-      </w:r>
-      <w:r>
-        <w:rPr>
-          <w:rStyle w:val="NormalTok"/>
-        </w:rPr>
-        <w:t xml:space="preserve"> m, </w:t>
-      </w:r>
-      <w:r>
-        <w:rPr>
-          <w:rStyle w:val="AttributeTok"/>
-        </w:rPr>
-        <w:t xml:space="preserve">se =</w:t>
-      </w:r>
-      <w:r>
-        <w:rPr>
-          <w:rStyle w:val="NormalTok"/>
-        </w:rPr>
-        <w:t xml:space="preserve"> se, </w:t>
-      </w:r>
-      <w:r>
-        <w:rPr>
-          <w:rStyle w:val="AttributeTok"/>
-        </w:rPr>
-        <w:t xml:space="preserve">lower =</w:t>
-      </w:r>
-      <w:r>
-        <w:rPr>
-          <w:rStyle w:val="NormalTok"/>
-        </w:rPr>
-        <w:t xml:space="preserve"> ci[</w:t>
-      </w:r>
-      <w:r>
-        <w:rPr>
-          <w:rStyle w:val="DecValTok"/>
-        </w:rPr>
-        <w:t xml:space="preserve">1</w:t>
-      </w:r>
-      <w:r>
-        <w:rPr>
-          <w:rStyle w:val="NormalTok"/>
-        </w:rPr>
-        <w:t xml:space="preserve">], </w:t>
-      </w:r>
-      <w:r>
-        <w:rPr>
-          <w:rStyle w:val="AttributeTok"/>
-        </w:rPr>
-        <w:t xml:space="preserve">upper =</w:t>
-      </w:r>
-      <w:r>
-        <w:rPr>
-          <w:rStyle w:val="NormalTok"/>
-        </w:rPr>
-        <w:t xml:space="preserve"> ci[</w:t>
-      </w:r>
-      <w:r>
-        <w:rPr>
-          <w:rStyle w:val="DecValTok"/>
-        </w:rPr>
-        <w:t xml:space="preserve">2</w:t>
-      </w:r>
-      <w:r>
-        <w:rPr>
-          <w:rStyle w:val="NormalTok"/>
-        </w:rPr>
-        <w:t xml:space="preserve">]), </w:t>
-      </w:r>
-      <w:r>
-        <w:rPr>
-          <w:rStyle w:val="DecValTok"/>
-        </w:rPr>
-        <w:t xml:space="preserve">1</w:t>
-      </w:r>
-      <w:r>
-        <w:rPr>
-          <w:rStyle w:val="NormalTok"/>
-        </w:rPr>
-        <w:t xml:space="preserve">)</w:t>
-      </w:r>
-      <w:r>
-        <w:br/>
-      </w:r>
-      <w:r>
-        <w:rPr>
-          <w:rStyle w:val="CommentTok"/>
-        </w:rPr>
-        <w:t xml:space="preserve">#&gt;  mean    se lower upper </w:t>
-      </w:r>
-      <w:r>
-        <w:br/>
-      </w:r>
-      <w:r>
-        <w:rPr>
-          <w:rStyle w:val="CommentTok"/>
-        </w:rPr>
-        <w:t xml:space="preserve">#&gt;   3.2   0.4   2.5   3.9</w:t>
+        <w:pStyle w:val="BodyText"/>
+      </w:pPr>
+      <w:r>
+        <w:t xml:space="preserve">This is an extract from the reference soil organic carbon stocks of the 2019 Refinement</w:t>
+      </w:r>
+      <w:r>
+        <w:t xml:space="preserve"> </w:t>
+      </w:r>
+      <w:r>
+        <w:t xml:space="preserve">(IPCC, 2019, Table 2.3)</w:t>
+      </w:r>
+      <w:r>
+        <w:t xml:space="preserve">, which are derived from a global soil profile compilation</w:t>
+      </w:r>
+      <w:r>
+        <w:t xml:space="preserve"> </w:t>
+      </w:r>
+      <w:r>
+        <w:t xml:space="preserve">(Batjes, 2011)</w:t>
+      </w:r>
+      <w:r>
+        <w:t xml:space="preserve">. The full table covers ten climate zones by six soil classes; these are seven cells of it.</w:t>
       </w:r>
     </w:p>
     <w:p>
       <w:pPr>
+        <w:pStyle w:val="SourceCode"/>
+      </w:pPr>
+      <w:r>
+        <w:rPr>
+          <w:rStyle w:val="NormalTok"/>
+        </w:rPr>
+        <w:t xml:space="preserve">soc_ref </w:t>
+      </w:r>
+      <w:r>
+        <w:rPr>
+          <w:rStyle w:val="OtherTok"/>
+        </w:rPr>
+        <w:t xml:space="preserve">&lt;-</w:t>
+      </w:r>
+      <w:r>
+        <w:rPr>
+          <w:rStyle w:val="NormalTok"/>
+        </w:rPr>
+        <w:t xml:space="preserve"> </w:t>
+      </w:r>
+      <w:r>
+        <w:rPr>
+          <w:rStyle w:val="FunctionTok"/>
+        </w:rPr>
+        <w:t xml:space="preserve">data.frame</w:t>
+      </w:r>
+      <w:r>
+        <w:rPr>
+          <w:rStyle w:val="NormalTok"/>
+        </w:rPr>
+        <w:t xml:space="preserve">(</w:t>
+      </w:r>
+      <w:r>
+        <w:br/>
+      </w:r>
+      <w:r>
+        <w:rPr>
+          <w:rStyle w:val="NormalTok"/>
+        </w:rPr>
+        <w:t xml:space="preserve">  </w:t>
+      </w:r>
+      <w:r>
+        <w:rPr>
+          <w:rStyle w:val="AttributeTok"/>
+        </w:rPr>
+        <w:t xml:space="preserve">climate =</w:t>
+      </w:r>
+      <w:r>
+        <w:rPr>
+          <w:rStyle w:val="NormalTok"/>
+        </w:rPr>
+        <w:t xml:space="preserve"> </w:t>
+      </w:r>
+      <w:r>
+        <w:rPr>
+          <w:rStyle w:val="FunctionTok"/>
+        </w:rPr>
+        <w:t xml:space="preserve">c</w:t>
+      </w:r>
+      <w:r>
+        <w:rPr>
+          <w:rStyle w:val="NormalTok"/>
+        </w:rPr>
+        <w:t xml:space="preserve">(</w:t>
+      </w:r>
+      <w:r>
+        <w:rPr>
+          <w:rStyle w:val="StringTok"/>
+        </w:rPr>
+        <w:t xml:space="preserve">"Cool temperate moist"</w:t>
+      </w:r>
+      <w:r>
+        <w:rPr>
+          <w:rStyle w:val="NormalTok"/>
+        </w:rPr>
+        <w:t xml:space="preserve">, </w:t>
+      </w:r>
+      <w:r>
+        <w:rPr>
+          <w:rStyle w:val="StringTok"/>
+        </w:rPr>
+        <w:t xml:space="preserve">"Cool temperate moist"</w:t>
+      </w:r>
+      <w:r>
+        <w:rPr>
+          <w:rStyle w:val="NormalTok"/>
+        </w:rPr>
+        <w:t xml:space="preserve">, </w:t>
+      </w:r>
+      <w:r>
+        <w:rPr>
+          <w:rStyle w:val="StringTok"/>
+        </w:rPr>
+        <w:t xml:space="preserve">"Warm temperate dry"</w:t>
+      </w:r>
+      <w:r>
+        <w:rPr>
+          <w:rStyle w:val="NormalTok"/>
+        </w:rPr>
+        <w:t xml:space="preserve">,</w:t>
+      </w:r>
+      <w:r>
+        <w:br/>
+      </w:r>
+      <w:r>
+        <w:rPr>
+          <w:rStyle w:val="NormalTok"/>
+        </w:rPr>
+        <w:t xml:space="preserve">              </w:t>
+      </w:r>
+      <w:r>
+        <w:rPr>
+          <w:rStyle w:val="StringTok"/>
+        </w:rPr>
+        <w:t xml:space="preserve">"Tropical moist"</w:t>
+      </w:r>
+      <w:r>
+        <w:rPr>
+          <w:rStyle w:val="NormalTok"/>
+        </w:rPr>
+        <w:t xml:space="preserve">, </w:t>
+      </w:r>
+      <w:r>
+        <w:rPr>
+          <w:rStyle w:val="StringTok"/>
+        </w:rPr>
+        <w:t xml:space="preserve">"Tropical moist"</w:t>
+      </w:r>
+      <w:r>
+        <w:rPr>
+          <w:rStyle w:val="NormalTok"/>
+        </w:rPr>
+        <w:t xml:space="preserve">, </w:t>
+      </w:r>
+      <w:r>
+        <w:rPr>
+          <w:rStyle w:val="StringTok"/>
+        </w:rPr>
+        <w:t xml:space="preserve">"Tropical dry"</w:t>
+      </w:r>
+      <w:r>
+        <w:rPr>
+          <w:rStyle w:val="NormalTok"/>
+        </w:rPr>
+        <w:t xml:space="preserve">, </w:t>
+      </w:r>
+      <w:r>
+        <w:rPr>
+          <w:rStyle w:val="StringTok"/>
+        </w:rPr>
+        <w:t xml:space="preserve">"Boreal moist/dry"</w:t>
+      </w:r>
+      <w:r>
+        <w:rPr>
+          <w:rStyle w:val="NormalTok"/>
+        </w:rPr>
+        <w:t xml:space="preserve">),</w:t>
+      </w:r>
+      <w:r>
+        <w:br/>
+      </w:r>
+      <w:r>
+        <w:rPr>
+          <w:rStyle w:val="NormalTok"/>
+        </w:rPr>
+        <w:t xml:space="preserve">  </w:t>
+      </w:r>
+      <w:r>
+        <w:rPr>
+          <w:rStyle w:val="AttributeTok"/>
+        </w:rPr>
+        <w:t xml:space="preserve">soil    =</w:t>
+      </w:r>
+      <w:r>
+        <w:rPr>
+          <w:rStyle w:val="NormalTok"/>
+        </w:rPr>
+        <w:t xml:space="preserve"> </w:t>
+      </w:r>
+      <w:r>
+        <w:rPr>
+          <w:rStyle w:val="FunctionTok"/>
+        </w:rPr>
+        <w:t xml:space="preserve">c</w:t>
+      </w:r>
+      <w:r>
+        <w:rPr>
+          <w:rStyle w:val="NormalTok"/>
+        </w:rPr>
+        <w:t xml:space="preserve">(</w:t>
+      </w:r>
+      <w:r>
+        <w:rPr>
+          <w:rStyle w:val="StringTok"/>
+        </w:rPr>
+        <w:t xml:space="preserve">"HAC"</w:t>
+      </w:r>
+      <w:r>
+        <w:rPr>
+          <w:rStyle w:val="NormalTok"/>
+        </w:rPr>
+        <w:t xml:space="preserve">, </w:t>
+      </w:r>
+      <w:r>
+        <w:rPr>
+          <w:rStyle w:val="StringTok"/>
+        </w:rPr>
+        <w:t xml:space="preserve">"Sandy"</w:t>
+      </w:r>
+      <w:r>
+        <w:rPr>
+          <w:rStyle w:val="NormalTok"/>
+        </w:rPr>
+        <w:t xml:space="preserve">, </w:t>
+      </w:r>
+      <w:r>
+        <w:rPr>
+          <w:rStyle w:val="StringTok"/>
+        </w:rPr>
+        <w:t xml:space="preserve">"HAC"</w:t>
+      </w:r>
+      <w:r>
+        <w:rPr>
+          <w:rStyle w:val="NormalTok"/>
+        </w:rPr>
+        <w:t xml:space="preserve">, </w:t>
+      </w:r>
+      <w:r>
+        <w:rPr>
+          <w:rStyle w:val="StringTok"/>
+        </w:rPr>
+        <w:t xml:space="preserve">"HAC"</w:t>
+      </w:r>
+      <w:r>
+        <w:rPr>
+          <w:rStyle w:val="NormalTok"/>
+        </w:rPr>
+        <w:t xml:space="preserve">, </w:t>
+      </w:r>
+      <w:r>
+        <w:rPr>
+          <w:rStyle w:val="StringTok"/>
+        </w:rPr>
+        <w:t xml:space="preserve">"LAC"</w:t>
+      </w:r>
+      <w:r>
+        <w:rPr>
+          <w:rStyle w:val="NormalTok"/>
+        </w:rPr>
+        <w:t xml:space="preserve">, </w:t>
+      </w:r>
+      <w:r>
+        <w:rPr>
+          <w:rStyle w:val="StringTok"/>
+        </w:rPr>
+        <w:t xml:space="preserve">"LAC"</w:t>
+      </w:r>
+      <w:r>
+        <w:rPr>
+          <w:rStyle w:val="NormalTok"/>
+        </w:rPr>
+        <w:t xml:space="preserve">, </w:t>
+      </w:r>
+      <w:r>
+        <w:rPr>
+          <w:rStyle w:val="StringTok"/>
+        </w:rPr>
+        <w:t xml:space="preserve">"Sandy"</w:t>
+      </w:r>
+      <w:r>
+        <w:rPr>
+          <w:rStyle w:val="NormalTok"/>
+        </w:rPr>
+        <w:t xml:space="preserve">),</w:t>
+      </w:r>
+      <w:r>
+        <w:br/>
+      </w:r>
+      <w:r>
+        <w:rPr>
+          <w:rStyle w:val="NormalTok"/>
+        </w:rPr>
+        <w:t xml:space="preserve">  </w:t>
+      </w:r>
+      <w:r>
+        <w:rPr>
+          <w:rStyle w:val="AttributeTok"/>
+        </w:rPr>
+        <w:t xml:space="preserve">socref  =</w:t>
+      </w:r>
+      <w:r>
+        <w:rPr>
+          <w:rStyle w:val="NormalTok"/>
+        </w:rPr>
+        <w:t xml:space="preserve"> </w:t>
+      </w:r>
+      <w:r>
+        <w:rPr>
+          <w:rStyle w:val="FunctionTok"/>
+        </w:rPr>
+        <w:t xml:space="preserve">c</w:t>
+      </w:r>
+      <w:r>
+        <w:rPr>
+          <w:rStyle w:val="NormalTok"/>
+        </w:rPr>
+        <w:t xml:space="preserve">(</w:t>
+      </w:r>
+      <w:r>
+        <w:rPr>
+          <w:rStyle w:val="DecValTok"/>
+        </w:rPr>
+        <w:t xml:space="preserve">81</w:t>
+      </w:r>
+      <w:r>
+        <w:rPr>
+          <w:rStyle w:val="NormalTok"/>
+        </w:rPr>
+        <w:t xml:space="preserve">, </w:t>
+      </w:r>
+      <w:r>
+        <w:rPr>
+          <w:rStyle w:val="DecValTok"/>
+        </w:rPr>
+        <w:t xml:space="preserve">51</w:t>
+      </w:r>
+      <w:r>
+        <w:rPr>
+          <w:rStyle w:val="NormalTok"/>
+        </w:rPr>
+        <w:t xml:space="preserve">, </w:t>
+      </w:r>
+      <w:r>
+        <w:rPr>
+          <w:rStyle w:val="DecValTok"/>
+        </w:rPr>
+        <w:t xml:space="preserve">24</w:t>
+      </w:r>
+      <w:r>
+        <w:rPr>
+          <w:rStyle w:val="NormalTok"/>
+        </w:rPr>
+        <w:t xml:space="preserve">, </w:t>
+      </w:r>
+      <w:r>
+        <w:rPr>
+          <w:rStyle w:val="DecValTok"/>
+        </w:rPr>
+        <w:t xml:space="preserve">40</w:t>
+      </w:r>
+      <w:r>
+        <w:rPr>
+          <w:rStyle w:val="NormalTok"/>
+        </w:rPr>
+        <w:t xml:space="preserve">, </w:t>
+      </w:r>
+      <w:r>
+        <w:rPr>
+          <w:rStyle w:val="DecValTok"/>
+        </w:rPr>
+        <w:t xml:space="preserve">38</w:t>
+      </w:r>
+      <w:r>
+        <w:rPr>
+          <w:rStyle w:val="NormalTok"/>
+        </w:rPr>
+        <w:t xml:space="preserve">, </w:t>
+      </w:r>
+      <w:r>
+        <w:rPr>
+          <w:rStyle w:val="DecValTok"/>
+        </w:rPr>
+        <w:t xml:space="preserve">19</w:t>
+      </w:r>
+      <w:r>
+        <w:rPr>
+          <w:rStyle w:val="NormalTok"/>
+        </w:rPr>
+        <w:t xml:space="preserve">, </w:t>
+      </w:r>
+      <w:r>
+        <w:rPr>
+          <w:rStyle w:val="DecValTok"/>
+        </w:rPr>
+        <w:t xml:space="preserve">10</w:t>
+      </w:r>
+      <w:r>
+        <w:rPr>
+          <w:rStyle w:val="NormalTok"/>
+        </w:rPr>
+        <w:t xml:space="preserve">),      </w:t>
+      </w:r>
+      <w:r>
+        <w:rPr>
+          <w:rStyle w:val="CommentTok"/>
+        </w:rPr>
+        <w:t xml:space="preserve"># tonnes C / ha, 0-30 cm</w:t>
+      </w:r>
+      <w:r>
+        <w:br/>
+      </w:r>
+      <w:r>
+        <w:rPr>
+          <w:rStyle w:val="NormalTok"/>
+        </w:rPr>
+        <w:t xml:space="preserve">  </w:t>
+      </w:r>
+      <w:r>
+        <w:rPr>
+          <w:rStyle w:val="AttributeTok"/>
+        </w:rPr>
+        <w:t xml:space="preserve">unc_pct =</w:t>
+      </w:r>
+      <w:r>
+        <w:rPr>
+          <w:rStyle w:val="NormalTok"/>
+        </w:rPr>
+        <w:t xml:space="preserve"> </w:t>
+      </w:r>
+      <w:r>
+        <w:rPr>
+          <w:rStyle w:val="FunctionTok"/>
+        </w:rPr>
+        <w:t xml:space="preserve">c</w:t>
+      </w:r>
+      <w:r>
+        <w:rPr>
+          <w:rStyle w:val="NormalTok"/>
+        </w:rPr>
+        <w:t xml:space="preserve">(</w:t>
+      </w:r>
+      <w:r>
+        <w:rPr>
+          <w:rStyle w:val="DecValTok"/>
+        </w:rPr>
+        <w:t xml:space="preserve">5</w:t>
+      </w:r>
+      <w:r>
+        <w:rPr>
+          <w:rStyle w:val="NormalTok"/>
+        </w:rPr>
+        <w:t xml:space="preserve">, </w:t>
+      </w:r>
+      <w:r>
+        <w:rPr>
+          <w:rStyle w:val="DecValTok"/>
+        </w:rPr>
+        <w:t xml:space="preserve">13</w:t>
+      </w:r>
+      <w:r>
+        <w:rPr>
+          <w:rStyle w:val="NormalTok"/>
+        </w:rPr>
+        <w:t xml:space="preserve">, </w:t>
+      </w:r>
+      <w:r>
+        <w:rPr>
+          <w:rStyle w:val="DecValTok"/>
+        </w:rPr>
+        <w:t xml:space="preserve">5</w:t>
+      </w:r>
+      <w:r>
+        <w:rPr>
+          <w:rStyle w:val="NormalTok"/>
+        </w:rPr>
+        <w:t xml:space="preserve">, </w:t>
+      </w:r>
+      <w:r>
+        <w:rPr>
+          <w:rStyle w:val="DecValTok"/>
+        </w:rPr>
+        <w:t xml:space="preserve">7</w:t>
+      </w:r>
+      <w:r>
+        <w:rPr>
+          <w:rStyle w:val="NormalTok"/>
+        </w:rPr>
+        <w:t xml:space="preserve">, </w:t>
+      </w:r>
+      <w:r>
+        <w:rPr>
+          <w:rStyle w:val="DecValTok"/>
+        </w:rPr>
+        <w:t xml:space="preserve">5</w:t>
+      </w:r>
+      <w:r>
+        <w:rPr>
+          <w:rStyle w:val="NormalTok"/>
+        </w:rPr>
+        <w:t xml:space="preserve">, </w:t>
+      </w:r>
+      <w:r>
+        <w:rPr>
+          <w:rStyle w:val="DecValTok"/>
+        </w:rPr>
+        <w:t xml:space="preserve">10</w:t>
+      </w:r>
+      <w:r>
+        <w:rPr>
+          <w:rStyle w:val="NormalTok"/>
+        </w:rPr>
+        <w:t xml:space="preserve">, </w:t>
+      </w:r>
+      <w:r>
+        <w:rPr>
+          <w:rStyle w:val="DecValTok"/>
+        </w:rPr>
+        <w:t xml:space="preserve">90</w:t>
+      </w:r>
+      <w:r>
+        <w:rPr>
+          <w:rStyle w:val="NormalTok"/>
+        </w:rPr>
+        <w:t xml:space="preserve">),          </w:t>
+      </w:r>
+      <w:r>
+        <w:rPr>
+          <w:rStyle w:val="CommentTok"/>
+        </w:rPr>
+        <w:t xml:space="preserve"># 95% limit, % of mean</w:t>
+      </w:r>
+      <w:r>
+        <w:br/>
+      </w:r>
+      <w:r>
+        <w:rPr>
+          <w:rStyle w:val="NormalTok"/>
+        </w:rPr>
+        <w:t xml:space="preserve">  </w:t>
+      </w:r>
+      <w:r>
+        <w:rPr>
+          <w:rStyle w:val="AttributeTok"/>
+        </w:rPr>
+        <w:t xml:space="preserve">n       =</w:t>
+      </w:r>
+      <w:r>
+        <w:rPr>
+          <w:rStyle w:val="NormalTok"/>
+        </w:rPr>
+        <w:t xml:space="preserve"> </w:t>
+      </w:r>
+      <w:r>
+        <w:rPr>
+          <w:rStyle w:val="FunctionTok"/>
+        </w:rPr>
+        <w:t xml:space="preserve">c</w:t>
+      </w:r>
+      <w:r>
+        <w:rPr>
+          <w:rStyle w:val="NormalTok"/>
+        </w:rPr>
+        <w:t xml:space="preserve">(</w:t>
+      </w:r>
+      <w:r>
+        <w:rPr>
+          <w:rStyle w:val="DecValTok"/>
+        </w:rPr>
+        <w:t xml:space="preserve">334</w:t>
+      </w:r>
+      <w:r>
+        <w:rPr>
+          <w:rStyle w:val="NormalTok"/>
+        </w:rPr>
+        <w:t xml:space="preserve">, </w:t>
+      </w:r>
+      <w:r>
+        <w:rPr>
+          <w:rStyle w:val="DecValTok"/>
+        </w:rPr>
+        <w:t xml:space="preserve">126</w:t>
+      </w:r>
+      <w:r>
+        <w:rPr>
+          <w:rStyle w:val="NormalTok"/>
+        </w:rPr>
+        <w:t xml:space="preserve">, </w:t>
+      </w:r>
+      <w:r>
+        <w:rPr>
+          <w:rStyle w:val="DecValTok"/>
+        </w:rPr>
+        <w:t xml:space="preserve">781</w:t>
+      </w:r>
+      <w:r>
+        <w:rPr>
+          <w:rStyle w:val="NormalTok"/>
+        </w:rPr>
+        <w:t xml:space="preserve">, </w:t>
+      </w:r>
+      <w:r>
+        <w:rPr>
+          <w:rStyle w:val="DecValTok"/>
+        </w:rPr>
+        <w:t xml:space="preserve">226</w:t>
+      </w:r>
+      <w:r>
+        <w:rPr>
+          <w:rStyle w:val="NormalTok"/>
+        </w:rPr>
+        <w:t xml:space="preserve">, </w:t>
+      </w:r>
+      <w:r>
+        <w:rPr>
+          <w:rStyle w:val="DecValTok"/>
+        </w:rPr>
+        <w:t xml:space="preserve">326</w:t>
+      </w:r>
+      <w:r>
+        <w:rPr>
+          <w:rStyle w:val="NormalTok"/>
+        </w:rPr>
+        <w:t xml:space="preserve">, </w:t>
+      </w:r>
+      <w:r>
+        <w:rPr>
+          <w:rStyle w:val="DecValTok"/>
+        </w:rPr>
+        <w:t xml:space="preserve">135</w:t>
+      </w:r>
+      <w:r>
+        <w:rPr>
+          <w:rStyle w:val="NormalTok"/>
+        </w:rPr>
+        <w:t xml:space="preserve">, </w:t>
+      </w:r>
+      <w:r>
+        <w:rPr>
+          <w:rStyle w:val="ConstantTok"/>
+        </w:rPr>
+        <w:t xml:space="preserve">NA</w:t>
+      </w:r>
+      <w:r>
+        <w:rPr>
+          <w:rStyle w:val="NormalTok"/>
+        </w:rPr>
+        <w:t xml:space="preserve">))</w:t>
+      </w:r>
+      <w:r>
+        <w:br/>
+      </w:r>
+      <w:r>
+        <w:rPr>
+          <w:rStyle w:val="NormalTok"/>
+        </w:rPr>
+        <w:t xml:space="preserve">knitr</w:t>
+      </w:r>
+      <w:r>
+        <w:rPr>
+          <w:rStyle w:val="SpecialCharTok"/>
+        </w:rPr>
+        <w:t xml:space="preserve">::</w:t>
+      </w:r>
+      <w:r>
+        <w:rPr>
+          <w:rStyle w:val="FunctionTok"/>
+        </w:rPr>
+        <w:t xml:space="preserve">kable</w:t>
+      </w:r>
+      <w:r>
+        <w:rPr>
+          <w:rStyle w:val="NormalTok"/>
+        </w:rPr>
+        <w:t xml:space="preserve">(soc_ref)</w:t>
+      </w:r>
+    </w:p>
+    <w:tbl>
+      <w:tblPr>
+        <w:tblStyle w:val="Table"/>
+        <w:tblW w:type="auto" w:w="0"/>
+        <w:tblLook w:firstRow="1" w:lastRow="0" w:firstColumn="0" w:lastColumn="0" w:noHBand="0" w:noVBand="0" w:val="0020"/>
+      </w:tblPr>
+      <w:tblGrid>
+        <w:gridCol w:w="1584"/>
+        <w:gridCol w:w="1584"/>
+        <w:gridCol w:w="1584"/>
+        <w:gridCol w:w="1584"/>
+        <w:gridCol w:w="1584"/>
+      </w:tblGrid>
+      <w:tr>
+        <w:trPr>
+          <w:tblHeader w:val="on"/>
+        </w:trPr>
+        <w:tc>
+          <w:tcPr/>
+          <w:p>
+            <w:pPr>
+              <w:pStyle w:val="Compact"/>
+              <w:jc w:val="left"/>
+            </w:pPr>
+            <w:r>
+              <w:t xml:space="preserve">climate</w:t>
+            </w:r>
+          </w:p>
+        </w:tc>
+        <w:tc>
+          <w:tcPr/>
+          <w:p>
+            <w:pPr>
+              <w:pStyle w:val="Compact"/>
+              <w:jc w:val="left"/>
+            </w:pPr>
+            <w:r>
+              <w:t xml:space="preserve">soil</w:t>
+            </w:r>
+          </w:p>
+        </w:tc>
+        <w:tc>
+          <w:tcPr/>
+          <w:p>
+            <w:pPr>
+              <w:pStyle w:val="Compact"/>
+              <w:jc w:val="right"/>
+            </w:pPr>
+            <w:r>
+              <w:t xml:space="preserve">socref</w:t>
+            </w:r>
+          </w:p>
+        </w:tc>
+        <w:tc>
+          <w:tcPr/>
+          <w:p>
+            <w:pPr>
+              <w:pStyle w:val="Compact"/>
+              <w:jc w:val="right"/>
+            </w:pPr>
+            <w:r>
+              <w:t xml:space="preserve">unc_pct</w:t>
+            </w:r>
+          </w:p>
+        </w:tc>
+        <w:tc>
+          <w:tcPr/>
+          <w:p>
+            <w:pPr>
+              <w:pStyle w:val="Compact"/>
+              <w:jc w:val="right"/>
+            </w:pPr>
+            <w:r>
+              <w:t xml:space="preserve">n</w:t>
+            </w:r>
+          </w:p>
+        </w:tc>
+      </w:tr>
+      <w:tr>
+        <w:tc>
+          <w:tcPr/>
+          <w:p>
+            <w:pPr>
+              <w:pStyle w:val="Compact"/>
+              <w:jc w:val="left"/>
+            </w:pPr>
+            <w:r>
+              <w:t xml:space="preserve">Cool temperate moist</w:t>
+            </w:r>
+          </w:p>
+        </w:tc>
+        <w:tc>
+          <w:tcPr/>
+          <w:p>
+            <w:pPr>
+              <w:pStyle w:val="Compact"/>
+              <w:jc w:val="left"/>
+            </w:pPr>
+            <w:r>
+              <w:t xml:space="preserve">HAC</w:t>
+            </w:r>
+          </w:p>
+        </w:tc>
+        <w:tc>
+          <w:tcPr/>
+          <w:p>
+            <w:pPr>
+              <w:pStyle w:val="Compact"/>
+              <w:jc w:val="right"/>
+            </w:pPr>
+            <w:r>
+              <w:t xml:space="preserve">81</w:t>
+            </w:r>
+          </w:p>
+        </w:tc>
+        <w:tc>
+          <w:tcPr/>
+          <w:p>
+            <w:pPr>
+              <w:pStyle w:val="Compact"/>
+              <w:jc w:val="right"/>
+            </w:pPr>
+            <w:r>
+              <w:t xml:space="preserve">5</w:t>
+            </w:r>
+          </w:p>
+        </w:tc>
+        <w:tc>
+          <w:tcPr/>
+          <w:p>
+            <w:pPr>
+              <w:pStyle w:val="Compact"/>
+              <w:jc w:val="right"/>
+            </w:pPr>
+            <w:r>
+              <w:t xml:space="preserve">334</w:t>
+            </w:r>
+          </w:p>
+        </w:tc>
+      </w:tr>
+      <w:tr>
+        <w:tc>
+          <w:tcPr/>
+          <w:p>
+            <w:pPr>
+              <w:pStyle w:val="Compact"/>
+              <w:jc w:val="left"/>
+            </w:pPr>
+            <w:r>
+              <w:t xml:space="preserve">Cool temperate moist</w:t>
+            </w:r>
+          </w:p>
+        </w:tc>
+        <w:tc>
+          <w:tcPr/>
+          <w:p>
+            <w:pPr>
+              <w:pStyle w:val="Compact"/>
+              <w:jc w:val="left"/>
+            </w:pPr>
+            <w:r>
+              <w:t xml:space="preserve">Sandy</w:t>
+            </w:r>
+          </w:p>
+        </w:tc>
+        <w:tc>
+          <w:tcPr/>
+          <w:p>
+            <w:pPr>
+              <w:pStyle w:val="Compact"/>
+              <w:jc w:val="right"/>
+            </w:pPr>
+            <w:r>
+              <w:t xml:space="preserve">51</w:t>
+            </w:r>
+          </w:p>
+        </w:tc>
+        <w:tc>
+          <w:tcPr/>
+          <w:p>
+            <w:pPr>
+              <w:pStyle w:val="Compact"/>
+              <w:jc w:val="right"/>
+            </w:pPr>
+            <w:r>
+              <w:t xml:space="preserve">13</w:t>
+            </w:r>
+          </w:p>
+        </w:tc>
+        <w:tc>
+          <w:tcPr/>
+          <w:p>
+            <w:pPr>
+              <w:pStyle w:val="Compact"/>
+              <w:jc w:val="right"/>
+            </w:pPr>
+            <w:r>
+              <w:t xml:space="preserve">126</w:t>
+            </w:r>
+          </w:p>
+        </w:tc>
+      </w:tr>
+      <w:tr>
+        <w:tc>
+          <w:tcPr/>
+          <w:p>
+            <w:pPr>
+              <w:pStyle w:val="Compact"/>
+              <w:jc w:val="left"/>
+            </w:pPr>
+            <w:r>
+              <w:t xml:space="preserve">Warm temperate dry</w:t>
+            </w:r>
+          </w:p>
+        </w:tc>
+        <w:tc>
+          <w:tcPr/>
+          <w:p>
+            <w:pPr>
+              <w:pStyle w:val="Compact"/>
+              <w:jc w:val="left"/>
+            </w:pPr>
+            <w:r>
+              <w:t xml:space="preserve">HAC</w:t>
+            </w:r>
+          </w:p>
+        </w:tc>
+        <w:tc>
+          <w:tcPr/>
+          <w:p>
+            <w:pPr>
+              <w:pStyle w:val="Compact"/>
+              <w:jc w:val="right"/>
+            </w:pPr>
+            <w:r>
+              <w:t xml:space="preserve">24</w:t>
+            </w:r>
+          </w:p>
+        </w:tc>
+        <w:tc>
+          <w:tcPr/>
+          <w:p>
+            <w:pPr>
+              <w:pStyle w:val="Compact"/>
+              <w:jc w:val="right"/>
+            </w:pPr>
+            <w:r>
+              <w:t xml:space="preserve">5</w:t>
+            </w:r>
+          </w:p>
+        </w:tc>
+        <w:tc>
+          <w:tcPr/>
+          <w:p>
+            <w:pPr>
+              <w:pStyle w:val="Compact"/>
+              <w:jc w:val="right"/>
+            </w:pPr>
+            <w:r>
+              <w:t xml:space="preserve">781</w:t>
+            </w:r>
+          </w:p>
+        </w:tc>
+      </w:tr>
+      <w:tr>
+        <w:tc>
+          <w:tcPr/>
+          <w:p>
+            <w:pPr>
+              <w:pStyle w:val="Compact"/>
+              <w:jc w:val="left"/>
+            </w:pPr>
+            <w:r>
+              <w:t xml:space="preserve">Tropical moist</w:t>
+            </w:r>
+          </w:p>
+        </w:tc>
+        <w:tc>
+          <w:tcPr/>
+          <w:p>
+            <w:pPr>
+              <w:pStyle w:val="Compact"/>
+              <w:jc w:val="left"/>
+            </w:pPr>
+            <w:r>
+              <w:t xml:space="preserve">HAC</w:t>
+            </w:r>
+          </w:p>
+        </w:tc>
+        <w:tc>
+          <w:tcPr/>
+          <w:p>
+            <w:pPr>
+              <w:pStyle w:val="Compact"/>
+              <w:jc w:val="right"/>
+            </w:pPr>
+            <w:r>
+              <w:t xml:space="preserve">40</w:t>
+            </w:r>
+          </w:p>
+        </w:tc>
+        <w:tc>
+          <w:tcPr/>
+          <w:p>
+            <w:pPr>
+              <w:pStyle w:val="Compact"/>
+              <w:jc w:val="right"/>
+            </w:pPr>
+            <w:r>
+              <w:t xml:space="preserve">7</w:t>
+            </w:r>
+          </w:p>
+        </w:tc>
+        <w:tc>
+          <w:tcPr/>
+          <w:p>
+            <w:pPr>
+              <w:pStyle w:val="Compact"/>
+              <w:jc w:val="right"/>
+            </w:pPr>
+            <w:r>
+              <w:t xml:space="preserve">226</w:t>
+            </w:r>
+          </w:p>
+        </w:tc>
+      </w:tr>
+      <w:tr>
+        <w:tc>
+          <w:tcPr/>
+          <w:p>
+            <w:pPr>
+              <w:pStyle w:val="Compact"/>
+              <w:jc w:val="left"/>
+            </w:pPr>
+            <w:r>
+              <w:t xml:space="preserve">Tropical moist</w:t>
+            </w:r>
+          </w:p>
+        </w:tc>
+        <w:tc>
+          <w:tcPr/>
+          <w:p>
+            <w:pPr>
+              <w:pStyle w:val="Compact"/>
+              <w:jc w:val="left"/>
+            </w:pPr>
+            <w:r>
+              <w:t xml:space="preserve">LAC</w:t>
+            </w:r>
+          </w:p>
+        </w:tc>
+        <w:tc>
+          <w:tcPr/>
+          <w:p>
+            <w:pPr>
+              <w:pStyle w:val="Compact"/>
+              <w:jc w:val="right"/>
+            </w:pPr>
+            <w:r>
+              <w:t xml:space="preserve">38</w:t>
+            </w:r>
+          </w:p>
+        </w:tc>
+        <w:tc>
+          <w:tcPr/>
+          <w:p>
+            <w:pPr>
+              <w:pStyle w:val="Compact"/>
+              <w:jc w:val="right"/>
+            </w:pPr>
+            <w:r>
+              <w:t xml:space="preserve">5</w:t>
+            </w:r>
+          </w:p>
+        </w:tc>
+        <w:tc>
+          <w:tcPr/>
+          <w:p>
+            <w:pPr>
+              <w:pStyle w:val="Compact"/>
+              <w:jc w:val="right"/>
+            </w:pPr>
+            <w:r>
+              <w:t xml:space="preserve">326</w:t>
+            </w:r>
+          </w:p>
+        </w:tc>
+      </w:tr>
+      <w:tr>
+        <w:tc>
+          <w:tcPr/>
+          <w:p>
+            <w:pPr>
+              <w:pStyle w:val="Compact"/>
+              <w:jc w:val="left"/>
+            </w:pPr>
+            <w:r>
+              <w:t xml:space="preserve">Tropical dry</w:t>
+            </w:r>
+          </w:p>
+        </w:tc>
+        <w:tc>
+          <w:tcPr/>
+          <w:p>
+            <w:pPr>
+              <w:pStyle w:val="Compact"/>
+              <w:jc w:val="left"/>
+            </w:pPr>
+            <w:r>
+              <w:t xml:space="preserve">LAC</w:t>
+            </w:r>
+          </w:p>
+        </w:tc>
+        <w:tc>
+          <w:tcPr/>
+          <w:p>
+            <w:pPr>
+              <w:pStyle w:val="Compact"/>
+              <w:jc w:val="right"/>
+            </w:pPr>
+            <w:r>
+              <w:t xml:space="preserve">19</w:t>
+            </w:r>
+          </w:p>
+        </w:tc>
+        <w:tc>
+          <w:tcPr/>
+          <w:p>
+            <w:pPr>
+              <w:pStyle w:val="Compact"/>
+              <w:jc w:val="right"/>
+            </w:pPr>
+            <w:r>
+              <w:t xml:space="preserve">10</w:t>
+            </w:r>
+          </w:p>
+        </w:tc>
+        <w:tc>
+          <w:tcPr/>
+          <w:p>
+            <w:pPr>
+              <w:pStyle w:val="Compact"/>
+              <w:jc w:val="right"/>
+            </w:pPr>
+            <w:r>
+              <w:t xml:space="preserve">135</w:t>
+            </w:r>
+          </w:p>
+        </w:tc>
+      </w:tr>
+      <w:tr>
+        <w:tc>
+          <w:tcPr/>
+          <w:p>
+            <w:pPr>
+              <w:pStyle w:val="Compact"/>
+              <w:jc w:val="left"/>
+            </w:pPr>
+            <w:r>
+              <w:t xml:space="preserve">Boreal moist/dry</w:t>
+            </w:r>
+          </w:p>
+        </w:tc>
+        <w:tc>
+          <w:tcPr/>
+          <w:p>
+            <w:pPr>
+              <w:pStyle w:val="Compact"/>
+              <w:jc w:val="left"/>
+            </w:pPr>
+            <w:r>
+              <w:t xml:space="preserve">Sandy</w:t>
+            </w:r>
+          </w:p>
+        </w:tc>
+        <w:tc>
+          <w:tcPr/>
+          <w:p>
+            <w:pPr>
+              <w:pStyle w:val="Compact"/>
+              <w:jc w:val="right"/>
+            </w:pPr>
+            <w:r>
+              <w:t xml:space="preserve">10</w:t>
+            </w:r>
+          </w:p>
+        </w:tc>
+        <w:tc>
+          <w:tcPr/>
+          <w:p>
+            <w:pPr>
+              <w:pStyle w:val="Compact"/>
+              <w:jc w:val="right"/>
+            </w:pPr>
+            <w:r>
+              <w:t xml:space="preserve">90</w:t>
+            </w:r>
+          </w:p>
+        </w:tc>
+        <w:tc>
+          <w:tcPr/>
+          <w:p>
+            <w:pPr>
+              <w:pStyle w:val="Compact"/>
+              <w:jc w:val="right"/>
+            </w:pPr>
+            <w:r>
+              <w:t xml:space="preserve">NA</w:t>
+            </w:r>
+          </w:p>
+        </w:tc>
+      </w:tr>
+    </w:tbl>
+    <w:p>
+      <w:pPr>
+        <w:pStyle w:val="BodyText"/>
+      </w:pPr>
+      <w:r>
+        <w:t xml:space="preserve">Look at the last row against the third. Warm temperate dry soils with high activity clay are stated as 24 tonnes per hectare with a 95 per cent limit of five per cent, resting on 781 measured profiles. Boreal sandy soils are stated as 10 tonnes per hectare with a limit of ninety per cent, resting on no profiles at all: that figure is a nominal error assigned because no data were available, carried forward from the 1996 guidelines.</w:t>
+      </w:r>
+    </w:p>
+    <w:p>
+      <w:pPr>
+        <w:pStyle w:val="BodyText"/>
+      </w:pPr>
+      <w:r>
+        <w:t xml:space="preserve">Those two entries look identical in a spreadsheet. They are epistemically unrelated. One is a well-estimated mean; the other is a placeholder with an honesty marker attached. A project whose stratification lands it in the second cell is in a different position from one that lands in the first, and no amount of downstream care recovers the difference.</w:t>
+      </w:r>
+    </w:p>
+    <w:p>
+      <w:pPr>
+        <w:pStyle w:val="SourceCode"/>
+      </w:pPr>
+      <w:r>
+        <w:rPr>
+          <w:rStyle w:val="FunctionTok"/>
+        </w:rPr>
+        <w:t xml:space="preserve">c</w:t>
+      </w:r>
+      <w:r>
+        <w:rPr>
+          <w:rStyle w:val="NormalTok"/>
+        </w:rPr>
+        <w:t xml:space="preserve">(</w:t>
+      </w:r>
+      <w:r>
+        <w:rPr>
+          <w:rStyle w:val="AttributeTok"/>
+        </w:rPr>
+        <w:t xml:space="preserve">worst_to_best_ratio =</w:t>
+      </w:r>
+      <w:r>
+        <w:rPr>
+          <w:rStyle w:val="NormalTok"/>
+        </w:rPr>
+        <w:t xml:space="preserve"> </w:t>
+      </w:r>
+      <w:r>
+        <w:rPr>
+          <w:rStyle w:val="FunctionTok"/>
+        </w:rPr>
+        <w:t xml:space="preserve">max</w:t>
+      </w:r>
+      <w:r>
+        <w:rPr>
+          <w:rStyle w:val="NormalTok"/>
+        </w:rPr>
+        <w:t xml:space="preserve">(soc_ref</w:t>
+      </w:r>
+      <w:r>
+        <w:rPr>
+          <w:rStyle w:val="SpecialCharTok"/>
+        </w:rPr>
+        <w:t xml:space="preserve">$</w:t>
+      </w:r>
+      <w:r>
+        <w:rPr>
+          <w:rStyle w:val="NormalTok"/>
+        </w:rPr>
+        <w:t xml:space="preserve">unc_pct) </w:t>
+      </w:r>
+      <w:r>
+        <w:rPr>
+          <w:rStyle w:val="SpecialCharTok"/>
+        </w:rPr>
+        <w:t xml:space="preserve">/</w:t>
+      </w:r>
+      <w:r>
+        <w:rPr>
+          <w:rStyle w:val="NormalTok"/>
+        </w:rPr>
+        <w:t xml:space="preserve"> </w:t>
+      </w:r>
+      <w:r>
+        <w:rPr>
+          <w:rStyle w:val="FunctionTok"/>
+        </w:rPr>
+        <w:t xml:space="preserve">min</w:t>
+      </w:r>
+      <w:r>
+        <w:rPr>
+          <w:rStyle w:val="NormalTok"/>
+        </w:rPr>
+        <w:t xml:space="preserve">(soc_ref</w:t>
+      </w:r>
+      <w:r>
+        <w:rPr>
+          <w:rStyle w:val="SpecialCharTok"/>
+        </w:rPr>
+        <w:t xml:space="preserve">$</w:t>
+      </w:r>
+      <w:r>
+        <w:rPr>
+          <w:rStyle w:val="NormalTok"/>
+        </w:rPr>
+        <w:t xml:space="preserve">unc_pct))</w:t>
+      </w:r>
+      <w:r>
+        <w:br/>
+      </w:r>
+      <w:r>
+        <w:rPr>
+          <w:rStyle w:val="CommentTok"/>
+        </w:rPr>
+        <w:t xml:space="preserve">#&gt; worst_to_best_ratio </w:t>
+      </w:r>
+      <w:r>
+        <w:br/>
+      </w:r>
+      <w:r>
+        <w:rPr>
+          <w:rStyle w:val="CommentTok"/>
+        </w:rPr>
+        <w:t xml:space="preserve">#&gt;                  18</w:t>
+      </w:r>
+    </w:p>
+    <w:p>
+      <w:pPr>
         <w:pStyle w:val="FirstParagraph"/>
       </w:pPr>
       <w:r>
-        <w:t xml:space="preserve">The half-width relative to the mean is the number the standards care about: the wider it is, the deeper the deduction.</w:t>
+        <w:t xml:space="preserve">The stated uncertainty spans eighteenfold within a single table. Factor selection is therefore not a lookup; it is a decision about which of these positions you are willing to defend.</w:t>
       </w:r>
     </w:p>
     <w:bookmarkEnd w:id="133"/>
-    <w:bookmarkStart w:id="134" w:name="measuring-error"/>
+    <w:bookmarkStart w:id="134" w:name="the-stock-difference-method"/>
     <w:p>
       <w:pPr>
         <w:pStyle w:val="Heading2"/>
       </w:pPr>
       <w:r>
-        <w:t xml:space="preserve">8.4 Measuring error</w:t>
+        <w:t xml:space="preserve">8.4 The stock-difference method</w:t>
+      </w:r>
+    </w:p>
+    <w:p>
+      <w:pPr>
+        <w:pStyle w:val="FirstParagraph"/>
+      </w:pPr>
+      <w:r>
+        <w:t xml:space="preserve">Soil carbon is the pool where Tier 1 methods have changed most. The 2006 guidelines assumed that converting land oxidised its soil carbon immediately. The 2019 Refinement replaces that with a linear transition to a new equilibrium spread over a default twenty years, computed as a difference between two stock estimates</w:t>
+      </w:r>
+      <w:r>
+        <w:t xml:space="preserve"> </w:t>
+      </w:r>
+      <w:r>
+        <w:t xml:space="preserve">(IPCC, 2019, Eq. 2.25)</w:t>
+      </w:r>
+      <w:r>
+        <w:t xml:space="preserve">:</w:t>
+      </w:r>
+    </w:p>
+    <w:p>
+      <w:pPr>
+        <w:pStyle w:val="BodyText"/>
+      </w:pPr>
+      <m:oMathPara>
+        <m:oMathParaPr>
+          <m:jc m:val="center"/>
+        </m:oMathParaPr>
+        <m:oMath>
+          <m:r>
+            <m:t>Δ</m:t>
+          </m:r>
+          <m:sSub>
+            <m:e>
+              <m:r>
+                <m:t>C</m:t>
+              </m:r>
+            </m:e>
+            <m:sub>
+              <m:r>
+                <m:t>M</m:t>
+              </m:r>
+              <m:r>
+                <m:t>i</m:t>
+              </m:r>
+              <m:r>
+                <m:t>n</m:t>
+              </m:r>
+              <m:r>
+                <m:t>e</m:t>
+              </m:r>
+              <m:r>
+                <m:t>r</m:t>
+              </m:r>
+              <m:r>
+                <m:t>a</m:t>
+              </m:r>
+              <m:r>
+                <m:t>l</m:t>
+              </m:r>
+            </m:sub>
+          </m:sSub>
+          <m:r>
+            <m:rPr>
+              <m:sty m:val="p"/>
+            </m:rPr>
+            <m:t>=</m:t>
+          </m:r>
+          <m:f>
+            <m:fPr>
+              <m:type m:val="bar"/>
+            </m:fPr>
+            <m:num>
+              <m:r>
+                <m:t>S</m:t>
+              </m:r>
+              <m:r>
+                <m:t>O</m:t>
+              </m:r>
+              <m:sSub>
+                <m:e>
+                  <m:r>
+                    <m:t>C</m:t>
+                  </m:r>
+                </m:e>
+                <m:sub>
+                  <m:r>
+                    <m:t>0</m:t>
+                  </m:r>
+                </m:sub>
+              </m:sSub>
+              <m:r>
+                <m:rPr>
+                  <m:sty m:val="p"/>
+                </m:rPr>
+                <m:t>−</m:t>
+              </m:r>
+              <m:r>
+                <m:t>S</m:t>
+              </m:r>
+              <m:r>
+                <m:t>O</m:t>
+              </m:r>
+              <m:sSub>
+                <m:e>
+                  <m:r>
+                    <m:t>C</m:t>
+                  </m:r>
+                </m:e>
+                <m:sub>
+                  <m:d>
+                    <m:dPr>
+                      <m:begChr m:val="("/>
+                      <m:sepChr m:val=""/>
+                      <m:endChr m:val=")"/>
+                      <m:grow/>
+                    </m:dPr>
+                    <m:e>
+                      <m:r>
+                        <m:t>0</m:t>
+                      </m:r>
+                      <m:r>
+                        <m:rPr>
+                          <m:sty m:val="p"/>
+                        </m:rPr>
+                        <m:t>−</m:t>
+                      </m:r>
+                      <m:r>
+                        <m:t>T</m:t>
+                      </m:r>
+                    </m:e>
+                  </m:d>
+                </m:sub>
+              </m:sSub>
+            </m:num>
+            <m:den>
+              <m:r>
+                <m:t>D</m:t>
+              </m:r>
+            </m:den>
+          </m:f>
+        </m:oMath>
+      </m:oMathPara>
+    </w:p>
+    <w:p>
+      <w:pPr>
+        <w:pStyle w:val="FirstParagraph"/>
+      </w:pPr>
+      <w:r>
+        <w:t xml:space="preserve">where</w:t>
+      </w:r>
+      <w:r>
+        <w:t xml:space="preserve"> </w:t>
+      </w:r>
+      <m:oMath>
+        <m:r>
+          <m:t>S</m:t>
+        </m:r>
+        <m:r>
+          <m:t>O</m:t>
+        </m:r>
+        <m:sSub>
+          <m:e>
+            <m:r>
+              <m:t>C</m:t>
+            </m:r>
+          </m:e>
+          <m:sub>
+            <m:r>
+              <m:t>0</m:t>
+            </m:r>
+          </m:sub>
+        </m:sSub>
+      </m:oMath>
+      <w:r>
+        <w:t xml:space="preserve"> </w:t>
+      </w:r>
+      <w:r>
+        <w:t xml:space="preserve">is the stock in the final year of the inventory period,</w:t>
+      </w:r>
+      <w:r>
+        <w:t xml:space="preserve"> </w:t>
+      </w:r>
+      <m:oMath>
+        <m:r>
+          <m:t>S</m:t>
+        </m:r>
+        <m:r>
+          <m:t>O</m:t>
+        </m:r>
+        <m:sSub>
+          <m:e>
+            <m:r>
+              <m:t>C</m:t>
+            </m:r>
+          </m:e>
+          <m:sub>
+            <m:d>
+              <m:dPr>
+                <m:begChr m:val="("/>
+                <m:sepChr m:val=""/>
+                <m:endChr m:val=")"/>
+                <m:grow/>
+              </m:dPr>
+              <m:e>
+                <m:r>
+                  <m:t>0</m:t>
+                </m:r>
+                <m:r>
+                  <m:rPr>
+                    <m:sty m:val="p"/>
+                  </m:rPr>
+                  <m:t>−</m:t>
+                </m:r>
+                <m:r>
+                  <m:t>T</m:t>
+                </m:r>
+              </m:e>
+            </m:d>
+          </m:sub>
+        </m:sSub>
+      </m:oMath>
+      <w:r>
+        <w:t xml:space="preserve"> </w:t>
+      </w:r>
+      <w:r>
+        <w:t xml:space="preserve">the stock at its beginning, and</w:t>
+      </w:r>
+      <w:r>
+        <w:t xml:space="preserve"> </w:t>
+      </w:r>
+      <m:oMath>
+        <m:r>
+          <m:t>D</m:t>
+        </m:r>
+      </m:oMath>
+      <w:r>
+        <w:t xml:space="preserve"> </w:t>
+      </w:r>
+      <w:r>
+        <w:t xml:space="preserve">the time dependence of the stock change factors, twenty years under Tier 1. Each stock is itself built from a reference value and three dimensionless factors:</w:t>
+      </w:r>
+    </w:p>
+    <w:p>
+      <w:pPr>
+        <w:pStyle w:val="BodyText"/>
+      </w:pPr>
+      <m:oMathPara>
+        <m:oMathParaPr>
+          <m:jc m:val="center"/>
+        </m:oMathParaPr>
+        <m:oMath>
+          <m:r>
+            <m:t>S</m:t>
+          </m:r>
+          <m:r>
+            <m:t>O</m:t>
+          </m:r>
+          <m:r>
+            <m:t>C</m:t>
+          </m:r>
+          <m:r>
+            <m:rPr>
+              <m:sty m:val="p"/>
+            </m:rPr>
+            <m:t>=</m:t>
+          </m:r>
+          <m:r>
+            <m:t>S</m:t>
+          </m:r>
+          <m:r>
+            <m:t>O</m:t>
+          </m:r>
+          <m:sSub>
+            <m:e>
+              <m:r>
+                <m:t>C</m:t>
+              </m:r>
+            </m:e>
+            <m:sub>
+              <m:r>
+                <m:t>R</m:t>
+              </m:r>
+              <m:r>
+                <m:t>E</m:t>
+              </m:r>
+              <m:r>
+                <m:t>F</m:t>
+              </m:r>
+            </m:sub>
+          </m:sSub>
+          <m:r>
+            <m:rPr>
+              <m:sty m:val="p"/>
+            </m:rPr>
+            <m:t>×</m:t>
+          </m:r>
+          <m:sSub>
+            <m:e>
+              <m:r>
+                <m:t>F</m:t>
+              </m:r>
+            </m:e>
+            <m:sub>
+              <m:r>
+                <m:t>L</m:t>
+              </m:r>
+              <m:r>
+                <m:t>U</m:t>
+              </m:r>
+            </m:sub>
+          </m:sSub>
+          <m:r>
+            <m:rPr>
+              <m:sty m:val="p"/>
+            </m:rPr>
+            <m:t>×</m:t>
+          </m:r>
+          <m:sSub>
+            <m:e>
+              <m:r>
+                <m:t>F</m:t>
+              </m:r>
+            </m:e>
+            <m:sub>
+              <m:r>
+                <m:t>M</m:t>
+              </m:r>
+              <m:r>
+                <m:t>G</m:t>
+              </m:r>
+            </m:sub>
+          </m:sSub>
+          <m:r>
+            <m:rPr>
+              <m:sty m:val="p"/>
+            </m:rPr>
+            <m:t>×</m:t>
+          </m:r>
+          <m:sSub>
+            <m:e>
+              <m:r>
+                <m:t>F</m:t>
+              </m:r>
+            </m:e>
+            <m:sub>
+              <m:r>
+                <m:t>I</m:t>
+              </m:r>
+            </m:sub>
+          </m:sSub>
+        </m:oMath>
+      </m:oMathPara>
+    </w:p>
+    <w:p>
+      <w:pPr>
+        <w:pStyle w:val="FirstParagraph"/>
+      </w:pPr>
+      <m:oMath>
+        <m:sSub>
+          <m:e>
+            <m:r>
+              <m:t>F</m:t>
+            </m:r>
+          </m:e>
+          <m:sub>
+            <m:r>
+              <m:t>L</m:t>
+            </m:r>
+            <m:r>
+              <m:t>U</m:t>
+            </m:r>
+          </m:sub>
+        </m:sSub>
+      </m:oMath>
+      <w:r>
+        <w:t xml:space="preserve"> </w:t>
+      </w:r>
+      <w:r>
+        <w:t xml:space="preserve">is the land use factor,</w:t>
+      </w:r>
+      <w:r>
+        <w:t xml:space="preserve"> </w:t>
+      </w:r>
+      <m:oMath>
+        <m:sSub>
+          <m:e>
+            <m:r>
+              <m:t>F</m:t>
+            </m:r>
+          </m:e>
+          <m:sub>
+            <m:r>
+              <m:t>M</m:t>
+            </m:r>
+            <m:r>
+              <m:t>G</m:t>
+            </m:r>
+          </m:sub>
+        </m:sSub>
+      </m:oMath>
+      <w:r>
+        <w:t xml:space="preserve"> </w:t>
+      </w:r>
+      <w:r>
+        <w:t xml:space="preserve">the management factor, and</w:t>
+      </w:r>
+      <w:r>
+        <w:t xml:space="preserve"> </w:t>
+      </w:r>
+      <m:oMath>
+        <m:sSub>
+          <m:e>
+            <m:r>
+              <m:t>F</m:t>
+            </m:r>
+          </m:e>
+          <m:sub>
+            <m:r>
+              <m:t>I</m:t>
+            </m:r>
+          </m:sub>
+        </m:sSub>
+      </m:oMath>
+      <w:r>
+        <w:t xml:space="preserve"> </w:t>
+      </w:r>
+      <w:r>
+        <w:t xml:space="preserve">the input factor, each a multiplier relative to the native reference condition. All are defined for a 30 cm depth, because that is the depth the reference stocks were compiled at, and mixing a factor from one depth convention with a stock from another is a common and invisible error.</w:t>
+      </w:r>
+    </w:p>
+    <w:p>
+      <w:pPr>
+        <w:pStyle w:val="SourceCode"/>
+      </w:pPr>
+      <w:r>
+        <w:rPr>
+          <w:rStyle w:val="NormalTok"/>
+        </w:rPr>
+        <w:t xml:space="preserve">socref </w:t>
+      </w:r>
+      <w:r>
+        <w:rPr>
+          <w:rStyle w:val="OtherTok"/>
+        </w:rPr>
+        <w:t xml:space="preserve">&lt;-</w:t>
+      </w:r>
+      <w:r>
+        <w:rPr>
+          <w:rStyle w:val="NormalTok"/>
+        </w:rPr>
+        <w:t xml:space="preserve"> </w:t>
+      </w:r>
+      <w:r>
+        <w:rPr>
+          <w:rStyle w:val="DecValTok"/>
+        </w:rPr>
+        <w:t xml:space="preserve">38</w:t>
+      </w:r>
+      <w:r>
+        <w:rPr>
+          <w:rStyle w:val="NormalTok"/>
+        </w:rPr>
+        <w:t xml:space="preserve">      </w:t>
+      </w:r>
+      <w:r>
+        <w:rPr>
+          <w:rStyle w:val="CommentTok"/>
+        </w:rPr>
+        <w:t xml:space="preserve"># tropical moist, LAC</w:t>
+      </w:r>
+      <w:r>
+        <w:br/>
+      </w:r>
+      <w:r>
+        <w:rPr>
+          <w:rStyle w:val="NormalTok"/>
+        </w:rPr>
+        <w:t xml:space="preserve">f_lu   </w:t>
+      </w:r>
+      <w:r>
+        <w:rPr>
+          <w:rStyle w:val="OtherTok"/>
+        </w:rPr>
+        <w:t xml:space="preserve">&lt;-</w:t>
+      </w:r>
+      <w:r>
+        <w:rPr>
+          <w:rStyle w:val="NormalTok"/>
+        </w:rPr>
+        <w:t xml:space="preserve"> </w:t>
+      </w:r>
+      <w:r>
+        <w:rPr>
+          <w:rStyle w:val="FloatTok"/>
+        </w:rPr>
+        <w:t xml:space="preserve">0.83</w:t>
+      </w:r>
+      <w:r>
+        <w:rPr>
+          <w:rStyle w:val="NormalTok"/>
+        </w:rPr>
+        <w:t xml:space="preserve">    </w:t>
+      </w:r>
+      <w:r>
+        <w:rPr>
+          <w:rStyle w:val="CommentTok"/>
+        </w:rPr>
+        <w:t xml:space="preserve"># forest to long-term cultivated</w:t>
+      </w:r>
+      <w:r>
+        <w:br/>
+      </w:r>
+      <w:r>
+        <w:rPr>
+          <w:rStyle w:val="NormalTok"/>
+        </w:rPr>
+        <w:t xml:space="preserve">f_mg   </w:t>
+      </w:r>
+      <w:r>
+        <w:rPr>
+          <w:rStyle w:val="OtherTok"/>
+        </w:rPr>
+        <w:t xml:space="preserve">&lt;-</w:t>
+      </w:r>
+      <w:r>
+        <w:rPr>
+          <w:rStyle w:val="NormalTok"/>
+        </w:rPr>
+        <w:t xml:space="preserve"> </w:t>
+      </w:r>
+      <w:r>
+        <w:rPr>
+          <w:rStyle w:val="FloatTok"/>
+        </w:rPr>
+        <w:t xml:space="preserve">1.00</w:t>
+      </w:r>
+      <w:r>
+        <w:rPr>
+          <w:rStyle w:val="NormalTok"/>
+        </w:rPr>
+        <w:t xml:space="preserve">    </w:t>
+      </w:r>
+      <w:r>
+        <w:rPr>
+          <w:rStyle w:val="CommentTok"/>
+        </w:rPr>
+        <w:t xml:space="preserve"># full tillage</w:t>
+      </w:r>
+      <w:r>
+        <w:br/>
+      </w:r>
+      <w:r>
+        <w:rPr>
+          <w:rStyle w:val="NormalTok"/>
+        </w:rPr>
+        <w:t xml:space="preserve">f_i    </w:t>
+      </w:r>
+      <w:r>
+        <w:rPr>
+          <w:rStyle w:val="OtherTok"/>
+        </w:rPr>
+        <w:t xml:space="preserve">&lt;-</w:t>
+      </w:r>
+      <w:r>
+        <w:rPr>
+          <w:rStyle w:val="NormalTok"/>
+        </w:rPr>
+        <w:t xml:space="preserve"> </w:t>
+      </w:r>
+      <w:r>
+        <w:rPr>
+          <w:rStyle w:val="FloatTok"/>
+        </w:rPr>
+        <w:t xml:space="preserve">0.94</w:t>
+      </w:r>
+      <w:r>
+        <w:rPr>
+          <w:rStyle w:val="NormalTok"/>
+        </w:rPr>
+        <w:t xml:space="preserve">    </w:t>
+      </w:r>
+      <w:r>
+        <w:rPr>
+          <w:rStyle w:val="CommentTok"/>
+        </w:rPr>
+        <w:t xml:space="preserve"># low input</w:t>
+      </w:r>
+      <w:r>
+        <w:br/>
+      </w:r>
+      <w:r>
+        <w:br/>
+      </w:r>
+      <w:r>
+        <w:rPr>
+          <w:rStyle w:val="NormalTok"/>
+        </w:rPr>
+        <w:t xml:space="preserve">soc_new    </w:t>
+      </w:r>
+      <w:r>
+        <w:rPr>
+          <w:rStyle w:val="OtherTok"/>
+        </w:rPr>
+        <w:t xml:space="preserve">&lt;-</w:t>
+      </w:r>
+      <w:r>
+        <w:rPr>
+          <w:rStyle w:val="NormalTok"/>
+        </w:rPr>
+        <w:t xml:space="preserve"> socref </w:t>
+      </w:r>
+      <w:r>
+        <w:rPr>
+          <w:rStyle w:val="SpecialCharTok"/>
+        </w:rPr>
+        <w:t xml:space="preserve">*</w:t>
+      </w:r>
+      <w:r>
+        <w:rPr>
+          <w:rStyle w:val="NormalTok"/>
+        </w:rPr>
+        <w:t xml:space="preserve"> f_lu </w:t>
+      </w:r>
+      <w:r>
+        <w:rPr>
+          <w:rStyle w:val="SpecialCharTok"/>
+        </w:rPr>
+        <w:t xml:space="preserve">*</w:t>
+      </w:r>
+      <w:r>
+        <w:rPr>
+          <w:rStyle w:val="NormalTok"/>
+        </w:rPr>
+        <w:t xml:space="preserve"> f_mg </w:t>
+      </w:r>
+      <w:r>
+        <w:rPr>
+          <w:rStyle w:val="SpecialCharTok"/>
+        </w:rPr>
+        <w:t xml:space="preserve">*</w:t>
+      </w:r>
+      <w:r>
+        <w:rPr>
+          <w:rStyle w:val="NormalTok"/>
+        </w:rPr>
+        <w:t xml:space="preserve"> f_i</w:t>
+      </w:r>
+      <w:r>
+        <w:br/>
+      </w:r>
+      <w:r>
+        <w:rPr>
+          <w:rStyle w:val="NormalTok"/>
+        </w:rPr>
+        <w:t xml:space="preserve">annual_c   </w:t>
+      </w:r>
+      <w:r>
+        <w:rPr>
+          <w:rStyle w:val="OtherTok"/>
+        </w:rPr>
+        <w:t xml:space="preserve">&lt;-</w:t>
+      </w:r>
+      <w:r>
+        <w:rPr>
+          <w:rStyle w:val="NormalTok"/>
+        </w:rPr>
+        <w:t xml:space="preserve"> (soc_new </w:t>
+      </w:r>
+      <w:r>
+        <w:rPr>
+          <w:rStyle w:val="SpecialCharTok"/>
+        </w:rPr>
+        <w:t xml:space="preserve">-</w:t>
+      </w:r>
+      <w:r>
+        <w:rPr>
+          <w:rStyle w:val="NormalTok"/>
+        </w:rPr>
+        <w:t xml:space="preserve"> socref) </w:t>
+      </w:r>
+      <w:r>
+        <w:rPr>
+          <w:rStyle w:val="SpecialCharTok"/>
+        </w:rPr>
+        <w:t xml:space="preserve">/</w:t>
+      </w:r>
+      <w:r>
+        <w:rPr>
+          <w:rStyle w:val="NormalTok"/>
+        </w:rPr>
+        <w:t xml:space="preserve"> </w:t>
+      </w:r>
+      <w:r>
+        <w:rPr>
+          <w:rStyle w:val="DecValTok"/>
+        </w:rPr>
+        <w:t xml:space="preserve">20</w:t>
+      </w:r>
+      <w:r>
+        <w:br/>
+      </w:r>
+      <w:r>
+        <w:rPr>
+          <w:rStyle w:val="NormalTok"/>
+        </w:rPr>
+        <w:t xml:space="preserve">annual_co2 </w:t>
+      </w:r>
+      <w:r>
+        <w:rPr>
+          <w:rStyle w:val="OtherTok"/>
+        </w:rPr>
+        <w:t xml:space="preserve">&lt;-</w:t>
+      </w:r>
+      <w:r>
+        <w:rPr>
+          <w:rStyle w:val="NormalTok"/>
+        </w:rPr>
+        <w:t xml:space="preserve"> annual_c </w:t>
+      </w:r>
+      <w:r>
+        <w:rPr>
+          <w:rStyle w:val="SpecialCharTok"/>
+        </w:rPr>
+        <w:t xml:space="preserve">*</w:t>
+      </w:r>
+      <w:r>
+        <w:rPr>
+          <w:rStyle w:val="NormalTok"/>
+        </w:rPr>
+        <w:t xml:space="preserve"> </w:t>
+      </w:r>
+      <w:r>
+        <w:rPr>
+          <w:rStyle w:val="DecValTok"/>
+        </w:rPr>
+        <w:t xml:space="preserve">44</w:t>
+      </w:r>
+      <w:r>
+        <w:rPr>
+          <w:rStyle w:val="NormalTok"/>
+        </w:rPr>
+        <w:t xml:space="preserve"> </w:t>
+      </w:r>
+      <w:r>
+        <w:rPr>
+          <w:rStyle w:val="SpecialCharTok"/>
+        </w:rPr>
+        <w:t xml:space="preserve">/</w:t>
+      </w:r>
+      <w:r>
+        <w:rPr>
+          <w:rStyle w:val="NormalTok"/>
+        </w:rPr>
+        <w:t xml:space="preserve"> </w:t>
+      </w:r>
+      <w:r>
+        <w:rPr>
+          <w:rStyle w:val="DecValTok"/>
+        </w:rPr>
+        <w:t xml:space="preserve">12</w:t>
+      </w:r>
+      <w:r>
+        <w:br/>
+      </w:r>
+      <w:r>
+        <w:br/>
+      </w:r>
+      <w:r>
+        <w:rPr>
+          <w:rStyle w:val="FunctionTok"/>
+        </w:rPr>
+        <w:t xml:space="preserve">round</w:t>
+      </w:r>
+      <w:r>
+        <w:rPr>
+          <w:rStyle w:val="NormalTok"/>
+        </w:rPr>
+        <w:t xml:space="preserve">(</w:t>
+      </w:r>
+      <w:r>
+        <w:rPr>
+          <w:rStyle w:val="FunctionTok"/>
+        </w:rPr>
+        <w:t xml:space="preserve">c</w:t>
+      </w:r>
+      <w:r>
+        <w:rPr>
+          <w:rStyle w:val="NormalTok"/>
+        </w:rPr>
+        <w:t xml:space="preserve">(</w:t>
+      </w:r>
+      <w:r>
+        <w:rPr>
+          <w:rStyle w:val="AttributeTok"/>
+        </w:rPr>
+        <w:t xml:space="preserve">soc_before =</w:t>
+      </w:r>
+      <w:r>
+        <w:rPr>
+          <w:rStyle w:val="NormalTok"/>
+        </w:rPr>
+        <w:t xml:space="preserve"> socref, </w:t>
+      </w:r>
+      <w:r>
+        <w:rPr>
+          <w:rStyle w:val="AttributeTok"/>
+        </w:rPr>
+        <w:t xml:space="preserve">soc_after =</w:t>
+      </w:r>
+      <w:r>
+        <w:rPr>
+          <w:rStyle w:val="NormalTok"/>
+        </w:rPr>
+        <w:t xml:space="preserve"> soc_new,</w:t>
+      </w:r>
+      <w:r>
+        <w:br/>
+      </w:r>
+      <w:r>
+        <w:rPr>
+          <w:rStyle w:val="NormalTok"/>
+        </w:rPr>
+        <w:t xml:space="preserve">        </w:t>
+      </w:r>
+      <w:r>
+        <w:rPr>
+          <w:rStyle w:val="AttributeTok"/>
+        </w:rPr>
+        <w:t xml:space="preserve">tC_ha_yr =</w:t>
+      </w:r>
+      <w:r>
+        <w:rPr>
+          <w:rStyle w:val="NormalTok"/>
+        </w:rPr>
+        <w:t xml:space="preserve"> annual_c, </w:t>
+      </w:r>
+      <w:r>
+        <w:rPr>
+          <w:rStyle w:val="AttributeTok"/>
+        </w:rPr>
+        <w:t xml:space="preserve">tCO2e_ha_yr =</w:t>
+      </w:r>
+      <w:r>
+        <w:rPr>
+          <w:rStyle w:val="NormalTok"/>
+        </w:rPr>
+        <w:t xml:space="preserve"> annual_co2), </w:t>
+      </w:r>
+      <w:r>
+        <w:rPr>
+          <w:rStyle w:val="DecValTok"/>
+        </w:rPr>
+        <w:t xml:space="preserve">3</w:t>
+      </w:r>
+      <w:r>
+        <w:rPr>
+          <w:rStyle w:val="NormalTok"/>
+        </w:rPr>
+        <w:t xml:space="preserve">)</w:t>
+      </w:r>
+      <w:r>
+        <w:br/>
+      </w:r>
+      <w:r>
+        <w:rPr>
+          <w:rStyle w:val="CommentTok"/>
+        </w:rPr>
+        <w:t xml:space="preserve">#&gt;  soc_before   soc_after    tC_ha_yr tCO2e_ha_yr </w:t>
+      </w:r>
+      <w:r>
+        <w:br/>
+      </w:r>
+      <w:r>
+        <w:rPr>
+          <w:rStyle w:val="CommentTok"/>
+        </w:rPr>
+        <w:t xml:space="preserve">#&gt;      38.000      29.648      -0.418      -1.531</w:t>
+      </w:r>
+    </w:p>
+    <w:p>
+      <w:pPr>
+        <w:pStyle w:val="FirstParagraph"/>
+      </w:pPr>
+      <w:r>
+        <w:t xml:space="preserve">The chain matters more than any single link. Three multiplicative factors mean three opportunities for a stratification error, and because they multiply, a mistake in any one of them scales the whole result rather than adding to it.</w:t>
+      </w:r>
+    </w:p>
+    <w:bookmarkEnd w:id="134"/>
+    <w:bookmarkStart w:id="135" w:name="the-asymmetry-nobody-mentions"/>
+    <w:p>
+      <w:pPr>
+        <w:pStyle w:val="Heading2"/>
+      </w:pPr>
+      <w:r>
+        <w:t xml:space="preserve">8.5 The asymmetry nobody mentions</w:t>
+      </w:r>
+    </w:p>
+    <w:p>
+      <w:pPr>
+        <w:pStyle w:val="FirstParagraph"/>
+      </w:pPr>
+      <w:r>
+        <w:t xml:space="preserve">Tier 1 does not treat gains and losses alike. Carbon</w:t>
+      </w:r>
+      <w:r>
+        <w:t xml:space="preserve"> </w:t>
+      </w:r>
+      <w:r>
+        <w:rPr>
+          <w:i/>
+          <w:iCs/>
+        </w:rPr>
+        <w:t xml:space="preserve">increases</w:t>
+      </w:r>
+      <w:r>
+        <w:t xml:space="preserve"> </w:t>
+      </w:r>
+      <w:r>
+        <w:t xml:space="preserve">are spread over the twenty-year transition; carbon</w:t>
+      </w:r>
+      <w:r>
+        <w:t xml:space="preserve"> </w:t>
+      </w:r>
+      <w:r>
+        <w:rPr>
+          <w:i/>
+          <w:iCs/>
+        </w:rPr>
+        <w:t xml:space="preserve">losses</w:t>
+      </w:r>
+      <w:r>
+        <w:t xml:space="preserve"> </w:t>
+      </w:r>
+      <w:r>
+        <w:t xml:space="preserve">from dead organic matter on conversion are assigned to a single year</w:t>
+      </w:r>
+      <w:r>
+        <w:t xml:space="preserve"> </w:t>
+      </w:r>
+      <w:r>
+        <w:t xml:space="preserve">(IPCC, 2019, p. s.2.3.2)</w:t>
+      </w:r>
+      <w:r>
+        <w:t xml:space="preserve">. That asymmetry is deliberate and conservative: it credits slowly and debits fast.</w:t>
+      </w:r>
+    </w:p>
+    <w:p>
+      <w:pPr>
+        <w:pStyle w:val="BodyText"/>
+      </w:pPr>
+      <w:r>
+        <w:t xml:space="preserve">It also has a practical consequence for anyone comparing a project’s numbers against an inventory. A project reporting a gain over five years captures a quarter of the eventual stock change, not all of it, and a project reporting a conversion loss books the whole thing at once. Two projects with identical biophysical outcomes and different timings will report very different annual figures, entirely legitimately.</w:t>
+      </w:r>
+    </w:p>
+    <w:bookmarkEnd w:id="135"/>
+    <w:bookmarkStart w:id="136" w:name="propagating-the-uncertainty"/>
+    <w:p>
+      <w:pPr>
+        <w:pStyle w:val="Heading2"/>
+      </w:pPr>
+      <w:r>
+        <w:t xml:space="preserve">8.6 Propagating the uncertainty</w:t>
+      </w:r>
+    </w:p>
+    <w:p>
+      <w:pPr>
+        <w:pStyle w:val="FirstParagraph"/>
+      </w:pPr>
+      <w:r>
+        <w:t xml:space="preserve">Each factor in the chain carries its own uncertainty, and they combine. For independent terms entering a product, the proportional uncertainties combine in quadrature:</w:t>
+      </w:r>
+    </w:p>
+    <w:p>
+      <w:pPr>
+        <w:pStyle w:val="BodyText"/>
+      </w:pPr>
+      <m:oMathPara>
+        <m:oMathParaPr>
+          <m:jc m:val="center"/>
+        </m:oMathParaPr>
+        <m:oMath>
+          <m:sSub>
+            <m:e>
+              <m:r>
+                <m:t>U</m:t>
+              </m:r>
+            </m:e>
+            <m:sub>
+              <m:r>
+                <m:t>t</m:t>
+              </m:r>
+              <m:r>
+                <m:t>o</m:t>
+              </m:r>
+              <m:r>
+                <m:t>t</m:t>
+              </m:r>
+              <m:r>
+                <m:t>a</m:t>
+              </m:r>
+              <m:r>
+                <m:t>l</m:t>
+              </m:r>
+            </m:sub>
+          </m:sSub>
+          <m:r>
+            <m:rPr>
+              <m:sty m:val="p"/>
+            </m:rPr>
+            <m:t>=</m:t>
+          </m:r>
+          <m:rad>
+            <m:radPr>
+              <m:degHide m:val="on"/>
+            </m:radPr>
+            <m:deg/>
+            <m:e>
+              <m:sSubSup>
+                <m:e>
+                  <m:r>
+                    <m:t>U</m:t>
+                  </m:r>
+                </m:e>
+                <m:sub>
+                  <m:r>
+                    <m:t>1</m:t>
+                  </m:r>
+                </m:sub>
+                <m:sup>
+                  <m:r>
+                    <m:t>2</m:t>
+                  </m:r>
+                </m:sup>
+              </m:sSubSup>
+              <m:r>
+                <m:rPr>
+                  <m:sty m:val="p"/>
+                </m:rPr>
+                <m:t>+</m:t>
+              </m:r>
+              <m:sSubSup>
+                <m:e>
+                  <m:r>
+                    <m:t>U</m:t>
+                  </m:r>
+                </m:e>
+                <m:sub>
+                  <m:r>
+                    <m:t>2</m:t>
+                  </m:r>
+                </m:sub>
+                <m:sup>
+                  <m:r>
+                    <m:t>2</m:t>
+                  </m:r>
+                </m:sup>
+              </m:sSubSup>
+              <m:r>
+                <m:rPr>
+                  <m:sty m:val="p"/>
+                </m:rPr>
+                <m:t>+</m:t>
+              </m:r>
+              <m:r>
+                <m:rPr>
+                  <m:sty m:val="p"/>
+                </m:rPr>
+                <m:t>…</m:t>
+              </m:r>
+              <m:r>
+                <m:rPr>
+                  <m:sty m:val="p"/>
+                </m:rPr>
+                <m:t>+</m:t>
+              </m:r>
+              <m:sSubSup>
+                <m:e>
+                  <m:r>
+                    <m:t>U</m:t>
+                  </m:r>
+                </m:e>
+                <m:sub>
+                  <m:r>
+                    <m:t>n</m:t>
+                  </m:r>
+                </m:sub>
+                <m:sup>
+                  <m:r>
+                    <m:t>2</m:t>
+                  </m:r>
+                </m:sup>
+              </m:sSubSup>
+            </m:e>
+          </m:rad>
+        </m:oMath>
+      </m:oMathPara>
+    </w:p>
+    <w:p>
+      <w:pPr>
+        <w:pStyle w:val="FirstParagraph"/>
+      </w:pPr>
+      <w:r>
+        <w:t xml:space="preserve">Take a silvopastoral project on a thousand hectares, with the uncertainty on each component taken from the guidelines and from the project’s own measurement:</w:t>
+      </w:r>
+    </w:p>
+    <w:p>
+      <w:pPr>
+        <w:pStyle w:val="SourceCode"/>
+      </w:pPr>
+      <w:r>
+        <w:rPr>
+          <w:rStyle w:val="NormalTok"/>
+        </w:rPr>
+        <w:t xml:space="preserve">u </w:t>
+      </w:r>
+      <w:r>
+        <w:rPr>
+          <w:rStyle w:val="OtherTok"/>
+        </w:rPr>
+        <w:t xml:space="preserve">&lt;-</w:t>
+      </w:r>
+      <w:r>
+        <w:rPr>
+          <w:rStyle w:val="NormalTok"/>
+        </w:rPr>
+        <w:t xml:space="preserve"> </w:t>
+      </w:r>
+      <w:r>
+        <w:rPr>
+          <w:rStyle w:val="FunctionTok"/>
+        </w:rPr>
+        <w:t xml:space="preserve">c</w:t>
+      </w:r>
+      <w:r>
+        <w:rPr>
+          <w:rStyle w:val="NormalTok"/>
+        </w:rPr>
+        <w:t xml:space="preserve">(</w:t>
+      </w:r>
+      <w:r>
+        <w:rPr>
+          <w:rStyle w:val="AttributeTok"/>
+        </w:rPr>
+        <w:t xml:space="preserve">SOC_REF =</w:t>
+      </w:r>
+      <w:r>
+        <w:rPr>
+          <w:rStyle w:val="NormalTok"/>
+        </w:rPr>
+        <w:t xml:space="preserve"> </w:t>
+      </w:r>
+      <w:r>
+        <w:rPr>
+          <w:rStyle w:val="FloatTok"/>
+        </w:rPr>
+        <w:t xml:space="preserve">0.05</w:t>
+      </w:r>
+      <w:r>
+        <w:rPr>
+          <w:rStyle w:val="NormalTok"/>
+        </w:rPr>
+        <w:t xml:space="preserve">,   </w:t>
+      </w:r>
+      <w:r>
+        <w:rPr>
+          <w:rStyle w:val="CommentTok"/>
+        </w:rPr>
+        <w:t xml:space="preserve"># reference stock, well-sampled cell</w:t>
+      </w:r>
+      <w:r>
+        <w:br/>
+      </w:r>
+      <w:r>
+        <w:rPr>
+          <w:rStyle w:val="NormalTok"/>
+        </w:rPr>
+        <w:t xml:space="preserve">       </w:t>
+      </w:r>
+      <w:r>
+        <w:rPr>
+          <w:rStyle w:val="AttributeTok"/>
+        </w:rPr>
+        <w:t xml:space="preserve">F_MG    =</w:t>
+      </w:r>
+      <w:r>
+        <w:rPr>
+          <w:rStyle w:val="NormalTok"/>
+        </w:rPr>
+        <w:t xml:space="preserve"> </w:t>
+      </w:r>
+      <w:r>
+        <w:rPr>
+          <w:rStyle w:val="FloatTok"/>
+        </w:rPr>
+        <w:t xml:space="preserve">0.09</w:t>
+      </w:r>
+      <w:r>
+        <w:rPr>
+          <w:rStyle w:val="NormalTok"/>
+        </w:rPr>
+        <w:t xml:space="preserve">,   </w:t>
+      </w:r>
+      <w:r>
+        <w:rPr>
+          <w:rStyle w:val="CommentTok"/>
+        </w:rPr>
+        <w:t xml:space="preserve"># management factor, improved tropical grassland</w:t>
+      </w:r>
+      <w:r>
+        <w:br/>
+      </w:r>
+      <w:r>
+        <w:rPr>
+          <w:rStyle w:val="NormalTok"/>
+        </w:rPr>
+        <w:t xml:space="preserve">       </w:t>
+      </w:r>
+      <w:r>
+        <w:rPr>
+          <w:rStyle w:val="AttributeTok"/>
+        </w:rPr>
+        <w:t xml:space="preserve">F_I     =</w:t>
+      </w:r>
+      <w:r>
+        <w:rPr>
+          <w:rStyle w:val="NormalTok"/>
+        </w:rPr>
+        <w:t xml:space="preserve"> </w:t>
+      </w:r>
+      <w:r>
+        <w:rPr>
+          <w:rStyle w:val="FloatTok"/>
+        </w:rPr>
+        <w:t xml:space="preserve">0.30</w:t>
+      </w:r>
+      <w:r>
+        <w:rPr>
+          <w:rStyle w:val="NormalTok"/>
+        </w:rPr>
+        <w:t xml:space="preserve">,   </w:t>
+      </w:r>
+      <w:r>
+        <w:rPr>
+          <w:rStyle w:val="CommentTok"/>
+        </w:rPr>
+        <w:t xml:space="preserve"># input factor, high organic input</w:t>
+      </w:r>
+      <w:r>
+        <w:br/>
+      </w:r>
+      <w:r>
+        <w:rPr>
+          <w:rStyle w:val="NormalTok"/>
+        </w:rPr>
+        <w:t xml:space="preserve">       </w:t>
+      </w:r>
+      <w:r>
+        <w:rPr>
+          <w:rStyle w:val="AttributeTok"/>
+        </w:rPr>
+        <w:t xml:space="preserve">G       =</w:t>
+      </w:r>
+      <w:r>
+        <w:rPr>
+          <w:rStyle w:val="NormalTok"/>
+        </w:rPr>
+        <w:t xml:space="preserve"> </w:t>
+      </w:r>
+      <w:r>
+        <w:rPr>
+          <w:rStyle w:val="FloatTok"/>
+        </w:rPr>
+        <w:t xml:space="preserve">0.63</w:t>
+      </w:r>
+      <w:r>
+        <w:rPr>
+          <w:rStyle w:val="NormalTok"/>
+        </w:rPr>
+        <w:t xml:space="preserve">,   </w:t>
+      </w:r>
+      <w:r>
+        <w:rPr>
+          <w:rStyle w:val="CommentTok"/>
+        </w:rPr>
+        <w:t xml:space="preserve"># biomass accumulation rate, agroforestry</w:t>
+      </w:r>
+      <w:r>
+        <w:br/>
+      </w:r>
+      <w:r>
+        <w:rPr>
+          <w:rStyle w:val="NormalTok"/>
+        </w:rPr>
+        <w:t xml:space="preserve">       </w:t>
+      </w:r>
+      <w:r>
+        <w:rPr>
+          <w:rStyle w:val="AttributeTok"/>
+        </w:rPr>
+        <w:t xml:space="preserve">Area    =</w:t>
+      </w:r>
+      <w:r>
+        <w:rPr>
+          <w:rStyle w:val="NormalTok"/>
+        </w:rPr>
+        <w:t xml:space="preserve"> </w:t>
+      </w:r>
+      <w:r>
+        <w:rPr>
+          <w:rStyle w:val="FloatTok"/>
+        </w:rPr>
+        <w:t xml:space="preserve">0.10</w:t>
+      </w:r>
+      <w:r>
+        <w:rPr>
+          <w:rStyle w:val="NormalTok"/>
+        </w:rPr>
+        <w:t xml:space="preserve">)   </w:t>
+      </w:r>
+      <w:r>
+        <w:rPr>
+          <w:rStyle w:val="CommentTok"/>
+        </w:rPr>
+        <w:t xml:space="preserve"># activity data</w:t>
+      </w:r>
+      <w:r>
+        <w:br/>
+      </w:r>
+      <w:r>
+        <w:br/>
+      </w:r>
+      <w:r>
+        <w:rPr>
+          <w:rStyle w:val="NormalTok"/>
+        </w:rPr>
+        <w:t xml:space="preserve">u_total </w:t>
+      </w:r>
+      <w:r>
+        <w:rPr>
+          <w:rStyle w:val="OtherTok"/>
+        </w:rPr>
+        <w:t xml:space="preserve">&lt;-</w:t>
+      </w:r>
+      <w:r>
+        <w:rPr>
+          <w:rStyle w:val="NormalTok"/>
+        </w:rPr>
+        <w:t xml:space="preserve"> </w:t>
+      </w:r>
+      <w:r>
+        <w:rPr>
+          <w:rStyle w:val="FunctionTok"/>
+        </w:rPr>
+        <w:t xml:space="preserve">sqrt</w:t>
+      </w:r>
+      <w:r>
+        <w:rPr>
+          <w:rStyle w:val="NormalTok"/>
+        </w:rPr>
+        <w:t xml:space="preserve">(</w:t>
+      </w:r>
+      <w:r>
+        <w:rPr>
+          <w:rStyle w:val="FunctionTok"/>
+        </w:rPr>
+        <w:t xml:space="preserve">sum</w:t>
+      </w:r>
+      <w:r>
+        <w:rPr>
+          <w:rStyle w:val="NormalTok"/>
+        </w:rPr>
+        <w:t xml:space="preserve">(u</w:t>
+      </w:r>
+      <w:r>
+        <w:rPr>
+          <w:rStyle w:val="SpecialCharTok"/>
+        </w:rPr>
+        <w:t xml:space="preserve">^</w:t>
+      </w:r>
+      <w:r>
+        <w:rPr>
+          <w:rStyle w:val="DecValTok"/>
+        </w:rPr>
+        <w:t xml:space="preserve">2</w:t>
+      </w:r>
+      <w:r>
+        <w:rPr>
+          <w:rStyle w:val="NormalTok"/>
+        </w:rPr>
+        <w:t xml:space="preserve">))</w:t>
+      </w:r>
+      <w:r>
+        <w:br/>
+      </w:r>
+      <w:r>
+        <w:rPr>
+          <w:rStyle w:val="FunctionTok"/>
+        </w:rPr>
+        <w:t xml:space="preserve">round</w:t>
+      </w:r>
+      <w:r>
+        <w:rPr>
+          <w:rStyle w:val="NormalTok"/>
+        </w:rPr>
+        <w:t xml:space="preserve">(</w:t>
+      </w:r>
+      <w:r>
+        <w:rPr>
+          <w:rStyle w:val="DecValTok"/>
+        </w:rPr>
+        <w:t xml:space="preserve">100</w:t>
+      </w:r>
+      <w:r>
+        <w:rPr>
+          <w:rStyle w:val="NormalTok"/>
+        </w:rPr>
+        <w:t xml:space="preserve"> </w:t>
+      </w:r>
+      <w:r>
+        <w:rPr>
+          <w:rStyle w:val="SpecialCharTok"/>
+        </w:rPr>
+        <w:t xml:space="preserve">*</w:t>
+      </w:r>
+      <w:r>
+        <w:rPr>
+          <w:rStyle w:val="NormalTok"/>
+        </w:rPr>
+        <w:t xml:space="preserve"> u_total, </w:t>
+      </w:r>
+      <w:r>
+        <w:rPr>
+          <w:rStyle w:val="DecValTok"/>
+        </w:rPr>
+        <w:t xml:space="preserve">1</w:t>
+      </w:r>
+      <w:r>
+        <w:rPr>
+          <w:rStyle w:val="NormalTok"/>
+        </w:rPr>
+        <w:t xml:space="preserve">)</w:t>
+      </w:r>
+      <w:r>
+        <w:br/>
+      </w:r>
+      <w:r>
+        <w:rPr>
+          <w:rStyle w:val="CommentTok"/>
+        </w:rPr>
+        <w:t xml:space="preserve">#&gt; [1] 71.2</w:t>
+      </w:r>
+    </w:p>
+    <w:p>
+      <w:pPr>
+        <w:pStyle w:val="FirstParagraph"/>
+      </w:pPr>
+      <w:r>
+        <w:t xml:space="preserve">Seventy-one per cent. That figure is not unusual for a Tier 1 agroforestry estimate, and it is worth sitting with, because it means the honest interval on the claim is wider than the claim itself in one direction.</w:t>
+      </w:r>
+    </w:p>
+    <w:bookmarkEnd w:id="136"/>
+    <w:bookmarkStart w:id="137" w:name="where-the-uncertainty-actually-lives"/>
+    <w:p>
+      <w:pPr>
+        <w:pStyle w:val="Heading2"/>
+      </w:pPr>
+      <w:r>
+        <w:t xml:space="preserve">8.7 Where the uncertainty actually lives</w:t>
+      </w:r>
+    </w:p>
+    <w:p>
+      <w:pPr>
+        <w:pStyle w:val="FirstParagraph"/>
+      </w:pPr>
+      <w:r>
+        <w:t xml:space="preserve">Quadrature has a property that governs everything about how a project should spend its money, and it is not intuitive. Because the terms are squared before summing, a term’s contribution to the total is proportional to its square, so large terms do not merely dominate, they annihilate the small ones.</w:t>
+      </w:r>
+    </w:p>
+    <w:p>
+      <w:pPr>
+        <w:pStyle w:val="SourceCode"/>
+      </w:pPr>
+      <w:r>
+        <w:rPr>
+          <w:rStyle w:val="FunctionTok"/>
+        </w:rPr>
+        <w:t xml:space="preserve">round</w:t>
+      </w:r>
+      <w:r>
+        <w:rPr>
+          <w:rStyle w:val="NormalTok"/>
+        </w:rPr>
+        <w:t xml:space="preserve">(</w:t>
+      </w:r>
+      <w:r>
+        <w:rPr>
+          <w:rStyle w:val="DecValTok"/>
+        </w:rPr>
+        <w:t xml:space="preserve">100</w:t>
+      </w:r>
+      <w:r>
+        <w:rPr>
+          <w:rStyle w:val="NormalTok"/>
+        </w:rPr>
+        <w:t xml:space="preserve"> </w:t>
+      </w:r>
+      <w:r>
+        <w:rPr>
+          <w:rStyle w:val="SpecialCharTok"/>
+        </w:rPr>
+        <w:t xml:space="preserve">*</w:t>
+      </w:r>
+      <w:r>
+        <w:rPr>
+          <w:rStyle w:val="NormalTok"/>
+        </w:rPr>
+        <w:t xml:space="preserve"> u</w:t>
+      </w:r>
+      <w:r>
+        <w:rPr>
+          <w:rStyle w:val="SpecialCharTok"/>
+        </w:rPr>
+        <w:t xml:space="preserve">^</w:t>
+      </w:r>
+      <w:r>
+        <w:rPr>
+          <w:rStyle w:val="DecValTok"/>
+        </w:rPr>
+        <w:t xml:space="preserve">2</w:t>
+      </w:r>
+      <w:r>
+        <w:rPr>
+          <w:rStyle w:val="NormalTok"/>
+        </w:rPr>
+        <w:t xml:space="preserve"> </w:t>
+      </w:r>
+      <w:r>
+        <w:rPr>
+          <w:rStyle w:val="SpecialCharTok"/>
+        </w:rPr>
+        <w:t xml:space="preserve">/</w:t>
+      </w:r>
+      <w:r>
+        <w:rPr>
+          <w:rStyle w:val="NormalTok"/>
+        </w:rPr>
+        <w:t xml:space="preserve"> </w:t>
+      </w:r>
+      <w:r>
+        <w:rPr>
+          <w:rStyle w:val="FunctionTok"/>
+        </w:rPr>
+        <w:t xml:space="preserve">sum</w:t>
+      </w:r>
+      <w:r>
+        <w:rPr>
+          <w:rStyle w:val="NormalTok"/>
+        </w:rPr>
+        <w:t xml:space="preserve">(u</w:t>
+      </w:r>
+      <w:r>
+        <w:rPr>
+          <w:rStyle w:val="SpecialCharTok"/>
+        </w:rPr>
+        <w:t xml:space="preserve">^</w:t>
+      </w:r>
+      <w:r>
+        <w:rPr>
+          <w:rStyle w:val="DecValTok"/>
+        </w:rPr>
+        <w:t xml:space="preserve">2</w:t>
+      </w:r>
+      <w:r>
+        <w:rPr>
+          <w:rStyle w:val="NormalTok"/>
+        </w:rPr>
+        <w:t xml:space="preserve">), </w:t>
+      </w:r>
+      <w:r>
+        <w:rPr>
+          <w:rStyle w:val="DecValTok"/>
+        </w:rPr>
+        <w:t xml:space="preserve">1</w:t>
+      </w:r>
+      <w:r>
+        <w:rPr>
+          <w:rStyle w:val="NormalTok"/>
+        </w:rPr>
+        <w:t xml:space="preserve">)      </w:t>
+      </w:r>
+      <w:r>
+        <w:rPr>
+          <w:rStyle w:val="CommentTok"/>
+        </w:rPr>
+        <w:t xml:space="preserve"># share of total variance</w:t>
+      </w:r>
+      <w:r>
+        <w:br/>
+      </w:r>
+      <w:r>
+        <w:rPr>
+          <w:rStyle w:val="CommentTok"/>
+        </w:rPr>
+        <w:t xml:space="preserve">#&gt; SOC_REF    F_MG     F_I       G    Area </w:t>
+      </w:r>
+      <w:r>
+        <w:br/>
+      </w:r>
+      <w:r>
+        <w:rPr>
+          <w:rStyle w:val="CommentTok"/>
+        </w:rPr>
+        <w:t xml:space="preserve">#&gt;     0.5     1.6    17.7    78.2     2.0</w:t>
+      </w:r>
+    </w:p>
+    <w:p>
+      <w:pPr>
+        <w:pStyle w:val="FirstParagraph"/>
+      </w:pPr>
+      <w:r>
+        <w:t xml:space="preserve">The biomass accumulation rate contributes seventy-eight per cent of the variance. The reference soil stock contributes half of one per cent. Now ask what improving each one would buy:</w:t>
+      </w:r>
+    </w:p>
+    <w:p>
+      <w:pPr>
+        <w:pStyle w:val="SourceCode"/>
+      </w:pPr>
+      <w:r>
+        <w:rPr>
+          <w:rStyle w:val="FunctionTok"/>
+        </w:rPr>
+        <w:t xml:space="preserve">sapply</w:t>
+      </w:r>
+      <w:r>
+        <w:rPr>
+          <w:rStyle w:val="NormalTok"/>
+        </w:rPr>
+        <w:t xml:space="preserve">(</w:t>
+      </w:r>
+      <w:r>
+        <w:rPr>
+          <w:rStyle w:val="FunctionTok"/>
+        </w:rPr>
+        <w:t xml:space="preserve">names</w:t>
+      </w:r>
+      <w:r>
+        <w:rPr>
+          <w:rStyle w:val="NormalTok"/>
+        </w:rPr>
+        <w:t xml:space="preserve">(u), </w:t>
+      </w:r>
+      <w:r>
+        <w:rPr>
+          <w:rStyle w:val="ControlFlowTok"/>
+        </w:rPr>
+        <w:t xml:space="preserve">function</w:t>
+      </w:r>
+      <w:r>
+        <w:rPr>
+          <w:rStyle w:val="NormalTok"/>
+        </w:rPr>
+        <w:t xml:space="preserve">(k) {</w:t>
+      </w:r>
+      <w:r>
+        <w:br/>
+      </w:r>
+      <w:r>
+        <w:rPr>
+          <w:rStyle w:val="NormalTok"/>
+        </w:rPr>
+        <w:t xml:space="preserve">  v </w:t>
+      </w:r>
+      <w:r>
+        <w:rPr>
+          <w:rStyle w:val="OtherTok"/>
+        </w:rPr>
+        <w:t xml:space="preserve">&lt;-</w:t>
+      </w:r>
+      <w:r>
+        <w:rPr>
+          <w:rStyle w:val="NormalTok"/>
+        </w:rPr>
+        <w:t xml:space="preserve"> u; v[k] </w:t>
+      </w:r>
+      <w:r>
+        <w:rPr>
+          <w:rStyle w:val="OtherTok"/>
+        </w:rPr>
+        <w:t xml:space="preserve">&lt;-</w:t>
+      </w:r>
+      <w:r>
+        <w:rPr>
+          <w:rStyle w:val="NormalTok"/>
+        </w:rPr>
+        <w:t xml:space="preserve"> v[k] </w:t>
+      </w:r>
+      <w:r>
+        <w:rPr>
+          <w:rStyle w:val="SpecialCharTok"/>
+        </w:rPr>
+        <w:t xml:space="preserve">/</w:t>
+      </w:r>
+      <w:r>
+        <w:rPr>
+          <w:rStyle w:val="NormalTok"/>
+        </w:rPr>
+        <w:t xml:space="preserve"> </w:t>
+      </w:r>
+      <w:r>
+        <w:rPr>
+          <w:rStyle w:val="DecValTok"/>
+        </w:rPr>
+        <w:t xml:space="preserve">2</w:t>
+      </w:r>
+      <w:r>
+        <w:br/>
+      </w:r>
+      <w:r>
+        <w:rPr>
+          <w:rStyle w:val="NormalTok"/>
+        </w:rPr>
+        <w:t xml:space="preserve">  </w:t>
+      </w:r>
+      <w:r>
+        <w:rPr>
+          <w:rStyle w:val="FunctionTok"/>
+        </w:rPr>
+        <w:t xml:space="preserve">round</w:t>
+      </w:r>
+      <w:r>
+        <w:rPr>
+          <w:rStyle w:val="NormalTok"/>
+        </w:rPr>
+        <w:t xml:space="preserve">(</w:t>
+      </w:r>
+      <w:r>
+        <w:rPr>
+          <w:rStyle w:val="DecValTok"/>
+        </w:rPr>
+        <w:t xml:space="preserve">100</w:t>
+      </w:r>
+      <w:r>
+        <w:rPr>
+          <w:rStyle w:val="NormalTok"/>
+        </w:rPr>
+        <w:t xml:space="preserve"> </w:t>
+      </w:r>
+      <w:r>
+        <w:rPr>
+          <w:rStyle w:val="SpecialCharTok"/>
+        </w:rPr>
+        <w:t xml:space="preserve">*</w:t>
+      </w:r>
+      <w:r>
+        <w:rPr>
+          <w:rStyle w:val="NormalTok"/>
+        </w:rPr>
+        <w:t xml:space="preserve"> </w:t>
+      </w:r>
+      <w:r>
+        <w:rPr>
+          <w:rStyle w:val="FunctionTok"/>
+        </w:rPr>
+        <w:t xml:space="preserve">sqrt</w:t>
+      </w:r>
+      <w:r>
+        <w:rPr>
+          <w:rStyle w:val="NormalTok"/>
+        </w:rPr>
+        <w:t xml:space="preserve">(</w:t>
+      </w:r>
+      <w:r>
+        <w:rPr>
+          <w:rStyle w:val="FunctionTok"/>
+        </w:rPr>
+        <w:t xml:space="preserve">sum</w:t>
+      </w:r>
+      <w:r>
+        <w:rPr>
+          <w:rStyle w:val="NormalTok"/>
+        </w:rPr>
+        <w:t xml:space="preserve">(v</w:t>
+      </w:r>
+      <w:r>
+        <w:rPr>
+          <w:rStyle w:val="SpecialCharTok"/>
+        </w:rPr>
+        <w:t xml:space="preserve">^</w:t>
+      </w:r>
+      <w:r>
+        <w:rPr>
+          <w:rStyle w:val="DecValTok"/>
+        </w:rPr>
+        <w:t xml:space="preserve">2</w:t>
+      </w:r>
+      <w:r>
+        <w:rPr>
+          <w:rStyle w:val="NormalTok"/>
+        </w:rPr>
+        <w:t xml:space="preserve">)), </w:t>
+      </w:r>
+      <w:r>
+        <w:rPr>
+          <w:rStyle w:val="DecValTok"/>
+        </w:rPr>
+        <w:t xml:space="preserve">1</w:t>
+      </w:r>
+      <w:r>
+        <w:rPr>
+          <w:rStyle w:val="NormalTok"/>
+        </w:rPr>
+        <w:t xml:space="preserve">)</w:t>
+      </w:r>
+      <w:r>
+        <w:br/>
+      </w:r>
+      <w:r>
+        <w:rPr>
+          <w:rStyle w:val="NormalTok"/>
+        </w:rPr>
+        <w:t xml:space="preserve">})</w:t>
+      </w:r>
+      <w:r>
+        <w:br/>
+      </w:r>
+      <w:r>
+        <w:rPr>
+          <w:rStyle w:val="CommentTok"/>
+        </w:rPr>
+        <w:t xml:space="preserve">#&gt; SOC_REF    F_MG     F_I       G    Area </w:t>
+      </w:r>
+      <w:r>
+        <w:br/>
+      </w:r>
+      <w:r>
+        <w:rPr>
+          <w:rStyle w:val="CommentTok"/>
+        </w:rPr>
+        <w:t xml:space="preserve">#&gt;    71.1    70.8    66.3    45.8    70.7</w:t>
+      </w:r>
+    </w:p>
+    <w:p>
+      <w:pPr>
+        <w:pStyle w:val="FirstParagraph"/>
+      </w:pPr>
+      <w:r>
+        <w:t xml:space="preserve">Halving the uncertainty on the growth rate takes the project from 71 to 46 per cent. Halving the uncertainty on the reference soil stock takes it from 71.2 to 71.1. The comparison becomes starker if you imagine perfect knowledge:</w:t>
+      </w:r>
+    </w:p>
+    <w:p>
+      <w:pPr>
+        <w:pStyle w:val="SourceCode"/>
+      </w:pPr>
+      <w:r>
+        <w:rPr>
+          <w:rStyle w:val="FunctionTok"/>
+        </w:rPr>
+        <w:t xml:space="preserve">sapply</w:t>
+      </w:r>
+      <w:r>
+        <w:rPr>
+          <w:rStyle w:val="NormalTok"/>
+        </w:rPr>
+        <w:t xml:space="preserve">(</w:t>
+      </w:r>
+      <w:r>
+        <w:rPr>
+          <w:rStyle w:val="FunctionTok"/>
+        </w:rPr>
+        <w:t xml:space="preserve">names</w:t>
+      </w:r>
+      <w:r>
+        <w:rPr>
+          <w:rStyle w:val="NormalTok"/>
+        </w:rPr>
+        <w:t xml:space="preserve">(u), </w:t>
+      </w:r>
+      <w:r>
+        <w:rPr>
+          <w:rStyle w:val="ControlFlowTok"/>
+        </w:rPr>
+        <w:t xml:space="preserve">function</w:t>
+      </w:r>
+      <w:r>
+        <w:rPr>
+          <w:rStyle w:val="NormalTok"/>
+        </w:rPr>
+        <w:t xml:space="preserve">(k) {</w:t>
+      </w:r>
+      <w:r>
+        <w:br/>
+      </w:r>
+      <w:r>
+        <w:rPr>
+          <w:rStyle w:val="NormalTok"/>
+        </w:rPr>
+        <w:t xml:space="preserve">  v </w:t>
+      </w:r>
+      <w:r>
+        <w:rPr>
+          <w:rStyle w:val="OtherTok"/>
+        </w:rPr>
+        <w:t xml:space="preserve">&lt;-</w:t>
+      </w:r>
+      <w:r>
+        <w:rPr>
+          <w:rStyle w:val="NormalTok"/>
+        </w:rPr>
+        <w:t xml:space="preserve"> u; v[k] </w:t>
+      </w:r>
+      <w:r>
+        <w:rPr>
+          <w:rStyle w:val="OtherTok"/>
+        </w:rPr>
+        <w:t xml:space="preserve">&lt;-</w:t>
+      </w:r>
+      <w:r>
+        <w:rPr>
+          <w:rStyle w:val="NormalTok"/>
+        </w:rPr>
+        <w:t xml:space="preserve"> </w:t>
+      </w:r>
+      <w:r>
+        <w:rPr>
+          <w:rStyle w:val="DecValTok"/>
+        </w:rPr>
+        <w:t xml:space="preserve">0</w:t>
+      </w:r>
+      <w:r>
+        <w:br/>
+      </w:r>
+      <w:r>
+        <w:rPr>
+          <w:rStyle w:val="NormalTok"/>
+        </w:rPr>
+        <w:t xml:space="preserve">  </w:t>
+      </w:r>
+      <w:r>
+        <w:rPr>
+          <w:rStyle w:val="FunctionTok"/>
+        </w:rPr>
+        <w:t xml:space="preserve">round</w:t>
+      </w:r>
+      <w:r>
+        <w:rPr>
+          <w:rStyle w:val="NormalTok"/>
+        </w:rPr>
+        <w:t xml:space="preserve">(</w:t>
+      </w:r>
+      <w:r>
+        <w:rPr>
+          <w:rStyle w:val="DecValTok"/>
+        </w:rPr>
+        <w:t xml:space="preserve">100</w:t>
+      </w:r>
+      <w:r>
+        <w:rPr>
+          <w:rStyle w:val="NormalTok"/>
+        </w:rPr>
+        <w:t xml:space="preserve"> </w:t>
+      </w:r>
+      <w:r>
+        <w:rPr>
+          <w:rStyle w:val="SpecialCharTok"/>
+        </w:rPr>
+        <w:t xml:space="preserve">*</w:t>
+      </w:r>
+      <w:r>
+        <w:rPr>
+          <w:rStyle w:val="NormalTok"/>
+        </w:rPr>
+        <w:t xml:space="preserve"> </w:t>
+      </w:r>
+      <w:r>
+        <w:rPr>
+          <w:rStyle w:val="FunctionTok"/>
+        </w:rPr>
+        <w:t xml:space="preserve">sqrt</w:t>
+      </w:r>
+      <w:r>
+        <w:rPr>
+          <w:rStyle w:val="NormalTok"/>
+        </w:rPr>
+        <w:t xml:space="preserve">(</w:t>
+      </w:r>
+      <w:r>
+        <w:rPr>
+          <w:rStyle w:val="FunctionTok"/>
+        </w:rPr>
+        <w:t xml:space="preserve">sum</w:t>
+      </w:r>
+      <w:r>
+        <w:rPr>
+          <w:rStyle w:val="NormalTok"/>
+        </w:rPr>
+        <w:t xml:space="preserve">(v</w:t>
+      </w:r>
+      <w:r>
+        <w:rPr>
+          <w:rStyle w:val="SpecialCharTok"/>
+        </w:rPr>
+        <w:t xml:space="preserve">^</w:t>
+      </w:r>
+      <w:r>
+        <w:rPr>
+          <w:rStyle w:val="DecValTok"/>
+        </w:rPr>
+        <w:t xml:space="preserve">2</w:t>
+      </w:r>
+      <w:r>
+        <w:rPr>
+          <w:rStyle w:val="NormalTok"/>
+        </w:rPr>
+        <w:t xml:space="preserve">)), </w:t>
+      </w:r>
+      <w:r>
+        <w:rPr>
+          <w:rStyle w:val="DecValTok"/>
+        </w:rPr>
+        <w:t xml:space="preserve">1</w:t>
+      </w:r>
+      <w:r>
+        <w:rPr>
+          <w:rStyle w:val="NormalTok"/>
+        </w:rPr>
+        <w:t xml:space="preserve">)</w:t>
+      </w:r>
+      <w:r>
+        <w:br/>
+      </w:r>
+      <w:r>
+        <w:rPr>
+          <w:rStyle w:val="NormalTok"/>
+        </w:rPr>
+        <w:t xml:space="preserve">})</w:t>
+      </w:r>
+      <w:r>
+        <w:br/>
+      </w:r>
+      <w:r>
+        <w:rPr>
+          <w:rStyle w:val="CommentTok"/>
+        </w:rPr>
+        <w:t xml:space="preserve">#&gt; SOC_REF    F_MG     F_I       G    Area </w:t>
+      </w:r>
+      <w:r>
+        <w:br/>
+      </w:r>
+      <w:r>
+        <w:rPr>
+          <w:rStyle w:val="CommentTok"/>
+        </w:rPr>
+        <w:t xml:space="preserve">#&gt;    71.1    70.7    64.6    33.3    70.5</w:t>
+      </w:r>
+    </w:p>
+    <w:p>
+      <w:pPr>
+        <w:pStyle w:val="FirstParagraph"/>
+      </w:pPr>
+      <w:r>
+        <w:t xml:space="preserve">Eliminating the area uncertainty</w:t>
+      </w:r>
+      <w:r>
+        <w:t xml:space="preserve"> </w:t>
+      </w:r>
+      <w:r>
+        <w:rPr>
+          <w:i/>
+          <w:iCs/>
+        </w:rPr>
+        <w:t xml:space="preserve">entirely</w:t>
+      </w:r>
+      <w:r>
+        <w:t xml:space="preserve">, surveying every boundary to the centimetre and knowing the hectares exactly, moves total uncertainty from 71.2 per cent to 70.5. Eliminating the soil reference stock uncertainty moves it to 71.1.</w:t>
+      </w:r>
+    </w:p>
+    <w:p>
+      <w:pPr>
+        <w:pStyle w:val="BodyText"/>
+      </w:pPr>
+      <w:r>
+        <w:t xml:space="preserve">This is the most actionable result in the chapter, and it cuts against how carbon projects usually allocate effort. Spatial precision is visible, satisfying, and easy to procure. It is also, in a project of this shape, nearly worthless. The money belongs in the growth-rate measurement, which is unglamorous fieldwork on permanent plots, and which no improvement in imagery will ever substitute for.</w:t>
+      </w:r>
+    </w:p>
+    <w:p>
+      <w:pPr>
+        <w:pStyle w:val="BodyText"/>
+      </w:pPr>
+      <w:r>
+        <w:t xml:space="preserve">The general rule follows from the algebra: rank the terms by</w:t>
+      </w:r>
+      <w:r>
+        <w:t xml:space="preserve"> </w:t>
+      </w:r>
+      <m:oMath>
+        <m:sSubSup>
+          <m:e>
+            <m:r>
+              <m:t>U</m:t>
+            </m:r>
+          </m:e>
+          <m:sub>
+            <m:r>
+              <m:t>i</m:t>
+            </m:r>
+          </m:sub>
+          <m:sup>
+            <m:r>
+              <m:t>2</m:t>
+            </m:r>
+          </m:sup>
+        </m:sSubSup>
+      </m:oMath>
+      <w:r>
+        <w:t xml:space="preserve">, and work down the list. A term contributing under one per cent of the variance cannot be worth measuring, however cheap, because the total will not move.</w:t>
+      </w:r>
+    </w:p>
+    <w:bookmarkEnd w:id="137"/>
+    <w:bookmarkStart w:id="140" w:name="what-the-imprecision-costs"/>
+    <w:p>
+      <w:pPr>
+        <w:pStyle w:val="Heading2"/>
+      </w:pPr>
+      <w:r>
+        <w:t xml:space="preserve">8.8 What the imprecision costs</w:t>
+      </w:r>
+    </w:p>
+    <w:p>
+      <w:pPr>
+        <w:pStyle w:val="FirstParagraph"/>
+      </w:pPr>
+      <w:r>
+        <w:t xml:space="preserve">Convert it to credits, which is the language the decision is actually made in:</w:t>
+      </w:r>
+    </w:p>
+    <w:p>
+      <w:pPr>
+        <w:pStyle w:val="SourceCode"/>
+      </w:pPr>
+      <w:r>
+        <w:rPr>
+          <w:rStyle w:val="NormalTok"/>
+        </w:rPr>
+        <w:t xml:space="preserve">point_estimate </w:t>
+      </w:r>
+      <w:r>
+        <w:rPr>
+          <w:rStyle w:val="OtherTok"/>
+        </w:rPr>
+        <w:t xml:space="preserve">&lt;-</w:t>
+      </w:r>
+      <w:r>
+        <w:rPr>
+          <w:rStyle w:val="NormalTok"/>
+        </w:rPr>
+        <w:t xml:space="preserve"> </w:t>
+      </w:r>
+      <w:r>
+        <w:rPr>
+          <w:rStyle w:val="FloatTok"/>
+        </w:rPr>
+        <w:t xml:space="preserve">18.5</w:t>
+      </w:r>
+      <w:r>
+        <w:rPr>
+          <w:rStyle w:val="NormalTok"/>
+        </w:rPr>
+        <w:t xml:space="preserve"> </w:t>
+      </w:r>
+      <w:r>
+        <w:rPr>
+          <w:rStyle w:val="SpecialCharTok"/>
+        </w:rPr>
+        <w:t xml:space="preserve">*</w:t>
+      </w:r>
+      <w:r>
+        <w:rPr>
+          <w:rStyle w:val="NormalTok"/>
+        </w:rPr>
+        <w:t xml:space="preserve"> </w:t>
+      </w:r>
+      <w:r>
+        <w:rPr>
+          <w:rStyle w:val="DecValTok"/>
+        </w:rPr>
+        <w:t xml:space="preserve">1000</w:t>
+      </w:r>
+      <w:r>
+        <w:rPr>
+          <w:rStyle w:val="NormalTok"/>
+        </w:rPr>
+        <w:t xml:space="preserve">                   </w:t>
+      </w:r>
+      <w:r>
+        <w:rPr>
+          <w:rStyle w:val="CommentTok"/>
+        </w:rPr>
+        <w:t xml:space="preserve"># tCO2e/yr over 1,000 ha</w:t>
+      </w:r>
+      <w:r>
+        <w:br/>
+      </w:r>
+      <w:r>
+        <w:rPr>
+          <w:rStyle w:val="NormalTok"/>
+        </w:rPr>
+        <w:t xml:space="preserve">conservative   </w:t>
+      </w:r>
+      <w:r>
+        <w:rPr>
+          <w:rStyle w:val="OtherTok"/>
+        </w:rPr>
+        <w:t xml:space="preserve">&lt;-</w:t>
+      </w:r>
+      <w:r>
+        <w:rPr>
+          <w:rStyle w:val="NormalTok"/>
+        </w:rPr>
+        <w:t xml:space="preserve"> point_estimate </w:t>
+      </w:r>
+      <w:r>
+        <w:rPr>
+          <w:rStyle w:val="SpecialCharTok"/>
+        </w:rPr>
+        <w:t xml:space="preserve">*</w:t>
+      </w:r>
+      <w:r>
+        <w:rPr>
+          <w:rStyle w:val="NormalTok"/>
+        </w:rPr>
+        <w:t xml:space="preserve"> (</w:t>
+      </w:r>
+      <w:r>
+        <w:rPr>
+          <w:rStyle w:val="DecValTok"/>
+        </w:rPr>
+        <w:t xml:space="preserve">1</w:t>
+      </w:r>
+      <w:r>
+        <w:rPr>
+          <w:rStyle w:val="NormalTok"/>
+        </w:rPr>
+        <w:t xml:space="preserve"> </w:t>
+      </w:r>
+      <w:r>
+        <w:rPr>
+          <w:rStyle w:val="SpecialCharTok"/>
+        </w:rPr>
+        <w:t xml:space="preserve">-</w:t>
+      </w:r>
+      <w:r>
+        <w:rPr>
+          <w:rStyle w:val="NormalTok"/>
+        </w:rPr>
+        <w:t xml:space="preserve"> u_total)</w:t>
+      </w:r>
+      <w:r>
+        <w:br/>
+      </w:r>
+      <w:r>
+        <w:br/>
+      </w:r>
+      <w:r>
+        <w:rPr>
+          <w:rStyle w:val="FunctionTok"/>
+        </w:rPr>
+        <w:t xml:space="preserve">round</w:t>
+      </w:r>
+      <w:r>
+        <w:rPr>
+          <w:rStyle w:val="NormalTok"/>
+        </w:rPr>
+        <w:t xml:space="preserve">(</w:t>
+      </w:r>
+      <w:r>
+        <w:rPr>
+          <w:rStyle w:val="FunctionTok"/>
+        </w:rPr>
+        <w:t xml:space="preserve">c</w:t>
+      </w:r>
+      <w:r>
+        <w:rPr>
+          <w:rStyle w:val="NormalTok"/>
+        </w:rPr>
+        <w:t xml:space="preserve">(</w:t>
+      </w:r>
+      <w:r>
+        <w:rPr>
+          <w:rStyle w:val="AttributeTok"/>
+        </w:rPr>
+        <w:t xml:space="preserve">point_estimate =</w:t>
+      </w:r>
+      <w:r>
+        <w:rPr>
+          <w:rStyle w:val="NormalTok"/>
+        </w:rPr>
+        <w:t xml:space="preserve"> point_estimate,</w:t>
+      </w:r>
+      <w:r>
+        <w:br/>
+      </w:r>
+      <w:r>
+        <w:rPr>
+          <w:rStyle w:val="NormalTok"/>
+        </w:rPr>
+        <w:t xml:space="preserve">        </w:t>
+      </w:r>
+      <w:r>
+        <w:rPr>
+          <w:rStyle w:val="AttributeTok"/>
+        </w:rPr>
+        <w:t xml:space="preserve">conservative   =</w:t>
+      </w:r>
+      <w:r>
+        <w:rPr>
+          <w:rStyle w:val="NormalTok"/>
+        </w:rPr>
+        <w:t xml:space="preserve"> conservative,</w:t>
+      </w:r>
+      <w:r>
+        <w:br/>
+      </w:r>
+      <w:r>
+        <w:rPr>
+          <w:rStyle w:val="NormalTok"/>
+        </w:rPr>
+        <w:t xml:space="preserve">        </w:t>
+      </w:r>
+      <w:r>
+        <w:rPr>
+          <w:rStyle w:val="AttributeTok"/>
+        </w:rPr>
+        <w:t xml:space="preserve">forgone        =</w:t>
+      </w:r>
+      <w:r>
+        <w:rPr>
+          <w:rStyle w:val="NormalTok"/>
+        </w:rPr>
+        <w:t xml:space="preserve"> point_estimate </w:t>
+      </w:r>
+      <w:r>
+        <w:rPr>
+          <w:rStyle w:val="SpecialCharTok"/>
+        </w:rPr>
+        <w:t xml:space="preserve">-</w:t>
+      </w:r>
+      <w:r>
+        <w:rPr>
+          <w:rStyle w:val="NormalTok"/>
+        </w:rPr>
+        <w:t xml:space="preserve"> conservative,</w:t>
+      </w:r>
+      <w:r>
+        <w:br/>
+      </w:r>
+      <w:r>
+        <w:rPr>
+          <w:rStyle w:val="NormalTok"/>
+        </w:rPr>
+        <w:t xml:space="preserve">        </w:t>
+      </w:r>
+      <w:r>
+        <w:rPr>
+          <w:rStyle w:val="AttributeTok"/>
+        </w:rPr>
+        <w:t xml:space="preserve">forgone_pct    =</w:t>
+      </w:r>
+      <w:r>
+        <w:rPr>
+          <w:rStyle w:val="NormalTok"/>
+        </w:rPr>
+        <w:t xml:space="preserve"> </w:t>
+      </w:r>
+      <w:r>
+        <w:rPr>
+          <w:rStyle w:val="DecValTok"/>
+        </w:rPr>
+        <w:t xml:space="preserve">100</w:t>
+      </w:r>
+      <w:r>
+        <w:rPr>
+          <w:rStyle w:val="NormalTok"/>
+        </w:rPr>
+        <w:t xml:space="preserve"> </w:t>
+      </w:r>
+      <w:r>
+        <w:rPr>
+          <w:rStyle w:val="SpecialCharTok"/>
+        </w:rPr>
+        <w:t xml:space="preserve">*</w:t>
+      </w:r>
+      <w:r>
+        <w:rPr>
+          <w:rStyle w:val="NormalTok"/>
+        </w:rPr>
+        <w:t xml:space="preserve"> u_total))</w:t>
+      </w:r>
+      <w:r>
+        <w:br/>
+      </w:r>
+      <w:r>
+        <w:rPr>
+          <w:rStyle w:val="CommentTok"/>
+        </w:rPr>
+        <w:t xml:space="preserve">#&gt; point_estimate   conservative        forgone    forgone_pct </w:t>
+      </w:r>
+      <w:r>
+        <w:br/>
+      </w:r>
+      <w:r>
+        <w:rPr>
+          <w:rStyle w:val="CommentTok"/>
+        </w:rPr>
+        <w:t xml:space="preserve">#&gt;          18500           5321          13179             71</w:t>
+      </w:r>
+    </w:p>
+    <w:p>
+      <w:pPr>
+        <w:pStyle w:val="FirstParagraph"/>
+      </w:pPr>
+      <w:r>
+        <w:t xml:space="preserve">Reporting against the lower bound, the project claims about 5,300 tonnes where its central estimate is 18,500. Thirteen thousand tonnes a year are forgone, not because the carbon is not there, but because the project cannot demonstrate that it is. Under the deduction arithmetic of the uncertainty chapter the loss is smaller and the logic identical.</w:t>
+      </w:r>
+    </w:p>
+    <w:p>
+      <w:pPr>
+        <w:pStyle w:val="BodyText"/>
+      </w:pPr>
+      <w:r>
+        <w:t xml:space="preserve">That number is also the budget available for reducing it. If halving the growth-rate uncertainty costs less than the value of the credits it recovers, the measurement pays for itself, and this calculation is how you find out before commissioning the fieldwork rather than after.</w:t>
+      </w:r>
+    </w:p>
+    <w:bookmarkStart w:id="138" w:name="double-counting-across-timelines"/>
+    <w:p>
+      <w:pPr>
+        <w:pStyle w:val="Heading4"/>
+      </w:pPr>
+      <w:r>
+        <w:t xml:space="preserve">Double counting across timelines</w:t>
+      </w:r>
+    </w:p>
+    <w:p>
+      <w:pPr>
+        <w:pStyle w:val="FirstParagraph"/>
+      </w:pPr>
+      <w:r>
+        <w:t xml:space="preserve">The twenty-year transition creates a bookkeeping hazard that catches experienced</w:t>
+      </w:r>
+      <w:r>
+        <w:t xml:space="preserve"> </w:t>
+      </w:r>
+      <w:r>
+        <w:t xml:space="preserve">practitioners. A parcel that changes management in year one is still accruing its</w:t>
+      </w:r>
+      <w:r>
+        <w:t xml:space="preserve"> </w:t>
+      </w:r>
+      <w:r>
+        <w:t xml:space="preserve">stock change in year fifteen. If a second intervention is credited on the same</w:t>
+      </w:r>
+      <w:r>
+        <w:t xml:space="preserve"> </w:t>
+      </w:r>
+      <w:r>
+        <w:t xml:space="preserve">parcel in year eight, part of the soil carbon response may be claimed twice:</w:t>
+      </w:r>
+      <w:r>
+        <w:t xml:space="preserve"> </w:t>
+      </w:r>
+      <w:r>
+        <w:t xml:space="preserve">once against the first transition and once against the second.</w:t>
+      </w:r>
+    </w:p>
+    <w:p>
+      <w:pPr>
+        <w:pStyle w:val="BodyText"/>
+      </w:pPr>
+      <w:r>
+        <w:t xml:space="preserve">The rule is that stock change for a given parcel is computed against a single</w:t>
+      </w:r>
+      <w:r>
+        <w:t xml:space="preserve"> </w:t>
+      </w:r>
+      <w:r>
+        <w:t xml:space="preserve">transition timeline, not per intervention. Where interventions overlap, the</w:t>
+      </w:r>
+      <w:r>
+        <w:t xml:space="preserve"> </w:t>
+      </w:r>
+      <w:r>
+        <w:t xml:space="preserve">parcel carries one trajectory and the later activity is credited only for the</w:t>
+      </w:r>
+      <w:r>
+        <w:t xml:space="preserve"> </w:t>
+      </w:r>
+      <w:r>
+        <w:t xml:space="preserve">increment beyond what the first would have delivered anyway.</w:t>
+      </w:r>
+    </w:p>
+    <w:p>
+      <w:pPr>
+        <w:pStyle w:val="BodyText"/>
+      </w:pPr>
+      <w:r>
+        <w:t xml:space="preserve">Tracking this in practice means the parcel, not the project, is the accounting</w:t>
+      </w:r>
+      <w:r>
+        <w:t xml:space="preserve"> </w:t>
+      </w:r>
+      <w:r>
+        <w:t xml:space="preserve">unit, and each parcel needs the date its transition clock started. Where activity</w:t>
+      </w:r>
+      <w:r>
+        <w:t xml:space="preserve"> </w:t>
+      </w:r>
+      <w:r>
+        <w:t xml:space="preserve">data comes from wall-to-wall mapping rather than parcel records, that date may</w:t>
+      </w:r>
+      <w:r>
+        <w:t xml:space="preserve"> </w:t>
+      </w:r>
+      <w:r>
+        <w:t xml:space="preserve">simply not exist, which is one of the strongest arguments for the transition</w:t>
+      </w:r>
+      <w:r>
+        <w:t xml:space="preserve"> </w:t>
+      </w:r>
+      <w:r>
+        <w:t xml:space="preserve">matrices of IPCC Approach 3 over the aggregate statistics of Approach 1.</w:t>
+      </w:r>
+    </w:p>
+    <w:bookmarkEnd w:id="138"/>
+    <w:bookmarkStart w:id="139" w:name="which-factors-a-registry-will-accept"/>
+    <w:p>
+      <w:pPr>
+        <w:pStyle w:val="Heading4"/>
+      </w:pPr>
+      <w:r>
+        <w:t xml:space="preserve">Which factors a registry will accept</w:t>
+      </w:r>
+    </w:p>
+    <w:p>
+      <w:pPr>
+        <w:pStyle w:val="FirstParagraph"/>
+      </w:pPr>
+      <w:r>
+        <w:t xml:space="preserve">Standards differ on how much a project may lean on defaults. In general, a Tier 1</w:t>
+      </w:r>
+      <w:r>
+        <w:t xml:space="preserve"> </w:t>
+      </w:r>
+      <w:r>
+        <w:t xml:space="preserve">default is acceptable where it is conservative for the claim being made, and not</w:t>
+      </w:r>
+      <w:r>
+        <w:t xml:space="preserve"> </w:t>
+      </w:r>
+      <w:r>
+        <w:t xml:space="preserve">otherwise. A default that inflates a crediting claim will be challenged; the same</w:t>
+      </w:r>
+      <w:r>
+        <w:t xml:space="preserve"> </w:t>
+      </w:r>
+      <w:r>
+        <w:t xml:space="preserve">default used to inflate a</w:t>
+      </w:r>
+      <w:r>
+        <w:t xml:space="preserve"> </w:t>
+      </w:r>
+      <w:r>
+        <w:rPr>
+          <w:i/>
+          <w:iCs/>
+        </w:rPr>
+        <w:t xml:space="preserve">baseline</w:t>
+      </w:r>
+      <w:r>
+        <w:t xml:space="preserve"> </w:t>
+      </w:r>
+      <w:r>
+        <w:t xml:space="preserve">against which the project is credited is</w:t>
+      </w:r>
+      <w:r>
+        <w:t xml:space="preserve"> </w:t>
+      </w:r>
+      <w:r>
+        <w:t xml:space="preserve">usually accepted without argument, because it works against the proponent.</w:t>
+      </w:r>
+    </w:p>
+    <w:p>
+      <w:pPr>
+        <w:pStyle w:val="BodyText"/>
+      </w:pPr>
+      <w:r>
+        <w:t xml:space="preserve">That asymmetry is worth stating plainly because it is the fastest way to predict</w:t>
+      </w:r>
+      <w:r>
+        <w:t xml:space="preserve"> </w:t>
+      </w:r>
+      <w:r>
+        <w:t xml:space="preserve">which of a project’s factor choices a verifier will scrutinise. Work out, for each</w:t>
+      </w:r>
+      <w:r>
+        <w:t xml:space="preserve"> </w:t>
+      </w:r>
+      <w:r>
+        <w:t xml:space="preserve">factor, whether an error in the direction of the default increases or decreases</w:t>
+      </w:r>
+      <w:r>
+        <w:t xml:space="preserve"> </w:t>
+      </w:r>
+      <w:r>
+        <w:t xml:space="preserve">the credits issued. The ones that increase them are where the questions come.</w:t>
+      </w:r>
+    </w:p>
+    <w:p>
+      <w:pPr>
+        <w:pStyle w:val="BodyText"/>
+      </w:pPr>
+      <w:r>
+        <w:t xml:space="preserve">The uncertainty from this chapter then feeds the deduction machinery compared at</w:t>
+      </w:r>
+      <w:r>
+        <w:t xml:space="preserve"> </w:t>
+      </w:r>
+      <w:r>
+        <w:t xml:space="preserve">the end of the uncertainty chapter. Under ACR it joins the other pool uncertainties in the</w:t>
+      </w:r>
+      <w:r>
+        <w:t xml:space="preserve"> </w:t>
+      </w:r>
+      <w:r>
+        <w:t xml:space="preserve">weighted combination of Equation 22, and is measured against the ten per cent</w:t>
+      </w:r>
+      <w:r>
+        <w:t xml:space="preserve"> </w:t>
+      </w:r>
+      <w:r>
+        <w:t xml:space="preserve">precision requirement. Under ART-TREES and Verra it enters the half-width of the</w:t>
+      </w:r>
+      <w:r>
+        <w:t xml:space="preserve"> </w:t>
+      </w:r>
+      <w:r>
+        <w:t xml:space="preserve">90 per cent interval directly. A 71 per cent uncertainty is catastrophic under any</w:t>
+      </w:r>
+      <w:r>
+        <w:t xml:space="preserve"> </w:t>
+      </w:r>
+      <w:r>
+        <w:t xml:space="preserve">of them, which is the practical reason Tier 1 agroforestry projects tend to move</w:t>
+      </w:r>
+      <w:r>
+        <w:t xml:space="preserve"> </w:t>
+      </w:r>
+      <w:r>
+        <w:t xml:space="preserve">to Tier 2 growth rates as soon as they can afford to.</w:t>
+      </w:r>
+    </w:p>
+    <w:bookmarkEnd w:id="139"/>
+    <w:bookmarkEnd w:id="140"/>
+    <w:bookmarkStart w:id="141" w:name="exercises-7"/>
+    <w:p>
+      <w:pPr>
+        <w:pStyle w:val="Heading2"/>
+      </w:pPr>
+      <w:r>
+        <w:t xml:space="preserve">8.9 Exercises</w:t>
+      </w:r>
+    </w:p>
+    <w:p>
+      <w:pPr>
+        <w:pStyle w:val="Compact"/>
+        <w:numPr>
+          <w:ilvl w:val="0"/>
+          <w:numId w:val="1009"/>
+        </w:numPr>
+      </w:pPr>
+      <w:r>
+        <w:t xml:space="preserve">Recompute the stock change using a cool temperate moist HAC reference stock (81 tC/ha) instead of the tropical moist LAC value, holding the three factors constant. How much does the annual figure move, and what does that say about the cost of misclassifying climate zone?</w:t>
+      </w:r>
+    </w:p>
+    <w:p>
+      <w:pPr>
+        <w:pStyle w:val="Compact"/>
+        <w:numPr>
+          <w:ilvl w:val="0"/>
+          <w:numId w:val="1009"/>
+        </w:numPr>
+      </w:pPr>
+      <w:r>
+        <w:t xml:space="preserve">Using the extract of Table 2.3 above, identify which cells you would be comfortable using in a crediting claim and which you would not. Write one sentence per cell justifying the decision on the basis of the stated uncertainty and sample size.</w:t>
+      </w:r>
+    </w:p>
+    <w:p>
+      <w:pPr>
+        <w:pStyle w:val="Compact"/>
+        <w:numPr>
+          <w:ilvl w:val="0"/>
+          <w:numId w:val="1009"/>
+        </w:numPr>
+      </w:pPr>
+      <w:r>
+        <w:t xml:space="preserve">In the propagation example, suppose better fieldwork reduces the growth-rate uncertainty from 63 to 25 per cent, and that improving the input factor from 30 to 20 per cent costs the same amount. Which would you buy, and by how much does each move the total?</w:t>
+      </w:r>
+    </w:p>
+    <w:p>
+      <w:pPr>
+        <w:pStyle w:val="Compact"/>
+        <w:numPr>
+          <w:ilvl w:val="0"/>
+          <w:numId w:val="1009"/>
+        </w:numPr>
+      </w:pPr>
+      <w:r>
+        <w:t xml:space="preserve">Add a sixth uncertainty term of 15 per cent to the propagation, representing a carbon fraction. Does it change the ranking of where to spend money? Explain in terms of the squared contributions rather than the raw percentages.</w:t>
+      </w:r>
+    </w:p>
+    <w:p>
+      <w:pPr>
+        <w:pStyle w:val="Compact"/>
+        <w:numPr>
+          <w:ilvl w:val="0"/>
+          <w:numId w:val="1009"/>
+        </w:numPr>
+      </w:pPr>
+      <w:r>
+        <w:t xml:space="preserve">The transition period is twenty years for gains and one year for losses. Construct a numerical example of two projects with identical biophysical outcomes but different timings, and show how their reported annual figures differ.</w:t>
+      </w:r>
+    </w:p>
+    <w:p>
+      <w:pPr>
+        <w:pStyle w:val="Compact"/>
+        <w:numPr>
+          <w:ilvl w:val="0"/>
+          <w:numId w:val="1009"/>
+        </w:numPr>
+      </w:pPr>
+      <w:r>
+        <w:rPr>
+          <w:i/>
+          <w:iCs/>
+        </w:rPr>
+        <w:t xml:space="preserve">(Applied.)</w:t>
+      </w:r>
+      <w:r>
+        <w:t xml:space="preserve"> </w:t>
+      </w:r>
+      <w:r>
+        <w:t xml:space="preserve">A project reports 71 per cent uncertainty and a point estimate of 18,500 tCO2e per year. Using the three registry deduction rules from the uncertainty chapter, calculate the credits issued under each. Then state what you would advise the project to measure first.</w:t>
+      </w:r>
+    </w:p>
+    <w:bookmarkEnd w:id="141"/>
+    <w:bookmarkEnd w:id="142"/>
+    <w:bookmarkStart w:id="167" w:name="uncertainty"/>
+    <w:p>
+      <w:pPr>
+        <w:pStyle w:val="Heading1"/>
+      </w:pPr>
+      <w:r>
+        <w:t xml:space="preserve">9. Uncertainty</w:t>
+      </w:r>
+    </w:p>
+    <w:bookmarkStart w:id="143" w:name="why-uncertainty"/>
+    <w:p>
+      <w:pPr>
+        <w:pStyle w:val="Heading2"/>
+      </w:pPr>
+      <w:r>
+        <w:t xml:space="preserve">9.1 Why uncertainty</w:t>
+      </w:r>
+    </w:p>
+    <w:p>
+      <w:pPr>
+        <w:pStyle w:val="FirstParagraph"/>
+      </w:pPr>
+      <w:r>
+        <w:t xml:space="preserve">Every estimate in this book is wrong by some amount, and the discipline of verification is knowing by how much. A carbon figure without an uncertainty is not conservative, it is simply incomplete, and the crediting standards, ART-TREES, VCS, ACR, all deduct credits in proportion to how uncertain the estimate is. Reducing uncertainty is therefore worth real money, and quantifying it honestly is the auditor’s core duty. This chapter builds the estimate, then its error, on the running stem data.</w:t>
+      </w:r>
+    </w:p>
+    <w:bookmarkEnd w:id="143"/>
+    <w:bookmarkStart w:id="144" w:name="a-carbon-estimate"/>
+    <w:p>
+      <w:pPr>
+        <w:pStyle w:val="Heading2"/>
+      </w:pPr>
+      <w:r>
+        <w:t xml:space="preserve">9.2 A carbon estimate</w:t>
+      </w:r>
+    </w:p>
+    <w:p>
+      <w:pPr>
+        <w:pStyle w:val="FirstParagraph"/>
+      </w:pPr>
+      <w:r>
+        <w:t xml:space="preserve">We convert diameters to aboveground biomass with a published generic hardwood equation</w:t>
+      </w:r>
+      <w:r>
+        <w:t xml:space="preserve"> </w:t>
+      </w:r>
+      <w:r>
+        <w:t xml:space="preserve">(Jenkins et al., 2003)</w:t>
+      </w:r>
+      <w:r>
+        <w:t xml:space="preserve">, apply the IPCC default carbon fraction of 0.47</w:t>
+      </w:r>
+      <w:r>
+        <w:t xml:space="preserve"> </w:t>
+      </w:r>
+      <w:r>
+        <w:t xml:space="preserve">(IPCC, 2006)</w:t>
+      </w:r>
+      <w:r>
+        <w:t xml:space="preserve">, and scale to the plot area:</w:t>
+      </w:r>
+    </w:p>
+    <w:p>
+      <w:pPr>
+        <w:pStyle w:val="SourceCode"/>
+      </w:pPr>
+      <w:r>
+        <w:rPr>
+          <w:rStyle w:val="FunctionTok"/>
+        </w:rPr>
+        <w:t xml:space="preserve">library</w:t>
+      </w:r>
+      <w:r>
+        <w:rPr>
+          <w:rStyle w:val="NormalTok"/>
+        </w:rPr>
+        <w:t xml:space="preserve">(dplyr)</w:t>
+      </w:r>
+      <w:r>
+        <w:br/>
+      </w:r>
+      <w:r>
+        <w:rPr>
+          <w:rStyle w:val="NormalTok"/>
+        </w:rPr>
+        <w:t xml:space="preserve">stems </w:t>
+      </w:r>
+      <w:r>
+        <w:rPr>
+          <w:rStyle w:val="OtherTok"/>
+        </w:rPr>
+        <w:t xml:space="preserve">&lt;-</w:t>
+      </w:r>
+      <w:r>
+        <w:rPr>
+          <w:rStyle w:val="NormalTok"/>
+        </w:rPr>
+        <w:t xml:space="preserve"> </w:t>
+      </w:r>
+      <w:r>
+        <w:rPr>
+          <w:rStyle w:val="FunctionTok"/>
+        </w:rPr>
+        <w:t xml:space="preserve">read.csv</w:t>
+      </w:r>
+      <w:r>
+        <w:rPr>
+          <w:rStyle w:val="NormalTok"/>
+        </w:rPr>
+        <w:t xml:space="preserve">(</w:t>
+      </w:r>
+      <w:r>
+        <w:rPr>
+          <w:rStyle w:val="StringTok"/>
+        </w:rPr>
+        <w:t xml:space="preserve">"data/scbi_stems.csv"</w:t>
+      </w:r>
+      <w:r>
+        <w:rPr>
+          <w:rStyle w:val="NormalTok"/>
+        </w:rPr>
+        <w:t xml:space="preserve">)</w:t>
+      </w:r>
+      <w:r>
+        <w:br/>
+      </w:r>
+      <w:r>
+        <w:br/>
+      </w:r>
+      <w:r>
+        <w:rPr>
+          <w:rStyle w:val="NormalTok"/>
+        </w:rPr>
+        <w:t xml:space="preserve">stems </w:t>
+      </w:r>
+      <w:r>
+        <w:rPr>
+          <w:rStyle w:val="OtherTok"/>
+        </w:rPr>
+        <w:t xml:space="preserve">&lt;-</w:t>
+      </w:r>
+      <w:r>
+        <w:rPr>
+          <w:rStyle w:val="NormalTok"/>
+        </w:rPr>
+        <w:t xml:space="preserve"> stems </w:t>
+      </w:r>
+      <w:r>
+        <w:rPr>
+          <w:rStyle w:val="SpecialCharTok"/>
+        </w:rPr>
+        <w:t xml:space="preserve">|&gt;</w:t>
+      </w:r>
+      <w:r>
+        <w:br/>
+      </w:r>
+      <w:r>
+        <w:rPr>
+          <w:rStyle w:val="NormalTok"/>
+        </w:rPr>
+        <w:t xml:space="preserve">  </w:t>
+      </w:r>
+      <w:r>
+        <w:rPr>
+          <w:rStyle w:val="FunctionTok"/>
+        </w:rPr>
+        <w:t xml:space="preserve">mutate</w:t>
+      </w:r>
+      <w:r>
+        <w:rPr>
+          <w:rStyle w:val="NormalTok"/>
+        </w:rPr>
+        <w:t xml:space="preserve">(</w:t>
+      </w:r>
+      <w:r>
+        <w:rPr>
+          <w:rStyle w:val="AttributeTok"/>
+        </w:rPr>
+        <w:t xml:space="preserve">agb_kg   =</w:t>
+      </w:r>
+      <w:r>
+        <w:rPr>
+          <w:rStyle w:val="NormalTok"/>
+        </w:rPr>
+        <w:t xml:space="preserve"> </w:t>
+      </w:r>
+      <w:r>
+        <w:rPr>
+          <w:rStyle w:val="FunctionTok"/>
+        </w:rPr>
+        <w:t xml:space="preserve">exp</w:t>
+      </w:r>
+      <w:r>
+        <w:rPr>
+          <w:rStyle w:val="NormalTok"/>
+        </w:rPr>
+        <w:t xml:space="preserve">(</w:t>
+      </w:r>
+      <w:r>
+        <w:rPr>
+          <w:rStyle w:val="SpecialCharTok"/>
+        </w:rPr>
+        <w:t xml:space="preserve">-</w:t>
+      </w:r>
+      <w:r>
+        <w:rPr>
+          <w:rStyle w:val="FloatTok"/>
+        </w:rPr>
+        <w:t xml:space="preserve">2.48</w:t>
+      </w:r>
+      <w:r>
+        <w:rPr>
+          <w:rStyle w:val="NormalTok"/>
+        </w:rPr>
+        <w:t xml:space="preserve"> </w:t>
+      </w:r>
+      <w:r>
+        <w:rPr>
+          <w:rStyle w:val="SpecialCharTok"/>
+        </w:rPr>
+        <w:t xml:space="preserve">+</w:t>
+      </w:r>
+      <w:r>
+        <w:rPr>
+          <w:rStyle w:val="NormalTok"/>
+        </w:rPr>
+        <w:t xml:space="preserve"> </w:t>
+      </w:r>
+      <w:r>
+        <w:rPr>
+          <w:rStyle w:val="FloatTok"/>
+        </w:rPr>
+        <w:t xml:space="preserve">2.4835</w:t>
+      </w:r>
+      <w:r>
+        <w:rPr>
+          <w:rStyle w:val="NormalTok"/>
+        </w:rPr>
+        <w:t xml:space="preserve"> </w:t>
+      </w:r>
+      <w:r>
+        <w:rPr>
+          <w:rStyle w:val="SpecialCharTok"/>
+        </w:rPr>
+        <w:t xml:space="preserve">*</w:t>
+      </w:r>
+      <w:r>
+        <w:rPr>
+          <w:rStyle w:val="NormalTok"/>
+        </w:rPr>
+        <w:t xml:space="preserve"> </w:t>
+      </w:r>
+      <w:r>
+        <w:rPr>
+          <w:rStyle w:val="FunctionTok"/>
+        </w:rPr>
+        <w:t xml:space="preserve">log</w:t>
+      </w:r>
+      <w:r>
+        <w:rPr>
+          <w:rStyle w:val="NormalTok"/>
+        </w:rPr>
+        <w:t xml:space="preserve">(dbh)),   </w:t>
+      </w:r>
+      <w:r>
+        <w:rPr>
+          <w:rStyle w:val="CommentTok"/>
+        </w:rPr>
+        <w:t xml:space="preserve"># Jenkins generic hardwood</w:t>
+      </w:r>
+      <w:r>
+        <w:br/>
+      </w:r>
+      <w:r>
+        <w:rPr>
+          <w:rStyle w:val="NormalTok"/>
+        </w:rPr>
+        <w:t xml:space="preserve">         </w:t>
+      </w:r>
+      <w:r>
+        <w:rPr>
+          <w:rStyle w:val="AttributeTok"/>
+        </w:rPr>
+        <w:t xml:space="preserve">carbon_Mg =</w:t>
+      </w:r>
+      <w:r>
+        <w:rPr>
+          <w:rStyle w:val="NormalTok"/>
+        </w:rPr>
+        <w:t xml:space="preserve"> </w:t>
+      </w:r>
+      <w:r>
+        <w:rPr>
+          <w:rStyle w:val="FloatTok"/>
+        </w:rPr>
+        <w:t xml:space="preserve">0.47</w:t>
+      </w:r>
+      <w:r>
+        <w:rPr>
+          <w:rStyle w:val="NormalTok"/>
+        </w:rPr>
+        <w:t xml:space="preserve"> </w:t>
+      </w:r>
+      <w:r>
+        <w:rPr>
+          <w:rStyle w:val="SpecialCharTok"/>
+        </w:rPr>
+        <w:t xml:space="preserve">*</w:t>
+      </w:r>
+      <w:r>
+        <w:rPr>
+          <w:rStyle w:val="NormalTok"/>
+        </w:rPr>
+        <w:t xml:space="preserve"> agb_kg </w:t>
+      </w:r>
+      <w:r>
+        <w:rPr>
+          <w:rStyle w:val="SpecialCharTok"/>
+        </w:rPr>
+        <w:t xml:space="preserve">/</w:t>
+      </w:r>
+      <w:r>
+        <w:rPr>
+          <w:rStyle w:val="NormalTok"/>
+        </w:rPr>
+        <w:t xml:space="preserve"> </w:t>
+      </w:r>
+      <w:r>
+        <w:rPr>
+          <w:rStyle w:val="DecValTok"/>
+        </w:rPr>
+        <w:t xml:space="preserve">1000</w:t>
+      </w:r>
+      <w:r>
+        <w:rPr>
+          <w:rStyle w:val="NormalTok"/>
+        </w:rPr>
+        <w:t xml:space="preserve">)</w:t>
+      </w:r>
+      <w:r>
+        <w:br/>
+      </w:r>
+      <w:r>
+        <w:br/>
+      </w:r>
+      <w:r>
+        <w:rPr>
+          <w:rStyle w:val="NormalTok"/>
+        </w:rPr>
+        <w:t xml:space="preserve">area_ha  </w:t>
+      </w:r>
+      <w:r>
+        <w:rPr>
+          <w:rStyle w:val="OtherTok"/>
+        </w:rPr>
+        <w:t xml:space="preserve">&lt;-</w:t>
+      </w:r>
+      <w:r>
+        <w:rPr>
+          <w:rStyle w:val="NormalTok"/>
+        </w:rPr>
+        <w:t xml:space="preserve"> </w:t>
+      </w:r>
+      <w:r>
+        <w:rPr>
+          <w:rStyle w:val="FloatTok"/>
+        </w:rPr>
+        <w:t xml:space="preserve">25.6</w:t>
+      </w:r>
+      <w:r>
+        <w:br/>
+      </w:r>
+      <w:r>
+        <w:rPr>
+          <w:rStyle w:val="NormalTok"/>
+        </w:rPr>
+        <w:t xml:space="preserve">total_C  </w:t>
+      </w:r>
+      <w:r>
+        <w:rPr>
+          <w:rStyle w:val="OtherTok"/>
+        </w:rPr>
+        <w:t xml:space="preserve">&lt;-</w:t>
+      </w:r>
+      <w:r>
+        <w:rPr>
+          <w:rStyle w:val="NormalTok"/>
+        </w:rPr>
+        <w:t xml:space="preserve"> </w:t>
+      </w:r>
+      <w:r>
+        <w:rPr>
+          <w:rStyle w:val="FunctionTok"/>
+        </w:rPr>
+        <w:t xml:space="preserve">sum</w:t>
+      </w:r>
+      <w:r>
+        <w:rPr>
+          <w:rStyle w:val="NormalTok"/>
+        </w:rPr>
+        <w:t xml:space="preserve">(stems</w:t>
+      </w:r>
+      <w:r>
+        <w:rPr>
+          <w:rStyle w:val="SpecialCharTok"/>
+        </w:rPr>
+        <w:t xml:space="preserve">$</w:t>
+      </w:r>
+      <w:r>
+        <w:rPr>
+          <w:rStyle w:val="NormalTok"/>
+        </w:rPr>
+        <w:t xml:space="preserve">carbon_Mg)</w:t>
+      </w:r>
+      <w:r>
+        <w:br/>
+      </w:r>
+      <w:r>
+        <w:rPr>
+          <w:rStyle w:val="NormalTok"/>
+        </w:rPr>
+        <w:t xml:space="preserve">C_per_ha </w:t>
+      </w:r>
+      <w:r>
+        <w:rPr>
+          <w:rStyle w:val="OtherTok"/>
+        </w:rPr>
+        <w:t xml:space="preserve">&lt;-</w:t>
+      </w:r>
+      <w:r>
+        <w:rPr>
+          <w:rStyle w:val="NormalTok"/>
+        </w:rPr>
+        <w:t xml:space="preserve"> total_C </w:t>
+      </w:r>
+      <w:r>
+        <w:rPr>
+          <w:rStyle w:val="SpecialCharTok"/>
+        </w:rPr>
+        <w:t xml:space="preserve">/</w:t>
+      </w:r>
+      <w:r>
+        <w:rPr>
+          <w:rStyle w:val="NormalTok"/>
+        </w:rPr>
+        <w:t xml:space="preserve"> area_ha</w:t>
+      </w:r>
+      <w:r>
+        <w:br/>
+      </w:r>
+      <w:r>
+        <w:rPr>
+          <w:rStyle w:val="FunctionTok"/>
+        </w:rPr>
+        <w:t xml:space="preserve">round</w:t>
+      </w:r>
+      <w:r>
+        <w:rPr>
+          <w:rStyle w:val="NormalTok"/>
+        </w:rPr>
+        <w:t xml:space="preserve">(</w:t>
+      </w:r>
+      <w:r>
+        <w:rPr>
+          <w:rStyle w:val="FunctionTok"/>
+        </w:rPr>
+        <w:t xml:space="preserve">c</w:t>
+      </w:r>
+      <w:r>
+        <w:rPr>
+          <w:rStyle w:val="NormalTok"/>
+        </w:rPr>
+        <w:t xml:space="preserve">(</w:t>
+      </w:r>
+      <w:r>
+        <w:rPr>
+          <w:rStyle w:val="AttributeTok"/>
+        </w:rPr>
+        <w:t xml:space="preserve">total_MgC =</w:t>
+      </w:r>
+      <w:r>
+        <w:rPr>
+          <w:rStyle w:val="NormalTok"/>
+        </w:rPr>
+        <w:t xml:space="preserve"> total_C, </w:t>
+      </w:r>
+      <w:r>
+        <w:rPr>
+          <w:rStyle w:val="AttributeTok"/>
+        </w:rPr>
+        <w:t xml:space="preserve">MgC_per_ha =</w:t>
+      </w:r>
+      <w:r>
+        <w:rPr>
+          <w:rStyle w:val="NormalTok"/>
+        </w:rPr>
+        <w:t xml:space="preserve"> C_per_ha), </w:t>
+      </w:r>
+      <w:r>
+        <w:rPr>
+          <w:rStyle w:val="DecValTok"/>
+        </w:rPr>
+        <w:t xml:space="preserve">1</w:t>
+      </w:r>
+      <w:r>
+        <w:rPr>
+          <w:rStyle w:val="NormalTok"/>
+        </w:rPr>
+        <w:t xml:space="preserve">)</w:t>
+      </w:r>
+      <w:r>
+        <w:br/>
+      </w:r>
+      <w:r>
+        <w:rPr>
+          <w:rStyle w:val="CommentTok"/>
+        </w:rPr>
+        <w:t xml:space="preserve">#&gt;  total_MgC MgC_per_ha </w:t>
+      </w:r>
+      <w:r>
+        <w:br/>
+      </w:r>
+      <w:r>
+        <w:rPr>
+          <w:rStyle w:val="CommentTok"/>
+        </w:rPr>
+        <w:t xml:space="preserve">#&gt;       82.3        3.2</w:t>
+      </w:r>
+    </w:p>
+    <w:p>
+      <w:pPr>
+        <w:pStyle w:val="FirstParagraph"/>
+      </w:pPr>
+      <w:r>
+        <w:t xml:space="preserve">That point estimate is the easy part. Three distinct sources of error sit beneath it: sampling error from measuring plots rather than the whole population, model error in the allometric equation, and parameter error in constants like the carbon fraction.</w:t>
+      </w:r>
+    </w:p>
+    <w:bookmarkEnd w:id="144"/>
+    <w:bookmarkStart w:id="145" w:name="sampling-error"/>
+    <w:p>
+      <w:pPr>
+        <w:pStyle w:val="Heading2"/>
+      </w:pPr>
+      <w:r>
+        <w:t xml:space="preserve">9.3 Sampling error</w:t>
+      </w:r>
+    </w:p>
+    <w:p>
+      <w:pPr>
+        <w:pStyle w:val="FirstParagraph"/>
+      </w:pPr>
+      <w:r>
+        <w:t xml:space="preserve">Divide the plot into quadrats and each becomes a sample of carbon density. The variation among them is the sampling uncertainty of the plot mean, summarised by the standard error and a confidence interval:</w:t>
+      </w:r>
+    </w:p>
+    <w:p>
+      <w:pPr>
+        <w:pStyle w:val="SourceCode"/>
+      </w:pPr>
+      <w:r>
+        <w:rPr>
+          <w:rStyle w:val="NormalTok"/>
+        </w:rPr>
+        <w:t xml:space="preserve">stems</w:t>
+      </w:r>
+      <w:r>
+        <w:rPr>
+          <w:rStyle w:val="SpecialCharTok"/>
+        </w:rPr>
+        <w:t xml:space="preserve">$</w:t>
+      </w:r>
+      <w:r>
+        <w:rPr>
+          <w:rStyle w:val="NormalTok"/>
+        </w:rPr>
+        <w:t xml:space="preserve">quadrat </w:t>
+      </w:r>
+      <w:r>
+        <w:rPr>
+          <w:rStyle w:val="OtherTok"/>
+        </w:rPr>
+        <w:t xml:space="preserve">&lt;-</w:t>
+      </w:r>
+      <w:r>
+        <w:rPr>
+          <w:rStyle w:val="NormalTok"/>
+        </w:rPr>
+        <w:t xml:space="preserve"> </w:t>
+      </w:r>
+      <w:r>
+        <w:rPr>
+          <w:rStyle w:val="FunctionTok"/>
+        </w:rPr>
+        <w:t xml:space="preserve">paste</w:t>
+      </w:r>
+      <w:r>
+        <w:rPr>
+          <w:rStyle w:val="NormalTok"/>
+        </w:rPr>
+        <w:t xml:space="preserve">(</w:t>
+      </w:r>
+      <w:r>
+        <w:rPr>
+          <w:rStyle w:val="FunctionTok"/>
+        </w:rPr>
+        <w:t xml:space="preserve">cut</w:t>
+      </w:r>
+      <w:r>
+        <w:rPr>
+          <w:rStyle w:val="NormalTok"/>
+        </w:rPr>
+        <w:t xml:space="preserve">(stems</w:t>
+      </w:r>
+      <w:r>
+        <w:rPr>
+          <w:rStyle w:val="SpecialCharTok"/>
+        </w:rPr>
+        <w:t xml:space="preserve">$</w:t>
+      </w:r>
+      <w:r>
+        <w:rPr>
+          <w:rStyle w:val="NormalTok"/>
+        </w:rPr>
+        <w:t xml:space="preserve">gx, </w:t>
+      </w:r>
+      <w:r>
+        <w:rPr>
+          <w:rStyle w:val="DecValTok"/>
+        </w:rPr>
+        <w:t xml:space="preserve">8</w:t>
+      </w:r>
+      <w:r>
+        <w:rPr>
+          <w:rStyle w:val="NormalTok"/>
+        </w:rPr>
+        <w:t xml:space="preserve">), </w:t>
+      </w:r>
+      <w:r>
+        <w:rPr>
+          <w:rStyle w:val="FunctionTok"/>
+        </w:rPr>
+        <w:t xml:space="preserve">cut</w:t>
+      </w:r>
+      <w:r>
+        <w:rPr>
+          <w:rStyle w:val="NormalTok"/>
+        </w:rPr>
+        <w:t xml:space="preserve">(stems</w:t>
+      </w:r>
+      <w:r>
+        <w:rPr>
+          <w:rStyle w:val="SpecialCharTok"/>
+        </w:rPr>
+        <w:t xml:space="preserve">$</w:t>
+      </w:r>
+      <w:r>
+        <w:rPr>
+          <w:rStyle w:val="NormalTok"/>
+        </w:rPr>
+        <w:t xml:space="preserve">gy, </w:t>
+      </w:r>
+      <w:r>
+        <w:rPr>
+          <w:rStyle w:val="DecValTok"/>
+        </w:rPr>
+        <w:t xml:space="preserve">12</w:t>
+      </w:r>
+      <w:r>
+        <w:rPr>
+          <w:rStyle w:val="NormalTok"/>
+        </w:rPr>
+        <w:t xml:space="preserve">))</w:t>
+      </w:r>
+      <w:r>
+        <w:br/>
+      </w:r>
+      <w:r>
+        <w:rPr>
+          <w:rStyle w:val="NormalTok"/>
+        </w:rPr>
+        <w:t xml:space="preserve">quadrat_area  </w:t>
+      </w:r>
+      <w:r>
+        <w:rPr>
+          <w:rStyle w:val="OtherTok"/>
+        </w:rPr>
+        <w:t xml:space="preserve">&lt;-</w:t>
+      </w:r>
+      <w:r>
+        <w:rPr>
+          <w:rStyle w:val="NormalTok"/>
+        </w:rPr>
+        <w:t xml:space="preserve"> </w:t>
+      </w:r>
+      <w:r>
+        <w:rPr>
+          <w:rStyle w:val="FloatTok"/>
+        </w:rPr>
+        <w:t xml:space="preserve">25.6</w:t>
+      </w:r>
+      <w:r>
+        <w:rPr>
+          <w:rStyle w:val="NormalTok"/>
+        </w:rPr>
+        <w:t xml:space="preserve"> </w:t>
+      </w:r>
+      <w:r>
+        <w:rPr>
+          <w:rStyle w:val="SpecialCharTok"/>
+        </w:rPr>
+        <w:t xml:space="preserve">/</w:t>
+      </w:r>
+      <w:r>
+        <w:rPr>
+          <w:rStyle w:val="NormalTok"/>
+        </w:rPr>
+        <w:t xml:space="preserve"> (</w:t>
+      </w:r>
+      <w:r>
+        <w:rPr>
+          <w:rStyle w:val="DecValTok"/>
+        </w:rPr>
+        <w:t xml:space="preserve">8</w:t>
+      </w:r>
+      <w:r>
+        <w:rPr>
+          <w:rStyle w:val="NormalTok"/>
+        </w:rPr>
+        <w:t xml:space="preserve"> </w:t>
+      </w:r>
+      <w:r>
+        <w:rPr>
+          <w:rStyle w:val="SpecialCharTok"/>
+        </w:rPr>
+        <w:t xml:space="preserve">*</w:t>
+      </w:r>
+      <w:r>
+        <w:rPr>
+          <w:rStyle w:val="NormalTok"/>
+        </w:rPr>
+        <w:t xml:space="preserve"> </w:t>
+      </w:r>
+      <w:r>
+        <w:rPr>
+          <w:rStyle w:val="DecValTok"/>
+        </w:rPr>
+        <w:t xml:space="preserve">12</w:t>
+      </w:r>
+      <w:r>
+        <w:rPr>
+          <w:rStyle w:val="NormalTok"/>
+        </w:rPr>
+        <w:t xml:space="preserve">)                 </w:t>
+      </w:r>
+      <w:r>
+        <w:rPr>
+          <w:rStyle w:val="CommentTok"/>
+        </w:rPr>
+        <w:t xml:space="preserve"># ha per quadrat (equal-area cut)</w:t>
+      </w:r>
+      <w:r>
+        <w:br/>
+      </w:r>
+      <w:r>
+        <w:br/>
+      </w:r>
+      <w:r>
+        <w:rPr>
+          <w:rStyle w:val="NormalTok"/>
+        </w:rPr>
+        <w:t xml:space="preserve">qd </w:t>
+      </w:r>
+      <w:r>
+        <w:rPr>
+          <w:rStyle w:val="OtherTok"/>
+        </w:rPr>
+        <w:t xml:space="preserve">&lt;-</w:t>
+      </w:r>
+      <w:r>
+        <w:rPr>
+          <w:rStyle w:val="NormalTok"/>
+        </w:rPr>
+        <w:t xml:space="preserve"> stems </w:t>
+      </w:r>
+      <w:r>
+        <w:rPr>
+          <w:rStyle w:val="SpecialCharTok"/>
+        </w:rPr>
+        <w:t xml:space="preserve">|&gt;</w:t>
+      </w:r>
+      <w:r>
+        <w:br/>
+      </w:r>
+      <w:r>
+        <w:rPr>
+          <w:rStyle w:val="NormalTok"/>
+        </w:rPr>
+        <w:t xml:space="preserve">  </w:t>
+      </w:r>
+      <w:r>
+        <w:rPr>
+          <w:rStyle w:val="FunctionTok"/>
+        </w:rPr>
+        <w:t xml:space="preserve">group_by</w:t>
+      </w:r>
+      <w:r>
+        <w:rPr>
+          <w:rStyle w:val="NormalTok"/>
+        </w:rPr>
+        <w:t xml:space="preserve">(quadrat) </w:t>
+      </w:r>
+      <w:r>
+        <w:rPr>
+          <w:rStyle w:val="SpecialCharTok"/>
+        </w:rPr>
+        <w:t xml:space="preserve">|&gt;</w:t>
+      </w:r>
+      <w:r>
+        <w:br/>
+      </w:r>
+      <w:r>
+        <w:rPr>
+          <w:rStyle w:val="NormalTok"/>
+        </w:rPr>
+        <w:t xml:space="preserve">  </w:t>
+      </w:r>
+      <w:r>
+        <w:rPr>
+          <w:rStyle w:val="FunctionTok"/>
+        </w:rPr>
+        <w:t xml:space="preserve">summarise</w:t>
+      </w:r>
+      <w:r>
+        <w:rPr>
+          <w:rStyle w:val="NormalTok"/>
+        </w:rPr>
+        <w:t xml:space="preserve">(</w:t>
+      </w:r>
+      <w:r>
+        <w:rPr>
+          <w:rStyle w:val="AttributeTok"/>
+        </w:rPr>
+        <w:t xml:space="preserve">carbon_Mg =</w:t>
+      </w:r>
+      <w:r>
+        <w:rPr>
+          <w:rStyle w:val="NormalTok"/>
+        </w:rPr>
+        <w:t xml:space="preserve"> </w:t>
+      </w:r>
+      <w:r>
+        <w:rPr>
+          <w:rStyle w:val="FunctionTok"/>
+        </w:rPr>
+        <w:t xml:space="preserve">sum</w:t>
+      </w:r>
+      <w:r>
+        <w:rPr>
+          <w:rStyle w:val="NormalTok"/>
+        </w:rPr>
+        <w:t xml:space="preserve">(carbon_Mg), </w:t>
+      </w:r>
+      <w:r>
+        <w:rPr>
+          <w:rStyle w:val="AttributeTok"/>
+        </w:rPr>
+        <w:t xml:space="preserve">.groups =</w:t>
+      </w:r>
+      <w:r>
+        <w:rPr>
+          <w:rStyle w:val="NormalTok"/>
+        </w:rPr>
+        <w:t xml:space="preserve"> </w:t>
+      </w:r>
+      <w:r>
+        <w:rPr>
+          <w:rStyle w:val="StringTok"/>
+        </w:rPr>
+        <w:t xml:space="preserve">"drop"</w:t>
+      </w:r>
+      <w:r>
+        <w:rPr>
+          <w:rStyle w:val="NormalTok"/>
+        </w:rPr>
+        <w:t xml:space="preserve">) </w:t>
+      </w:r>
+      <w:r>
+        <w:rPr>
+          <w:rStyle w:val="SpecialCharTok"/>
+        </w:rPr>
+        <w:t xml:space="preserve">|&gt;</w:t>
+      </w:r>
+      <w:r>
+        <w:br/>
+      </w:r>
+      <w:r>
+        <w:rPr>
+          <w:rStyle w:val="NormalTok"/>
+        </w:rPr>
+        <w:t xml:space="preserve">  </w:t>
+      </w:r>
+      <w:r>
+        <w:rPr>
+          <w:rStyle w:val="FunctionTok"/>
+        </w:rPr>
+        <w:t xml:space="preserve">mutate</w:t>
+      </w:r>
+      <w:r>
+        <w:rPr>
+          <w:rStyle w:val="NormalTok"/>
+        </w:rPr>
+        <w:t xml:space="preserve">(</w:t>
+      </w:r>
+      <w:r>
+        <w:rPr>
+          <w:rStyle w:val="AttributeTok"/>
+        </w:rPr>
+        <w:t xml:space="preserve">carbon_ha =</w:t>
+      </w:r>
+      <w:r>
+        <w:rPr>
+          <w:rStyle w:val="NormalTok"/>
+        </w:rPr>
+        <w:t xml:space="preserve"> carbon_Mg </w:t>
+      </w:r>
+      <w:r>
+        <w:rPr>
+          <w:rStyle w:val="SpecialCharTok"/>
+        </w:rPr>
+        <w:t xml:space="preserve">/</w:t>
+      </w:r>
+      <w:r>
+        <w:rPr>
+          <w:rStyle w:val="NormalTok"/>
+        </w:rPr>
+        <w:t xml:space="preserve"> quadrat_area)</w:t>
+      </w:r>
+      <w:r>
+        <w:br/>
+      </w:r>
+      <w:r>
+        <w:br/>
+      </w:r>
+      <w:r>
+        <w:rPr>
+          <w:rStyle w:val="NormalTok"/>
+        </w:rPr>
+        <w:t xml:space="preserve">m  </w:t>
+      </w:r>
+      <w:r>
+        <w:rPr>
+          <w:rStyle w:val="OtherTok"/>
+        </w:rPr>
+        <w:t xml:space="preserve">&lt;-</w:t>
+      </w:r>
+      <w:r>
+        <w:rPr>
+          <w:rStyle w:val="NormalTok"/>
+        </w:rPr>
+        <w:t xml:space="preserve"> </w:t>
+      </w:r>
+      <w:r>
+        <w:rPr>
+          <w:rStyle w:val="FunctionTok"/>
+        </w:rPr>
+        <w:t xml:space="preserve">mean</w:t>
+      </w:r>
+      <w:r>
+        <w:rPr>
+          <w:rStyle w:val="NormalTok"/>
+        </w:rPr>
+        <w:t xml:space="preserve">(qd</w:t>
+      </w:r>
+      <w:r>
+        <w:rPr>
+          <w:rStyle w:val="SpecialCharTok"/>
+        </w:rPr>
+        <w:t xml:space="preserve">$</w:t>
+      </w:r>
+      <w:r>
+        <w:rPr>
+          <w:rStyle w:val="NormalTok"/>
+        </w:rPr>
+        <w:t xml:space="preserve">carbon_ha); se </w:t>
+      </w:r>
+      <w:r>
+        <w:rPr>
+          <w:rStyle w:val="OtherTok"/>
+        </w:rPr>
+        <w:t xml:space="preserve">&lt;-</w:t>
+      </w:r>
+      <w:r>
+        <w:rPr>
+          <w:rStyle w:val="NormalTok"/>
+        </w:rPr>
+        <w:t xml:space="preserve"> </w:t>
+      </w:r>
+      <w:r>
+        <w:rPr>
+          <w:rStyle w:val="FunctionTok"/>
+        </w:rPr>
+        <w:t xml:space="preserve">sd</w:t>
+      </w:r>
+      <w:r>
+        <w:rPr>
+          <w:rStyle w:val="NormalTok"/>
+        </w:rPr>
+        <w:t xml:space="preserve">(qd</w:t>
+      </w:r>
+      <w:r>
+        <w:rPr>
+          <w:rStyle w:val="SpecialCharTok"/>
+        </w:rPr>
+        <w:t xml:space="preserve">$</w:t>
+      </w:r>
+      <w:r>
+        <w:rPr>
+          <w:rStyle w:val="NormalTok"/>
+        </w:rPr>
+        <w:t xml:space="preserve">carbon_ha) </w:t>
+      </w:r>
+      <w:r>
+        <w:rPr>
+          <w:rStyle w:val="SpecialCharTok"/>
+        </w:rPr>
+        <w:t xml:space="preserve">/</w:t>
+      </w:r>
+      <w:r>
+        <w:rPr>
+          <w:rStyle w:val="NormalTok"/>
+        </w:rPr>
+        <w:t xml:space="preserve"> </w:t>
+      </w:r>
+      <w:r>
+        <w:rPr>
+          <w:rStyle w:val="FunctionTok"/>
+        </w:rPr>
+        <w:t xml:space="preserve">sqrt</w:t>
+      </w:r>
+      <w:r>
+        <w:rPr>
+          <w:rStyle w:val="NormalTok"/>
+        </w:rPr>
+        <w:t xml:space="preserve">(</w:t>
+      </w:r>
+      <w:r>
+        <w:rPr>
+          <w:rStyle w:val="FunctionTok"/>
+        </w:rPr>
+        <w:t xml:space="preserve">nrow</w:t>
+      </w:r>
+      <w:r>
+        <w:rPr>
+          <w:rStyle w:val="NormalTok"/>
+        </w:rPr>
+        <w:t xml:space="preserve">(qd))</w:t>
+      </w:r>
+      <w:r>
+        <w:br/>
+      </w:r>
+      <w:r>
+        <w:rPr>
+          <w:rStyle w:val="NormalTok"/>
+        </w:rPr>
+        <w:t xml:space="preserve">ci </w:t>
+      </w:r>
+      <w:r>
+        <w:rPr>
+          <w:rStyle w:val="OtherTok"/>
+        </w:rPr>
+        <w:t xml:space="preserve">&lt;-</w:t>
+      </w:r>
+      <w:r>
+        <w:rPr>
+          <w:rStyle w:val="NormalTok"/>
+        </w:rPr>
+        <w:t xml:space="preserve"> m </w:t>
+      </w:r>
+      <w:r>
+        <w:rPr>
+          <w:rStyle w:val="SpecialCharTok"/>
+        </w:rPr>
+        <w:t xml:space="preserve">+</w:t>
+      </w:r>
+      <w:r>
+        <w:rPr>
+          <w:rStyle w:val="NormalTok"/>
+        </w:rPr>
+        <w:t xml:space="preserve"> </w:t>
+      </w:r>
+      <w:r>
+        <w:rPr>
+          <w:rStyle w:val="FunctionTok"/>
+        </w:rPr>
+        <w:t xml:space="preserve">c</w:t>
+      </w:r>
+      <w:r>
+        <w:rPr>
+          <w:rStyle w:val="NormalTok"/>
+        </w:rPr>
+        <w:t xml:space="preserve">(</w:t>
+      </w:r>
+      <w:r>
+        <w:rPr>
+          <w:rStyle w:val="SpecialCharTok"/>
+        </w:rPr>
+        <w:t xml:space="preserve">-</w:t>
+      </w:r>
+      <w:r>
+        <w:rPr>
+          <w:rStyle w:val="FloatTok"/>
+        </w:rPr>
+        <w:t xml:space="preserve">1.96</w:t>
+      </w:r>
+      <w:r>
+        <w:rPr>
+          <w:rStyle w:val="NormalTok"/>
+        </w:rPr>
+        <w:t xml:space="preserve">, </w:t>
+      </w:r>
+      <w:r>
+        <w:rPr>
+          <w:rStyle w:val="FloatTok"/>
+        </w:rPr>
+        <w:t xml:space="preserve">1.96</w:t>
+      </w:r>
+      <w:r>
+        <w:rPr>
+          <w:rStyle w:val="NormalTok"/>
+        </w:rPr>
+        <w:t xml:space="preserve">) </w:t>
+      </w:r>
+      <w:r>
+        <w:rPr>
+          <w:rStyle w:val="SpecialCharTok"/>
+        </w:rPr>
+        <w:t xml:space="preserve">*</w:t>
+      </w:r>
+      <w:r>
+        <w:rPr>
+          <w:rStyle w:val="NormalTok"/>
+        </w:rPr>
+        <w:t xml:space="preserve"> se</w:t>
+      </w:r>
+      <w:r>
+        <w:br/>
+      </w:r>
+      <w:r>
+        <w:rPr>
+          <w:rStyle w:val="FunctionTok"/>
+        </w:rPr>
+        <w:t xml:space="preserve">round</w:t>
+      </w:r>
+      <w:r>
+        <w:rPr>
+          <w:rStyle w:val="NormalTok"/>
+        </w:rPr>
+        <w:t xml:space="preserve">(</w:t>
+      </w:r>
+      <w:r>
+        <w:rPr>
+          <w:rStyle w:val="FunctionTok"/>
+        </w:rPr>
+        <w:t xml:space="preserve">c</w:t>
+      </w:r>
+      <w:r>
+        <w:rPr>
+          <w:rStyle w:val="NormalTok"/>
+        </w:rPr>
+        <w:t xml:space="preserve">(</w:t>
+      </w:r>
+      <w:r>
+        <w:rPr>
+          <w:rStyle w:val="AttributeTok"/>
+        </w:rPr>
+        <w:t xml:space="preserve">mean =</w:t>
+      </w:r>
+      <w:r>
+        <w:rPr>
+          <w:rStyle w:val="NormalTok"/>
+        </w:rPr>
+        <w:t xml:space="preserve"> m, </w:t>
+      </w:r>
+      <w:r>
+        <w:rPr>
+          <w:rStyle w:val="AttributeTok"/>
+        </w:rPr>
+        <w:t xml:space="preserve">se =</w:t>
+      </w:r>
+      <w:r>
+        <w:rPr>
+          <w:rStyle w:val="NormalTok"/>
+        </w:rPr>
+        <w:t xml:space="preserve"> se, </w:t>
+      </w:r>
+      <w:r>
+        <w:rPr>
+          <w:rStyle w:val="AttributeTok"/>
+        </w:rPr>
+        <w:t xml:space="preserve">lower =</w:t>
+      </w:r>
+      <w:r>
+        <w:rPr>
+          <w:rStyle w:val="NormalTok"/>
+        </w:rPr>
+        <w:t xml:space="preserve"> ci[</w:t>
+      </w:r>
+      <w:r>
+        <w:rPr>
+          <w:rStyle w:val="DecValTok"/>
+        </w:rPr>
+        <w:t xml:space="preserve">1</w:t>
+      </w:r>
+      <w:r>
+        <w:rPr>
+          <w:rStyle w:val="NormalTok"/>
+        </w:rPr>
+        <w:t xml:space="preserve">], </w:t>
+      </w:r>
+      <w:r>
+        <w:rPr>
+          <w:rStyle w:val="AttributeTok"/>
+        </w:rPr>
+        <w:t xml:space="preserve">upper =</w:t>
+      </w:r>
+      <w:r>
+        <w:rPr>
+          <w:rStyle w:val="NormalTok"/>
+        </w:rPr>
+        <w:t xml:space="preserve"> ci[</w:t>
+      </w:r>
+      <w:r>
+        <w:rPr>
+          <w:rStyle w:val="DecValTok"/>
+        </w:rPr>
+        <w:t xml:space="preserve">2</w:t>
+      </w:r>
+      <w:r>
+        <w:rPr>
+          <w:rStyle w:val="NormalTok"/>
+        </w:rPr>
+        <w:t xml:space="preserve">]), </w:t>
+      </w:r>
+      <w:r>
+        <w:rPr>
+          <w:rStyle w:val="DecValTok"/>
+        </w:rPr>
+        <w:t xml:space="preserve">1</w:t>
+      </w:r>
+      <w:r>
+        <w:rPr>
+          <w:rStyle w:val="NormalTok"/>
+        </w:rPr>
+        <w:t xml:space="preserve">)</w:t>
+      </w:r>
+      <w:r>
+        <w:br/>
+      </w:r>
+      <w:r>
+        <w:rPr>
+          <w:rStyle w:val="CommentTok"/>
+        </w:rPr>
+        <w:t xml:space="preserve">#&gt;  mean    se lower upper </w:t>
+      </w:r>
+      <w:r>
+        <w:br/>
+      </w:r>
+      <w:r>
+        <w:rPr>
+          <w:rStyle w:val="CommentTok"/>
+        </w:rPr>
+        <w:t xml:space="preserve">#&gt;   3.2   0.4   2.5   3.9</w:t>
+      </w:r>
+    </w:p>
+    <w:p>
+      <w:pPr>
+        <w:pStyle w:val="FirstParagraph"/>
+      </w:pPr>
+      <w:r>
+        <w:t xml:space="preserve">The half-width relative to the mean is the number the standards care about: the wider it is, the deeper the deduction.</w:t>
+      </w:r>
+    </w:p>
+    <w:bookmarkEnd w:id="145"/>
+    <w:bookmarkStart w:id="146" w:name="measuring-error"/>
+    <w:p>
+      <w:pPr>
+        <w:pStyle w:val="Heading2"/>
+      </w:pPr>
+      <w:r>
+        <w:t xml:space="preserve">9.4 Measuring error</w:t>
       </w:r>
     </w:p>
     <w:p>
@@ -28353,14 +32647,14 @@
         <w:t xml:space="preserve">Fitting one equation per species halves the relative RMSE, from about 22 per cent to about 11. Under the crediting arithmetic below, that difference is worth real money, and it required no new field data, only refusing to pool species that scale differently.</w:t>
       </w:r>
     </w:p>
-    <w:bookmarkEnd w:id="134"/>
-    <w:bookmarkStart w:id="137" w:name="cross-validation"/>
+    <w:bookmarkEnd w:id="146"/>
+    <w:bookmarkStart w:id="149" w:name="cross-validation"/>
     <w:p>
       <w:pPr>
         <w:pStyle w:val="Heading2"/>
       </w:pPr>
       <w:r>
-        <w:t xml:space="preserve">8.5 Cross-validation</w:t>
+        <w:t xml:space="preserve">9.5 Cross-validation</w:t>
       </w:r>
     </w:p>
     <w:p>
@@ -30778,7 +35072,7 @@
         <w:t xml:space="preserve">The mean relative RMSE agrees with the ten-fold figure, but the spread across repetitions is the extra information: the estimate is itself uncertain, and quoting it to three significant figures from a single split would overstate what is known. That distribution is the honest input to a deduction, and it is what the standards are asking for when they require an uncertainty estimate rather than a residual statistic.</w:t>
       </w:r>
     </w:p>
-    <w:bookmarkStart w:id="135" w:name="turning-the-metric-into-a-deduction"/>
+    <w:bookmarkStart w:id="147" w:name="turning-the-metric-into-a-deduction"/>
     <w:p>
       <w:pPr>
         <w:pStyle w:val="Heading4"/>
@@ -31219,7 +35513,7 @@
         <w:t xml:space="preserve">be understating its own deduction.</w:t>
       </w:r>
     </w:p>
-    <w:bookmarkEnd w:id="135"/>
+    <w:bookmarkEnd w:id="147"/>
     <w:p>
       <w:pPr>
         <w:pStyle w:val="BodyText"/>
@@ -31228,7 +35522,7 @@
         <w:t xml:space="preserve">That is the loop this chapter has been building: a metric, estimated honestly out of sample, converted into a quantity of carbon that the project does not get paid for. The arithmetic differs between registries but the logic does not, and the comparison is drawn out at the end of the chapter.</w:t>
       </w:r>
     </w:p>
-    <w:bookmarkStart w:id="136" w:name="when-a-model-is-eligible-at-all"/>
+    <w:bookmarkStart w:id="148" w:name="when-a-model-is-eligible-at-all"/>
     <w:p>
       <w:pPr>
         <w:pStyle w:val="Heading4"/>
@@ -32913,15 +37207,15 @@
         <w:t xml:space="preserve">the minimum viable number of plots is buying a coin toss.</w:t>
       </w:r>
     </w:p>
-    <w:bookmarkEnd w:id="136"/>
-    <w:bookmarkEnd w:id="137"/>
-    <w:bookmarkStart w:id="141" w:name="monte-carlo-propagation"/>
+    <w:bookmarkEnd w:id="148"/>
+    <w:bookmarkEnd w:id="149"/>
+    <w:bookmarkStart w:id="153" w:name="monte-carlo-propagation"/>
     <w:p>
       <w:pPr>
         <w:pStyle w:val="Heading2"/>
       </w:pPr>
       <w:r>
-        <w:t xml:space="preserve">8.6 Monte Carlo propagation</w:t>
+        <w:t xml:space="preserve">9.6 Monte Carlo propagation</w:t>
       </w:r>
     </w:p>
     <w:p>
@@ -33886,18 +38180,18 @@
           <wp:inline>
             <wp:extent cx="5943600" cy="4754880"/>
             <wp:effectExtent b="0" l="0" r="0" t="0"/>
-            <wp:docPr descr="" title="" id="139" name="Picture"/>
+            <wp:docPr descr="" title="" id="151" name="Picture"/>
             <a:graphic>
               <a:graphicData uri="http://schemas.openxmlformats.org/drawingml/2006/picture">
                 <pic:pic>
                   <pic:nvPicPr>
-                    <pic:cNvPr descr="07-uncertainty_files/figure-docx/unnamed-chunk-15-1.png" id="140" name="Picture"/>
+                    <pic:cNvPr descr="07-uncertainty_files/figure-docx/unnamed-chunk-15-1.png" id="152" name="Picture"/>
                     <pic:cNvPicPr>
                       <a:picLocks noChangeArrowheads="1" noChangeAspect="1"/>
                     </pic:cNvPicPr>
                   </pic:nvPicPr>
                   <pic:blipFill>
-                    <a:blip r:embed="rId138"/>
+                    <a:blip r:embed="rId150"/>
                     <a:stretch>
                       <a:fillRect/>
                     </a:stretch>
@@ -33924,14 +38218,14 @@
         </w:drawing>
       </w:r>
     </w:p>
-    <w:bookmarkEnd w:id="141"/>
-    <w:bookmarkStart w:id="142" w:name="conservative-estimates"/>
+    <w:bookmarkEnd w:id="153"/>
+    <w:bookmarkStart w:id="154" w:name="conservative-estimates"/>
     <w:p>
       <w:pPr>
         <w:pStyle w:val="Heading2"/>
       </w:pPr>
       <w:r>
-        <w:t xml:space="preserve">8.7 Conservative estimates</w:t>
+        <w:t xml:space="preserve">9.7 Conservative estimates</w:t>
       </w:r>
     </w:p>
     <w:p>
@@ -34261,14 +38555,14 @@
         <w:t xml:space="preserve">If the uncertainty percentage clears the threshold, the gap between the mean and the conservative figure is credit the project forgoes for being imprecise, the direct financial incentive to measure better.</w:t>
       </w:r>
     </w:p>
-    <w:bookmarkEnd w:id="142"/>
-    <w:bookmarkStart w:id="143" w:name="keystone-area-adjusted-accuracy"/>
+    <w:bookmarkEnd w:id="154"/>
+    <w:bookmarkStart w:id="155" w:name="keystone-area-adjusted-accuracy"/>
     <w:p>
       <w:pPr>
         <w:pStyle w:val="Heading2"/>
       </w:pPr>
       <w:r>
-        <w:t xml:space="preserve">8.8 Keystone: area-adjusted accuracy</w:t>
+        <w:t xml:space="preserve">9.8 Keystone: area-adjusted accuracy</w:t>
       </w:r>
     </w:p>
     <w:p>
@@ -35201,14 +39495,14 @@
         <w:t xml:space="preserve">The adjusted area differs from the mapped area because the map commits and omits forest at rates the reference sample reveals, and the confidence interval is the honest precision of the figure. A project that reports only the mapped area, with no adjustment and no interval, has reported a number no auditor can accept. The full Bolivia workflow applies this class by class across the national legend; the estimator is the one above.</w:t>
       </w:r>
     </w:p>
-    <w:bookmarkEnd w:id="143"/>
-    <w:bookmarkStart w:id="147" w:name="reported-against-adjusted"/>
+    <w:bookmarkEnd w:id="155"/>
+    <w:bookmarkStart w:id="159" w:name="reported-against-adjusted"/>
     <w:p>
       <w:pPr>
         <w:pStyle w:val="Heading2"/>
       </w:pPr>
       <w:r>
-        <w:t xml:space="preserve">8.9 Reported against adjusted</w:t>
+        <w:t xml:space="preserve">9.9 Reported against adjusted</w:t>
       </w:r>
     </w:p>
     <w:p>
@@ -37868,18 +42162,18 @@
           <wp:inline>
             <wp:extent cx="5943600" cy="4754880"/>
             <wp:effectExtent b="0" l="0" r="0" t="0"/>
-            <wp:docPr descr="" title="" id="145" name="Picture"/>
+            <wp:docPr descr="" title="" id="157" name="Picture"/>
             <a:graphic>
               <a:graphicData uri="http://schemas.openxmlformats.org/drawingml/2006/picture">
                 <pic:pic>
                   <pic:nvPicPr>
-                    <pic:cNvPr descr="07-uncertainty_files/figure-docx/unnamed-chunk-19-1.png" id="146" name="Picture"/>
+                    <pic:cNvPr descr="07-uncertainty_files/figure-docx/unnamed-chunk-19-1.png" id="158" name="Picture"/>
                     <pic:cNvPicPr>
                       <a:picLocks noChangeArrowheads="1" noChangeAspect="1"/>
                     </pic:cNvPicPr>
                   </pic:nvPicPr>
                   <pic:blipFill>
-                    <a:blip r:embed="rId144"/>
+                    <a:blip r:embed="rId156"/>
                     <a:stretch>
                       <a:fillRect/>
                     </a:stretch>
@@ -38316,14 +42610,14 @@
         <w:t xml:space="preserve">Notice which of the two is easier to fix. The bias is corrected by the estimator itself, at the cost of running a reference sample, and once corrected it is gone. The interval width is set by how many reference points sit in each stratum, and it narrows only as the square root of that effort. The widening band in the last two years is not a modelling failure; it is a direct readout of thin reference data, and the only remedy is more interpretation. This is the whole argument of the chapter in one picture. Uncertainty is not a statistical afterthought appended to a result. It is a budget, it has line items, and each line has a known price.</w:t>
       </w:r>
     </w:p>
-    <w:bookmarkEnd w:id="147"/>
-    <w:bookmarkStart w:id="153" w:name="what-the-registries-do-with-the-number"/>
+    <w:bookmarkEnd w:id="159"/>
+    <w:bookmarkStart w:id="165" w:name="what-the-registries-do-with-the-number"/>
     <w:p>
       <w:pPr>
         <w:pStyle w:val="Heading2"/>
       </w:pPr>
       <w:r>
-        <w:t xml:space="preserve">8.10 What the registries do with the number</w:t>
+        <w:t xml:space="preserve">9.10 What the registries do with the number</w:t>
       </w:r>
     </w:p>
     <w:p>
@@ -39843,18 +44137,18 @@
           <wp:inline>
             <wp:extent cx="5943600" cy="4754880"/>
             <wp:effectExtent b="0" l="0" r="0" t="0"/>
-            <wp:docPr descr="" title="" id="149" name="Picture"/>
+            <wp:docPr descr="" title="" id="161" name="Picture"/>
             <a:graphic>
               <a:graphicData uri="http://schemas.openxmlformats.org/drawingml/2006/picture">
                 <pic:pic>
                   <pic:nvPicPr>
-                    <pic:cNvPr descr="07-uncertainty_files/figure-docx/unnamed-chunk-22-1.png" id="150" name="Picture"/>
+                    <pic:cNvPr descr="07-uncertainty_files/figure-docx/unnamed-chunk-22-1.png" id="162" name="Picture"/>
                     <pic:cNvPicPr>
                       <a:picLocks noChangeArrowheads="1" noChangeAspect="1"/>
                     </pic:cNvPicPr>
                   </pic:nvPicPr>
                   <pic:blipFill>
-                    <a:blip r:embed="rId148"/>
+                    <a:blip r:embed="rId160"/>
                     <a:stretch>
                       <a:fillRect/>
                     </a:stretch>
@@ -40103,7 +44397,7 @@
         <w:t xml:space="preserve">Below about fifteen per cent uncertainty ACR is the most forgiving of the three and ART the least; above it the ordering reverses and ACR becomes much the harshest. A project choosing a registry on the strength of its uncertainty deduction needs to know which side of that line it sits on, and a verifier reading a comparison written by a project developer should check which side the developer assumed.</w:t>
       </w:r>
     </w:p>
-    <w:bookmarkStart w:id="151" w:name="where-these-rules-are-written"/>
+    <w:bookmarkStart w:id="163" w:name="where-these-rules-are-written"/>
     <w:p>
       <w:pPr>
         <w:pStyle w:val="Heading4"/>
@@ -40716,8 +45010,8 @@
         <w:t xml:space="preserve">remain live inside Verra at the same time.</w:t>
       </w:r>
     </w:p>
-    <w:bookmarkEnd w:id="151"/>
-    <w:bookmarkStart w:id="152" w:name="X1adbbc6c375bc085404a352126ad84b7a6481c2"/>
+    <w:bookmarkEnd w:id="163"/>
+    <w:bookmarkStart w:id="164" w:name="X1adbbc6c375bc085404a352126ad84b7a6481c2"/>
     <w:p>
       <w:pPr>
         <w:pStyle w:val="Heading4"/>
@@ -40878,15 +45172,15 @@
         <w:t xml:space="preserve">comparing their uncertainty figures.</w:t>
       </w:r>
     </w:p>
-    <w:bookmarkEnd w:id="152"/>
-    <w:bookmarkEnd w:id="153"/>
-    <w:bookmarkStart w:id="154" w:name="exercises-7"/>
+    <w:bookmarkEnd w:id="164"/>
+    <w:bookmarkEnd w:id="165"/>
+    <w:bookmarkStart w:id="166" w:name="exercises-8"/>
     <w:p>
       <w:pPr>
         <w:pStyle w:val="Heading2"/>
       </w:pPr>
       <w:r>
-        <w:t xml:space="preserve">8.11 Exercises</w:t>
+        <w:t xml:space="preserve">9.11 Exercises</w:t>
       </w:r>
     </w:p>
     <w:p>
@@ -40894,7 +45188,7 @@
         <w:pStyle w:val="Compact"/>
         <w:numPr>
           <w:ilvl w:val="0"/>
-          <w:numId w:val="1009"/>
+          <w:numId w:val="1010"/>
         </w:numPr>
       </w:pPr>
       <w:r>
@@ -40906,7 +45200,7 @@
         <w:pStyle w:val="Compact"/>
         <w:numPr>
           <w:ilvl w:val="0"/>
-          <w:numId w:val="1009"/>
+          <w:numId w:val="1010"/>
         </w:numPr>
       </w:pPr>
       <w:r>
@@ -40918,7 +45212,7 @@
         <w:pStyle w:val="Compact"/>
         <w:numPr>
           <w:ilvl w:val="0"/>
-          <w:numId w:val="1009"/>
+          <w:numId w:val="1010"/>
         </w:numPr>
       </w:pPr>
       <w:r>
@@ -40930,7 +45224,7 @@
         <w:pStyle w:val="Compact"/>
         <w:numPr>
           <w:ilvl w:val="0"/>
-          <w:numId w:val="1009"/>
+          <w:numId w:val="1010"/>
         </w:numPr>
       </w:pPr>
       <w:r>
@@ -40947,24 +45241,24 @@
         <w:t xml:space="preserve">Change the error matrix so the map omits more forest (change the second row to 25, 75). Recompute the adjusted forest area and its interval, and explain which way omission error pushes the adjustment.</w:t>
       </w:r>
     </w:p>
-    <w:bookmarkEnd w:id="154"/>
-    <w:bookmarkEnd w:id="155"/>
-    <w:bookmarkStart w:id="184" w:name="time-series"/>
+    <w:bookmarkEnd w:id="166"/>
+    <w:bookmarkEnd w:id="167"/>
+    <w:bookmarkStart w:id="196" w:name="time-series"/>
     <w:p>
       <w:pPr>
         <w:pStyle w:val="Heading1"/>
       </w:pPr>
       <w:r>
-        <w:t xml:space="preserve">9. Time Series</w:t>
+        <w:t xml:space="preserve">10. Time Series</w:t>
       </w:r>
     </w:p>
-    <w:bookmarkStart w:id="156" w:name="data-cubes"/>
+    <w:bookmarkStart w:id="168" w:name="data-cubes"/>
     <w:p>
       <w:pPr>
         <w:pStyle w:val="Heading2"/>
       </w:pPr>
       <w:r>
-        <w:t xml:space="preserve">9.1 Data cubes</w:t>
+        <w:t xml:space="preserve">10.1 Data cubes</w:t>
       </w:r>
     </w:p>
     <w:p>
@@ -42842,14 +47136,14 @@
         <w:t xml:space="preserve">#&gt;    108   2688</w:t>
       </w:r>
     </w:p>
-    <w:bookmarkEnd w:id="156"/>
-    <w:bookmarkStart w:id="166" w:name="the-two-planes"/>
+    <w:bookmarkEnd w:id="168"/>
+    <w:bookmarkStart w:id="178" w:name="the-two-planes"/>
     <w:p>
       <w:pPr>
         <w:pStyle w:val="Heading2"/>
       </w:pPr>
       <w:r>
-        <w:t xml:space="preserve">9.2 The two planes</w:t>
+        <w:t xml:space="preserve">10.2 The two planes</w:t>
       </w:r>
     </w:p>
     <w:p>
@@ -42869,18 +47163,18 @@
           <wp:inline>
             <wp:extent cx="5943600" cy="4754880"/>
             <wp:effectExtent b="0" l="0" r="0" t="0"/>
-            <wp:docPr descr="Geometry of a space-time cube. Each horizontal sheet is one date. Cutting horizontally gives the spatial plane, a map; cutting vertically through a single pixel gives the temporal plane, a profile. The detail at right shows the fourth axis: every date is itself a stack of spectral bands." title="" id="158" name="Picture"/>
+            <wp:docPr descr="Geometry of a space-time cube. Each horizontal sheet is one date. Cutting horizontally gives the spatial plane, a map; cutting vertically through a single pixel gives the temporal plane, a profile. The detail at right shows the fourth axis: every date is itself a stack of spectral bands." title="" id="170" name="Picture"/>
             <a:graphic>
               <a:graphicData uri="http://schemas.openxmlformats.org/drawingml/2006/picture">
                 <pic:pic>
                   <pic:nvPicPr>
-                    <pic:cNvPr descr="08-time-series_files/figure-docx/unnamed-chunk-2-1.png" id="159" name="Picture"/>
+                    <pic:cNvPr descr="08-time-series_files/figure-docx/unnamed-chunk-2-1.png" id="171" name="Picture"/>
                     <pic:cNvPicPr>
                       <a:picLocks noChangeArrowheads="1" noChangeAspect="1"/>
                     </pic:cNvPicPr>
                   </pic:nvPicPr>
                   <pic:blipFill>
-                    <a:blip r:embed="rId157"/>
+                    <a:blip r:embed="rId169"/>
                     <a:stretch>
                       <a:fillRect/>
                     </a:stretch>
@@ -43123,18 +47417,18 @@
           <wp:inline>
             <wp:extent cx="5943600" cy="4754880"/>
             <wp:effectExtent b="0" l="0" r="0" t="0"/>
-            <wp:docPr descr="" title="" id="161" name="Picture"/>
+            <wp:docPr descr="" title="" id="173" name="Picture"/>
             <a:graphic>
               <a:graphicData uri="http://schemas.openxmlformats.org/drawingml/2006/picture">
                 <pic:pic>
                   <pic:nvPicPr>
-                    <pic:cNvPr descr="08-time-series_files/figure-docx/unnamed-chunk-3-1.png" id="162" name="Picture"/>
+                    <pic:cNvPr descr="08-time-series_files/figure-docx/unnamed-chunk-3-1.png" id="174" name="Picture"/>
                     <pic:cNvPicPr>
                       <a:picLocks noChangeArrowheads="1" noChangeAspect="1"/>
                     </pic:cNvPicPr>
                   </pic:nvPicPr>
                   <pic:blipFill>
-                    <a:blip r:embed="rId160"/>
+                    <a:blip r:embed="rId172"/>
                     <a:stretch>
                       <a:fillRect/>
                     </a:stretch>
@@ -43882,18 +48176,18 @@
           <wp:inline>
             <wp:extent cx="5943600" cy="4754880"/>
             <wp:effectExtent b="0" l="0" r="0" t="0"/>
-            <wp:docPr descr="" title="" id="164" name="Picture"/>
+            <wp:docPr descr="" title="" id="176" name="Picture"/>
             <a:graphic>
               <a:graphicData uri="http://schemas.openxmlformats.org/drawingml/2006/picture">
                 <pic:pic>
                   <pic:nvPicPr>
-                    <pic:cNvPr descr="08-time-series_files/figure-docx/unnamed-chunk-4-1.png" id="165" name="Picture"/>
+                    <pic:cNvPr descr="08-time-series_files/figure-docx/unnamed-chunk-4-1.png" id="177" name="Picture"/>
                     <pic:cNvPicPr>
                       <a:picLocks noChangeArrowheads="1" noChangeAspect="1"/>
                     </pic:cNvPicPr>
                   </pic:nvPicPr>
                   <pic:blipFill>
-                    <a:blip r:embed="rId163"/>
+                    <a:blip r:embed="rId175"/>
                     <a:stretch>
                       <a:fillRect/>
                     </a:stretch>
@@ -43928,14 +48222,14 @@
         <w:t xml:space="preserve">The saw-tooth is the seasonal cycle, present in both pixels throughout. The step down in the red line during 2021 is the fire. Note how much larger the annual swing is than the trend it rides on: the disturbance is obvious because it is abrupt, but the slow decline underneath is nearly invisible against the seasonality.</w:t>
       </w:r>
     </w:p>
-    <w:bookmarkEnd w:id="166"/>
-    <w:bookmarkStart w:id="170" w:name="seasonality-and-randomness"/>
+    <w:bookmarkEnd w:id="178"/>
+    <w:bookmarkStart w:id="182" w:name="seasonality-and-randomness"/>
     <w:p>
       <w:pPr>
         <w:pStyle w:val="Heading2"/>
       </w:pPr>
       <w:r>
-        <w:t xml:space="preserve">9.3 Seasonality and randomness</w:t>
+        <w:t xml:space="preserve">10.3 Seasonality and randomness</w:t>
       </w:r>
     </w:p>
     <w:p>
@@ -44179,18 +48473,18 @@
           <wp:inline>
             <wp:extent cx="5943600" cy="4754880"/>
             <wp:effectExtent b="0" l="0" r="0" t="0"/>
-            <wp:docPr descr="" title="" id="168" name="Picture"/>
+            <wp:docPr descr="" title="" id="180" name="Picture"/>
             <a:graphic>
               <a:graphicData uri="http://schemas.openxmlformats.org/drawingml/2006/picture">
                 <pic:pic>
                   <pic:nvPicPr>
-                    <pic:cNvPr descr="08-time-series_files/figure-docx/unnamed-chunk-5-1.png" id="169" name="Picture"/>
+                    <pic:cNvPr descr="08-time-series_files/figure-docx/unnamed-chunk-5-1.png" id="181" name="Picture"/>
                     <pic:cNvPicPr>
                       <a:picLocks noChangeArrowheads="1" noChangeAspect="1"/>
                     </pic:cNvPicPr>
                   </pic:nvPicPr>
                   <pic:blipFill>
-                    <a:blip r:embed="rId167"/>
+                    <a:blip r:embed="rId179"/>
                     <a:stretch>
                       <a:fillRect/>
                     </a:stretch>
@@ -44504,14 +48798,14 @@
         <w:t xml:space="preserve">This is the distinction the whole chapter turns on. The seasonal component is nature’s oscillation: deterministic, repeating, and therefore removable, either by decomposition or simply by always comparing like with like. The remainder is nature’s randomness together with sensor error: irreducible, and the honest floor on how precisely any single observation can be known. Confusing the two is expensive. Seasonality mistaken for randomness inflates the error bars you report and costs credits to the uncertainty deduction. Seasonality mistaken for trend invents change that never happened.</w:t>
       </w:r>
     </w:p>
-    <w:bookmarkEnd w:id="170"/>
-    <w:bookmarkStart w:id="171" w:name="sampling-and-aliasing"/>
+    <w:bookmarkEnd w:id="182"/>
+    <w:bookmarkStart w:id="183" w:name="sampling-and-aliasing"/>
     <w:p>
       <w:pPr>
         <w:pStyle w:val="Heading2"/>
       </w:pPr>
       <w:r>
-        <w:t xml:space="preserve">9.4 Sampling and aliasing</w:t>
+        <w:t xml:space="preserve">10.4 Sampling and aliasing</w:t>
       </w:r>
     </w:p>
     <w:p>
@@ -45419,17 +49713,17 @@
         <w:pStyle w:val="BodyText"/>
       </w:pPr>
       <w:r>
-        <w:t xml:space="preserve">This is where the chapter connects back to the previous one. Chapter 7 propagated uncertainty through an equation, taking the input distributions as given. Here the input distribution is itself a product of a design decision. Compositing to a fixed seasonal window before any comparison is not data cleaning, it is uncertainty reduction, and it is the cheapest available: it costs nothing but discipline and it removes a variance component that dwarfs the quantity being estimated.</w:t>
+        <w:t xml:space="preserve">This is where the chapter connects back to the previous one. The uncertainty chapter propagated error through an equation, taking the input distributions as given. Here the input distribution is itself a product of a design decision. Compositing to a fixed seasonal window before any comparison is not data cleaning, it is uncertainty reduction, and it is the cheapest available: it costs nothing but discipline and it removes a variance component that dwarfs the quantity being estimated.</w:t>
       </w:r>
     </w:p>
-    <w:bookmarkEnd w:id="171"/>
-    <w:bookmarkStart w:id="172" w:name="compositing-to-an-annual-cube"/>
+    <w:bookmarkEnd w:id="183"/>
+    <w:bookmarkStart w:id="184" w:name="compositing-to-an-annual-cube"/>
     <w:p>
       <w:pPr>
         <w:pStyle w:val="Heading2"/>
       </w:pPr>
       <w:r>
-        <w:t xml:space="preserve">9.5 Compositing to an annual cube</w:t>
+        <w:t xml:space="preserve">10.5 Compositing to an annual cube</w:t>
       </w:r>
     </w:p>
     <w:p>
@@ -45811,14 +50105,14 @@
         <w:t xml:space="preserve">#&gt; [1] 9</w:t>
       </w:r>
     </w:p>
-    <w:bookmarkEnd w:id="172"/>
-    <w:bookmarkStart w:id="176" w:name="temporal-reduction"/>
+    <w:bookmarkEnd w:id="184"/>
+    <w:bookmarkStart w:id="188" w:name="temporal-reduction"/>
     <w:p>
       <w:pPr>
         <w:pStyle w:val="Heading2"/>
       </w:pPr>
       <w:r>
-        <w:t xml:space="preserve">9.6 Temporal reduction</w:t>
+        <w:t xml:space="preserve">10.6 Temporal reduction</w:t>
       </w:r>
     </w:p>
     <w:p>
@@ -45996,18 +50290,18 @@
           <wp:inline>
             <wp:extent cx="5943600" cy="4754880"/>
             <wp:effectExtent b="0" l="0" r="0" t="0"/>
-            <wp:docPr descr="" title="" id="174" name="Picture"/>
+            <wp:docPr descr="" title="" id="186" name="Picture"/>
             <a:graphic>
               <a:graphicData uri="http://schemas.openxmlformats.org/drawingml/2006/picture">
                 <pic:pic>
                   <pic:nvPicPr>
-                    <pic:cNvPr descr="08-time-series_files/figure-docx/unnamed-chunk-10-1.png" id="175" name="Picture"/>
+                    <pic:cNvPr descr="08-time-series_files/figure-docx/unnamed-chunk-10-1.png" id="187" name="Picture"/>
                     <pic:cNvPicPr>
                       <a:picLocks noChangeArrowheads="1" noChangeAspect="1"/>
                     </pic:cNvPicPr>
                   </pic:nvPicPr>
                   <pic:blipFill>
-                    <a:blip r:embed="rId173"/>
+                    <a:blip r:embed="rId185"/>
                     <a:stretch>
                       <a:fillRect/>
                     </a:stretch>
@@ -46042,14 +50336,14 @@
         <w:t xml:space="preserve">High temporal SD is the signature of disturbance: stable forest barely varies year to year once the season is controlled, so the burned block lights up.</w:t>
       </w:r>
     </w:p>
-    <w:bookmarkEnd w:id="176"/>
-    <w:bookmarkStart w:id="180" w:name="trends"/>
+    <w:bookmarkEnd w:id="188"/>
+    <w:bookmarkStart w:id="192" w:name="trends"/>
     <w:p>
       <w:pPr>
         <w:pStyle w:val="Heading2"/>
       </w:pPr>
       <w:r>
-        <w:t xml:space="preserve">9.7 Trends</w:t>
+        <w:t xml:space="preserve">10.7 Trends</w:t>
       </w:r>
     </w:p>
     <w:p>
@@ -46338,18 +50632,18 @@
           <wp:inline>
             <wp:extent cx="5943600" cy="4754880"/>
             <wp:effectExtent b="0" l="0" r="0" t="0"/>
-            <wp:docPr descr="" title="" id="178" name="Picture"/>
+            <wp:docPr descr="" title="" id="190" name="Picture"/>
             <a:graphic>
               <a:graphicData uri="http://schemas.openxmlformats.org/drawingml/2006/picture">
                 <pic:pic>
                   <pic:nvPicPr>
-                    <pic:cNvPr descr="08-time-series_files/figure-docx/unnamed-chunk-11-1.png" id="179" name="Picture"/>
+                    <pic:cNvPr descr="08-time-series_files/figure-docx/unnamed-chunk-11-1.png" id="191" name="Picture"/>
                     <pic:cNvPicPr>
                       <a:picLocks noChangeArrowheads="1" noChangeAspect="1"/>
                     </pic:cNvPicPr>
                   </pic:nvPicPr>
                   <pic:blipFill>
-                    <a:blip r:embed="rId177"/>
+                    <a:blip r:embed="rId189"/>
                     <a:stretch>
                       <a:fillRect/>
                     </a:stretch>
@@ -46384,14 +50678,14 @@
         <w:t xml:space="preserve">Strong negative slopes mark sustained loss. This is the engine of trend-based monitoring: a whole landscape of time series reduced to one map of who is gaining and who is losing.</w:t>
       </w:r>
     </w:p>
-    <w:bookmarkEnd w:id="180"/>
-    <w:bookmarkStart w:id="181" w:name="detecting-the-event"/>
+    <w:bookmarkEnd w:id="192"/>
+    <w:bookmarkStart w:id="193" w:name="detecting-the-event"/>
     <w:p>
       <w:pPr>
         <w:pStyle w:val="Heading2"/>
       </w:pPr>
       <w:r>
-        <w:t xml:space="preserve">9.8 Detecting the event</w:t>
+        <w:t xml:space="preserve">10.8 Detecting the event</w:t>
       </w:r>
     </w:p>
     <w:p>
@@ -46729,14 +51023,14 @@
         <w:t xml:space="preserve">#&gt; [1] 2.25</w:t>
       </w:r>
     </w:p>
-    <w:bookmarkEnd w:id="181"/>
-    <w:bookmarkStart w:id="182" w:name="keystone-ipcc-tier-1-fire-emissions"/>
+    <w:bookmarkEnd w:id="193"/>
+    <w:bookmarkStart w:id="194" w:name="keystone-ipcc-tier-1-fire-emissions"/>
     <w:p>
       <w:pPr>
         <w:pStyle w:val="Heading2"/>
       </w:pPr>
       <w:r>
-        <w:t xml:space="preserve">9.9 Keystone: IPCC Tier 1 fire emissions</w:t>
+        <w:t xml:space="preserve">10.9 Keystone: IPCC Tier 1 fire emissions</w:t>
       </w:r>
     </w:p>
     <w:p>
@@ -47769,17 +52063,17 @@
         <w:t xml:space="preserve"> </w:t>
       </w:r>
       <w:r>
-        <w:t xml:space="preserve">as known exactly, which it is not: it came from a threshold applied to a differenced cube, and both the threshold and the dates feeding it are choices. The area-adjusted accuracy of Chapter 7 is how that term is estimated properly, and a complete Tier 2 statement would carry it into this same simulation alongside the factors.</w:t>
+        <w:t xml:space="preserve">as known exactly, which it is not: it came from a threshold applied to a differenced cube, and both the threshold and the dates feeding it are choices. The area-adjusted accuracy of the uncertainty chapter is how that term is estimated properly, and a complete Tier 2 statement would carry it into this same simulation alongside the factors.</w:t>
       </w:r>
     </w:p>
-    <w:bookmarkEnd w:id="182"/>
-    <w:bookmarkStart w:id="183" w:name="exercises-8"/>
+    <w:bookmarkEnd w:id="194"/>
+    <w:bookmarkStart w:id="195" w:name="exercises-9"/>
     <w:p>
       <w:pPr>
         <w:pStyle w:val="Heading2"/>
       </w:pPr>
       <w:r>
-        <w:t xml:space="preserve">9.10 Exercises</w:t>
+        <w:t xml:space="preserve">10.10 Exercises</w:t>
       </w:r>
     </w:p>
     <w:p>
@@ -47787,7 +52081,7 @@
         <w:pStyle w:val="Compact"/>
         <w:numPr>
           <w:ilvl w:val="0"/>
-          <w:numId w:val="1010"/>
+          <w:numId w:val="1011"/>
         </w:numPr>
       </w:pPr>
       <w:r>
@@ -47814,7 +52108,7 @@
         <w:pStyle w:val="Compact"/>
         <w:numPr>
           <w:ilvl w:val="0"/>
-          <w:numId w:val="1010"/>
+          <w:numId w:val="1011"/>
         </w:numPr>
       </w:pPr>
       <w:r>
@@ -47826,7 +52120,7 @@
         <w:pStyle w:val="Compact"/>
         <w:numPr>
           <w:ilvl w:val="0"/>
-          <w:numId w:val="1010"/>
+          <w:numId w:val="1011"/>
         </w:numPr>
       </w:pPr>
       <w:r>
@@ -47838,7 +52132,7 @@
         <w:pStyle w:val="Compact"/>
         <w:numPr>
           <w:ilvl w:val="0"/>
-          <w:numId w:val="1010"/>
+          <w:numId w:val="1011"/>
         </w:numPr>
       </w:pPr>
       <w:r>
@@ -47880,7 +52174,7 @@
         <w:pStyle w:val="Compact"/>
         <w:numPr>
           <w:ilvl w:val="0"/>
-          <w:numId w:val="1010"/>
+          <w:numId w:val="1011"/>
         </w:numPr>
       </w:pPr>
       <w:r>
@@ -47892,7 +52186,7 @@
         <w:pStyle w:val="Compact"/>
         <w:numPr>
           <w:ilvl w:val="0"/>
-          <w:numId w:val="1010"/>
+          <w:numId w:val="1011"/>
         </w:numPr>
       </w:pPr>
       <w:r>
@@ -47904,7 +52198,7 @@
         <w:pStyle w:val="Compact"/>
         <w:numPr>
           <w:ilvl w:val="0"/>
-          <w:numId w:val="1010"/>
+          <w:numId w:val="1011"/>
         </w:numPr>
       </w:pPr>
       <w:r>
@@ -47921,24 +52215,24 @@
         <w:t xml:space="preserve">Using the Monte Carlo output, report the median CO2 and its 95% interval, then state which of the three factors (fuel load, combustion factor, emission factor) you would most want to measure locally to narrow the interval.</w:t>
       </w:r>
     </w:p>
-    <w:bookmarkEnd w:id="183"/>
-    <w:bookmarkEnd w:id="184"/>
-    <w:bookmarkStart w:id="201" w:name="spatial-patterns"/>
+    <w:bookmarkEnd w:id="195"/>
+    <w:bookmarkEnd w:id="196"/>
+    <w:bookmarkStart w:id="213" w:name="spatial-patterns"/>
     <w:p>
       <w:pPr>
         <w:pStyle w:val="Heading1"/>
       </w:pPr>
       <w:r>
-        <w:t xml:space="preserve">10. Spatial Patterns</w:t>
+        <w:t xml:space="preserve">11. Spatial Patterns</w:t>
       </w:r>
     </w:p>
-    <w:bookmarkStart w:id="185" w:name="point-patterns"/>
+    <w:bookmarkStart w:id="197" w:name="point-patterns"/>
     <w:p>
       <w:pPr>
         <w:pStyle w:val="Heading2"/>
       </w:pPr>
       <w:r>
-        <w:t xml:space="preserve">10.1 Point patterns</w:t>
+        <w:t xml:space="preserve">11.1 Point patterns</w:t>
       </w:r>
     </w:p>
     <w:p>
@@ -48315,14 +52609,14 @@
         <w:t xml:space="preserve">The printout reports the number of points and the window: a little over 1,600 seedlings in a 200 by 200 metre plot. That is the pattern whose structure we now interrogate.</w:t>
       </w:r>
     </w:p>
-    <w:bookmarkEnd w:id="185"/>
-    <w:bookmarkStart w:id="189" w:name="spatial-randomness"/>
+    <w:bookmarkEnd w:id="197"/>
+    <w:bookmarkStart w:id="201" w:name="spatial-randomness"/>
     <w:p>
       <w:pPr>
         <w:pStyle w:val="Heading2"/>
       </w:pPr>
       <w:r>
-        <w:t xml:space="preserve">10.2 Spatial randomness</w:t>
+        <w:t xml:space="preserve">11.2 Spatial randomness</w:t>
       </w:r>
     </w:p>
     <w:p>
@@ -48455,18 +52749,18 @@
           <wp:inline>
             <wp:extent cx="5943600" cy="4754880"/>
             <wp:effectExtent b="0" l="0" r="0" t="0"/>
-            <wp:docPr descr="" title="" id="187" name="Picture"/>
+            <wp:docPr descr="" title="" id="199" name="Picture"/>
             <a:graphic>
               <a:graphicData uri="http://schemas.openxmlformats.org/drawingml/2006/picture">
                 <pic:pic>
                   <pic:nvPicPr>
-                    <pic:cNvPr descr="09-spatial-patterns_files/figure-docx/unnamed-chunk-2-1.png" id="188" name="Picture"/>
+                    <pic:cNvPr descr="09-spatial-patterns_files/figure-docx/unnamed-chunk-2-1.png" id="200" name="Picture"/>
                     <pic:cNvPicPr>
                       <a:picLocks noChangeArrowheads="1" noChangeAspect="1"/>
                     </pic:cNvPicPr>
                   </pic:nvPicPr>
                   <pic:blipFill>
-                    <a:blip r:embed="rId186"/>
+                    <a:blip r:embed="rId198"/>
                     <a:stretch>
                       <a:fillRect/>
                     </a:stretch>
@@ -48493,14 +52787,14 @@
         </w:drawing>
       </w:r>
     </w:p>
-    <w:bookmarkEnd w:id="189"/>
-    <w:bookmarkStart w:id="193" w:name="intensity"/>
+    <w:bookmarkEnd w:id="201"/>
+    <w:bookmarkStart w:id="205" w:name="intensity"/>
     <w:p>
       <w:pPr>
         <w:pStyle w:val="Heading2"/>
       </w:pPr>
       <w:r>
-        <w:t xml:space="preserve">10.3 Intensity</w:t>
+        <w:t xml:space="preserve">11.3 Intensity</w:t>
       </w:r>
     </w:p>
     <w:p>
@@ -48660,18 +52954,18 @@
           <wp:inline>
             <wp:extent cx="5943600" cy="4754880"/>
             <wp:effectExtent b="0" l="0" r="0" t="0"/>
-            <wp:docPr descr="" title="" id="191" name="Picture"/>
+            <wp:docPr descr="" title="" id="203" name="Picture"/>
             <a:graphic>
               <a:graphicData uri="http://schemas.openxmlformats.org/drawingml/2006/picture">
                 <pic:pic>
                   <pic:nvPicPr>
-                    <pic:cNvPr descr="09-spatial-patterns_files/figure-docx/unnamed-chunk-3-1.png" id="192" name="Picture"/>
+                    <pic:cNvPr descr="09-spatial-patterns_files/figure-docx/unnamed-chunk-3-1.png" id="204" name="Picture"/>
                     <pic:cNvPicPr>
                       <a:picLocks noChangeArrowheads="1" noChangeAspect="1"/>
                     </pic:cNvPicPr>
                   </pic:nvPicPr>
                   <pic:blipFill>
-                    <a:blip r:embed="rId190"/>
+                    <a:blip r:embed="rId202"/>
                     <a:stretch>
                       <a:fillRect/>
                     </a:stretch>
@@ -48706,14 +53000,14 @@
         <w:t xml:space="preserve">Regeneration is patchy, not uniform: dense pockets sit near surviving seed sources and gentler, wetter ground, while other areas stay bare. That spatial unevenness is the signal, and explaining it is what the disturbance and terrain covariates in the study were for.</w:t>
       </w:r>
     </w:p>
-    <w:bookmarkEnd w:id="193"/>
-    <w:bookmarkStart w:id="194" w:name="nearest-neighbour"/>
+    <w:bookmarkEnd w:id="205"/>
+    <w:bookmarkStart w:id="206" w:name="nearest-neighbour"/>
     <w:p>
       <w:pPr>
         <w:pStyle w:val="Heading2"/>
       </w:pPr>
       <w:r>
-        <w:t xml:space="preserve">10.4 Nearest neighbour</w:t>
+        <w:t xml:space="preserve">11.4 Nearest neighbour</w:t>
       </w:r>
     </w:p>
     <w:p>
@@ -49099,14 +53393,14 @@
         <w:t xml:space="preserve">The ratio sits well below one: seedlings are closer to one another than randomness would allow, the quantitative signature of clustered regeneration.</w:t>
       </w:r>
     </w:p>
-    <w:bookmarkEnd w:id="194"/>
-    <w:bookmarkStart w:id="198" w:name="ripleys-k"/>
+    <w:bookmarkEnd w:id="206"/>
+    <w:bookmarkStart w:id="210" w:name="ripleys-k"/>
     <w:p>
       <w:pPr>
         <w:pStyle w:val="Heading2"/>
       </w:pPr>
       <w:r>
-        <w:t xml:space="preserve">10.5 Ripley’s K</w:t>
+        <w:t xml:space="preserve">11.5 Ripley’s K</w:t>
       </w:r>
     </w:p>
     <w:p>
@@ -49248,18 +53542,18 @@
           <wp:inline>
             <wp:extent cx="5943600" cy="4754880"/>
             <wp:effectExtent b="0" l="0" r="0" t="0"/>
-            <wp:docPr descr="" title="" id="196" name="Picture"/>
+            <wp:docPr descr="" title="" id="208" name="Picture"/>
             <a:graphic>
               <a:graphicData uri="http://schemas.openxmlformats.org/drawingml/2006/picture">
                 <pic:pic>
                   <pic:nvPicPr>
-                    <pic:cNvPr descr="09-spatial-patterns_files/figure-docx/unnamed-chunk-5-1.png" id="197" name="Picture"/>
+                    <pic:cNvPr descr="09-spatial-patterns_files/figure-docx/unnamed-chunk-5-1.png" id="209" name="Picture"/>
                     <pic:cNvPicPr>
                       <a:picLocks noChangeArrowheads="1" noChangeAspect="1"/>
                     </pic:cNvPicPr>
                   </pic:nvPicPr>
                   <pic:blipFill>
-                    <a:blip r:embed="rId195"/>
+                    <a:blip r:embed="rId207"/>
                     <a:stretch>
                       <a:fillRect/>
                     </a:stretch>
@@ -49294,14 +53588,14 @@
         <w:t xml:space="preserve">Where the observed curve rises above the envelope the pattern is more clustered than random at that distance; below it, more regular. The seedlings sit above the envelope across the mapped range, confirming clustering is real and not an artefact of a few tight groups, and the scale-explicit view is why K, and its variance-stabilised form the L function, is the workhorse of the field.</w:t>
       </w:r>
     </w:p>
-    <w:bookmarkEnd w:id="198"/>
-    <w:bookmarkStart w:id="199" w:name="keystone-seedlings"/>
+    <w:bookmarkEnd w:id="210"/>
+    <w:bookmarkStart w:id="211" w:name="keystone-seedlings"/>
     <w:p>
       <w:pPr>
         <w:pStyle w:val="Heading2"/>
       </w:pPr>
       <w:r>
-        <w:t xml:space="preserve">10.6 Keystone: seedlings</w:t>
+        <w:t xml:space="preserve">11.6 Keystone: seedlings</w:t>
       </w:r>
     </w:p>
     <w:p>
@@ -49637,14 +53931,14 @@
         <w:t xml:space="preserve">Every species returns a ratio below one. The paper then models the intensity surface against the disturbance and terrain covariates with inhomogeneous Cox process models, showing that areas of overlapping beetle mortality and high-severity fire had significantly reduced pine regeneration. That covariate model is the natural next step beyond this book: the foundations here, CSR, intensity, nearest-neighbour, Ripley’s K, are what it is built on, and an auditor who understands them can read and challenge such a result.</w:t>
       </w:r>
     </w:p>
-    <w:bookmarkEnd w:id="199"/>
-    <w:bookmarkStart w:id="200" w:name="exercises-9"/>
+    <w:bookmarkEnd w:id="211"/>
+    <w:bookmarkStart w:id="212" w:name="exercises-10"/>
     <w:p>
       <w:pPr>
         <w:pStyle w:val="Heading2"/>
       </w:pPr>
       <w:r>
-        <w:t xml:space="preserve">10.7 Exercises</w:t>
+        <w:t xml:space="preserve">11.7 Exercises</w:t>
       </w:r>
     </w:p>
     <w:p>
@@ -49652,7 +53946,7 @@
         <w:pStyle w:val="Compact"/>
         <w:numPr>
           <w:ilvl w:val="0"/>
-          <w:numId w:val="1011"/>
+          <w:numId w:val="1012"/>
         </w:numPr>
       </w:pPr>
       <w:r>
@@ -49679,7 +53973,7 @@
         <w:pStyle w:val="Compact"/>
         <w:numPr>
           <w:ilvl w:val="0"/>
-          <w:numId w:val="1011"/>
+          <w:numId w:val="1012"/>
         </w:numPr>
       </w:pPr>
       <w:r>
@@ -49709,7 +54003,7 @@
         <w:pStyle w:val="Compact"/>
         <w:numPr>
           <w:ilvl w:val="0"/>
-          <w:numId w:val="1011"/>
+          <w:numId w:val="1012"/>
         </w:numPr>
       </w:pPr>
       <w:r>
@@ -49745,7 +54039,7 @@
         <w:pStyle w:val="Compact"/>
         <w:numPr>
           <w:ilvl w:val="0"/>
-          <w:numId w:val="1011"/>
+          <w:numId w:val="1012"/>
         </w:numPr>
       </w:pPr>
       <w:r>
@@ -49762,9 +54056,9 @@
         <w:t xml:space="preserve">Detected clearings in a monitoring image are also a point pattern. Explain how Ripley’s K could distinguish scattered natural tree-fall from an organised, clustered harvest front, and why that distinction matters for attributing disturbance.</w:t>
       </w:r>
     </w:p>
-    <w:bookmarkEnd w:id="200"/>
-    <w:bookmarkEnd w:id="201"/>
-    <w:bookmarkStart w:id="207" w:name="automation-protocols-and-registries"/>
+    <w:bookmarkEnd w:id="212"/>
+    <w:bookmarkEnd w:id="213"/>
+    <w:bookmarkStart w:id="219" w:name="automation-protocols-and-registries"/>
     <w:p>
       <w:pPr>
         <w:pStyle w:val="Heading1"/>
@@ -49773,7 +54067,7 @@
         <w:t xml:space="preserve">Appendix A — Automation, Protocols and Registries</w:t>
       </w:r>
     </w:p>
-    <w:bookmarkStart w:id="202" w:name="beyond-the-analysis"/>
+    <w:bookmarkStart w:id="214" w:name="beyond-the-analysis"/>
     <w:p>
       <w:pPr>
         <w:pStyle w:val="Heading2"/>
@@ -49790,8 +54084,8 @@
         <w:t xml:space="preserve">A defensible result is only half the job. The other half is the discipline around it: making the work reproducible, governing the data to a recognised standard, and delivering credits into a registry that will accept them. This appendix sketches that surrounding practice. Its code is illustrative and is not run at render time.</w:t>
       </w:r>
     </w:p>
-    <w:bookmarkEnd w:id="202"/>
-    <w:bookmarkStart w:id="203" w:name="reproducible-runtimes"/>
+    <w:bookmarkEnd w:id="214"/>
+    <w:bookmarkStart w:id="215" w:name="reproducible-runtimes"/>
     <w:p>
       <w:pPr>
         <w:pStyle w:val="Heading2"/>
@@ -50036,8 +54330,8 @@
         <w:t xml:space="preserve"># render outputs with quarto::quarto_render()</w:t>
       </w:r>
     </w:p>
-    <w:bookmarkEnd w:id="203"/>
-    <w:bookmarkStart w:id="204" w:name="data-protocols-and-qaqc"/>
+    <w:bookmarkEnd w:id="215"/>
+    <w:bookmarkStart w:id="216" w:name="data-protocols-and-qaqc"/>
     <w:p>
       <w:pPr>
         <w:pStyle w:val="Heading2"/>
@@ -50266,8 +54560,8 @@
         <w:t xml:space="preserve">)</w:t>
       </w:r>
     </w:p>
-    <w:bookmarkEnd w:id="204"/>
-    <w:bookmarkStart w:id="205" w:name="registries"/>
+    <w:bookmarkEnd w:id="216"/>
+    <w:bookmarkStart w:id="217" w:name="registries"/>
     <w:p>
       <w:pPr>
         <w:pStyle w:val="Heading2"/>
@@ -50284,8 +54578,8 @@
         <w:t xml:space="preserve">Credits live or die at the registry. ART-TREES, Verra (VCS), and ACR each publish methodologies, uncertainty and accuracy requirements, and validation and verification procedures that a project must meet before issuance. The analytical chapters of this book map directly onto their requirements: the area check onto boundary and area rules, the accuracy assessment onto the mandatory confusion matrix, the Monte Carlo onto the uncertainty deduction, the fire-emissions chain onto the reporting equations. Knowing which registry a project targets, and reading its methodology as the specification the analysis must satisfy, is the final piece of the auditor’s craft.</w:t>
       </w:r>
     </w:p>
-    <w:bookmarkEnd w:id="205"/>
-    <w:bookmarkStart w:id="206" w:name="further-practice"/>
+    <w:bookmarkEnd w:id="217"/>
+    <w:bookmarkStart w:id="218" w:name="further-practice"/>
     <w:p>
       <w:pPr>
         <w:pStyle w:val="Heading2"/>
@@ -50317,9 +54611,9 @@
         <w:t xml:space="preserve">and version control, safeguards and QA/QC templates, and data-service automation, are where the habits of this book become an operational system. The analysis is the visible part; the reproducibility, governance, and registry alignment are what make it hold up under scrutiny.</w:t>
       </w:r>
     </w:p>
-    <w:bookmarkEnd w:id="206"/>
-    <w:bookmarkEnd w:id="207"/>
-    <w:bookmarkStart w:id="238" w:name="references"/>
+    <w:bookmarkEnd w:id="218"/>
+    <w:bookmarkEnd w:id="219"/>
+    <w:bookmarkStart w:id="253" w:name="references"/>
     <w:p>
       <w:pPr>
         <w:pStyle w:val="Heading1"/>
@@ -50328,8 +54622,8 @@
         <w:t xml:space="preserve">Appendix B — References</w:t>
       </w:r>
     </w:p>
-    <w:bookmarkStart w:id="237" w:name="refs"/>
-    <w:bookmarkStart w:id="209" w:name="ref-appel2019gdalcubes"/>
+    <w:bookmarkStart w:id="252" w:name="refs"/>
+    <w:bookmarkStart w:id="221" w:name="ref-appel2019gdalcubes"/>
     <w:p>
       <w:pPr>
         <w:pStyle w:val="Bibliography"/>
@@ -50366,7 +54660,7 @@
       <w:r>
         <w:t xml:space="preserve"> </w:t>
       </w:r>
-      <w:hyperlink r:id="rId208">
+      <w:hyperlink r:id="rId220">
         <w:r>
           <w:rPr>
             <w:rStyle w:val="Hyperlink"/>
@@ -50375,8 +54669,8 @@
         </w:r>
       </w:hyperlink>
     </w:p>
-    <w:bookmarkEnd w:id="209"/>
-    <w:bookmarkStart w:id="211" w:name="ref-baskerville1972"/>
+    <w:bookmarkEnd w:id="221"/>
+    <w:bookmarkStart w:id="223" w:name="ref-baskerville1972"/>
     <w:p>
       <w:pPr>
         <w:pStyle w:val="Bibliography"/>
@@ -50413,7 +54707,7 @@
       <w:r>
         <w:t xml:space="preserve"> </w:t>
       </w:r>
-      <w:hyperlink r:id="rId210">
+      <w:hyperlink r:id="rId222">
         <w:r>
           <w:rPr>
             <w:rStyle w:val="Hyperlink"/>
@@ -50422,14 +54716,14 @@
         </w:r>
       </w:hyperlink>
     </w:p>
-    <w:bookmarkEnd w:id="211"/>
-    <w:bookmarkStart w:id="212" w:name="ref-bivand2013asdar"/>
+    <w:bookmarkEnd w:id="223"/>
+    <w:bookmarkStart w:id="225" w:name="ref-batjes2011"/>
     <w:p>
       <w:pPr>
         <w:pStyle w:val="Bibliography"/>
       </w:pPr>
       <w:r>
-        <w:t xml:space="preserve">Bivand, R. S., Pebesma, E., &amp; Gómez-Rubio, V. (2013).</w:t>
+        <w:t xml:space="preserve">Batjes, N. H. (2011). Soil organic carbon stocks under native vegetation: Revised estimates for use with the simple assessment option of the carbon benefits project system.</w:t>
       </w:r>
       <w:r>
         <w:t xml:space="preserve"> </w:t>
@@ -50439,23 +54733,10 @@
           <w:i/>
           <w:iCs/>
         </w:rPr>
-        <w:t xml:space="preserve">Applied spatial data analysis with r</w:t>
-      </w:r>
-      <w:r>
-        <w:t xml:space="preserve"> </w:t>
-      </w:r>
-      <w:r>
-        <w:t xml:space="preserve">(2nd ed.). Springer.</w:t>
-      </w:r>
-    </w:p>
-    <w:bookmarkEnd w:id="212"/>
-    <w:bookmarkStart w:id="214" w:name="ref-chave2014"/>
-    <w:p>
-      <w:pPr>
-        <w:pStyle w:val="Bibliography"/>
-      </w:pPr>
-      <w:r>
-        <w:t xml:space="preserve">Chave, J., Réjou-Méchain, M., Búrquez, A., Chidumayo, E., Colgan, M. S., Delitti, W. B. C., Duque, A., Eid, T., Fearnside, P. M., Goodman, R. C., Henry, M., Martínez-Yrízar, A., Mugasha, W. A., Muller-Landau, H. C., Mencuccini, M., Nelson, B. W., Ngomanda, A., Nogueira, E. M., Ortiz-Malavassi, E., … Vieilledent, G. (2014). Improved allometric models to estimate the aboveground biomass of tropical trees.</w:t>
+        <w:t xml:space="preserve">Agriculture, Ecosystems and Environment</w:t>
+      </w:r>
+      <w:r>
+        <w:t xml:space="preserve">,</w:t>
       </w:r>
       <w:r>
         <w:t xml:space="preserve"> </w:t>
@@ -50465,10 +54746,31 @@
           <w:i/>
           <w:iCs/>
         </w:rPr>
-        <w:t xml:space="preserve">Global Change Biology</w:t>
-      </w:r>
-      <w:r>
-        <w:t xml:space="preserve">,</w:t>
+        <w:t xml:space="preserve">142</w:t>
+      </w:r>
+      <w:r>
+        <w:t xml:space="preserve">(3–4), 365–373.</w:t>
+      </w:r>
+      <w:r>
+        <w:t xml:space="preserve"> </w:t>
+      </w:r>
+      <w:hyperlink r:id="rId224">
+        <w:r>
+          <w:rPr>
+            <w:rStyle w:val="Hyperlink"/>
+          </w:rPr>
+          <w:t xml:space="preserve">https://doi.org/10.1016/j.agee.2011.06.007</w:t>
+        </w:r>
+      </w:hyperlink>
+    </w:p>
+    <w:bookmarkEnd w:id="225"/>
+    <w:bookmarkStart w:id="226" w:name="ref-bivand2013asdar"/>
+    <w:p>
+      <w:pPr>
+        <w:pStyle w:val="Bibliography"/>
+      </w:pPr>
+      <w:r>
+        <w:t xml:space="preserve">Bivand, R. S., Pebesma, E., &amp; Gómez-Rubio, V. (2013).</w:t>
       </w:r>
       <w:r>
         <w:t xml:space="preserve"> </w:t>
@@ -50478,6 +54780,45 @@
           <w:i/>
           <w:iCs/>
         </w:rPr>
+        <w:t xml:space="preserve">Applied spatial data analysis with r</w:t>
+      </w:r>
+      <w:r>
+        <w:t xml:space="preserve"> </w:t>
+      </w:r>
+      <w:r>
+        <w:t xml:space="preserve">(2nd ed.). Springer.</w:t>
+      </w:r>
+    </w:p>
+    <w:bookmarkEnd w:id="226"/>
+    <w:bookmarkStart w:id="228" w:name="ref-chave2014"/>
+    <w:p>
+      <w:pPr>
+        <w:pStyle w:val="Bibliography"/>
+      </w:pPr>
+      <w:r>
+        <w:t xml:space="preserve">Chave, J., Réjou-Méchain, M., Búrquez, A., Chidumayo, E., Colgan, M. S., Delitti, W. B. C., Duque, A., Eid, T., Fearnside, P. M., Goodman, R. C., Henry, M., Martínez-Yrízar, A., Mugasha, W. A., Muller-Landau, H. C., Mencuccini, M., Nelson, B. W., Ngomanda, A., Nogueira, E. M., Ortiz-Malavassi, E., … Vieilledent, G. (2014). Improved allometric models to estimate the aboveground biomass of tropical trees.</w:t>
+      </w:r>
+      <w:r>
+        <w:t xml:space="preserve"> </w:t>
+      </w:r>
+      <w:r>
+        <w:rPr>
+          <w:i/>
+          <w:iCs/>
+        </w:rPr>
+        <w:t xml:space="preserve">Global Change Biology</w:t>
+      </w:r>
+      <w:r>
+        <w:t xml:space="preserve">,</w:t>
+      </w:r>
+      <w:r>
+        <w:t xml:space="preserve"> </w:t>
+      </w:r>
+      <w:r>
+        <w:rPr>
+          <w:i/>
+          <w:iCs/>
+        </w:rPr>
         <w:t xml:space="preserve">20</w:t>
       </w:r>
       <w:r>
@@ -50486,7 +54827,7 @@
       <w:r>
         <w:t xml:space="preserve"> </w:t>
       </w:r>
-      <w:hyperlink r:id="rId213">
+      <w:hyperlink r:id="rId227">
         <w:r>
           <w:rPr>
             <w:rStyle w:val="Hyperlink"/>
@@ -50495,8 +54836,8 @@
         </w:r>
       </w:hyperlink>
     </w:p>
-    <w:bookmarkEnd w:id="214"/>
-    <w:bookmarkStart w:id="215" w:name="ref-cleveland1990stl"/>
+    <w:bookmarkEnd w:id="228"/>
+    <w:bookmarkStart w:id="229" w:name="ref-cleveland1990stl"/>
     <w:p>
       <w:pPr>
         <w:pStyle w:val="Bibliography"/>
@@ -50540,8 +54881,8 @@
         <w:t xml:space="preserve">(1), 3–73.</w:t>
       </w:r>
     </w:p>
-    <w:bookmarkEnd w:id="215"/>
-    <w:bookmarkStart w:id="217" w:name="ref-hansen2013forest"/>
+    <w:bookmarkEnd w:id="229"/>
+    <w:bookmarkStart w:id="231" w:name="ref-hansen2013forest"/>
     <w:p>
       <w:pPr>
         <w:pStyle w:val="Bibliography"/>
@@ -50578,7 +54919,7 @@
       <w:r>
         <w:t xml:space="preserve"> </w:t>
       </w:r>
-      <w:hyperlink r:id="rId216">
+      <w:hyperlink r:id="rId230">
         <w:r>
           <w:rPr>
             <w:rStyle w:val="Hyperlink"/>
@@ -50587,8 +54928,8 @@
         </w:r>
       </w:hyperlink>
     </w:p>
-    <w:bookmarkEnd w:id="217"/>
-    <w:bookmarkStart w:id="218" w:name="ref-hastie2009esl"/>
+    <w:bookmarkEnd w:id="231"/>
+    <w:bookmarkStart w:id="232" w:name="ref-hastie2009esl"/>
     <w:p>
       <w:pPr>
         <w:pStyle w:val="Bibliography"/>
@@ -50613,8 +54954,8 @@
         <w:t xml:space="preserve">(2nd ed.). Springer.</w:t>
       </w:r>
     </w:p>
-    <w:bookmarkEnd w:id="218"/>
-    <w:bookmarkStart w:id="220" w:name="ref-hijmans2024terra"/>
+    <w:bookmarkEnd w:id="232"/>
+    <w:bookmarkStart w:id="234" w:name="ref-hijmans2024terra"/>
     <w:p>
       <w:pPr>
         <w:pStyle w:val="Bibliography"/>
@@ -50638,7 +54979,7 @@
       <w:r>
         <w:t xml:space="preserve"> </w:t>
       </w:r>
-      <w:hyperlink r:id="rId219">
+      <w:hyperlink r:id="rId233">
         <w:r>
           <w:rPr>
             <w:rStyle w:val="Hyperlink"/>
@@ -50647,8 +54988,8 @@
         </w:r>
       </w:hyperlink>
     </w:p>
-    <w:bookmarkEnd w:id="220"/>
-    <w:bookmarkStart w:id="221" w:name="ref-ipcc2006gl"/>
+    <w:bookmarkEnd w:id="234"/>
+    <w:bookmarkStart w:id="235" w:name="ref-ipcc2006gl"/>
     <w:p>
       <w:pPr>
         <w:pStyle w:val="Bibliography"/>
@@ -50670,14 +55011,14 @@
         <w:t xml:space="preserve">. Institute for Global Environmental Strategies.</w:t>
       </w:r>
     </w:p>
-    <w:bookmarkEnd w:id="221"/>
-    <w:bookmarkStart w:id="223" w:name="ref-jenkins2003biomass"/>
+    <w:bookmarkEnd w:id="235"/>
+    <w:bookmarkStart w:id="236" w:name="ref-ipcc2019refinement"/>
     <w:p>
       <w:pPr>
         <w:pStyle w:val="Bibliography"/>
       </w:pPr>
       <w:r>
-        <w:t xml:space="preserve">Jenkins, J. C., Chojnacky, D. C., Heath, L. S., &amp; Birdsey, R. A. (2003). National-scale biomass estimators for united states tree species.</w:t>
+        <w:t xml:space="preserve">IPCC. (2019).</w:t>
       </w:r>
       <w:r>
         <w:t xml:space="preserve"> </w:t>
@@ -50687,10 +55028,23 @@
           <w:i/>
           <w:iCs/>
         </w:rPr>
-        <w:t xml:space="preserve">Forest Science</w:t>
-      </w:r>
-      <w:r>
-        <w:t xml:space="preserve">,</w:t>
+        <w:t xml:space="preserve">2019 refinement to the 2006 IPCC guidelines for national greenhouse gas inventories, volume 4: Agriculture, forestry and other land use</w:t>
+      </w:r>
+      <w:r>
+        <w:t xml:space="preserve"> </w:t>
+      </w:r>
+      <w:r>
+        <w:t xml:space="preserve">(E. Calvo Buendia, K. Tanabe, A. Kranjc, J. Baasansuren, M. Fukuda, S. Ngarize, A. Osako, Y. Pyrozhenko, P. Shermanau, &amp; S. Federici, Eds.). IPCC.</w:t>
+      </w:r>
+    </w:p>
+    <w:bookmarkEnd w:id="236"/>
+    <w:bookmarkStart w:id="238" w:name="ref-jenkins2003biomass"/>
+    <w:p>
+      <w:pPr>
+        <w:pStyle w:val="Bibliography"/>
+      </w:pPr>
+      <w:r>
+        <w:t xml:space="preserve">Jenkins, J. C., Chojnacky, D. C., Heath, L. S., &amp; Birdsey, R. A. (2003). National-scale biomass estimators for united states tree species.</w:t>
       </w:r>
       <w:r>
         <w:t xml:space="preserve"> </w:t>
@@ -50700,6 +55054,19 @@
           <w:i/>
           <w:iCs/>
         </w:rPr>
+        <w:t xml:space="preserve">Forest Science</w:t>
+      </w:r>
+      <w:r>
+        <w:t xml:space="preserve">,</w:t>
+      </w:r>
+      <w:r>
+        <w:t xml:space="preserve"> </w:t>
+      </w:r>
+      <w:r>
+        <w:rPr>
+          <w:i/>
+          <w:iCs/>
+        </w:rPr>
         <w:t xml:space="preserve">49</w:t>
       </w:r>
       <w:r>
@@ -50708,7 +55075,7 @@
       <w:r>
         <w:t xml:space="preserve"> </w:t>
       </w:r>
-      <w:hyperlink r:id="rId222">
+      <w:hyperlink r:id="rId237">
         <w:r>
           <w:rPr>
             <w:rStyle w:val="Hyperlink"/>
@@ -50717,8 +55084,8 @@
         </w:r>
       </w:hyperlink>
     </w:p>
-    <w:bookmarkEnd w:id="223"/>
-    <w:bookmarkStart w:id="224" w:name="ref-lovelace2019geocomputation"/>
+    <w:bookmarkEnd w:id="238"/>
+    <w:bookmarkStart w:id="239" w:name="ref-lovelace2019geocomputation"/>
     <w:p>
       <w:pPr>
         <w:pStyle w:val="Bibliography"/>
@@ -50740,8 +55107,8 @@
         <w:t xml:space="preserve">. Chapman; Hall/CRC.</w:t>
       </w:r>
     </w:p>
-    <w:bookmarkEnd w:id="224"/>
-    <w:bookmarkStart w:id="226" w:name="ref-murphy2026selkirk"/>
+    <w:bookmarkEnd w:id="239"/>
+    <w:bookmarkStart w:id="241" w:name="ref-murphy2026selkirk"/>
     <w:p>
       <w:pPr>
         <w:pStyle w:val="Bibliography"/>
@@ -50778,7 +55145,7 @@
       <w:r>
         <w:t xml:space="preserve"> </w:t>
       </w:r>
-      <w:hyperlink r:id="rId225">
+      <w:hyperlink r:id="rId240">
         <w:r>
           <w:rPr>
             <w:rStyle w:val="Hyperlink"/>
@@ -50787,8 +55154,8 @@
         </w:r>
       </w:hyperlink>
     </w:p>
-    <w:bookmarkEnd w:id="226"/>
-    <w:bookmarkStart w:id="228" w:name="ref-neeff2021"/>
+    <w:bookmarkEnd w:id="241"/>
+    <w:bookmarkStart w:id="243" w:name="ref-neeff2021"/>
     <w:p>
       <w:pPr>
         <w:pStyle w:val="Bibliography"/>
@@ -50825,7 +55192,7 @@
       <w:r>
         <w:t xml:space="preserve"> </w:t>
       </w:r>
-      <w:hyperlink r:id="rId227">
+      <w:hyperlink r:id="rId242">
         <w:r>
           <w:rPr>
             <w:rStyle w:val="Hyperlink"/>
@@ -50834,8 +55201,8 @@
         </w:r>
       </w:hyperlink>
     </w:p>
-    <w:bookmarkEnd w:id="228"/>
-    <w:bookmarkStart w:id="230" w:name="ref-olofsson2014gpg"/>
+    <w:bookmarkEnd w:id="243"/>
+    <w:bookmarkStart w:id="245" w:name="ref-olofsson2014gpg"/>
     <w:p>
       <w:pPr>
         <w:pStyle w:val="Bibliography"/>
@@ -50872,7 +55239,7 @@
       <w:r>
         <w:t xml:space="preserve"> </w:t>
       </w:r>
-      <w:hyperlink r:id="rId229">
+      <w:hyperlink r:id="rId244">
         <w:r>
           <w:rPr>
             <w:rStyle w:val="Hyperlink"/>
@@ -50881,8 +55248,8 @@
         </w:r>
       </w:hyperlink>
     </w:p>
-    <w:bookmarkEnd w:id="230"/>
-    <w:bookmarkStart w:id="232" w:name="ref-pebesma2018sf"/>
+    <w:bookmarkEnd w:id="245"/>
+    <w:bookmarkStart w:id="247" w:name="ref-pebesma2018sf"/>
     <w:p>
       <w:pPr>
         <w:pStyle w:val="Bibliography"/>
@@ -50919,7 +55286,7 @@
       <w:r>
         <w:t xml:space="preserve"> </w:t>
       </w:r>
-      <w:hyperlink r:id="rId231">
+      <w:hyperlink r:id="rId246">
         <w:r>
           <w:rPr>
             <w:rStyle w:val="Hyperlink"/>
@@ -50928,8 +55295,8 @@
         </w:r>
       </w:hyperlink>
     </w:p>
-    <w:bookmarkEnd w:id="232"/>
-    <w:bookmarkStart w:id="234" w:name="ref-pebesma2023sds"/>
+    <w:bookmarkEnd w:id="247"/>
+    <w:bookmarkStart w:id="249" w:name="ref-pebesma2023sds"/>
     <w:p>
       <w:pPr>
         <w:pStyle w:val="Bibliography"/>
@@ -50953,7 +55320,7 @@
       <w:r>
         <w:t xml:space="preserve"> </w:t>
       </w:r>
-      <w:hyperlink r:id="rId233">
+      <w:hyperlink r:id="rId248">
         <w:r>
           <w:rPr>
             <w:rStyle w:val="Hyperlink"/>
@@ -50962,8 +55329,8 @@
         </w:r>
       </w:hyperlink>
     </w:p>
-    <w:bookmarkEnd w:id="234"/>
-    <w:bookmarkStart w:id="236" w:name="ref-simoes2021sits"/>
+    <w:bookmarkEnd w:id="249"/>
+    <w:bookmarkStart w:id="251" w:name="ref-simoes2021sits"/>
     <w:p>
       <w:pPr>
         <w:pStyle w:val="Bibliography"/>
@@ -51000,7 +55367,7 @@
       <w:r>
         <w:t xml:space="preserve"> </w:t>
       </w:r>
-      <w:hyperlink r:id="rId235">
+      <w:hyperlink r:id="rId250">
         <w:r>
           <w:rPr>
             <w:rStyle w:val="Hyperlink"/>
@@ -51009,9 +55376,9 @@
         </w:r>
       </w:hyperlink>
     </w:p>
-    <w:bookmarkEnd w:id="236"/>
-    <w:bookmarkEnd w:id="237"/>
-    <w:bookmarkEnd w:id="238"/>
+    <w:bookmarkEnd w:id="251"/>
+    <w:bookmarkEnd w:id="252"/>
+    <w:bookmarkEnd w:id="253"/>
     <w:sectPr>
       <w:footerReference r:id="rId10" w:type="even"/>
       <w:footerReference r:id="rId9" w:type="default"/>
@@ -53173,6 +57540,36 @@
     </w:lvlOverride>
   </w:num>
   <w:num w:numId="1011">
+    <w:abstractNumId w:val="99411"/>
+    <w:lvlOverride w:ilvl="0">
+      <w:startOverride w:val="1"/>
+    </w:lvlOverride>
+    <w:lvlOverride w:ilvl="1">
+      <w:startOverride w:val="1"/>
+    </w:lvlOverride>
+    <w:lvlOverride w:ilvl="2">
+      <w:startOverride w:val="1"/>
+    </w:lvlOverride>
+    <w:lvlOverride w:ilvl="3">
+      <w:startOverride w:val="1"/>
+    </w:lvlOverride>
+    <w:lvlOverride w:ilvl="4">
+      <w:startOverride w:val="1"/>
+    </w:lvlOverride>
+    <w:lvlOverride w:ilvl="5">
+      <w:startOverride w:val="1"/>
+    </w:lvlOverride>
+    <w:lvlOverride w:ilvl="6">
+      <w:startOverride w:val="1"/>
+    </w:lvlOverride>
+    <w:lvlOverride w:ilvl="7">
+      <w:startOverride w:val="1"/>
+    </w:lvlOverride>
+    <w:lvlOverride w:ilvl="8">
+      <w:startOverride w:val="1"/>
+    </w:lvlOverride>
+  </w:num>
+  <w:num w:numId="1012">
     <w:abstractNumId w:val="99411"/>
     <w:lvlOverride w:ilvl="0">
       <w:startOverride w:val="1"/>

--- a/Spatial-Analysis-in-R-for-Forest-Carbon-Verification.docx
+++ b/Spatial-Analysis-in-R-for-Forest-Carbon-Verification.docx
@@ -60,7 +60,7 @@
         </w:p>
       </w:sdtContent>
     </w:sdt>
-    <w:bookmarkStart w:id="26" w:name="preface"/>
+    <w:bookmarkStart w:id="27" w:name="preface"/>
     <w:p>
       <w:pPr>
         <w:pStyle w:val="Heading1"/>
@@ -74,7 +74,7 @@
         <w:pStyle w:val="FirstParagraph"/>
       </w:pPr>
       <w:r>
-        <w:t xml:space="preserve">This is a practical, comprehensive introduction to geospatial data science with R, built for scientists, analysts, and auditors who need to move confidently from a stack of shapefiles and satellite imagery to a defensible result. It teaches the foundations every analyst of spatial data must understand, how spatial data are represented, referenced, measured, combined, and monitored through time, using free and open tools, and it assumes some statistics but no prior GIS.</w:t>
+        <w:t xml:space="preserve">Carbon projects are audited on numbers that come out of a geographic information system, and very few of the people who produce or check those numbers were trained to build one. The methods literature stops at the discipline boundary: it will teach you to project a raster and never mention what a verifier does with the result. The standards documents start on the far side of it: they will tell you an uncertainty deduction is required and never show you how to compute one. Practitioners reconcile the two in undocumented spreadsheets.</w:t>
       </w:r>
     </w:p>
     <w:p>
@@ -82,16 +82,79 @@
         <w:pStyle w:val="BodyText"/>
       </w:pPr>
       <w:r>
-        <w:t xml:space="preserve">The course is organised as nine short chapters that run from simple to complex. Each teaches a foundational concept on one running dataset, then closes with a worked example drawn from a real forest-carbon verification project, so the concept earns its example and the example proves the concept. By the end you will have carried a single forest plot from raw coordinates through vector and raster analysis, terrain, LiDAR, disturbance detection, and uncertainty, and worked two capstones: a time-series analysis that ends in a quantified emission, and a spatial-pattern analysis of forest regeneration.</w:t>
+        <w:t xml:space="preserve">This book is written to close that gap. It teaches the spatial and statistical methods that forest carbon measurement and verification actually rests on, from reading a shapefile to reporting an area-adjusted emission with a defensible interval, entirely in R and entirely reproducibly. It assumes an introductory course in statistics and no prior GIS.</w:t>
       </w:r>
     </w:p>
-    <w:bookmarkStart w:id="20" w:name="the-chapters"/>
+    <w:bookmarkStart w:id="20" w:name="two-readers"/>
     <w:p>
       <w:pPr>
         <w:pStyle w:val="Heading2"/>
       </w:pPr>
       <w:r>
+        <w:t xml:space="preserve">Two readers</w:t>
+      </w:r>
+    </w:p>
+    <w:p>
+      <w:pPr>
+        <w:pStyle w:val="FirstParagraph"/>
+      </w:pPr>
+      <w:r>
+        <w:t xml:space="preserve">The book is written for two audiences at once, and it is honest about which parts belong to whom.</w:t>
+      </w:r>
+    </w:p>
+    <w:p>
+      <w:pPr>
+        <w:pStyle w:val="BodyText"/>
+      </w:pPr>
+      <w:r>
+        <w:t xml:space="preserve">The main text is for anyone who needs the method: graduate students in forestry, environmental science and remote sensing, and analysts moving into carbon work from an adjacent field. It teaches spatial analysis and applied statistics, and it can be read straight through without reference to any crediting standard.</w:t>
+      </w:r>
+    </w:p>
+    <w:p>
+      <w:pPr>
+        <w:pStyle w:val="BodyText"/>
+      </w:pPr>
+      <w:r>
+        <w:t xml:space="preserve">Interleaved with it are</w:t>
+      </w:r>
+      <w:r>
+        <w:t xml:space="preserve"> </w:t>
+      </w:r>
+      <w:r>
+        <w:rPr>
+          <w:b/>
+          <w:bCs/>
+        </w:rPr>
+        <w:t xml:space="preserve">verification tracks</w:t>
+      </w:r>
+      <w:r>
+        <w:t xml:space="preserve">, set off in tinted boxes. These carry the registry-specific material that only practitioners need: what ART-TREES, Verra and the American Carbon Registry require, where their equations are written down, and how each converts a statistic into forgone credits. They are written for analysts and technical staff at project developers and verification bodies, and for national forest monitoring teams.</w:t>
+      </w:r>
+    </w:p>
+    <w:p>
+      <w:pPr>
+        <w:pStyle w:val="BodyText"/>
+      </w:pPr>
+      <w:r>
+        <w:t xml:space="preserve">A reader who skips every verification track still gets a complete book. Nothing in the main narrative depends on what is inside them. A reader who wants only the compliance material can read the tracks alone, though the methods will be less use without the chapters around them.</w:t>
+      </w:r>
+    </w:p>
+    <w:bookmarkEnd w:id="20"/>
+    <w:bookmarkStart w:id="21" w:name="the-chapters"/>
+    <w:p>
+      <w:pPr>
+        <w:pStyle w:val="Heading2"/>
+      </w:pPr>
+      <w:r>
         <w:t xml:space="preserve">The chapters</w:t>
+      </w:r>
+    </w:p>
+    <w:p>
+      <w:pPr>
+        <w:pStyle w:val="FirstParagraph"/>
+      </w:pPr>
+      <w:r>
+        <w:t xml:space="preserve">The first six chapters build the spatial toolkit, each teaching a foundational concept and closing on a worked problem from a real verification project.</w:t>
       </w:r>
     </w:p>
     <w:p>
@@ -103,7 +166,7 @@
         </w:numPr>
       </w:pPr>
       <w:r>
-        <w:t xml:space="preserve">Getting Started — reproducible R projects, the spatial stack, vector versus raster, a first map and coordinate check.</w:t>
+        <w:t xml:space="preserve">Getting Started — reproducible projects, the spatial stack, vector versus raster, a first map and coordinate check.</w:t>
       </w:r>
     </w:p>
     <w:p>
@@ -168,14 +231,22 @@
     </w:p>
     <w:p>
       <w:pPr>
+        <w:pStyle w:val="FirstParagraph"/>
+      </w:pPr>
+      <w:r>
+        <w:t xml:space="preserve">The next four turn that toolkit on the accounting problem, and are where the book departs from every other R-spatial text.</w:t>
+      </w:r>
+    </w:p>
+    <w:p>
+      <w:pPr>
         <w:pStyle w:val="Compact"/>
         <w:numPr>
           <w:ilvl w:val="0"/>
-          <w:numId w:val="1001"/>
+          <w:numId w:val="1002"/>
         </w:numPr>
       </w:pPr>
       <w:r>
-        <w:t xml:space="preserve">Uncertainty — sampling error, Monte Carlo propagation, conservative estimates; closing on area-adjusted accuracy.</w:t>
+        <w:t xml:space="preserve">Allometry and Biomass — equation form and selection, extrapolation, wood density, scaling to the stand.</w:t>
       </w:r>
     </w:p>
     <w:p>
@@ -183,11 +254,11 @@
         <w:pStyle w:val="Compact"/>
         <w:numPr>
           <w:ilvl w:val="0"/>
-          <w:numId w:val="1001"/>
+          <w:numId w:val="1002"/>
         </w:numPr>
       </w:pPr>
       <w:r>
-        <w:t xml:space="preserve">Time Series (capstone I) — space-time cubes, trends, change to emissions; closing on IPCC Tier 1 fire emissions.</w:t>
+        <w:t xml:space="preserve">Emission Factors — tiers, the stock-difference method, factor selection, propagation in quadrature.</w:t>
       </w:r>
     </w:p>
     <w:p>
@@ -195,29 +266,23 @@
         <w:pStyle w:val="Compact"/>
         <w:numPr>
           <w:ilvl w:val="0"/>
-          <w:numId w:val="1001"/>
+          <w:numId w:val="1002"/>
         </w:numPr>
       </w:pPr>
       <w:r>
-        <w:t xml:space="preserve">Spatial Patterns (capstone II) — point patterns, intensity, nearest-neighbour, Ripley’s K; closing on post-fire conifer regeneration.</w:t>
+        <w:t xml:space="preserve">Activity Data and Classification — IPCC approaches, training design, probability surfaces, active learning.</w:t>
       </w:r>
     </w:p>
     <w:p>
       <w:pPr>
-        <w:pStyle w:val="FirstParagraph"/>
-      </w:pPr>
-      <w:r>
-        <w:t xml:space="preserve">An appendix covers the surrounding discipline: automation, spatial-data protocols, and registry practice.</w:t>
-      </w:r>
-    </w:p>
-    <w:bookmarkEnd w:id="20"/>
-    <w:bookmarkStart w:id="24" w:name="the-running-dataset"/>
-    <w:p>
-      <w:pPr>
-        <w:pStyle w:val="Heading2"/>
-      </w:pPr>
-      <w:r>
-        <w:t xml:space="preserve">The running dataset</w:t>
+        <w:pStyle w:val="Compact"/>
+        <w:numPr>
+          <w:ilvl w:val="0"/>
+          <w:numId w:val="1002"/>
+        </w:numPr>
+      </w:pPr>
+      <w:r>
+        <w:t xml:space="preserve">Baseline Modelling — counterfactuals, reference periods, the ratchet, risk-weighted allocation.</w:t>
       </w:r>
     </w:p>
     <w:p>
@@ -225,7 +290,77 @@
         <w:pStyle w:val="FirstParagraph"/>
       </w:pPr>
       <w:r>
-        <w:t xml:space="preserve">Every chapter draws on one dataset: a mapped forest-dynamics plot modelled on the Smithsonian ForestGEO census at the Conservation Biology Institute in Front Royal, Virginia. It records 2,287 stems in a 400 by 640 metre plot, each identified to species and measured for diameter. A forestry dataset is incidental to the methods, which are general to all spatial data, but it gives the examples a consistent grounding and lets the applied exercises connect to real problems in inventory, carbon, and monitoring.</w:t>
+        <w:t xml:space="preserve">The last three quantify and close.</w:t>
+      </w:r>
+    </w:p>
+    <w:p>
+      <w:pPr>
+        <w:pStyle w:val="Compact"/>
+        <w:numPr>
+          <w:ilvl w:val="0"/>
+          <w:numId w:val="1003"/>
+        </w:numPr>
+      </w:pPr>
+      <w:r>
+        <w:t xml:space="preserve">Uncertainty — sampling error, accuracy metrics, cross-validation, Monte Carlo propagation, area-adjusted accuracy, and how three registries turn one statistic into three different deductions.</w:t>
+      </w:r>
+    </w:p>
+    <w:p>
+      <w:pPr>
+        <w:pStyle w:val="Compact"/>
+        <w:numPr>
+          <w:ilvl w:val="0"/>
+          <w:numId w:val="1003"/>
+        </w:numPr>
+      </w:pPr>
+      <w:r>
+        <w:t xml:space="preserve">Time Series — space-time cubes, seasonality and randomness, sampling and aliasing; closing on IPCC Tier 1 fire emissions.</w:t>
+      </w:r>
+    </w:p>
+    <w:p>
+      <w:pPr>
+        <w:pStyle w:val="Compact"/>
+        <w:numPr>
+          <w:ilvl w:val="0"/>
+          <w:numId w:val="1003"/>
+        </w:numPr>
+      </w:pPr>
+      <w:r>
+        <w:t xml:space="preserve">Spatial Patterns — point patterns, intensity, nearest-neighbour, Ripley’s K; closing on post-fire conifer regeneration.</w:t>
+      </w:r>
+    </w:p>
+    <w:p>
+      <w:pPr>
+        <w:pStyle w:val="FirstParagraph"/>
+      </w:pPr>
+      <w:r>
+        <w:t xml:space="preserve">An appendix covers the surrounding discipline: reproducible runtimes, spatial-data protocols, and registry practice.</w:t>
+      </w:r>
+    </w:p>
+    <w:bookmarkEnd w:id="21"/>
+    <w:bookmarkStart w:id="25" w:name="the-data"/>
+    <w:p>
+      <w:pPr>
+        <w:pStyle w:val="Heading2"/>
+      </w:pPr>
+      <w:r>
+        <w:t xml:space="preserve">The data</w:t>
+      </w:r>
+    </w:p>
+    <w:p>
+      <w:pPr>
+        <w:pStyle w:val="FirstParagraph"/>
+      </w:pPr>
+      <w:r>
+        <w:t xml:space="preserve">One plot runs through the book: a mapped forest-dynamics plot modelled on the Smithsonian ForestGEO census at the Conservation Biology Institute in Front Royal, Virginia, recording 2,287 stems in a 400 by 640 metre footprint, each identified to species and measured for diameter. Terrain, imagery, LiDAR and time-series layers are simulated over that same footprint, so a single geography carries from raw coordinates through to a quantified emission.</w:t>
+      </w:r>
+    </w:p>
+    <w:p>
+      <w:pPr>
+        <w:pStyle w:val="BodyText"/>
+      </w:pPr>
+      <w:r>
+        <w:t xml:space="preserve">Four smaller datasets join it where the plot cannot answer the question. Published allometric equations and a set of oaks with biomass computed five ways support the allometry chapter, because the cost of choosing an equation cannot be shown without several equations. A file of harvested trees with measured biomass supports the error metrics, because model error cannot be estimated without observations to compare against. A set of forest inventory plots supports the eligibility and baseline work.</w:t>
       </w:r>
     </w:p>
     <w:tbl>
@@ -270,18 +405,18 @@
                 <wp:inline>
                   <wp:extent cx="152400" cy="152400"/>
                   <wp:effectExtent b="0" l="0" r="0" t="0"/>
-                  <wp:docPr descr="" title="" id="22" name="Picture"/>
+                  <wp:docPr descr="" title="" id="23" name="Picture"/>
                   <a:graphic>
                     <a:graphicData uri="http://schemas.openxmlformats.org/drawingml/2006/picture">
                       <pic:pic>
                         <pic:nvPicPr>
-                          <pic:cNvPr descr="/Applications/quarto/share/formats/docx/note.png" id="23" name="Picture"/>
+                          <pic:cNvPr descr="/Applications/quarto/share/formats/docx/note.png" id="24" name="Picture"/>
                           <pic:cNvPicPr>
                             <a:picLocks noChangeArrowheads="1" noChangeAspect="1"/>
                           </pic:cNvPicPr>
                         </pic:nvPicPr>
                         <pic:blipFill>
-                          <a:blip r:embed="rId21"/>
+                          <a:blip r:embed="rId22"/>
                           <a:stretch>
                             <a:fillRect/>
                           </a:stretch>
@@ -335,10 +470,21 @@
               <w:pStyle w:val="BodyText"/>
             </w:pPr>
             <w:pPr>
-              <w:spacing w:before="16" w:after="16"/>
+              <w:spacing w:before="16"/>
             </w:pPr>
             <w:r>
-              <w:t xml:space="preserve">The stem list (species and diameter) follows the published ForestGEO census used in the companion uncertainty book. The within-plot coordinates were generated across the real plot footprint because the source census table omitted them, so the maps are representative rather than a survey of record. Terrain, imagery, LiDAR, and time-series layers are simulated over the same footprint so the book renders offline and reproducibly, and every synthetic layer says so where it is built. The keystone closings describe workflows from real verification projects and reproduce their analytical core on this shared data. The one exception is the second capstone, Spatial Patterns,, which runs on the real, published coordinates of a post-fire conifer regeneration survey in the Selkirk Mountains of British Columbia</w:t>
+              <w:t xml:space="preserve">The stem list follows the published ForestGEO census. Within-plot coordinates were generated across the real plot footprint because the source census table omitted them, so the maps are representative rather than a survey of record. Terrain, imagery, LiDAR and time-series layers are simulated over the same footprint so the book renders offline and reproducibly, and every synthetic layer says so where it is built. The keystone closings describe workflows from real verification projects and reproduce their analytical core on this shared data.</w:t>
+            </w:r>
+          </w:p>
+          <w:p>
+            <w:pPr>
+              <w:pStyle w:val="BodyText"/>
+            </w:pPr>
+            <w:pPr>
+              <w:spacing w:after="16"/>
+            </w:pPr>
+            <w:r>
+              <w:t xml:space="preserve">One chapter is different. Spatial Patterns runs on the real, published coordinates of a post-fire conifer regeneration survey in the Selkirk Mountains of British Columbia</w:t>
             </w:r>
             <w:r>
               <w:t xml:space="preserve"> </w:t>
@@ -353,8 +499,8 @@
         </w:tc>
       </w:tr>
     </w:tbl>
-    <w:bookmarkEnd w:id="24"/>
-    <w:bookmarkStart w:id="25" w:name="using-this-book"/>
+    <w:bookmarkEnd w:id="25"/>
+    <w:bookmarkStart w:id="26" w:name="using-this-book"/>
     <w:p>
       <w:pPr>
         <w:pStyle w:val="Heading2"/>
@@ -368,104 +514,15 @@
         <w:pStyle w:val="FirstParagraph"/>
       </w:pPr>
       <w:r>
-        <w:t xml:space="preserve">Each chapter is a self-contained lesson that builds on the last. Code is shown in full and is meant to be run; the fastest way to learn is to work through it line by line and then attempt the exercises. Readers who want a deeper or more general treatment are well served by the canonical texts in the field</w:t>
-      </w:r>
-      <w:r>
-        <w:t xml:space="preserve"> </w:t>
-      </w:r>
-      <w:r>
-        <w:t xml:space="preserve">(Bivand et al., 2013; Lovelace et al., 2019; Pebesma &amp; Bivand, 2023)</w:t>
-      </w:r>
-      <w:r>
-        <w:t xml:space="preserve">, and the</w:t>
-      </w:r>
-      <w:r>
-        <w:t xml:space="preserve"> </w:t>
-      </w:r>
-      <w:r>
-        <w:rPr>
-          <w:rStyle w:val="VerbatimChar"/>
-        </w:rPr>
-        <w:t xml:space="preserve">sf</w:t>
-      </w:r>
-      <w:r>
-        <w:t xml:space="preserve"> </w:t>
-      </w:r>
-      <w:r>
-        <w:t xml:space="preserve">and</w:t>
-      </w:r>
-      <w:r>
-        <w:t xml:space="preserve"> </w:t>
-      </w:r>
-      <w:r>
-        <w:rPr>
-          <w:rStyle w:val="VerbatimChar"/>
-        </w:rPr>
-        <w:t xml:space="preserve">terra</w:t>
-      </w:r>
-      <w:r>
-        <w:t xml:space="preserve"> </w:t>
-      </w:r>
-      <w:r>
-        <w:t xml:space="preserve">packages that underpin the modern R-spatial stack are described by</w:t>
-      </w:r>
-      <w:r>
-        <w:t xml:space="preserve"> </w:t>
-      </w:r>
-      <w:r>
-        <w:t xml:space="preserve">Pebesma (2018)</w:t>
-      </w:r>
-      <w:r>
-        <w:t xml:space="preserve"> </w:t>
-      </w:r>
-      <w:r>
-        <w:t xml:space="preserve">and</w:t>
-      </w:r>
-      <w:r>
-        <w:t xml:space="preserve"> </w:t>
-      </w:r>
-      <w:r>
-        <w:t xml:space="preserve">Hijmans (2024)</w:t>
-      </w:r>
-      <w:r>
-        <w:t xml:space="preserve">. Where the applied material touches forest-carbon conventions it follows</w:t>
-      </w:r>
-      <w:r>
-        <w:t xml:space="preserve"> </w:t>
-      </w:r>
-      <w:r>
-        <w:t xml:space="preserve">IPCC (2006)</w:t>
-      </w:r>
-      <w:r>
-        <w:t xml:space="preserve">.</w:t>
-      </w:r>
-    </w:p>
-    <w:bookmarkEnd w:id="25"/>
-    <w:bookmarkEnd w:id="26"/>
-    <w:bookmarkStart w:id="40" w:name="getting-started"/>
-    <w:p>
-      <w:pPr>
-        <w:pStyle w:val="Heading1"/>
-      </w:pPr>
-      <w:r>
-        <w:t xml:space="preserve">1. Getting Started</w:t>
-      </w:r>
-    </w:p>
-    <w:bookmarkStart w:id="27" w:name="reproducibility"/>
-    <w:p>
-      <w:pPr>
-        <w:pStyle w:val="Heading2"/>
-      </w:pPr>
-      <w:r>
-        <w:t xml:space="preserve">1.1 Reproducibility</w:t>
+        <w:t xml:space="preserve">Each chapter is a self-contained lesson that builds on the last. Code is shown in full and is meant to be run; the fastest way to learn is to work through it line by line and then attempt the exercises.</w:t>
       </w:r>
     </w:p>
     <w:p>
       <w:pPr>
-        <w:pStyle w:val="FirstParagraph"/>
-      </w:pPr>
-      <w:r>
-        <w:t xml:space="preserve">An audit stands or falls on whether someone else can reproduce the number. A spreadsheet built with forty manual clicks cannot be re-run, cannot be reviewed line by line, and cannot be trusted a year later when the inputs have changed. A script can. This is the reason to do spatial work in R: every decision, from the projection you chose to the buffer distance you applied, is written down and repeatable.</w:t>
+        <w:pStyle w:val="BodyText"/>
+      </w:pPr>
+      <w:r>
+        <w:t xml:space="preserve">Every figure and every number in the text is generated by code that ships with the book and runs offline. Nothing is quoted from a source that cannot be re-executed, and where a registry document is cited the citation is to the equation and section, so a reader can check it against the original. Any package the book uses can be installed from CRAN in one command.</w:t>
       </w:r>
     </w:p>
     <w:p>
@@ -473,6 +530,123 @@
         <w:pStyle w:val="BodyText"/>
       </w:pPr>
       <w:r>
+        <w:t xml:space="preserve">Readers who want a deeper or more general treatment of the spatial methods are well served by the canonical texts in the field</w:t>
+      </w:r>
+      <w:r>
+        <w:t xml:space="preserve"> </w:t>
+      </w:r>
+      <w:r>
+        <w:t xml:space="preserve">(Bivand et al., 2013; Lovelace et al., 2019; Pebesma &amp; Bivand, 2023)</w:t>
+      </w:r>
+      <w:r>
+        <w:t xml:space="preserve">, and the</w:t>
+      </w:r>
+      <w:r>
+        <w:t xml:space="preserve"> </w:t>
+      </w:r>
+      <w:r>
+        <w:rPr>
+          <w:rStyle w:val="VerbatimChar"/>
+        </w:rPr>
+        <w:t xml:space="preserve">sf</w:t>
+      </w:r>
+      <w:r>
+        <w:t xml:space="preserve"> </w:t>
+      </w:r>
+      <w:r>
+        <w:t xml:space="preserve">and</w:t>
+      </w:r>
+      <w:r>
+        <w:t xml:space="preserve"> </w:t>
+      </w:r>
+      <w:r>
+        <w:rPr>
+          <w:rStyle w:val="VerbatimChar"/>
+        </w:rPr>
+        <w:t xml:space="preserve">terra</w:t>
+      </w:r>
+      <w:r>
+        <w:t xml:space="preserve"> </w:t>
+      </w:r>
+      <w:r>
+        <w:t xml:space="preserve">packages that underpin the modern R-spatial stack are described by</w:t>
+      </w:r>
+      <w:r>
+        <w:t xml:space="preserve"> </w:t>
+      </w:r>
+      <w:r>
+        <w:t xml:space="preserve">Pebesma (2018)</w:t>
+      </w:r>
+      <w:r>
+        <w:t xml:space="preserve"> </w:t>
+      </w:r>
+      <w:r>
+        <w:t xml:space="preserve">and</w:t>
+      </w:r>
+      <w:r>
+        <w:t xml:space="preserve"> </w:t>
+      </w:r>
+      <w:r>
+        <w:t xml:space="preserve">Hijmans (2024)</w:t>
+      </w:r>
+      <w:r>
+        <w:t xml:space="preserve">. Where the applied material touches forest-carbon conventions it follows</w:t>
+      </w:r>
+      <w:r>
+        <w:t xml:space="preserve"> </w:t>
+      </w:r>
+      <w:r>
+        <w:t xml:space="preserve">IPCC (2006)</w:t>
+      </w:r>
+      <w:r>
+        <w:t xml:space="preserve"> </w:t>
+      </w:r>
+      <w:r>
+        <w:t xml:space="preserve">and the 2019 Refinement</w:t>
+      </w:r>
+      <w:r>
+        <w:t xml:space="preserve"> </w:t>
+      </w:r>
+      <w:r>
+        <w:t xml:space="preserve">(IPCC, 2019)</w:t>
+      </w:r>
+      <w:r>
+        <w:t xml:space="preserve">.</w:t>
+      </w:r>
+    </w:p>
+    <w:bookmarkEnd w:id="26"/>
+    <w:bookmarkEnd w:id="27"/>
+    <w:bookmarkStart w:id="41" w:name="getting-started"/>
+    <w:p>
+      <w:pPr>
+        <w:pStyle w:val="Heading1"/>
+      </w:pPr>
+      <w:r>
+        <w:t xml:space="preserve">1. Getting Started</w:t>
+      </w:r>
+    </w:p>
+    <w:bookmarkStart w:id="28" w:name="reproducibility"/>
+    <w:p>
+      <w:pPr>
+        <w:pStyle w:val="Heading2"/>
+      </w:pPr>
+      <w:r>
+        <w:t xml:space="preserve">1.1 Reproducibility</w:t>
+      </w:r>
+    </w:p>
+    <w:p>
+      <w:pPr>
+        <w:pStyle w:val="FirstParagraph"/>
+      </w:pPr>
+      <w:r>
+        <w:t xml:space="preserve">An audit stands or falls on whether someone else can reproduce the number. A spreadsheet built with forty manual clicks cannot be re-run, cannot be reviewed line by line, and cannot be trusted a year later when the inputs have changed. A script can. This is the reason to do spatial work in R: every decision, from the projection you chose to the buffer distance you applied, is written down and repeatable.</w:t>
+      </w:r>
+    </w:p>
+    <w:p>
+      <w:pPr>
+        <w:pStyle w:val="BodyText"/>
+      </w:pPr>
+      <w:r>
         <w:t xml:space="preserve">R is a free, open-source language with a mature ecosystem for geographic data. In one session you can read a shapefile a surveyor sent you, pull an elevation model from an open server, overlay the two, extract terrain at your field plots, fit a model, and export a map, without leaving the environment or paying for a licence. For a forest-carbon or agriculture auditor that means the whole chain from raw data to reported estimate lives in one reviewable document. This course uses the modern R-spatial stack, built on two packages that have become the standard tools of the field</w:t>
       </w:r>
       <w:r>
@@ -485,8 +659,8 @@
         <w:t xml:space="preserve">.</w:t>
       </w:r>
     </w:p>
-    <w:bookmarkEnd w:id="27"/>
-    <w:bookmarkStart w:id="28" w:name="the-stack"/>
+    <w:bookmarkEnd w:id="28"/>
+    <w:bookmarkStart w:id="29" w:name="the-stack"/>
     <w:p>
       <w:pPr>
         <w:pStyle w:val="Heading2"/>
@@ -1016,8 +1190,8 @@
         <w:t xml:space="preserve">print on loading name the versions of GDAL, GEOS and PROJ you are linked against. Note them: a projection or geometry result can occasionally differ between library versions.</w:t>
       </w:r>
     </w:p>
-    <w:bookmarkEnd w:id="28"/>
-    <w:bookmarkStart w:id="29" w:name="projects"/>
+    <w:bookmarkEnd w:id="29"/>
+    <w:bookmarkStart w:id="30" w:name="projects"/>
     <w:p>
       <w:pPr>
         <w:pStyle w:val="Heading2"/>
@@ -1134,8 +1308,8 @@
         <w:t xml:space="preserve">resolves correctly.</w:t>
       </w:r>
     </w:p>
-    <w:bookmarkEnd w:id="29"/>
-    <w:bookmarkStart w:id="32" w:name="the-running-dataset-1"/>
+    <w:bookmarkEnd w:id="30"/>
+    <w:bookmarkStart w:id="33" w:name="the-running-dataset"/>
     <w:p>
       <w:pPr>
         <w:pStyle w:val="Heading2"/>
@@ -1194,18 +1368,18 @@
                 <wp:inline>
                   <wp:extent cx="152400" cy="152400"/>
                   <wp:effectExtent b="0" l="0" r="0" t="0"/>
-                  <wp:docPr descr="" title="" id="30" name="Picture"/>
+                  <wp:docPr descr="" title="" id="31" name="Picture"/>
                   <a:graphic>
                     <a:graphicData uri="http://schemas.openxmlformats.org/drawingml/2006/picture">
                       <pic:pic>
                         <pic:nvPicPr>
-                          <pic:cNvPr descr="/Applications/quarto/share/formats/docx/note.png" id="31" name="Picture"/>
+                          <pic:cNvPr descr="/Applications/quarto/share/formats/docx/note.png" id="32" name="Picture"/>
                           <pic:cNvPicPr>
                             <a:picLocks noChangeArrowheads="1" noChangeAspect="1"/>
                           </pic:cNvPicPr>
                         </pic:nvPicPr>
                         <pic:blipFill>
-                          <a:blip r:embed="rId21"/>
+                          <a:blip r:embed="rId22"/>
                           <a:stretch>
                             <a:fillRect/>
                           </a:stretch>
@@ -1926,8 +2100,8 @@
         <w:t xml:space="preserve">Diameters run from saplings at 1 cm to canopy trees near a metre, and a handful of genera dominate the stem count. That is the size and composition structure every biomass and carbon calculation later in the book will rest on.</w:t>
       </w:r>
     </w:p>
-    <w:bookmarkEnd w:id="32"/>
-    <w:bookmarkStart w:id="33" w:name="vector-and-raster"/>
+    <w:bookmarkEnd w:id="33"/>
+    <w:bookmarkStart w:id="34" w:name="vector-and-raster"/>
     <w:p>
       <w:pPr>
         <w:pStyle w:val="Heading2"/>
@@ -1944,8 +2118,8 @@
         <w:t xml:space="preserve">Spatial data come in two great families, and knowing which you hold is the first decision in any analysis. Vector data represent discrete objects by their geometry: a tree is a point, a road a line, a stand boundary a polygon, each carrying attributes in a table. Raster data represent a continuous surface as a grid of equal cells, each holding one value: elevation, reflectance, canopy height. Our stems are vector; the elevation and imagery we bring in later are raster. Most real analysis moves between the two, and the middle chapters of this book are about doing that cleanly.</w:t>
       </w:r>
     </w:p>
-    <w:bookmarkEnd w:id="33"/>
-    <w:bookmarkStart w:id="37" w:name="a-first-map"/>
+    <w:bookmarkEnd w:id="34"/>
+    <w:bookmarkStart w:id="38" w:name="a-first-map"/>
     <w:p>
       <w:pPr>
         <w:pStyle w:val="Heading2"/>
@@ -2633,18 +2807,18 @@
           <wp:inline>
             <wp:extent cx="5943600" cy="4754880"/>
             <wp:effectExtent b="0" l="0" r="0" t="0"/>
-            <wp:docPr descr="" title="" id="35" name="Picture"/>
+            <wp:docPr descr="" title="" id="36" name="Picture"/>
             <a:graphic>
               <a:graphicData uri="http://schemas.openxmlformats.org/drawingml/2006/picture">
                 <pic:pic>
                   <pic:nvPicPr>
-                    <pic:cNvPr descr="01-getting-started_files/figure-docx/unnamed-chunk-6-1.png" id="36" name="Picture"/>
+                    <pic:cNvPr descr="01-getting-started_files/figure-docx/unnamed-chunk-6-1.png" id="37" name="Picture"/>
                     <pic:cNvPicPr>
                       <a:picLocks noChangeArrowheads="1" noChangeAspect="1"/>
                     </pic:cNvPicPr>
                   </pic:nvPicPr>
                   <pic:blipFill>
-                    <a:blip r:embed="rId34"/>
+                    <a:blip r:embed="rId35"/>
                     <a:stretch>
                       <a:fillRect/>
                     </a:stretch>
@@ -2679,8 +2853,8 @@
         <w:t xml:space="preserve">There is the plot: canopy trees scattered across the footprint, shaded by diameter. From here the course is about doing this properly.</w:t>
       </w:r>
     </w:p>
-    <w:bookmarkEnd w:id="37"/>
-    <w:bookmarkStart w:id="38" w:name="first-checks"/>
+    <w:bookmarkEnd w:id="38"/>
+    <w:bookmarkStart w:id="39" w:name="first-checks"/>
     <w:p>
       <w:pPr>
         <w:pStyle w:val="Heading2"/>
@@ -2788,8 +2962,8 @@
         <w:t xml:space="preserve">The bounding box should fall over Front Royal, Virginia (near 78.1° W, 38.9° N). If it landed in the Gulf of Guinea at (0, 0), the coordinates were never georeferenced. This is exactly the opening move of any mapping template: read the layer, confirm its CRS, confirm its extent, and only then begin. Every keystone project in this book starts here, because a defensible result begins with knowing your data are where they claim to be.</w:t>
       </w:r>
     </w:p>
-    <w:bookmarkEnd w:id="38"/>
-    <w:bookmarkStart w:id="39" w:name="exercises"/>
+    <w:bookmarkEnd w:id="39"/>
+    <w:bookmarkStart w:id="40" w:name="exercises"/>
     <w:p>
       <w:pPr>
         <w:pStyle w:val="Heading2"/>
@@ -2803,7 +2977,7 @@
         <w:pStyle w:val="Compact"/>
         <w:numPr>
           <w:ilvl w:val="0"/>
-          <w:numId w:val="1002"/>
+          <w:numId w:val="1004"/>
         </w:numPr>
       </w:pPr>
       <w:r>
@@ -2830,7 +3004,7 @@
         <w:pStyle w:val="Compact"/>
         <w:numPr>
           <w:ilvl w:val="0"/>
-          <w:numId w:val="1002"/>
+          <w:numId w:val="1004"/>
         </w:numPr>
       </w:pPr>
       <w:r>
@@ -2896,7 +3070,7 @@
         <w:pStyle w:val="Compact"/>
         <w:numPr>
           <w:ilvl w:val="0"/>
-          <w:numId w:val="1002"/>
+          <w:numId w:val="1004"/>
         </w:numPr>
       </w:pPr>
       <w:r>
@@ -2908,7 +3082,7 @@
         <w:pStyle w:val="Compact"/>
         <w:numPr>
           <w:ilvl w:val="0"/>
-          <w:numId w:val="1002"/>
+          <w:numId w:val="1004"/>
         </w:numPr>
       </w:pPr>
       <w:r>
@@ -2945,9 +3119,9 @@
         <w:t xml:space="preserve">in cm²) and report total basal area by genus. Which genus dominates the stand by basal area rather than by stem count?</w:t>
       </w:r>
     </w:p>
-    <w:bookmarkEnd w:id="39"/>
     <w:bookmarkEnd w:id="40"/>
-    <w:bookmarkStart w:id="51" w:name="vector-data"/>
+    <w:bookmarkEnd w:id="41"/>
+    <w:bookmarkStart w:id="52" w:name="vector-data"/>
     <w:p>
       <w:pPr>
         <w:pStyle w:val="Heading1"/>
@@ -2956,7 +3130,7 @@
         <w:t xml:space="preserve">2. Vector Data</w:t>
       </w:r>
     </w:p>
-    <w:bookmarkStart w:id="41" w:name="geometry-types"/>
+    <w:bookmarkStart w:id="42" w:name="geometry-types"/>
     <w:p>
       <w:pPr>
         <w:pStyle w:val="Heading2"/>
@@ -3316,8 +3490,8 @@
         <w:t xml:space="preserve">#&gt;  747559.3 4308835.3  747976.6 4309480.1</w:t>
       </w:r>
     </w:p>
-    <w:bookmarkEnd w:id="41"/>
-    <w:bookmarkStart w:id="42" w:name="sf-anatomy"/>
+    <w:bookmarkEnd w:id="42"/>
+    <w:bookmarkStart w:id="43" w:name="sf-anatomy"/>
     <w:p>
       <w:pPr>
         <w:pStyle w:val="Heading2"/>
@@ -3725,8 +3899,8 @@
         <w:t xml:space="preserve">extracts just the shapes when you want to plot outlines with no attribute shading.</w:t>
       </w:r>
     </w:p>
-    <w:bookmarkEnd w:id="42"/>
-    <w:bookmarkStart w:id="43" w:name="building-polygons"/>
+    <w:bookmarkEnd w:id="43"/>
+    <w:bookmarkStart w:id="44" w:name="building-polygons"/>
     <w:p>
       <w:pPr>
         <w:pStyle w:val="Heading2"/>
@@ -3988,8 +4162,8 @@
         <w:t xml:space="preserve">#&gt; [1] 34</w:t>
       </w:r>
     </w:p>
-    <w:bookmarkEnd w:id="43"/>
-    <w:bookmarkStart w:id="44" w:name="spatial-joins"/>
+    <w:bookmarkEnd w:id="44"/>
+    <w:bookmarkStart w:id="45" w:name="spatial-joins"/>
     <w:p>
       <w:pPr>
         <w:pStyle w:val="Heading2"/>
@@ -4370,8 +4544,8 @@
         <w:t xml:space="preserve">This point-in-polygon join is the workhorse of inventory: it is how you assign field stems to strata, plots to ownership parcels, or detections to management units.</w:t>
       </w:r>
     </w:p>
-    <w:bookmarkEnd w:id="44"/>
-    <w:bookmarkStart w:id="48" w:name="support"/>
+    <w:bookmarkEnd w:id="45"/>
+    <w:bookmarkStart w:id="49" w:name="support"/>
     <w:p>
       <w:pPr>
         <w:pStyle w:val="Heading2"/>
@@ -4849,18 +5023,18 @@
           <wp:inline>
             <wp:extent cx="5943600" cy="4754880"/>
             <wp:effectExtent b="0" l="0" r="0" t="0"/>
-            <wp:docPr descr="" title="" id="46" name="Picture"/>
+            <wp:docPr descr="" title="" id="47" name="Picture"/>
             <a:graphic>
               <a:graphicData uri="http://schemas.openxmlformats.org/drawingml/2006/picture">
                 <pic:pic>
                   <pic:nvPicPr>
-                    <pic:cNvPr descr="02-vector-data_files/figure-docx/unnamed-chunk-7-1.png" id="47" name="Picture"/>
+                    <pic:cNvPr descr="02-vector-data_files/figure-docx/unnamed-chunk-7-1.png" id="48" name="Picture"/>
                     <pic:cNvPicPr>
                       <a:picLocks noChangeArrowheads="1" noChangeAspect="1"/>
                     </pic:cNvPicPr>
                   </pic:nvPicPr>
                   <pic:blipFill>
-                    <a:blip r:embed="rId45"/>
+                    <a:blip r:embed="rId46"/>
                     <a:stretch>
                       <a:fillRect/>
                     </a:stretch>
@@ -4887,8 +5061,8 @@
         </w:drawing>
       </w:r>
     </w:p>
-    <w:bookmarkEnd w:id="48"/>
-    <w:bookmarkStart w:id="49" w:name="keystone-area-checks"/>
+    <w:bookmarkEnd w:id="49"/>
+    <w:bookmarkStart w:id="50" w:name="keystone-area-checks"/>
     <w:p>
       <w:pPr>
         <w:pStyle w:val="Heading2"/>
@@ -5958,8 +6132,8 @@
         <w:t xml:space="preserve">A non-zero result is a finding: those hectares are claimed twice and must be reconciled before any area total is accepted. The full project workflow layers on shapefile ingest, coordinate-system checks, and a written report, but the logic is this: validate the geometry, measure the area, compare to the claim, and test every parcel pair for overlap.</w:t>
       </w:r>
     </w:p>
-    <w:bookmarkEnd w:id="49"/>
-    <w:bookmarkStart w:id="50" w:name="exercises-1"/>
+    <w:bookmarkEnd w:id="50"/>
+    <w:bookmarkStart w:id="51" w:name="exercises-1"/>
     <w:p>
       <w:pPr>
         <w:pStyle w:val="Heading2"/>
@@ -5973,7 +6147,7 @@
         <w:pStyle w:val="Compact"/>
         <w:numPr>
           <w:ilvl w:val="0"/>
-          <w:numId w:val="1003"/>
+          <w:numId w:val="1005"/>
         </w:numPr>
       </w:pPr>
       <w:r>
@@ -5985,7 +6159,7 @@
         <w:pStyle w:val="Compact"/>
         <w:numPr>
           <w:ilvl w:val="0"/>
-          <w:numId w:val="1003"/>
+          <w:numId w:val="1005"/>
         </w:numPr>
       </w:pPr>
       <w:r>
@@ -6027,7 +6201,7 @@
         <w:pStyle w:val="Compact"/>
         <w:numPr>
           <w:ilvl w:val="0"/>
-          <w:numId w:val="1003"/>
+          <w:numId w:val="1005"/>
         </w:numPr>
       </w:pPr>
       <w:r>
@@ -6054,7 +6228,7 @@
         <w:pStyle w:val="Compact"/>
         <w:numPr>
           <w:ilvl w:val="0"/>
-          <w:numId w:val="1003"/>
+          <w:numId w:val="1005"/>
         </w:numPr>
       </w:pPr>
       <w:r>
@@ -6101,9 +6275,9 @@
         <w:t xml:space="preserve">calls that quantify the overlap, and state the corrected non-overlapping total.</w:t>
       </w:r>
     </w:p>
-    <w:bookmarkEnd w:id="50"/>
     <w:bookmarkEnd w:id="51"/>
-    <w:bookmarkStart w:id="71" w:name="raster-data"/>
+    <w:bookmarkEnd w:id="52"/>
+    <w:bookmarkStart w:id="72" w:name="raster-data"/>
     <w:p>
       <w:pPr>
         <w:pStyle w:val="Heading1"/>
@@ -6112,7 +6286,7 @@
         <w:t xml:space="preserve">3. Raster Data</w:t>
       </w:r>
     </w:p>
-    <w:bookmarkStart w:id="52" w:name="the-raster-model"/>
+    <w:bookmarkStart w:id="53" w:name="the-raster-model"/>
     <w:p>
       <w:pPr>
         <w:pStyle w:val="Heading2"/>
@@ -6855,8 +7029,8 @@
         <w:t xml:space="preserve">The printout is the raster data model made concrete: rows and columns, cell size, extent, CRS, and the value range. Each 10-metre cell now holds the total stem basal area within it, a crude but genuine biomass proxy.</w:t>
       </w:r>
     </w:p>
-    <w:bookmarkEnd w:id="52"/>
-    <w:bookmarkStart w:id="56" w:name="inspecting-rasters"/>
+    <w:bookmarkEnd w:id="53"/>
+    <w:bookmarkStart w:id="57" w:name="inspecting-rasters"/>
     <w:p>
       <w:pPr>
         <w:pStyle w:val="Heading2"/>
@@ -7070,18 +7244,18 @@
           <wp:inline>
             <wp:extent cx="5943600" cy="4754880"/>
             <wp:effectExtent b="0" l="0" r="0" t="0"/>
-            <wp:docPr descr="" title="" id="54" name="Picture"/>
+            <wp:docPr descr="" title="" id="55" name="Picture"/>
             <a:graphic>
               <a:graphicData uri="http://schemas.openxmlformats.org/drawingml/2006/picture">
                 <pic:pic>
                   <pic:nvPicPr>
-                    <pic:cNvPr descr="03-raster-data_files/figure-docx/unnamed-chunk-2-1.png" id="55" name="Picture"/>
+                    <pic:cNvPr descr="03-raster-data_files/figure-docx/unnamed-chunk-2-1.png" id="56" name="Picture"/>
                     <pic:cNvPicPr>
                       <a:picLocks noChangeArrowheads="1" noChangeAspect="1"/>
                     </pic:cNvPicPr>
                   </pic:nvPicPr>
                   <pic:blipFill>
-                    <a:blip r:embed="rId53"/>
+                    <a:blip r:embed="rId54"/>
                     <a:stretch>
                       <a:fillRect/>
                     </a:stretch>
@@ -7108,8 +7282,8 @@
         </w:drawing>
       </w:r>
     </w:p>
-    <w:bookmarkEnd w:id="56"/>
-    <w:bookmarkStart w:id="60" w:name="raster-algebra"/>
+    <w:bookmarkEnd w:id="57"/>
+    <w:bookmarkStart w:id="61" w:name="raster-algebra"/>
     <w:p>
       <w:pPr>
         <w:pStyle w:val="Heading2"/>
@@ -7321,18 +7495,18 @@
           <wp:inline>
             <wp:extent cx="5943600" cy="4754880"/>
             <wp:effectExtent b="0" l="0" r="0" t="0"/>
-            <wp:docPr descr="" title="" id="58" name="Picture"/>
+            <wp:docPr descr="" title="" id="59" name="Picture"/>
             <a:graphic>
               <a:graphicData uri="http://schemas.openxmlformats.org/drawingml/2006/picture">
                 <pic:pic>
                   <pic:nvPicPr>
-                    <pic:cNvPr descr="03-raster-data_files/figure-docx/unnamed-chunk-4-1.png" id="59" name="Picture"/>
+                    <pic:cNvPr descr="03-raster-data_files/figure-docx/unnamed-chunk-4-1.png" id="60" name="Picture"/>
                     <pic:cNvPicPr>
                       <a:picLocks noChangeArrowheads="1" noChangeAspect="1"/>
                     </pic:cNvPicPr>
                   </pic:nvPicPr>
                   <pic:blipFill>
-                    <a:blip r:embed="rId57"/>
+                    <a:blip r:embed="rId58"/>
                     <a:stretch>
                       <a:fillRect/>
                     </a:stretch>
@@ -7359,8 +7533,8 @@
         </w:drawing>
       </w:r>
     </w:p>
-    <w:bookmarkEnd w:id="60"/>
-    <w:bookmarkStart w:id="64" w:name="reclassification"/>
+    <w:bookmarkEnd w:id="61"/>
+    <w:bookmarkStart w:id="65" w:name="reclassification"/>
     <w:p>
       <w:pPr>
         <w:pStyle w:val="Heading2"/>
@@ -7862,18 +8036,18 @@
           <wp:inline>
             <wp:extent cx="5943600" cy="4754880"/>
             <wp:effectExtent b="0" l="0" r="0" t="0"/>
-            <wp:docPr descr="" title="" id="62" name="Picture"/>
+            <wp:docPr descr="" title="" id="63" name="Picture"/>
             <a:graphic>
               <a:graphicData uri="http://schemas.openxmlformats.org/drawingml/2006/picture">
                 <pic:pic>
                   <pic:nvPicPr>
-                    <pic:cNvPr descr="03-raster-data_files/figure-docx/unnamed-chunk-5-1.png" id="63" name="Picture"/>
+                    <pic:cNvPr descr="03-raster-data_files/figure-docx/unnamed-chunk-5-1.png" id="64" name="Picture"/>
                     <pic:cNvPicPr>
                       <a:picLocks noChangeArrowheads="1" noChangeAspect="1"/>
                     </pic:cNvPicPr>
                   </pic:nvPicPr>
                   <pic:blipFill>
-                    <a:blip r:embed="rId61"/>
+                    <a:blip r:embed="rId62"/>
                     <a:stretch>
                       <a:fillRect/>
                     </a:stretch>
@@ -7900,8 +8074,8 @@
         </w:drawing>
       </w:r>
     </w:p>
-    <w:bookmarkEnd w:id="64"/>
-    <w:bookmarkStart w:id="65" w:name="extraction"/>
+    <w:bookmarkEnd w:id="65"/>
+    <w:bookmarkStart w:id="66" w:name="extraction"/>
     <w:p>
       <w:pPr>
         <w:pStyle w:val="Heading2"/>
@@ -8091,7 +8265,7 @@
         <w:rPr>
           <w:rStyle w:val="CommentTok"/>
         </w:rPr>
-        <w:t xml:space="preserve">#&gt; 2  2 0.0002544690</w:t>
+        <w:t xml:space="preserve">#&gt; 2  2 0.0002010619</w:t>
       </w:r>
       <w:r>
         <w:br/>
@@ -8100,7 +8274,7 @@
         <w:rPr>
           <w:rStyle w:val="CommentTok"/>
         </w:rPr>
-        <w:t xml:space="preserve">#&gt; 3  3 0.2014703369</w:t>
+        <w:t xml:space="preserve">#&gt; 3  3 0.0000000000</w:t>
       </w:r>
       <w:r>
         <w:br/>
@@ -8109,7 +8283,7 @@
         <w:rPr>
           <w:rStyle w:val="CommentTok"/>
         </w:rPr>
-        <w:t xml:space="preserve">#&gt; 4  4 0.0001130973</w:t>
+        <w:t xml:space="preserve">#&gt; 4  4 0.0005552765</w:t>
       </w:r>
       <w:r>
         <w:br/>
@@ -8129,8 +8303,8 @@
         <w:t xml:space="preserve">Extraction and reclassification are the two operations that connect the raster and vector worlds, and everything applied in the rest of the book uses one or both.</w:t>
       </w:r>
     </w:p>
-    <w:bookmarkEnd w:id="65"/>
-    <w:bookmarkStart w:id="69" w:name="keystone-land-cover-reclassification"/>
+    <w:bookmarkEnd w:id="66"/>
+    <w:bookmarkStart w:id="70" w:name="keystone-land-cover-reclassification"/>
     <w:p>
       <w:pPr>
         <w:pStyle w:val="Heading2"/>
@@ -9117,18 +9291,18 @@
           <wp:inline>
             <wp:extent cx="5943600" cy="4754880"/>
             <wp:effectExtent b="0" l="0" r="0" t="0"/>
-            <wp:docPr descr="" title="" id="67" name="Picture"/>
+            <wp:docPr descr="" title="" id="68" name="Picture"/>
             <a:graphic>
               <a:graphicData uri="http://schemas.openxmlformats.org/drawingml/2006/picture">
                 <pic:pic>
                   <pic:nvPicPr>
-                    <pic:cNvPr descr="03-raster-data_files/figure-docx/unnamed-chunk-7-1.png" id="68" name="Picture"/>
+                    <pic:cNvPr descr="03-raster-data_files/figure-docx/unnamed-chunk-7-1.png" id="69" name="Picture"/>
                     <pic:cNvPicPr>
                       <a:picLocks noChangeArrowheads="1" noChangeAspect="1"/>
                     </pic:cNvPicPr>
                   </pic:nvPicPr>
                   <pic:blipFill>
-                    <a:blip r:embed="rId66"/>
+                    <a:blip r:embed="rId67"/>
                     <a:stretch>
                       <a:fillRect/>
                     </a:stretch>
@@ -9820,8 +9994,8 @@
         <w:t xml:space="preserve">the number is, because a class area is only as good as the map’s accuracy.</w:t>
       </w:r>
     </w:p>
-    <w:bookmarkEnd w:id="69"/>
-    <w:bookmarkStart w:id="70" w:name="exercises-2"/>
+    <w:bookmarkEnd w:id="70"/>
+    <w:bookmarkStart w:id="71" w:name="exercises-2"/>
     <w:p>
       <w:pPr>
         <w:pStyle w:val="Heading2"/>
@@ -9835,7 +10009,7 @@
         <w:pStyle w:val="Compact"/>
         <w:numPr>
           <w:ilvl w:val="0"/>
-          <w:numId w:val="1004"/>
+          <w:numId w:val="1006"/>
         </w:numPr>
       </w:pPr>
       <w:r>
@@ -9847,7 +10021,7 @@
         <w:pStyle w:val="Compact"/>
         <w:numPr>
           <w:ilvl w:val="0"/>
-          <w:numId w:val="1004"/>
+          <w:numId w:val="1006"/>
         </w:numPr>
       </w:pPr>
       <w:r>
@@ -9859,7 +10033,7 @@
         <w:pStyle w:val="Compact"/>
         <w:numPr>
           <w:ilvl w:val="0"/>
-          <w:numId w:val="1004"/>
+          <w:numId w:val="1006"/>
         </w:numPr>
       </w:pPr>
       <w:r>
@@ -9883,7 +10057,7 @@
         <w:pStyle w:val="Compact"/>
         <w:numPr>
           <w:ilvl w:val="0"/>
-          <w:numId w:val="1004"/>
+          <w:numId w:val="1006"/>
         </w:numPr>
       </w:pPr>
       <w:r>
@@ -9900,9 +10074,9 @@
         <w:t xml:space="preserve">Change the forest threshold on the synthetic index from 0.5 to 0.45 and recompute forest area. By how many hectares does the estimate move, and what does that sensitivity imply for defining a class boundary in a real LULC map?</w:t>
       </w:r>
     </w:p>
-    <w:bookmarkEnd w:id="70"/>
     <w:bookmarkEnd w:id="71"/>
-    <w:bookmarkStart w:id="89" w:name="terrain-and-hydrology"/>
+    <w:bookmarkEnd w:id="72"/>
+    <w:bookmarkStart w:id="90" w:name="terrain-and-hydrology"/>
     <w:p>
       <w:pPr>
         <w:pStyle w:val="Heading1"/>
@@ -9911,7 +10085,7 @@
         <w:t xml:space="preserve">4. Terrain and Hydrology</w:t>
       </w:r>
     </w:p>
-    <w:bookmarkStart w:id="72" w:name="elevation"/>
+    <w:bookmarkStart w:id="73" w:name="elevation"/>
     <w:p>
       <w:pPr>
         <w:pStyle w:val="Heading2"/>
@@ -11044,8 +11218,8 @@
         <w:t xml:space="preserve">#&gt; elevation 102.093 132.22 122.6464</w:t>
       </w:r>
     </w:p>
-    <w:bookmarkEnd w:id="72"/>
-    <w:bookmarkStart w:id="79" w:name="terrain-derivatives"/>
+    <w:bookmarkEnd w:id="73"/>
+    <w:bookmarkStart w:id="80" w:name="terrain-derivatives"/>
     <w:p>
       <w:pPr>
         <w:pStyle w:val="Heading2"/>
@@ -11365,18 +11539,18 @@
           <wp:inline>
             <wp:extent cx="5943600" cy="4754880"/>
             <wp:effectExtent b="0" l="0" r="0" t="0"/>
-            <wp:docPr descr="" title="" id="74" name="Picture"/>
+            <wp:docPr descr="" title="" id="75" name="Picture"/>
             <a:graphic>
               <a:graphicData uri="http://schemas.openxmlformats.org/drawingml/2006/picture">
                 <pic:pic>
                   <pic:nvPicPr>
-                    <pic:cNvPr descr="04-terrain-hydrology_files/figure-docx/unnamed-chunk-3-1.png" id="75" name="Picture"/>
+                    <pic:cNvPr descr="04-terrain-hydrology_files/figure-docx/unnamed-chunk-3-1.png" id="76" name="Picture"/>
                     <pic:cNvPicPr>
                       <a:picLocks noChangeArrowheads="1" noChangeAspect="1"/>
                     </pic:cNvPicPr>
                   </pic:nvPicPr>
                   <pic:blipFill>
-                    <a:blip r:embed="rId73"/>
+                    <a:blip r:embed="rId74"/>
                     <a:stretch>
                       <a:fillRect/>
                     </a:stretch>
@@ -11752,18 +11926,18 @@
           <wp:inline>
             <wp:extent cx="5943600" cy="4754880"/>
             <wp:effectExtent b="0" l="0" r="0" t="0"/>
-            <wp:docPr descr="" title="" id="77" name="Picture"/>
+            <wp:docPr descr="" title="" id="78" name="Picture"/>
             <a:graphic>
               <a:graphicData uri="http://schemas.openxmlformats.org/drawingml/2006/picture">
                 <pic:pic>
                   <pic:nvPicPr>
-                    <pic:cNvPr descr="04-terrain-hydrology_files/figure-docx/unnamed-chunk-4-1.png" id="78" name="Picture"/>
+                    <pic:cNvPr descr="04-terrain-hydrology_files/figure-docx/unnamed-chunk-4-1.png" id="79" name="Picture"/>
                     <pic:cNvPicPr>
                       <a:picLocks noChangeArrowheads="1" noChangeAspect="1"/>
                     </pic:cNvPicPr>
                   </pic:nvPicPr>
                   <pic:blipFill>
-                    <a:blip r:embed="rId76"/>
+                    <a:blip r:embed="rId77"/>
                     <a:stretch>
                       <a:fillRect/>
                     </a:stretch>
@@ -11790,8 +11964,8 @@
         </w:drawing>
       </w:r>
     </w:p>
-    <w:bookmarkEnd w:id="79"/>
-    <w:bookmarkStart w:id="83" w:name="flow-direction"/>
+    <w:bookmarkEnd w:id="80"/>
+    <w:bookmarkStart w:id="84" w:name="flow-direction"/>
     <w:p>
       <w:pPr>
         <w:pStyle w:val="Heading2"/>
@@ -11918,18 +12092,18 @@
           <wp:inline>
             <wp:extent cx="5943600" cy="4754880"/>
             <wp:effectExtent b="0" l="0" r="0" t="0"/>
-            <wp:docPr descr="" title="" id="81" name="Picture"/>
+            <wp:docPr descr="" title="" id="82" name="Picture"/>
             <a:graphic>
               <a:graphicData uri="http://schemas.openxmlformats.org/drawingml/2006/picture">
                 <pic:pic>
                   <pic:nvPicPr>
-                    <pic:cNvPr descr="04-terrain-hydrology_files/figure-docx/unnamed-chunk-5-1.png" id="82" name="Picture"/>
+                    <pic:cNvPr descr="04-terrain-hydrology_files/figure-docx/unnamed-chunk-5-1.png" id="83" name="Picture"/>
                     <pic:cNvPicPr>
                       <a:picLocks noChangeArrowheads="1" noChangeAspect="1"/>
                     </pic:cNvPicPr>
                   </pic:nvPicPr>
                   <pic:blipFill>
-                    <a:blip r:embed="rId80"/>
+                    <a:blip r:embed="rId81"/>
                     <a:stretch>
                       <a:fillRect/>
                     </a:stretch>
@@ -11976,8 +12150,8 @@
         <w:t xml:space="preserve">, which route flow across the accumulated grid. The principle is the one shown here: every hydrological product begins with elevation and the slope and flow fields derived from it.</w:t>
       </w:r>
     </w:p>
-    <w:bookmarkEnd w:id="83"/>
-    <w:bookmarkStart w:id="87" w:name="keystone-hydrological-analysis"/>
+    <w:bookmarkEnd w:id="84"/>
+    <w:bookmarkStart w:id="88" w:name="keystone-hydrological-analysis"/>
     <w:p>
       <w:pPr>
         <w:pStyle w:val="Heading2"/>
@@ -12627,18 +12801,18 @@
           <wp:inline>
             <wp:extent cx="5943600" cy="4754880"/>
             <wp:effectExtent b="0" l="0" r="0" t="0"/>
-            <wp:docPr descr="" title="" id="85" name="Picture"/>
+            <wp:docPr descr="" title="" id="86" name="Picture"/>
             <a:graphic>
               <a:graphicData uri="http://schemas.openxmlformats.org/drawingml/2006/picture">
                 <pic:pic>
                   <pic:nvPicPr>
-                    <pic:cNvPr descr="04-terrain-hydrology_files/figure-docx/unnamed-chunk-7-1.png" id="86" name="Picture"/>
+                    <pic:cNvPr descr="04-terrain-hydrology_files/figure-docx/unnamed-chunk-7-1.png" id="87" name="Picture"/>
                     <pic:cNvPicPr>
                       <a:picLocks noChangeArrowheads="1" noChangeAspect="1"/>
                     </pic:cNvPicPr>
                   </pic:nvPicPr>
                   <pic:blipFill>
-                    <a:blip r:embed="rId84"/>
+                    <a:blip r:embed="rId85"/>
                     <a:stretch>
                       <a:fillRect/>
                     </a:stretch>
@@ -13211,8 +13385,8 @@
         <w:t xml:space="preserve">Reading down the table, a few metres of stage change a small flooded area into a large one, the non-linearity that makes shallow basins so sensitive and makes stating the assumed water level essential to any wetland-area claim. The real project adds a satellite-derived water mask to validate the DEM prediction, but the analytical core is this thresholded elevation surface.</w:t>
       </w:r>
     </w:p>
-    <w:bookmarkEnd w:id="87"/>
-    <w:bookmarkStart w:id="88" w:name="exercises-3"/>
+    <w:bookmarkEnd w:id="88"/>
+    <w:bookmarkStart w:id="89" w:name="exercises-3"/>
     <w:p>
       <w:pPr>
         <w:pStyle w:val="Heading2"/>
@@ -13226,7 +13400,7 @@
         <w:pStyle w:val="Compact"/>
         <w:numPr>
           <w:ilvl w:val="0"/>
-          <w:numId w:val="1005"/>
+          <w:numId w:val="1007"/>
         </w:numPr>
       </w:pPr>
       <w:r>
@@ -13238,7 +13412,7 @@
         <w:pStyle w:val="Compact"/>
         <w:numPr>
           <w:ilvl w:val="0"/>
-          <w:numId w:val="1005"/>
+          <w:numId w:val="1007"/>
         </w:numPr>
       </w:pPr>
       <w:r>
@@ -13259,7 +13433,7 @@
         <w:pStyle w:val="Compact"/>
         <w:numPr>
           <w:ilvl w:val="0"/>
-          <w:numId w:val="1005"/>
+          <w:numId w:val="1007"/>
         </w:numPr>
       </w:pPr>
       <w:r>
@@ -13271,7 +13445,7 @@
         <w:pStyle w:val="Compact"/>
         <w:numPr>
           <w:ilvl w:val="0"/>
-          <w:numId w:val="1005"/>
+          <w:numId w:val="1007"/>
         </w:numPr>
       </w:pPr>
       <w:r>
@@ -13288,9 +13462,9 @@
         <w:t xml:space="preserve">A project claims a 50-hectare seasonal wetland. Explain how you would use a DEM, a water-level assumption, and the rating-curve method above to test that claim, and what single assumption most affects your answer.</w:t>
       </w:r>
     </w:p>
-    <w:bookmarkEnd w:id="88"/>
     <w:bookmarkEnd w:id="89"/>
-    <w:bookmarkStart w:id="105" w:name="lidar-and-point-clouds"/>
+    <w:bookmarkEnd w:id="90"/>
+    <w:bookmarkStart w:id="106" w:name="lidar-and-point-clouds"/>
     <w:p>
       <w:pPr>
         <w:pStyle w:val="Heading1"/>
@@ -13299,7 +13473,7 @@
         <w:t xml:space="preserve">5. LiDAR and Point Clouds</w:t>
       </w:r>
     </w:p>
-    <w:bookmarkStart w:id="93" w:name="point-clouds"/>
+    <w:bookmarkStart w:id="94" w:name="point-clouds"/>
     <w:p>
       <w:pPr>
         <w:pStyle w:val="Heading2"/>
@@ -13884,18 +14058,18 @@
           <wp:inline>
             <wp:extent cx="5943600" cy="4754880"/>
             <wp:effectExtent b="0" l="0" r="0" t="0"/>
-            <wp:docPr descr="" title="" id="91" name="Picture"/>
+            <wp:docPr descr="" title="" id="92" name="Picture"/>
             <a:graphic>
               <a:graphicData uri="http://schemas.openxmlformats.org/drawingml/2006/picture">
                 <pic:pic>
                   <pic:nvPicPr>
-                    <pic:cNvPr descr="05-lidar-point-clouds_files/figure-docx/unnamed-chunk-1-1.png" id="92" name="Picture"/>
+                    <pic:cNvPr descr="05-lidar-point-clouds_files/figure-docx/unnamed-chunk-1-1.png" id="93" name="Picture"/>
                     <pic:cNvPicPr>
                       <a:picLocks noChangeArrowheads="1" noChangeAspect="1"/>
                     </pic:cNvPicPr>
                   </pic:nvPicPr>
                   <pic:blipFill>
-                    <a:blip r:embed="rId90"/>
+                    <a:blip r:embed="rId91"/>
                     <a:stretch>
                       <a:fillRect/>
                     </a:stretch>
@@ -13922,8 +14096,8 @@
         </w:drawing>
       </w:r>
     </w:p>
-    <w:bookmarkEnd w:id="93"/>
-    <w:bookmarkStart w:id="94" w:name="ground-and-canopy"/>
+    <w:bookmarkEnd w:id="94"/>
+    <w:bookmarkStart w:id="95" w:name="ground-and-canopy"/>
     <w:p>
       <w:pPr>
         <w:pStyle w:val="Heading2"/>
@@ -14008,8 +14182,8 @@
         <w:t xml:space="preserve">implements the standard algorithms (cloth simulation, progressive morphological filters). The principle is that height above ground, not height above sea level, is what relates to biomass.</w:t>
       </w:r>
     </w:p>
-    <w:bookmarkEnd w:id="94"/>
-    <w:bookmarkStart w:id="98" w:name="building-a-chm"/>
+    <w:bookmarkEnd w:id="95"/>
+    <w:bookmarkStart w:id="99" w:name="building-a-chm"/>
     <w:p>
       <w:pPr>
         <w:pStyle w:val="Heading2"/>
@@ -14706,18 +14880,18 @@
           <wp:inline>
             <wp:extent cx="5943600" cy="4754880"/>
             <wp:effectExtent b="0" l="0" r="0" t="0"/>
-            <wp:docPr descr="" title="" id="96" name="Picture"/>
+            <wp:docPr descr="" title="" id="97" name="Picture"/>
             <a:graphic>
               <a:graphicData uri="http://schemas.openxmlformats.org/drawingml/2006/picture">
                 <pic:pic>
                   <pic:nvPicPr>
-                    <pic:cNvPr descr="05-lidar-point-clouds_files/figure-docx/unnamed-chunk-2-1.png" id="97" name="Picture"/>
+                    <pic:cNvPr descr="05-lidar-point-clouds_files/figure-docx/unnamed-chunk-2-1.png" id="98" name="Picture"/>
                     <pic:cNvPicPr>
                       <a:picLocks noChangeArrowheads="1" noChangeAspect="1"/>
                     </pic:cNvPicPr>
                   </pic:nvPicPr>
                   <pic:blipFill>
-                    <a:blip r:embed="rId95"/>
+                    <a:blip r:embed="rId96"/>
                     <a:stretch>
                       <a:fillRect/>
                     </a:stretch>
@@ -14744,8 +14918,8 @@
         </w:drawing>
       </w:r>
     </w:p>
-    <w:bookmarkEnd w:id="98"/>
-    <w:bookmarkStart w:id="102" w:name="tree-detection"/>
+    <w:bookmarkEnd w:id="99"/>
+    <w:bookmarkStart w:id="103" w:name="tree-detection"/>
     <w:p>
       <w:pPr>
         <w:pStyle w:val="Heading2"/>
@@ -15228,18 +15402,18 @@
           <wp:inline>
             <wp:extent cx="5943600" cy="4754880"/>
             <wp:effectExtent b="0" l="0" r="0" t="0"/>
-            <wp:docPr descr="" title="" id="100" name="Picture"/>
+            <wp:docPr descr="" title="" id="101" name="Picture"/>
             <a:graphic>
               <a:graphicData uri="http://schemas.openxmlformats.org/drawingml/2006/picture">
                 <pic:pic>
                   <pic:nvPicPr>
-                    <pic:cNvPr descr="05-lidar-point-clouds_files/figure-docx/unnamed-chunk-4-1.png" id="101" name="Picture"/>
+                    <pic:cNvPr descr="05-lidar-point-clouds_files/figure-docx/unnamed-chunk-4-1.png" id="102" name="Picture"/>
                     <pic:cNvPicPr>
                       <a:picLocks noChangeArrowheads="1" noChangeAspect="1"/>
                     </pic:cNvPicPr>
                   </pic:nvPicPr>
                   <pic:blipFill>
-                    <a:blip r:embed="rId99"/>
+                    <a:blip r:embed="rId100"/>
                     <a:stretch>
                       <a:fillRect/>
                     </a:stretch>
@@ -15266,8 +15440,8 @@
         </w:drawing>
       </w:r>
     </w:p>
-    <w:bookmarkEnd w:id="102"/>
-    <w:bookmarkStart w:id="103" w:name="keystone-lidar-forestry"/>
+    <w:bookmarkEnd w:id="103"/>
+    <w:bookmarkStart w:id="104" w:name="keystone-lidar-forestry"/>
     <w:p>
       <w:pPr>
         <w:pStyle w:val="Heading2"/>
@@ -15765,8 +15939,8 @@
         <w:t xml:space="preserve">count every stem. The height metrics, by contrast, are robust and are what a LiDAR biomass model is built on. The full project fits that model and maps predicted biomass with its prediction error, the subject of the uncertainty chapter.</w:t>
       </w:r>
     </w:p>
-    <w:bookmarkEnd w:id="103"/>
-    <w:bookmarkStart w:id="104" w:name="exercises-4"/>
+    <w:bookmarkEnd w:id="104"/>
+    <w:bookmarkStart w:id="105" w:name="exercises-4"/>
     <w:p>
       <w:pPr>
         <w:pStyle w:val="Heading2"/>
@@ -15780,7 +15954,7 @@
         <w:pStyle w:val="Compact"/>
         <w:numPr>
           <w:ilvl w:val="0"/>
-          <w:numId w:val="1006"/>
+          <w:numId w:val="1008"/>
         </w:numPr>
       </w:pPr>
       <w:r>
@@ -15792,7 +15966,7 @@
         <w:pStyle w:val="Compact"/>
         <w:numPr>
           <w:ilvl w:val="0"/>
-          <w:numId w:val="1006"/>
+          <w:numId w:val="1008"/>
         </w:numPr>
       </w:pPr>
       <w:r>
@@ -15804,7 +15978,7 @@
         <w:pStyle w:val="Compact"/>
         <w:numPr>
           <w:ilvl w:val="0"/>
-          <w:numId w:val="1006"/>
+          <w:numId w:val="1008"/>
         </w:numPr>
       </w:pPr>
       <w:r>
@@ -15816,7 +15990,7 @@
         <w:pStyle w:val="Compact"/>
         <w:numPr>
           <w:ilvl w:val="0"/>
-          <w:numId w:val="1006"/>
+          <w:numId w:val="1008"/>
         </w:numPr>
       </w:pPr>
       <w:r>
@@ -15833,9 +16007,9 @@
         <w:t xml:space="preserve">You have LiDAR over 10,000 ha and field plots on 30 ha. Describe, in steps, how you would use the plots to calibrate a CHM-based biomass model and produce a wall-to-wall estimate, and where the two main sources of error enter.</w:t>
       </w:r>
     </w:p>
-    <w:bookmarkEnd w:id="104"/>
     <w:bookmarkEnd w:id="105"/>
-    <w:bookmarkStart w:id="117" w:name="disturbance-and-risk"/>
+    <w:bookmarkEnd w:id="106"/>
+    <w:bookmarkStart w:id="118" w:name="disturbance-and-risk"/>
     <w:p>
       <w:pPr>
         <w:pStyle w:val="Heading1"/>
@@ -15844,7 +16018,7 @@
         <w:t xml:space="preserve">6. Disturbance and Risk</w:t>
       </w:r>
     </w:p>
-    <w:bookmarkStart w:id="109" w:name="change-detection"/>
+    <w:bookmarkStart w:id="110" w:name="change-detection"/>
     <w:p>
       <w:pPr>
         <w:pStyle w:val="Heading2"/>
@@ -17129,18 +17303,18 @@
           <wp:inline>
             <wp:extent cx="5943600" cy="4754880"/>
             <wp:effectExtent b="0" l="0" r="0" t="0"/>
-            <wp:docPr descr="" title="" id="107" name="Picture"/>
+            <wp:docPr descr="" title="" id="108" name="Picture"/>
             <a:graphic>
               <a:graphicData uri="http://schemas.openxmlformats.org/drawingml/2006/picture">
                 <pic:pic>
                   <pic:nvPicPr>
-                    <pic:cNvPr descr="06-disturbance-risk_files/figure-docx/unnamed-chunk-1-1.png" id="108" name="Picture"/>
+                    <pic:cNvPr descr="06-disturbance-risk_files/figure-docx/unnamed-chunk-1-1.png" id="109" name="Picture"/>
                     <pic:cNvPicPr>
                       <a:picLocks noChangeArrowheads="1" noChangeAspect="1"/>
                     </pic:cNvPicPr>
                   </pic:nvPicPr>
                   <pic:blipFill>
-                    <a:blip r:embed="rId106"/>
+                    <a:blip r:embed="rId107"/>
                     <a:stretch>
                       <a:fillRect/>
                     </a:stretch>
@@ -17432,8 +17606,8 @@
         <w:t xml:space="preserve">#&gt; [1] 0</w:t>
       </w:r>
     </w:p>
-    <w:bookmarkEnd w:id="109"/>
-    <w:bookmarkStart w:id="110" w:name="accuracy-assessment"/>
+    <w:bookmarkEnd w:id="110"/>
+    <w:bookmarkStart w:id="111" w:name="accuracy-assessment"/>
     <w:p>
       <w:pPr>
         <w:pStyle w:val="Heading2"/>
@@ -18470,8 +18644,8 @@
         <w:t xml:space="preserve">means the map misses real clearing, an omission error that understates loss, which is exactly the direction an auditor scrutinises. These same counts feed the area-adjusted estimator and its confidence interval in the next chapter.</w:t>
       </w:r>
     </w:p>
-    <w:bookmarkEnd w:id="110"/>
-    <w:bookmarkStart w:id="114" w:name="spatial-risk"/>
+    <w:bookmarkEnd w:id="111"/>
+    <w:bookmarkStart w:id="115" w:name="spatial-risk"/>
     <w:p>
       <w:pPr>
         <w:pStyle w:val="Heading2"/>
@@ -18749,18 +18923,18 @@
           <wp:inline>
             <wp:extent cx="5943600" cy="4754880"/>
             <wp:effectExtent b="0" l="0" r="0" t="0"/>
-            <wp:docPr descr="" title="" id="112" name="Picture"/>
+            <wp:docPr descr="" title="" id="113" name="Picture"/>
             <a:graphic>
               <a:graphicData uri="http://schemas.openxmlformats.org/drawingml/2006/picture">
                 <pic:pic>
                   <pic:nvPicPr>
-                    <pic:cNvPr descr="06-disturbance-risk_files/figure-docx/unnamed-chunk-5-1.png" id="113" name="Picture"/>
+                    <pic:cNvPr descr="06-disturbance-risk_files/figure-docx/unnamed-chunk-5-1.png" id="114" name="Picture"/>
                     <pic:cNvPicPr>
                       <a:picLocks noChangeArrowheads="1" noChangeAspect="1"/>
                     </pic:cNvPicPr>
                   </pic:nvPicPr>
                   <pic:blipFill>
-                    <a:blip r:embed="rId111"/>
+                    <a:blip r:embed="rId112"/>
                     <a:stretch>
                       <a:fillRect/>
                     </a:stretch>
@@ -19337,8 +19511,8 @@
         <w:t xml:space="preserve">#&gt; &lt;0 rows&gt; (or 0-length row.names)</w:t>
       </w:r>
     </w:p>
-    <w:bookmarkEnd w:id="114"/>
-    <w:bookmarkStart w:id="115" w:name="Xb6d789f54a220f4a64206e146de9af364603a22"/>
+    <w:bookmarkEnd w:id="115"/>
+    <w:bookmarkStart w:id="116" w:name="Xb6d789f54a220f4a64206e146de9af364603a22"/>
     <w:p>
       <w:pPr>
         <w:pStyle w:val="Heading2"/>
@@ -19355,8 +19529,8 @@
         <w:t xml:space="preserve">Put together, the chapter is the disturbance-check pipeline: difference two dates to detect loss, quantify the area, validate it with an accuracy assessment, and model where further loss is likely. VM0048 and the associated risk tools formalise the last step into a baseline of expected deforestation; the ACR accuracy requirements formalise the middle step into a mandatory confusion matrix. The auditor’s job is to reproduce each: recompute the change area, rebuild the confusion matrix from the reference sample, and check that the risk model’s covariates and thresholds are defensible. Every number here, hectares lost, overall accuracy, area at high risk, is one a project reports and a verifier must be able to regenerate.</w:t>
       </w:r>
     </w:p>
-    <w:bookmarkEnd w:id="115"/>
-    <w:bookmarkStart w:id="116" w:name="exercises-5"/>
+    <w:bookmarkEnd w:id="116"/>
+    <w:bookmarkStart w:id="117" w:name="exercises-5"/>
     <w:p>
       <w:pPr>
         <w:pStyle w:val="Heading2"/>
@@ -19370,7 +19544,7 @@
         <w:pStyle w:val="Compact"/>
         <w:numPr>
           <w:ilvl w:val="0"/>
-          <w:numId w:val="1007"/>
+          <w:numId w:val="1009"/>
         </w:numPr>
       </w:pPr>
       <w:r>
@@ -19382,7 +19556,7 @@
         <w:pStyle w:val="Compact"/>
         <w:numPr>
           <w:ilvl w:val="0"/>
-          <w:numId w:val="1007"/>
+          <w:numId w:val="1009"/>
         </w:numPr>
       </w:pPr>
       <w:r>
@@ -19422,7 +19596,7 @@
         <w:pStyle w:val="Compact"/>
         <w:numPr>
           <w:ilvl w:val="0"/>
-          <w:numId w:val="1007"/>
+          <w:numId w:val="1009"/>
         </w:numPr>
       </w:pPr>
       <w:r>
@@ -19434,7 +19608,7 @@
         <w:pStyle w:val="Compact"/>
         <w:numPr>
           <w:ilvl w:val="0"/>
-          <w:numId w:val="1007"/>
+          <w:numId w:val="1009"/>
         </w:numPr>
       </w:pPr>
       <w:r>
@@ -19451,9 +19625,9 @@
         <w:t xml:space="preserve">A project reports 200 ha of avoided deforestation with an overall map accuracy of 78%. Explain why the accuracy figure alone is not enough, and which per-class accuracies you would demand before accepting the area.</w:t>
       </w:r>
     </w:p>
-    <w:bookmarkEnd w:id="116"/>
     <w:bookmarkEnd w:id="117"/>
-    <w:bookmarkStart w:id="130" w:name="allometry-and-biomass"/>
+    <w:bookmarkEnd w:id="118"/>
+    <w:bookmarkStart w:id="131" w:name="allometry-and-biomass"/>
     <w:p>
       <w:pPr>
         <w:pStyle w:val="Heading1"/>
@@ -19462,7 +19636,7 @@
         <w:t xml:space="preserve">7. Allometry and Biomass</w:t>
       </w:r>
     </w:p>
-    <w:bookmarkStart w:id="118" w:name="you-cannot-weigh-a-forest"/>
+    <w:bookmarkStart w:id="119" w:name="you-cannot-weigh-a-forest"/>
     <w:p>
       <w:pPr>
         <w:pStyle w:val="Heading2"/>
@@ -19495,8 +19669,8 @@
         <w:t xml:space="preserve">The chapter is about that choice: what an allometric equation is, how to select one, what it costs to select badly, and how to carry the resulting uncertainty forward.</w:t>
       </w:r>
     </w:p>
-    <w:bookmarkEnd w:id="118"/>
-    <w:bookmarkStart w:id="119" w:name="the-form-of-the-equation"/>
+    <w:bookmarkEnd w:id="119"/>
+    <w:bookmarkStart w:id="120" w:name="the-form-of-the-equation"/>
     <w:p>
       <w:pPr>
         <w:pStyle w:val="Heading2"/>
@@ -19765,8 +19939,8 @@
         <w:t xml:space="preserve">, and it is used throughout this book. The uncertainty chapter shows what it does to the error statistics.</w:t>
       </w:r>
     </w:p>
-    <w:bookmarkEnd w:id="119"/>
-    <w:bookmarkStart w:id="120" w:name="choosing-an-equation"/>
+    <w:bookmarkEnd w:id="120"/>
+    <w:bookmarkStart w:id="121" w:name="choosing-an-equation"/>
     <w:p>
       <w:pPr>
         <w:pStyle w:val="Heading2"/>
@@ -20652,8 +20826,8 @@
         <w:t xml:space="preserve">The median equation here was fitted on thirteen trees. That is not unusual and not a scandal, because destructive harvest is expensive and slow, but it should calibrate how much confidence a single published equation deserves.</w:t>
       </w:r>
     </w:p>
-    <w:bookmarkEnd w:id="120"/>
-    <w:bookmarkStart w:id="124" w:name="the-cost-of-the-choice"/>
+    <w:bookmarkEnd w:id="121"/>
+    <w:bookmarkStart w:id="125" w:name="the-cost-of-the-choice"/>
     <w:p>
       <w:pPr>
         <w:pStyle w:val="Heading2"/>
@@ -22027,18 +22201,18 @@
           <wp:inline>
             <wp:extent cx="5943600" cy="4754880"/>
             <wp:effectExtent b="0" l="0" r="0" t="0"/>
-            <wp:docPr descr="" title="" id="122" name="Picture"/>
+            <wp:docPr descr="" title="" id="123" name="Picture"/>
             <a:graphic>
               <a:graphicData uri="http://schemas.openxmlformats.org/drawingml/2006/picture">
                 <pic:pic>
                   <pic:nvPicPr>
-                    <pic:cNvPr descr="allometry_files/figure-docx/unnamed-chunk-6-1.png" id="123" name="Picture"/>
+                    <pic:cNvPr descr="allometry_files/figure-docx/unnamed-chunk-6-1.png" id="124" name="Picture"/>
                     <pic:cNvPicPr>
                       <a:picLocks noChangeArrowheads="1" noChangeAspect="1"/>
                     </pic:cNvPicPr>
                   </pic:nvPicPr>
                   <pic:blipFill>
-                    <a:blip r:embed="rId121"/>
+                    <a:blip r:embed="rId122"/>
                     <a:stretch>
                       <a:fillRect/>
                     </a:stretch>
@@ -22073,8 +22247,8 @@
         <w:t xml:space="preserve">On log axes the equations are near-parallel lines separated by a constant factor. The divergence is not a subtle disagreement about form; it is a straightforward difference in level that persists across every tree in the stand and therefore does not average out.</w:t>
       </w:r>
     </w:p>
-    <w:bookmarkEnd w:id="124"/>
-    <w:bookmarkStart w:id="125" w:name="extrapolation-and-where-the-carbon-is"/>
+    <w:bookmarkEnd w:id="125"/>
+    <w:bookmarkStart w:id="126" w:name="extrapolation-and-where-the-carbon-is"/>
     <w:p>
       <w:pPr>
         <w:pStyle w:val="Heading2"/>
@@ -23404,8 +23578,8 @@
         <w:t xml:space="preserve">Three equations out of twenty-three remain valid at the largest maple in the plot. A project that reports a single point estimate from a single equation is concealing that.</w:t>
       </w:r>
     </w:p>
-    <w:bookmarkEnd w:id="125"/>
-    <w:bookmarkStart w:id="126" w:name="wood-density-and-generic-equations"/>
+    <w:bookmarkEnd w:id="126"/>
+    <w:bookmarkStart w:id="127" w:name="wood-density-and-generic-equations"/>
     <w:p>
       <w:pPr>
         <w:pStyle w:val="Heading2"/>
@@ -23773,8 +23947,8 @@
         <w:t xml:space="preserve">Five oak species carry four distinct density values, spanning 0.56 to 0.65, a range of about sixteen per cent. Since biomass is roughly proportional to density in these models, getting the species wrong costs less than getting the equation wrong, which is the argument for generic models: they trade one kind of error for another, being applicable far more widely and less accurate anywhere in particular. Note too that the densities are themselves look-ups from a reference database rather than measurements from these trees, so the covariate that is supposed to absorb between-species variation carries its own error.</w:t>
       </w:r>
     </w:p>
-    <w:bookmarkEnd w:id="126"/>
-    <w:bookmarkStart w:id="128" w:name="from-stem-to-stand"/>
+    <w:bookmarkEnd w:id="127"/>
+    <w:bookmarkStart w:id="129" w:name="from-stem-to-stand"/>
     <w:p>
       <w:pPr>
         <w:pStyle w:val="Heading2"/>
@@ -24221,7 +24395,7 @@
         <w:t xml:space="preserve">The carbon fraction of 0.47 is itself a default with its own uncertainty, and it multiplies everything above it. The uncertainty chapter propagates that.</w:t>
       </w:r>
     </w:p>
-    <w:bookmarkStart w:id="127" w:name="what-the-registries-ask-of-an-equation"/>
+    <w:bookmarkStart w:id="128" w:name="what-the-registries-ask-of-an-equation"/>
     <w:p>
       <w:pPr>
         <w:pStyle w:val="Heading4"/>
@@ -24332,9 +24506,9 @@
         <w:t xml:space="preserve">measurement will touch.</w:t>
       </w:r>
     </w:p>
-    <w:bookmarkEnd w:id="127"/>
     <w:bookmarkEnd w:id="128"/>
-    <w:bookmarkStart w:id="129" w:name="exercises-6"/>
+    <w:bookmarkEnd w:id="129"/>
+    <w:bookmarkStart w:id="130" w:name="exercises-6"/>
     <w:p>
       <w:pPr>
         <w:pStyle w:val="Heading2"/>
@@ -24348,7 +24522,7 @@
         <w:pStyle w:val="Compact"/>
         <w:numPr>
           <w:ilvl w:val="0"/>
-          <w:numId w:val="1008"/>
+          <w:numId w:val="1010"/>
         </w:numPr>
       </w:pPr>
       <w:r>
@@ -24372,7 +24546,7 @@
         <w:pStyle w:val="Compact"/>
         <w:numPr>
           <w:ilvl w:val="0"/>
-          <w:numId w:val="1008"/>
+          <w:numId w:val="1010"/>
         </w:numPr>
       </w:pPr>
       <w:r>
@@ -24399,7 +24573,7 @@
         <w:pStyle w:val="Compact"/>
         <w:numPr>
           <w:ilvl w:val="0"/>
-          <w:numId w:val="1008"/>
+          <w:numId w:val="1010"/>
         </w:numPr>
       </w:pPr>
       <w:r>
@@ -24434,7 +24608,7 @@
         <w:pStyle w:val="Compact"/>
         <w:numPr>
           <w:ilvl w:val="0"/>
-          <w:numId w:val="1008"/>
+          <w:numId w:val="1010"/>
         </w:numPr>
       </w:pPr>
       <w:r>
@@ -24446,7 +24620,7 @@
         <w:pStyle w:val="Compact"/>
         <w:numPr>
           <w:ilvl w:val="0"/>
-          <w:numId w:val="1008"/>
+          <w:numId w:val="1010"/>
         </w:numPr>
       </w:pPr>
       <w:r>
@@ -24463,9 +24637,9 @@
         <w:t xml:space="preserve">A project has no species-specific equation for its dominant species. Write the paragraph you would put in a monitoring report justifying a generic equation, naming the specific uncertainty it introduces and how you would quantify it.</w:t>
       </w:r>
     </w:p>
-    <w:bookmarkEnd w:id="129"/>
     <w:bookmarkEnd w:id="130"/>
-    <w:bookmarkStart w:id="142" w:name="emission-factors"/>
+    <w:bookmarkEnd w:id="131"/>
+    <w:bookmarkStart w:id="143" w:name="emission-factors"/>
     <w:p>
       <w:pPr>
         <w:pStyle w:val="Heading1"/>
@@ -24474,7 +24648,7 @@
         <w:t xml:space="preserve">8. Emission Factors</w:t>
       </w:r>
     </w:p>
-    <w:bookmarkStart w:id="131" w:name="the-other-half-of-the-identity"/>
+    <w:bookmarkStart w:id="132" w:name="the-other-half-of-the-identity"/>
     <w:p>
       <w:pPr>
         <w:pStyle w:val="Heading2"/>
@@ -24552,8 +24726,8 @@
         <w:t xml:space="preserve">The distinction matters more than it looks. An analyst who maps deforestation to the pixel and then multiplies by a factor pulled from a default table has spent all their effort on the term they measured and none on the term they assumed. The factor is usually the larger source of error, and unlike the map it cannot be improved by better imagery.</w:t>
       </w:r>
     </w:p>
-    <w:bookmarkEnd w:id="131"/>
-    <w:bookmarkStart w:id="132" w:name="tiers"/>
+    <w:bookmarkEnd w:id="132"/>
+    <w:bookmarkStart w:id="133" w:name="tiers"/>
     <w:p>
       <w:pPr>
         <w:pStyle w:val="Heading2"/>
@@ -24641,8 +24815,8 @@
         <w:t xml:space="preserve">The tiers are not a quality ladder in the sense that Tier 1 is wrong. A well-applied Tier 1 estimate with an honest uncertainty is more defensible than a Tier 3 model whose calibration nobody can reproduce. What the tiers do determine is the size of the interval you must report, and therefore the deduction you must accept.</w:t>
       </w:r>
     </w:p>
-    <w:bookmarkEnd w:id="132"/>
-    <w:bookmarkStart w:id="133" w:name="where-the-default-factors-come-from"/>
+    <w:bookmarkEnd w:id="133"/>
+    <w:bookmarkStart w:id="134" w:name="where-the-default-factors-come-from"/>
     <w:p>
       <w:pPr>
         <w:pStyle w:val="Heading2"/>
@@ -25997,8 +26171,8 @@
         <w:t xml:space="preserve">The stated uncertainty spans eighteenfold within a single table. Factor selection is therefore not a lookup; it is a decision about which of these positions you are willing to defend.</w:t>
       </w:r>
     </w:p>
-    <w:bookmarkEnd w:id="133"/>
-    <w:bookmarkStart w:id="134" w:name="the-stock-difference-method"/>
+    <w:bookmarkEnd w:id="134"/>
+    <w:bookmarkStart w:id="135" w:name="the-stock-difference-method"/>
     <w:p>
       <w:pPr>
         <w:pStyle w:val="Heading2"/>
@@ -26892,8 +27066,8 @@
         <w:t xml:space="preserve">The chain matters more than any single link. Three multiplicative factors mean three opportunities for a stratification error, and because they multiply, a mistake in any one of them scales the whole result rather than adding to it.</w:t>
       </w:r>
     </w:p>
-    <w:bookmarkEnd w:id="134"/>
-    <w:bookmarkStart w:id="135" w:name="the-asymmetry-nobody-mentions"/>
+    <w:bookmarkEnd w:id="135"/>
+    <w:bookmarkStart w:id="136" w:name="the-asymmetry-nobody-mentions"/>
     <w:p>
       <w:pPr>
         <w:pStyle w:val="Heading2"/>
@@ -26959,8 +27133,8 @@
         <w:t xml:space="preserve">It also has a practical consequence for anyone comparing a project’s numbers against an inventory. A project reporting a gain over five years captures a quarter of the eventual stock change, not all of it, and a project reporting a conversion loss books the whole thing at once. Two projects with identical biophysical outcomes and different timings will report very different annual figures, entirely legitimately.</w:t>
       </w:r>
     </w:p>
-    <w:bookmarkEnd w:id="135"/>
-    <w:bookmarkStart w:id="136" w:name="propagating-the-uncertainty"/>
+    <w:bookmarkEnd w:id="136"/>
+    <w:bookmarkStart w:id="137" w:name="propagating-the-uncertainty"/>
     <w:p>
       <w:pPr>
         <w:pStyle w:val="Heading2"/>
@@ -27465,8 +27639,8 @@
         <w:t xml:space="preserve">Seventy-one per cent. That figure is not unusual for a Tier 1 agroforestry estimate, and it is worth sitting with, because it means the honest interval on the claim is wider than the claim itself in one direction.</w:t>
       </w:r>
     </w:p>
-    <w:bookmarkEnd w:id="136"/>
-    <w:bookmarkStart w:id="137" w:name="where-the-uncertainty-actually-lives"/>
+    <w:bookmarkEnd w:id="137"/>
+    <w:bookmarkStart w:id="138" w:name="where-the-uncertainty-actually-lives"/>
     <w:p>
       <w:pPr>
         <w:pStyle w:val="Heading2"/>
@@ -28122,8 +28296,8 @@
         <w:t xml:space="preserve">, and work down the list. A term contributing under one per cent of the variance cannot be worth measuring, however cheap, because the total will not move.</w:t>
       </w:r>
     </w:p>
-    <w:bookmarkEnd w:id="137"/>
-    <w:bookmarkStart w:id="140" w:name="what-the-imprecision-costs"/>
+    <w:bookmarkEnd w:id="138"/>
+    <w:bookmarkStart w:id="141" w:name="what-the-imprecision-costs"/>
     <w:p>
       <w:pPr>
         <w:pStyle w:val="Heading2"/>
@@ -28437,7 +28611,7 @@
         <w:t xml:space="preserve">That number is also the budget available for reducing it. If halving the growth-rate uncertainty costs less than the value of the credits it recovers, the measurement pays for itself, and this calculation is how you find out before commissioning the fieldwork rather than after.</w:t>
       </w:r>
     </w:p>
-    <w:bookmarkStart w:id="138" w:name="double-counting-across-timelines"/>
+    <w:bookmarkStart w:id="139" w:name="double-counting-across-timelines"/>
     <w:p>
       <w:pPr>
         <w:pStyle w:val="Heading4"/>
@@ -28536,8 +28710,8 @@
         <w:t xml:space="preserve">matrices of IPCC Approach 3 over the aggregate statistics of Approach 1.</w:t>
       </w:r>
     </w:p>
-    <w:bookmarkEnd w:id="138"/>
-    <w:bookmarkStart w:id="139" w:name="which-factors-a-registry-will-accept"/>
+    <w:bookmarkEnd w:id="139"/>
+    <w:bookmarkStart w:id="140" w:name="which-factors-a-registry-will-accept"/>
     <w:p>
       <w:pPr>
         <w:pStyle w:val="Heading4"/>
@@ -28664,9 +28838,9 @@
         <w:t xml:space="preserve">to Tier 2 growth rates as soon as they can afford to.</w:t>
       </w:r>
     </w:p>
-    <w:bookmarkEnd w:id="139"/>
     <w:bookmarkEnd w:id="140"/>
-    <w:bookmarkStart w:id="141" w:name="exercises-7"/>
+    <w:bookmarkEnd w:id="141"/>
+    <w:bookmarkStart w:id="142" w:name="exercises-7"/>
     <w:p>
       <w:pPr>
         <w:pStyle w:val="Heading2"/>
@@ -28680,7 +28854,7 @@
         <w:pStyle w:val="Compact"/>
         <w:numPr>
           <w:ilvl w:val="0"/>
-          <w:numId w:val="1009"/>
+          <w:numId w:val="1011"/>
         </w:numPr>
       </w:pPr>
       <w:r>
@@ -28692,7 +28866,7 @@
         <w:pStyle w:val="Compact"/>
         <w:numPr>
           <w:ilvl w:val="0"/>
-          <w:numId w:val="1009"/>
+          <w:numId w:val="1011"/>
         </w:numPr>
       </w:pPr>
       <w:r>
@@ -28704,7 +28878,7 @@
         <w:pStyle w:val="Compact"/>
         <w:numPr>
           <w:ilvl w:val="0"/>
-          <w:numId w:val="1009"/>
+          <w:numId w:val="1011"/>
         </w:numPr>
       </w:pPr>
       <w:r>
@@ -28716,7 +28890,7 @@
         <w:pStyle w:val="Compact"/>
         <w:numPr>
           <w:ilvl w:val="0"/>
-          <w:numId w:val="1009"/>
+          <w:numId w:val="1011"/>
         </w:numPr>
       </w:pPr>
       <w:r>
@@ -28728,7 +28902,7 @@
         <w:pStyle w:val="Compact"/>
         <w:numPr>
           <w:ilvl w:val="0"/>
-          <w:numId w:val="1009"/>
+          <w:numId w:val="1011"/>
         </w:numPr>
       </w:pPr>
       <w:r>
@@ -28740,7 +28914,7 @@
         <w:pStyle w:val="Compact"/>
         <w:numPr>
           <w:ilvl w:val="0"/>
-          <w:numId w:val="1009"/>
+          <w:numId w:val="1011"/>
         </w:numPr>
       </w:pPr>
       <w:r>
@@ -28757,9 +28931,9 @@
         <w:t xml:space="preserve">A project reports 71 per cent uncertainty and a point estimate of 18,500 tCO2e per year. Using the three registry deduction rules from the uncertainty chapter, calculate the credits issued under each. Then state what you would advise the project to measure first.</w:t>
       </w:r>
     </w:p>
-    <w:bookmarkEnd w:id="141"/>
     <w:bookmarkEnd w:id="142"/>
-    <w:bookmarkStart w:id="162" w:name="activity-data-and-classification"/>
+    <w:bookmarkEnd w:id="143"/>
+    <w:bookmarkStart w:id="163" w:name="activity-data-and-classification"/>
     <w:p>
       <w:pPr>
         <w:pStyle w:val="Heading1"/>
@@ -28768,7 +28942,7 @@
         <w:t xml:space="preserve">9. Activity Data and Classification</w:t>
       </w:r>
     </w:p>
-    <w:bookmarkStart w:id="143" w:name="the-extent-term"/>
+    <w:bookmarkStart w:id="144" w:name="the-extent-term"/>
     <w:p>
       <w:pPr>
         <w:pStyle w:val="Heading2"/>
@@ -28793,8 +28967,8 @@
         <w:t xml:space="preserve">It is also the term most likely to be produced by a classification, and therefore the term that inherits a classifier’s errors. The disturbance chapter built a two-class change map and validated it. Real activity data is rarely two classes, the classes of interest are usually rare, and both of those facts change the problem in ways that a binary example conceals.</w:t>
       </w:r>
     </w:p>
-    <w:bookmarkEnd w:id="143"/>
-    <w:bookmarkStart w:id="144" w:name="three-approaches"/>
+    <w:bookmarkEnd w:id="144"/>
+    <w:bookmarkStart w:id="145" w:name="three-approaches"/>
     <w:p>
       <w:pPr>
         <w:pStyle w:val="Heading2"/>
@@ -28882,8 +29056,8 @@
         <w:t xml:space="preserve">Only Approach 3 supports the parcel-level transition clocks that the emission factors chapter showed are necessary to avoid double counting across overlapping interventions, and only Approach 3 lets you stratify emission factors by anything you can map. It is also the only one that produces a classification, and therefore the only one with classification error to worry about. That is not a drawback. Approaches 1 and 2 have the same errors; they simply have no mechanism for measuring them.</w:t>
       </w:r>
     </w:p>
-    <w:bookmarkEnd w:id="144"/>
-    <w:bookmarkStart w:id="145" w:name="a-scene-to-classify"/>
+    <w:bookmarkEnd w:id="145"/>
+    <w:bookmarkStart w:id="146" w:name="a-scene-to-classify"/>
     <w:p>
       <w:pPr>
         <w:pStyle w:val="Heading2"/>
@@ -30908,8 +31082,8 @@
         <w:t xml:space="preserve">Regrowth covers under five per cent of the scene. That is the situation activity data is almost always in: the class you are being paid to detect is the rare one, and the class that dominates the accuracy statistics is the one nobody is asking about.</w:t>
       </w:r>
     </w:p>
-    <w:bookmarkEnd w:id="145"/>
-    <w:bookmarkStart w:id="146" w:name="training-design-and-the-rare-class-trap"/>
+    <w:bookmarkEnd w:id="146"/>
+    <w:bookmarkStart w:id="147" w:name="training-design-and-the-rare-class-trap"/>
     <w:p>
       <w:pPr>
         <w:pStyle w:val="Heading2"/>
@@ -32142,8 +32316,8 @@
         <w:t xml:space="preserve">user’s and producer’s accuracy to clear the threshold. A single number can always be gamed by a class that is common and easy.</w:t>
       </w:r>
     </w:p>
-    <w:bookmarkEnd w:id="146"/>
-    <w:bookmarkStart w:id="147" w:name="why-reweighting-does-not-rescue-it"/>
+    <w:bookmarkEnd w:id="147"/>
+    <w:bookmarkStart w:id="148" w:name="why-reweighting-does-not-rescue-it"/>
     <w:p>
       <w:pPr>
         <w:pStyle w:val="Heading2"/>
@@ -32966,8 +33140,8 @@
         <w:t xml:space="preserve">The dual threshold in the standards exists precisely to prevent the trade. A project may not buy producer’s accuracy with user’s accuracy, because a map that over-calls deforestation is as unusable as one that misses it, just in the opposite fiscal direction.</w:t>
       </w:r>
     </w:p>
-    <w:bookmarkEnd w:id="147"/>
-    <w:bookmarkStart w:id="154" w:name="probability-surfaces"/>
+    <w:bookmarkEnd w:id="148"/>
+    <w:bookmarkStart w:id="155" w:name="probability-surfaces"/>
     <w:p>
       <w:pPr>
         <w:pStyle w:val="Heading2"/>
@@ -33559,18 +33733,18 @@
           <wp:inline>
             <wp:extent cx="5943600" cy="4754880"/>
             <wp:effectExtent b="0" l="0" r="0" t="0"/>
-            <wp:docPr descr="" title="" id="149" name="Picture"/>
+            <wp:docPr descr="" title="" id="150" name="Picture"/>
             <a:graphic>
               <a:graphicData uri="http://schemas.openxmlformats.org/drawingml/2006/picture">
                 <pic:pic>
                   <pic:nvPicPr>
-                    <pic:cNvPr descr="activity-data_files/figure-docx/unnamed-chunk-4-1.png" id="150" name="Picture"/>
+                    <pic:cNvPr descr="activity-data_files/figure-docx/unnamed-chunk-4-1.png" id="151" name="Picture"/>
                     <pic:cNvPicPr>
                       <a:picLocks noChangeArrowheads="1" noChangeAspect="1"/>
                     </pic:cNvPicPr>
                   </pic:nvPicPr>
                   <pic:blipFill>
-                    <a:blip r:embed="rId148"/>
+                    <a:blip r:embed="rId149"/>
                     <a:stretch>
                       <a:fillRect/>
                     </a:stretch>
@@ -34209,18 +34383,18 @@
           <wp:inline>
             <wp:extent cx="5943600" cy="4754880"/>
             <wp:effectExtent b="0" l="0" r="0" t="0"/>
-            <wp:docPr descr="" title="" id="152" name="Picture"/>
+            <wp:docPr descr="" title="" id="153" name="Picture"/>
             <a:graphic>
               <a:graphicData uri="http://schemas.openxmlformats.org/drawingml/2006/picture">
                 <pic:pic>
                   <pic:nvPicPr>
-                    <pic:cNvPr descr="activity-data_files/figure-docx/unnamed-chunk-5-1.png" id="153" name="Picture"/>
+                    <pic:cNvPr descr="activity-data_files/figure-docx/unnamed-chunk-5-1.png" id="154" name="Picture"/>
                     <pic:cNvPicPr>
                       <a:picLocks noChangeArrowheads="1" noChangeAspect="1"/>
                     </pic:cNvPicPr>
                   </pic:nvPicPr>
                   <pic:blipFill>
-                    <a:blip r:embed="rId151"/>
+                    <a:blip r:embed="rId152"/>
                     <a:stretch>
                       <a:fillRect/>
                     </a:stretch>
@@ -34653,8 +34827,8 @@
         <w:t xml:space="preserve">Correct pixels carry a mean margin close to twice that of incorrect ones, and more than three quarters of all errors fall in the lowest-margin tenth of the scene. The margin is therefore a usable predictor of error without any reference data at all, which is what makes the next step possible.</w:t>
       </w:r>
     </w:p>
-    <w:bookmarkEnd w:id="154"/>
-    <w:bookmarkStart w:id="160" w:name="spending-the-next-field-day-well"/>
+    <w:bookmarkEnd w:id="155"/>
+    <w:bookmarkStart w:id="161" w:name="spending-the-next-field-day-well"/>
     <w:p>
       <w:pPr>
         <w:pStyle w:val="Heading2"/>
@@ -34913,18 +35087,18 @@
           <wp:inline>
             <wp:extent cx="5943600" cy="4754880"/>
             <wp:effectExtent b="0" l="0" r="0" t="0"/>
-            <wp:docPr descr="" title="" id="156" name="Picture"/>
+            <wp:docPr descr="" title="" id="157" name="Picture"/>
             <a:graphic>
               <a:graphicData uri="http://schemas.openxmlformats.org/drawingml/2006/picture">
                 <pic:pic>
                   <pic:nvPicPr>
-                    <pic:cNvPr descr="activity-data_files/figure-docx/unnamed-chunk-7-1.png" id="157" name="Picture"/>
+                    <pic:cNvPr descr="activity-data_files/figure-docx/unnamed-chunk-7-1.png" id="158" name="Picture"/>
                     <pic:cNvPicPr>
                       <a:picLocks noChangeArrowheads="1" noChangeAspect="1"/>
                     </pic:cNvPicPr>
                   </pic:nvPicPr>
                   <pic:blipFill>
-                    <a:blip r:embed="rId155"/>
+                    <a:blip r:embed="rId156"/>
                     <a:stretch>
                       <a:fillRect/>
                     </a:stretch>
@@ -35104,7 +35278,7 @@
         <w:t xml:space="preserve">: a sample chosen because it is difficult is not representative, and using it to estimate accuracy would understate the map’s quality. Accuracy needs a probability sample, which is the subject of the uncertainty chapter.</w:t>
       </w:r>
     </w:p>
-    <w:bookmarkStart w:id="158" w:name="what-vm0048-requires-of-a-map"/>
+    <w:bookmarkStart w:id="159" w:name="what-vm0048-requires-of-a-map"/>
     <w:p>
       <w:pPr>
         <w:pStyle w:val="Heading4"/>
@@ -35263,8 +35437,8 @@
         <w:t xml:space="preserve">Sources: VMD0055 v1.1, accuracy assessment of the jurisdictional FCBM.</w:t>
       </w:r>
     </w:p>
-    <w:bookmarkEnd w:id="158"/>
-    <w:bookmarkStart w:id="159" w:name="the-operational-stack"/>
+    <w:bookmarkEnd w:id="159"/>
+    <w:bookmarkStart w:id="160" w:name="the-operational-stack"/>
     <w:p>
       <w:pPr>
         <w:pStyle w:val="Heading4"/>
@@ -36488,9 +36662,9 @@
         <w:t xml:space="preserve">edges, a step with no equivalent in the hard-label workflow.</w:t>
       </w:r>
     </w:p>
-    <w:bookmarkEnd w:id="159"/>
     <w:bookmarkEnd w:id="160"/>
-    <w:bookmarkStart w:id="161" w:name="exercises-8"/>
+    <w:bookmarkEnd w:id="161"/>
+    <w:bookmarkStart w:id="162" w:name="exercises-8"/>
     <w:p>
       <w:pPr>
         <w:pStyle w:val="Heading2"/>
@@ -36504,7 +36678,7 @@
         <w:pStyle w:val="Compact"/>
         <w:numPr>
           <w:ilvl w:val="0"/>
-          <w:numId w:val="1010"/>
+          <w:numId w:val="1012"/>
         </w:numPr>
       </w:pPr>
       <w:r>
@@ -36516,7 +36690,7 @@
         <w:pStyle w:val="Compact"/>
         <w:numPr>
           <w:ilvl w:val="0"/>
-          <w:numId w:val="1010"/>
+          <w:numId w:val="1012"/>
         </w:numPr>
       </w:pPr>
       <w:r>
@@ -36528,7 +36702,7 @@
         <w:pStyle w:val="Compact"/>
         <w:numPr>
           <w:ilvl w:val="0"/>
-          <w:numId w:val="1010"/>
+          <w:numId w:val="1012"/>
         </w:numPr>
       </w:pPr>
       <w:r>
@@ -36540,7 +36714,7 @@
         <w:pStyle w:val="Compact"/>
         <w:numPr>
           <w:ilvl w:val="0"/>
-          <w:numId w:val="1010"/>
+          <w:numId w:val="1012"/>
         </w:numPr>
       </w:pPr>
       <w:r>
@@ -36552,7 +36726,7 @@
         <w:pStyle w:val="Compact"/>
         <w:numPr>
           <w:ilvl w:val="0"/>
-          <w:numId w:val="1010"/>
+          <w:numId w:val="1012"/>
         </w:numPr>
       </w:pPr>
       <w:r>
@@ -36564,7 +36738,7 @@
         <w:pStyle w:val="Compact"/>
         <w:numPr>
           <w:ilvl w:val="0"/>
-          <w:numId w:val="1010"/>
+          <w:numId w:val="1012"/>
         </w:numPr>
       </w:pPr>
       <w:r>
@@ -36581,9 +36755,9 @@
         <w:t xml:space="preserve">A jurisdiction reports a benchmark map with 94 per cent overall accuracy, deforestation user’s accuracy of 0.81 and producer’s accuracy of 0.62. State whether it meets VM0048, what the failure implies about the direction of bias in the reported area, and what you would ask the proponent to do next.</w:t>
       </w:r>
     </w:p>
-    <w:bookmarkEnd w:id="161"/>
     <w:bookmarkEnd w:id="162"/>
-    <w:bookmarkStart w:id="181" w:name="baseline-modelling"/>
+    <w:bookmarkEnd w:id="163"/>
+    <w:bookmarkStart w:id="182" w:name="baseline-modelling"/>
     <w:p>
       <w:pPr>
         <w:pStyle w:val="Heading1"/>
@@ -36592,7 +36766,7 @@
         <w:t xml:space="preserve">10. Baseline Modelling</w:t>
       </w:r>
     </w:p>
-    <w:bookmarkStart w:id="163" w:name="counting-what-did-not-happen"/>
+    <w:bookmarkStart w:id="164" w:name="counting-what-did-not-happen"/>
     <w:p>
       <w:pPr>
         <w:pStyle w:val="Heading2"/>
@@ -36625,8 +36799,8 @@
         <w:t xml:space="preserve">That combination, high leverage and unfalsifiability, explains almost every feature of how the standards handle baselines. Read the rules as a forecasting method and they look crude. Read them as anti-gaming devices and they are carefully built.</w:t>
       </w:r>
     </w:p>
-    <w:bookmarkEnd w:id="163"/>
-    <w:bookmarkStart w:id="170" w:name="a-baseline-is-not-a-forecast"/>
+    <w:bookmarkEnd w:id="164"/>
+    <w:bookmarkStart w:id="171" w:name="a-baseline-is-not-a-forecast"/>
     <w:p>
       <w:pPr>
         <w:pStyle w:val="Heading2"/>
@@ -37166,18 +37340,18 @@
           <wp:inline>
             <wp:extent cx="5943600" cy="4754880"/>
             <wp:effectExtent b="0" l="0" r="0" t="0"/>
-            <wp:docPr descr="" title="" id="165" name="Picture"/>
+            <wp:docPr descr="" title="" id="166" name="Picture"/>
             <a:graphic>
               <a:graphicData uri="http://schemas.openxmlformats.org/drawingml/2006/picture">
                 <pic:pic>
                   <pic:nvPicPr>
-                    <pic:cNvPr descr="baseline-modelling_files/figure-docx/unnamed-chunk-1-1.png" id="166" name="Picture"/>
+                    <pic:cNvPr descr="baseline-modelling_files/figure-docx/unnamed-chunk-1-1.png" id="167" name="Picture"/>
                     <pic:cNvPicPr>
                       <a:picLocks noChangeArrowheads="1" noChangeAspect="1"/>
                     </pic:cNvPicPr>
                   </pic:nvPicPr>
                   <pic:blipFill>
-                    <a:blip r:embed="rId164"/>
+                    <a:blip r:embed="rId165"/>
                     <a:stretch>
                       <a:fillRect/>
                     </a:stretch>
@@ -39519,18 +39693,18 @@
           <wp:inline>
             <wp:extent cx="5943600" cy="4754880"/>
             <wp:effectExtent b="0" l="0" r="0" t="0"/>
-            <wp:docPr descr="" title="" id="168" name="Picture"/>
+            <wp:docPr descr="" title="" id="169" name="Picture"/>
             <a:graphic>
               <a:graphicData uri="http://schemas.openxmlformats.org/drawingml/2006/picture">
                 <pic:pic>
                   <pic:nvPicPr>
-                    <pic:cNvPr descr="baseline-modelling_files/figure-docx/unnamed-chunk-4-1.png" id="169" name="Picture"/>
+                    <pic:cNvPr descr="baseline-modelling_files/figure-docx/unnamed-chunk-4-1.png" id="170" name="Picture"/>
                     <pic:cNvPicPr>
                       <a:picLocks noChangeArrowheads="1" noChangeAspect="1"/>
                     </pic:cNvPicPr>
                   </pic:nvPicPr>
                   <pic:blipFill>
-                    <a:blip r:embed="rId167"/>
+                    <a:blip r:embed="rId168"/>
                     <a:stretch>
                       <a:fillRect/>
                     </a:stretch>
@@ -39573,8 +39747,8 @@
         <w:t xml:space="preserve">Mandating an average removes the dial. It is a worse forecast and a far better rule, and the distinction between those two things is the whole of baseline design.</w:t>
       </w:r>
     </w:p>
-    <w:bookmarkEnd w:id="170"/>
-    <w:bookmarkStart w:id="171" w:name="what-the-standards-actually-specify"/>
+    <w:bookmarkEnd w:id="171"/>
+    <w:bookmarkStart w:id="172" w:name="what-the-standards-actually-specify"/>
     <w:p>
       <w:pPr>
         <w:pStyle w:val="Heading2"/>
@@ -39625,8 +39799,8 @@
         <w:t xml:space="preserve">Neither fits a curve. Both fix the window length in advance so it cannot be chosen after the fact. Both require the reference period to end before crediting begins.</w:t>
       </w:r>
     </w:p>
-    <w:bookmarkEnd w:id="171"/>
-    <w:bookmarkStart w:id="172" w:name="the-ratchet"/>
+    <w:bookmarkEnd w:id="172"/>
+    <w:bookmarkStart w:id="173" w:name="the-ratchet"/>
     <w:p>
       <w:pPr>
         <w:pStyle w:val="Heading2"/>
@@ -40249,8 +40423,8 @@
         <w:t xml:space="preserve">This is not a statistical adjustment and does not pretend to be. It is a one-way valve, and its purpose is to prevent a jurisdiction from being rewarded for a bad five years. Without it, a period of high deforestation raises the counterfactual and every subsequent year of ordinary performance looks like an achievement.</w:t>
       </w:r>
     </w:p>
-    <w:bookmarkEnd w:id="172"/>
-    <w:bookmarkStart w:id="173" w:name="discounting-for-uncertainty"/>
+    <w:bookmarkEnd w:id="173"/>
+    <w:bookmarkStart w:id="174" w:name="discounting-for-uncertainty"/>
     <w:p>
       <w:pPr>
         <w:pStyle w:val="Heading2"/>
@@ -40652,8 +40826,8 @@
         <w:t xml:space="preserve">, the hectares, which is the term the classification chapter was about. A jurisdiction whose historical map fails the accuracy thresholds does not merely have a caveat attached to its baseline; it has a materially lower one.</w:t>
       </w:r>
     </w:p>
-    <w:bookmarkEnd w:id="173"/>
-    <w:bookmarkStart w:id="179" w:name="from-jurisdiction-to-project"/>
+    <w:bookmarkEnd w:id="174"/>
+    <w:bookmarkStart w:id="180" w:name="from-jurisdiction-to-project"/>
     <w:p>
       <w:pPr>
         <w:pStyle w:val="Heading2"/>
@@ -41652,18 +41826,18 @@
           <wp:inline>
             <wp:extent cx="5943600" cy="4754880"/>
             <wp:effectExtent b="0" l="0" r="0" t="0"/>
-            <wp:docPr descr="" title="" id="175" name="Picture"/>
+            <wp:docPr descr="" title="" id="176" name="Picture"/>
             <a:graphic>
               <a:graphicData uri="http://schemas.openxmlformats.org/drawingml/2006/picture">
                 <pic:pic>
                   <pic:nvPicPr>
-                    <pic:cNvPr descr="baseline-modelling_files/figure-docx/unnamed-chunk-7-1.png" id="176" name="Picture"/>
+                    <pic:cNvPr descr="baseline-modelling_files/figure-docx/unnamed-chunk-7-1.png" id="177" name="Picture"/>
                     <pic:cNvPicPr>
                       <a:picLocks noChangeArrowheads="1" noChangeAspect="1"/>
                     </pic:cNvPicPr>
                   </pic:nvPicPr>
                   <pic:blipFill>
-                    <a:blip r:embed="rId174"/>
+                    <a:blip r:embed="rId175"/>
                     <a:stretch>
                       <a:fillRect/>
                     </a:stretch>
@@ -42076,7 +42250,7 @@
         <w:t xml:space="preserve">The project occupies under a quarter of the area and carries just over half the baseline, because it sits where the pressure is. That asymmetry is the entire reason risk allocation exists, and it is also where the arguments happen: the risk model’s covariates and decay parameters are chosen by someone, and they determine how many credits the project may claim. A verifier who accepts a jurisdictional rate without interrogating the allocation has checked the easy half.</w:t>
       </w:r>
     </w:p>
-    <w:bookmarkStart w:id="177" w:name="reference-periods-and-revalidation"/>
+    <w:bookmarkStart w:id="178" w:name="reference-periods-and-revalidation"/>
     <w:p>
       <w:pPr>
         <w:pStyle w:val="Heading4"/>
@@ -42281,8 +42455,8 @@
         <w:t xml:space="preserve">ART provisions are from the published Standard.</w:t>
       </w:r>
     </w:p>
-    <w:bookmarkEnd w:id="177"/>
-    <w:bookmarkStart w:id="178" w:name="what-a-verifier-asks-about-a-baseline"/>
+    <w:bookmarkEnd w:id="178"/>
+    <w:bookmarkStart w:id="179" w:name="what-a-verifier-asks-about-a-baseline"/>
     <w:p>
       <w:pPr>
         <w:pStyle w:val="Heading4"/>
@@ -42445,9 +42619,9 @@
         <w:t xml:space="preserve">is whether the choices around it were constrained in advance.</w:t>
       </w:r>
     </w:p>
-    <w:bookmarkEnd w:id="178"/>
     <w:bookmarkEnd w:id="179"/>
-    <w:bookmarkStart w:id="180" w:name="exercises-9"/>
+    <w:bookmarkEnd w:id="180"/>
+    <w:bookmarkStart w:id="181" w:name="exercises-9"/>
     <w:p>
       <w:pPr>
         <w:pStyle w:val="Heading2"/>
@@ -42461,7 +42635,7 @@
         <w:pStyle w:val="Compact"/>
         <w:numPr>
           <w:ilvl w:val="0"/>
-          <w:numId w:val="1011"/>
+          <w:numId w:val="1013"/>
         </w:numPr>
       </w:pPr>
       <w:r>
@@ -42482,7 +42656,7 @@
         <w:pStyle w:val="Compact"/>
         <w:numPr>
           <w:ilvl w:val="0"/>
-          <w:numId w:val="1011"/>
+          <w:numId w:val="1013"/>
         </w:numPr>
       </w:pPr>
       <w:r>
@@ -42494,7 +42668,7 @@
         <w:pStyle w:val="Compact"/>
         <w:numPr>
           <w:ilvl w:val="0"/>
-          <w:numId w:val="1011"/>
+          <w:numId w:val="1013"/>
         </w:numPr>
       </w:pPr>
       <w:r>
@@ -42506,7 +42680,7 @@
         <w:pStyle w:val="Compact"/>
         <w:numPr>
           <w:ilvl w:val="0"/>
-          <w:numId w:val="1011"/>
+          <w:numId w:val="1013"/>
         </w:numPr>
       </w:pPr>
       <w:r>
@@ -42518,7 +42692,7 @@
         <w:pStyle w:val="Compact"/>
         <w:numPr>
           <w:ilvl w:val="0"/>
-          <w:numId w:val="1011"/>
+          <w:numId w:val="1013"/>
         </w:numPr>
       </w:pPr>
       <w:r>
@@ -42530,7 +42704,7 @@
         <w:pStyle w:val="Compact"/>
         <w:numPr>
           <w:ilvl w:val="0"/>
-          <w:numId w:val="1011"/>
+          <w:numId w:val="1013"/>
         </w:numPr>
       </w:pPr>
       <w:r>
@@ -42547,9 +42721,9 @@
         <w:t xml:space="preserve">You are reviewing a project whose allocated baseline is 62 per cent of the jurisdictional rate on 25 per cent of the area. Write the paragraph you would send the proponent, naming the specific evidence you require to accept the allocation.</w:t>
       </w:r>
     </w:p>
-    <w:bookmarkEnd w:id="180"/>
     <w:bookmarkEnd w:id="181"/>
-    <w:bookmarkStart w:id="206" w:name="uncertainty"/>
+    <w:bookmarkEnd w:id="182"/>
+    <w:bookmarkStart w:id="207" w:name="uncertainty"/>
     <w:p>
       <w:pPr>
         <w:pStyle w:val="Heading1"/>
@@ -42558,7 +42732,7 @@
         <w:t xml:space="preserve">11. Uncertainty</w:t>
       </w:r>
     </w:p>
-    <w:bookmarkStart w:id="182" w:name="why-uncertainty"/>
+    <w:bookmarkStart w:id="183" w:name="why-uncertainty"/>
     <w:p>
       <w:pPr>
         <w:pStyle w:val="Heading2"/>
@@ -42575,8 +42749,8 @@
         <w:t xml:space="preserve">Every estimate in this book is wrong by some amount, and the discipline of verification is knowing by how much. A carbon figure without an uncertainty is not conservative, it is simply incomplete, and the crediting standards, ART-TREES, VCS, ACR, all deduct credits in proportion to how uncertain the estimate is. Reducing uncertainty is therefore worth real money, and quantifying it honestly is the auditor’s core duty. This chapter builds the estimate, then its error, on the running stem data.</w:t>
       </w:r>
     </w:p>
-    <w:bookmarkEnd w:id="182"/>
-    <w:bookmarkStart w:id="183" w:name="a-carbon-estimate"/>
+    <w:bookmarkEnd w:id="183"/>
+    <w:bookmarkStart w:id="184" w:name="a-carbon-estimate"/>
     <w:p>
       <w:pPr>
         <w:pStyle w:val="Heading2"/>
@@ -43086,8 +43260,8 @@
         <w:t xml:space="preserve">That point estimate is the easy part. Three distinct sources of error sit beneath it: sampling error from measuring plots rather than the whole population, model error in the allometric equation, and parameter error in constants like the carbon fraction.</w:t>
       </w:r>
     </w:p>
-    <w:bookmarkEnd w:id="183"/>
-    <w:bookmarkStart w:id="184" w:name="sampling-error"/>
+    <w:bookmarkEnd w:id="184"/>
+    <w:bookmarkStart w:id="185" w:name="sampling-error"/>
     <w:p>
       <w:pPr>
         <w:pStyle w:val="Heading2"/>
@@ -43831,8 +44005,8 @@
         <w:t xml:space="preserve">The half-width relative to the mean is the number the standards care about: the wider it is, the deeper the deduction.</w:t>
       </w:r>
     </w:p>
-    <w:bookmarkEnd w:id="184"/>
-    <w:bookmarkStart w:id="185" w:name="measuring-error"/>
+    <w:bookmarkEnd w:id="185"/>
+    <w:bookmarkStart w:id="186" w:name="measuring-error"/>
     <w:p>
       <w:pPr>
         <w:pStyle w:val="Heading2"/>
@@ -46437,8 +46611,8 @@
         <w:t xml:space="preserve">Fitting one equation per species halves the relative RMSE, from about 22 per cent to about 11. Under the crediting arithmetic below, that difference is worth real money, and it required no new field data, only refusing to pool species that scale differently.</w:t>
       </w:r>
     </w:p>
-    <w:bookmarkEnd w:id="185"/>
-    <w:bookmarkStart w:id="188" w:name="cross-validation"/>
+    <w:bookmarkEnd w:id="186"/>
+    <w:bookmarkStart w:id="189" w:name="cross-validation"/>
     <w:p>
       <w:pPr>
         <w:pStyle w:val="Heading2"/>
@@ -48862,7 +49036,7 @@
         <w:t xml:space="preserve">The mean relative RMSE agrees with the ten-fold figure, but the spread across repetitions is the extra information: the estimate is itself uncertain, and quoting it to three significant figures from a single split would overstate what is known. That distribution is the honest input to a deduction, and it is what the standards are asking for when they require an uncertainty estimate rather than a residual statistic.</w:t>
       </w:r>
     </w:p>
-    <w:bookmarkStart w:id="186" w:name="turning-the-metric-into-a-deduction"/>
+    <w:bookmarkStart w:id="187" w:name="turning-the-metric-into-a-deduction"/>
     <w:p>
       <w:pPr>
         <w:pStyle w:val="Heading4"/>
@@ -49303,7 +49477,7 @@
         <w:t xml:space="preserve">be understating its own deduction.</w:t>
       </w:r>
     </w:p>
-    <w:bookmarkEnd w:id="186"/>
+    <w:bookmarkEnd w:id="187"/>
     <w:p>
       <w:pPr>
         <w:pStyle w:val="BodyText"/>
@@ -49312,7 +49486,7 @@
         <w:t xml:space="preserve">That is the loop this chapter has been building: a metric, estimated honestly out of sample, converted into a quantity of carbon that the project does not get paid for. The arithmetic differs between registries but the logic does not, and the comparison is drawn out at the end of the chapter.</w:t>
       </w:r>
     </w:p>
-    <w:bookmarkStart w:id="187" w:name="when-a-model-is-eligible-at-all"/>
+    <w:bookmarkStart w:id="188" w:name="when-a-model-is-eligible-at-all"/>
     <w:p>
       <w:pPr>
         <w:pStyle w:val="Heading4"/>
@@ -50997,9 +51171,9 @@
         <w:t xml:space="preserve">the minimum viable number of plots is buying a coin toss.</w:t>
       </w:r>
     </w:p>
-    <w:bookmarkEnd w:id="187"/>
     <w:bookmarkEnd w:id="188"/>
-    <w:bookmarkStart w:id="192" w:name="monte-carlo-propagation"/>
+    <w:bookmarkEnd w:id="189"/>
+    <w:bookmarkStart w:id="193" w:name="monte-carlo-propagation"/>
     <w:p>
       <w:pPr>
         <w:pStyle w:val="Heading2"/>
@@ -51970,18 +52144,18 @@
           <wp:inline>
             <wp:extent cx="5943600" cy="4754880"/>
             <wp:effectExtent b="0" l="0" r="0" t="0"/>
-            <wp:docPr descr="" title="" id="190" name="Picture"/>
+            <wp:docPr descr="" title="" id="191" name="Picture"/>
             <a:graphic>
               <a:graphicData uri="http://schemas.openxmlformats.org/drawingml/2006/picture">
                 <pic:pic>
                   <pic:nvPicPr>
-                    <pic:cNvPr descr="07-uncertainty_files/figure-docx/unnamed-chunk-15-1.png" id="191" name="Picture"/>
+                    <pic:cNvPr descr="07-uncertainty_files/figure-docx/unnamed-chunk-15-1.png" id="192" name="Picture"/>
                     <pic:cNvPicPr>
                       <a:picLocks noChangeArrowheads="1" noChangeAspect="1"/>
                     </pic:cNvPicPr>
                   </pic:nvPicPr>
                   <pic:blipFill>
-                    <a:blip r:embed="rId189"/>
+                    <a:blip r:embed="rId190"/>
                     <a:stretch>
                       <a:fillRect/>
                     </a:stretch>
@@ -52008,8 +52182,8 @@
         </w:drawing>
       </w:r>
     </w:p>
-    <w:bookmarkEnd w:id="192"/>
-    <w:bookmarkStart w:id="193" w:name="conservative-estimates"/>
+    <w:bookmarkEnd w:id="193"/>
+    <w:bookmarkStart w:id="194" w:name="conservative-estimates"/>
     <w:p>
       <w:pPr>
         <w:pStyle w:val="Heading2"/>
@@ -52345,8 +52519,8 @@
         <w:t xml:space="preserve">If the uncertainty percentage clears the threshold, the gap between the mean and the conservative figure is credit the project forgoes for being imprecise, the direct financial incentive to measure better.</w:t>
       </w:r>
     </w:p>
-    <w:bookmarkEnd w:id="193"/>
-    <w:bookmarkStart w:id="194" w:name="keystone-area-adjusted-accuracy"/>
+    <w:bookmarkEnd w:id="194"/>
+    <w:bookmarkStart w:id="195" w:name="keystone-area-adjusted-accuracy"/>
     <w:p>
       <w:pPr>
         <w:pStyle w:val="Heading2"/>
@@ -53285,8 +53459,8 @@
         <w:t xml:space="preserve">The adjusted area differs from the mapped area because the map commits and omits forest at rates the reference sample reveals, and the confidence interval is the honest precision of the figure. A project that reports only the mapped area, with no adjustment and no interval, has reported a number no auditor can accept. The full Bolivia workflow applies this class by class across the national legend; the estimator is the one above.</w:t>
       </w:r>
     </w:p>
-    <w:bookmarkEnd w:id="194"/>
-    <w:bookmarkStart w:id="198" w:name="reported-against-adjusted"/>
+    <w:bookmarkEnd w:id="195"/>
+    <w:bookmarkStart w:id="199" w:name="reported-against-adjusted"/>
     <w:p>
       <w:pPr>
         <w:pStyle w:val="Heading2"/>
@@ -55952,18 +56126,18 @@
           <wp:inline>
             <wp:extent cx="5943600" cy="4754880"/>
             <wp:effectExtent b="0" l="0" r="0" t="0"/>
-            <wp:docPr descr="" title="" id="196" name="Picture"/>
+            <wp:docPr descr="" title="" id="197" name="Picture"/>
             <a:graphic>
               <a:graphicData uri="http://schemas.openxmlformats.org/drawingml/2006/picture">
                 <pic:pic>
                   <pic:nvPicPr>
-                    <pic:cNvPr descr="07-uncertainty_files/figure-docx/unnamed-chunk-19-1.png" id="197" name="Picture"/>
+                    <pic:cNvPr descr="07-uncertainty_files/figure-docx/unnamed-chunk-19-1.png" id="198" name="Picture"/>
                     <pic:cNvPicPr>
                       <a:picLocks noChangeArrowheads="1" noChangeAspect="1"/>
                     </pic:cNvPicPr>
                   </pic:nvPicPr>
                   <pic:blipFill>
-                    <a:blip r:embed="rId195"/>
+                    <a:blip r:embed="rId196"/>
                     <a:stretch>
                       <a:fillRect/>
                     </a:stretch>
@@ -56400,8 +56574,8 @@
         <w:t xml:space="preserve">Notice which of the two is easier to fix. The bias is corrected by the estimator itself, at the cost of running a reference sample, and once corrected it is gone. The interval width is set by how many reference points sit in each stratum, and it narrows only as the square root of that effort. The widening band in the last two years is not a modelling failure; it is a direct readout of thin reference data, and the only remedy is more interpretation. This is the whole argument of the chapter in one picture. Uncertainty is not a statistical afterthought appended to a result. It is a budget, it has line items, and each line has a known price.</w:t>
       </w:r>
     </w:p>
-    <w:bookmarkEnd w:id="198"/>
-    <w:bookmarkStart w:id="204" w:name="what-the-registries-do-with-the-number"/>
+    <w:bookmarkEnd w:id="199"/>
+    <w:bookmarkStart w:id="205" w:name="what-the-registries-do-with-the-number"/>
     <w:p>
       <w:pPr>
         <w:pStyle w:val="Heading2"/>
@@ -57927,18 +58101,18 @@
           <wp:inline>
             <wp:extent cx="5943600" cy="4754880"/>
             <wp:effectExtent b="0" l="0" r="0" t="0"/>
-            <wp:docPr descr="" title="" id="200" name="Picture"/>
+            <wp:docPr descr="" title="" id="201" name="Picture"/>
             <a:graphic>
               <a:graphicData uri="http://schemas.openxmlformats.org/drawingml/2006/picture">
                 <pic:pic>
                   <pic:nvPicPr>
-                    <pic:cNvPr descr="07-uncertainty_files/figure-docx/unnamed-chunk-22-1.png" id="201" name="Picture"/>
+                    <pic:cNvPr descr="07-uncertainty_files/figure-docx/unnamed-chunk-22-1.png" id="202" name="Picture"/>
                     <pic:cNvPicPr>
                       <a:picLocks noChangeArrowheads="1" noChangeAspect="1"/>
                     </pic:cNvPicPr>
                   </pic:nvPicPr>
                   <pic:blipFill>
-                    <a:blip r:embed="rId199"/>
+                    <a:blip r:embed="rId200"/>
                     <a:stretch>
                       <a:fillRect/>
                     </a:stretch>
@@ -58187,7 +58361,7 @@
         <w:t xml:space="preserve">Below about fifteen per cent uncertainty ACR is the most forgiving of the three and ART the least; above it the ordering reverses and ACR becomes much the harshest. A project choosing a registry on the strength of its uncertainty deduction needs to know which side of that line it sits on, and a verifier reading a comparison written by a project developer should check which side the developer assumed.</w:t>
       </w:r>
     </w:p>
-    <w:bookmarkStart w:id="202" w:name="where-these-rules-are-written"/>
+    <w:bookmarkStart w:id="203" w:name="where-these-rules-are-written"/>
     <w:p>
       <w:pPr>
         <w:pStyle w:val="Heading4"/>
@@ -58800,8 +58974,8 @@
         <w:t xml:space="preserve">remain live inside Verra at the same time.</w:t>
       </w:r>
     </w:p>
-    <w:bookmarkEnd w:id="202"/>
-    <w:bookmarkStart w:id="203" w:name="X1adbbc6c375bc085404a352126ad84b7a6481c2"/>
+    <w:bookmarkEnd w:id="203"/>
+    <w:bookmarkStart w:id="204" w:name="X1adbbc6c375bc085404a352126ad84b7a6481c2"/>
     <w:p>
       <w:pPr>
         <w:pStyle w:val="Heading4"/>
@@ -58962,9 +59136,9 @@
         <w:t xml:space="preserve">comparing their uncertainty figures.</w:t>
       </w:r>
     </w:p>
-    <w:bookmarkEnd w:id="203"/>
     <w:bookmarkEnd w:id="204"/>
-    <w:bookmarkStart w:id="205" w:name="exercises-10"/>
+    <w:bookmarkEnd w:id="205"/>
+    <w:bookmarkStart w:id="206" w:name="exercises-10"/>
     <w:p>
       <w:pPr>
         <w:pStyle w:val="Heading2"/>
@@ -58978,7 +59152,7 @@
         <w:pStyle w:val="Compact"/>
         <w:numPr>
           <w:ilvl w:val="0"/>
-          <w:numId w:val="1012"/>
+          <w:numId w:val="1014"/>
         </w:numPr>
       </w:pPr>
       <w:r>
@@ -58990,7 +59164,7 @@
         <w:pStyle w:val="Compact"/>
         <w:numPr>
           <w:ilvl w:val="0"/>
-          <w:numId w:val="1012"/>
+          <w:numId w:val="1014"/>
         </w:numPr>
       </w:pPr>
       <w:r>
@@ -59002,7 +59176,7 @@
         <w:pStyle w:val="Compact"/>
         <w:numPr>
           <w:ilvl w:val="0"/>
-          <w:numId w:val="1012"/>
+          <w:numId w:val="1014"/>
         </w:numPr>
       </w:pPr>
       <w:r>
@@ -59014,7 +59188,7 @@
         <w:pStyle w:val="Compact"/>
         <w:numPr>
           <w:ilvl w:val="0"/>
-          <w:numId w:val="1012"/>
+          <w:numId w:val="1014"/>
         </w:numPr>
       </w:pPr>
       <w:r>
@@ -59031,9 +59205,9 @@
         <w:t xml:space="preserve">Change the error matrix so the map omits more forest (change the second row to 25, 75). Recompute the adjusted forest area and its interval, and explain which way omission error pushes the adjustment.</w:t>
       </w:r>
     </w:p>
-    <w:bookmarkEnd w:id="205"/>
     <w:bookmarkEnd w:id="206"/>
-    <w:bookmarkStart w:id="235" w:name="time-series"/>
+    <w:bookmarkEnd w:id="207"/>
+    <w:bookmarkStart w:id="236" w:name="time-series"/>
     <w:p>
       <w:pPr>
         <w:pStyle w:val="Heading1"/>
@@ -59042,7 +59216,7 @@
         <w:t xml:space="preserve">12. Time Series</w:t>
       </w:r>
     </w:p>
-    <w:bookmarkStart w:id="207" w:name="data-cubes"/>
+    <w:bookmarkStart w:id="208" w:name="data-cubes"/>
     <w:p>
       <w:pPr>
         <w:pStyle w:val="Heading2"/>
@@ -60926,8 +61100,8 @@
         <w:t xml:space="preserve">#&gt;    108   2688</w:t>
       </w:r>
     </w:p>
-    <w:bookmarkEnd w:id="207"/>
-    <w:bookmarkStart w:id="217" w:name="the-two-planes"/>
+    <w:bookmarkEnd w:id="208"/>
+    <w:bookmarkStart w:id="218" w:name="the-two-planes"/>
     <w:p>
       <w:pPr>
         <w:pStyle w:val="Heading2"/>
@@ -60953,18 +61127,18 @@
           <wp:inline>
             <wp:extent cx="5943600" cy="4754880"/>
             <wp:effectExtent b="0" l="0" r="0" t="0"/>
-            <wp:docPr descr="Geometry of a space-time cube. Each horizontal sheet is one date. Cutting horizontally gives the spatial plane, a map; cutting vertically through a single pixel gives the temporal plane, a profile. The detail at right shows the fourth axis: every date is itself a stack of spectral bands." title="" id="209" name="Picture"/>
+            <wp:docPr descr="Geometry of a space-time cube. Each horizontal sheet is one date. Cutting horizontally gives the spatial plane, a map; cutting vertically through a single pixel gives the temporal plane, a profile. The detail at right shows the fourth axis: every date is itself a stack of spectral bands." title="" id="210" name="Picture"/>
             <a:graphic>
               <a:graphicData uri="http://schemas.openxmlformats.org/drawingml/2006/picture">
                 <pic:pic>
                   <pic:nvPicPr>
-                    <pic:cNvPr descr="08-time-series_files/figure-docx/unnamed-chunk-2-1.png" id="210" name="Picture"/>
+                    <pic:cNvPr descr="08-time-series_files/figure-docx/unnamed-chunk-2-1.png" id="211" name="Picture"/>
                     <pic:cNvPicPr>
                       <a:picLocks noChangeArrowheads="1" noChangeAspect="1"/>
                     </pic:cNvPicPr>
                   </pic:nvPicPr>
                   <pic:blipFill>
-                    <a:blip r:embed="rId208"/>
+                    <a:blip r:embed="rId209"/>
                     <a:stretch>
                       <a:fillRect/>
                     </a:stretch>
@@ -61207,18 +61381,18 @@
           <wp:inline>
             <wp:extent cx="5943600" cy="4754880"/>
             <wp:effectExtent b="0" l="0" r="0" t="0"/>
-            <wp:docPr descr="" title="" id="212" name="Picture"/>
+            <wp:docPr descr="" title="" id="213" name="Picture"/>
             <a:graphic>
               <a:graphicData uri="http://schemas.openxmlformats.org/drawingml/2006/picture">
                 <pic:pic>
                   <pic:nvPicPr>
-                    <pic:cNvPr descr="08-time-series_files/figure-docx/unnamed-chunk-3-1.png" id="213" name="Picture"/>
+                    <pic:cNvPr descr="08-time-series_files/figure-docx/unnamed-chunk-3-1.png" id="214" name="Picture"/>
                     <pic:cNvPicPr>
                       <a:picLocks noChangeArrowheads="1" noChangeAspect="1"/>
                     </pic:cNvPicPr>
                   </pic:nvPicPr>
                   <pic:blipFill>
-                    <a:blip r:embed="rId211"/>
+                    <a:blip r:embed="rId212"/>
                     <a:stretch>
                       <a:fillRect/>
                     </a:stretch>
@@ -61966,18 +62140,18 @@
           <wp:inline>
             <wp:extent cx="5943600" cy="4754880"/>
             <wp:effectExtent b="0" l="0" r="0" t="0"/>
-            <wp:docPr descr="" title="" id="215" name="Picture"/>
+            <wp:docPr descr="" title="" id="216" name="Picture"/>
             <a:graphic>
               <a:graphicData uri="http://schemas.openxmlformats.org/drawingml/2006/picture">
                 <pic:pic>
                   <pic:nvPicPr>
-                    <pic:cNvPr descr="08-time-series_files/figure-docx/unnamed-chunk-4-1.png" id="216" name="Picture"/>
+                    <pic:cNvPr descr="08-time-series_files/figure-docx/unnamed-chunk-4-1.png" id="217" name="Picture"/>
                     <pic:cNvPicPr>
                       <a:picLocks noChangeArrowheads="1" noChangeAspect="1"/>
                     </pic:cNvPicPr>
                   </pic:nvPicPr>
                   <pic:blipFill>
-                    <a:blip r:embed="rId214"/>
+                    <a:blip r:embed="rId215"/>
                     <a:stretch>
                       <a:fillRect/>
                     </a:stretch>
@@ -62012,8 +62186,8 @@
         <w:t xml:space="preserve">The saw-tooth is the seasonal cycle, present in both pixels throughout. The step down in the red line during 2021 is the fire. Note how much larger the annual swing is than the trend it rides on: the disturbance is obvious because it is abrupt, but the slow decline underneath is nearly invisible against the seasonality.</w:t>
       </w:r>
     </w:p>
-    <w:bookmarkEnd w:id="217"/>
-    <w:bookmarkStart w:id="221" w:name="seasonality-and-randomness"/>
+    <w:bookmarkEnd w:id="218"/>
+    <w:bookmarkStart w:id="222" w:name="seasonality-and-randomness"/>
     <w:p>
       <w:pPr>
         <w:pStyle w:val="Heading2"/>
@@ -62263,18 +62437,18 @@
           <wp:inline>
             <wp:extent cx="5943600" cy="4754880"/>
             <wp:effectExtent b="0" l="0" r="0" t="0"/>
-            <wp:docPr descr="" title="" id="219" name="Picture"/>
+            <wp:docPr descr="" title="" id="220" name="Picture"/>
             <a:graphic>
               <a:graphicData uri="http://schemas.openxmlformats.org/drawingml/2006/picture">
                 <pic:pic>
                   <pic:nvPicPr>
-                    <pic:cNvPr descr="08-time-series_files/figure-docx/unnamed-chunk-5-1.png" id="220" name="Picture"/>
+                    <pic:cNvPr descr="08-time-series_files/figure-docx/unnamed-chunk-5-1.png" id="221" name="Picture"/>
                     <pic:cNvPicPr>
                       <a:picLocks noChangeArrowheads="1" noChangeAspect="1"/>
                     </pic:cNvPicPr>
                   </pic:nvPicPr>
                   <pic:blipFill>
-                    <a:blip r:embed="rId218"/>
+                    <a:blip r:embed="rId219"/>
                     <a:stretch>
                       <a:fillRect/>
                     </a:stretch>
@@ -62588,8 +62762,8 @@
         <w:t xml:space="preserve">This is the distinction the whole chapter turns on. The seasonal component is nature’s oscillation: deterministic, repeating, and therefore removable, either by decomposition or simply by always comparing like with like. The remainder is nature’s randomness together with sensor error: irreducible, and the honest floor on how precisely any single observation can be known. Confusing the two is expensive. Seasonality mistaken for randomness inflates the error bars you report and costs credits to the uncertainty deduction. Seasonality mistaken for trend invents change that never happened.</w:t>
       </w:r>
     </w:p>
-    <w:bookmarkEnd w:id="221"/>
-    <w:bookmarkStart w:id="222" w:name="sampling-and-aliasing"/>
+    <w:bookmarkEnd w:id="222"/>
+    <w:bookmarkStart w:id="223" w:name="sampling-and-aliasing"/>
     <w:p>
       <w:pPr>
         <w:pStyle w:val="Heading2"/>
@@ -63506,8 +63680,8 @@
         <w:t xml:space="preserve">This is where the chapter connects back to the previous one. The uncertainty chapter propagated error through an equation, taking the input distributions as given. Here the input distribution is itself a product of a design decision. Compositing to a fixed seasonal window before any comparison is not data cleaning, it is uncertainty reduction, and it is the cheapest available: it costs nothing but discipline and it removes a variance component that dwarfs the quantity being estimated.</w:t>
       </w:r>
     </w:p>
-    <w:bookmarkEnd w:id="222"/>
-    <w:bookmarkStart w:id="223" w:name="compositing-to-an-annual-cube"/>
+    <w:bookmarkEnd w:id="223"/>
+    <w:bookmarkStart w:id="224" w:name="compositing-to-an-annual-cube"/>
     <w:p>
       <w:pPr>
         <w:pStyle w:val="Heading2"/>
@@ -63895,8 +64069,8 @@
         <w:t xml:space="preserve">#&gt; [1] 9</w:t>
       </w:r>
     </w:p>
-    <w:bookmarkEnd w:id="223"/>
-    <w:bookmarkStart w:id="227" w:name="temporal-reduction"/>
+    <w:bookmarkEnd w:id="224"/>
+    <w:bookmarkStart w:id="228" w:name="temporal-reduction"/>
     <w:p>
       <w:pPr>
         <w:pStyle w:val="Heading2"/>
@@ -64080,18 +64254,18 @@
           <wp:inline>
             <wp:extent cx="5943600" cy="4754880"/>
             <wp:effectExtent b="0" l="0" r="0" t="0"/>
-            <wp:docPr descr="" title="" id="225" name="Picture"/>
+            <wp:docPr descr="" title="" id="226" name="Picture"/>
             <a:graphic>
               <a:graphicData uri="http://schemas.openxmlformats.org/drawingml/2006/picture">
                 <pic:pic>
                   <pic:nvPicPr>
-                    <pic:cNvPr descr="08-time-series_files/figure-docx/unnamed-chunk-10-1.png" id="226" name="Picture"/>
+                    <pic:cNvPr descr="08-time-series_files/figure-docx/unnamed-chunk-10-1.png" id="227" name="Picture"/>
                     <pic:cNvPicPr>
                       <a:picLocks noChangeArrowheads="1" noChangeAspect="1"/>
                     </pic:cNvPicPr>
                   </pic:nvPicPr>
                   <pic:blipFill>
-                    <a:blip r:embed="rId224"/>
+                    <a:blip r:embed="rId225"/>
                     <a:stretch>
                       <a:fillRect/>
                     </a:stretch>
@@ -64126,8 +64300,8 @@
         <w:t xml:space="preserve">High temporal SD is the signature of disturbance: stable forest barely varies year to year once the season is controlled, so the burned block lights up.</w:t>
       </w:r>
     </w:p>
-    <w:bookmarkEnd w:id="227"/>
-    <w:bookmarkStart w:id="231" w:name="trends"/>
+    <w:bookmarkEnd w:id="228"/>
+    <w:bookmarkStart w:id="232" w:name="trends"/>
     <w:p>
       <w:pPr>
         <w:pStyle w:val="Heading2"/>
@@ -64422,18 +64596,18 @@
           <wp:inline>
             <wp:extent cx="5943600" cy="4754880"/>
             <wp:effectExtent b="0" l="0" r="0" t="0"/>
-            <wp:docPr descr="" title="" id="229" name="Picture"/>
+            <wp:docPr descr="" title="" id="230" name="Picture"/>
             <a:graphic>
               <a:graphicData uri="http://schemas.openxmlformats.org/drawingml/2006/picture">
                 <pic:pic>
                   <pic:nvPicPr>
-                    <pic:cNvPr descr="08-time-series_files/figure-docx/unnamed-chunk-11-1.png" id="230" name="Picture"/>
+                    <pic:cNvPr descr="08-time-series_files/figure-docx/unnamed-chunk-11-1.png" id="231" name="Picture"/>
                     <pic:cNvPicPr>
                       <a:picLocks noChangeArrowheads="1" noChangeAspect="1"/>
                     </pic:cNvPicPr>
                   </pic:nvPicPr>
                   <pic:blipFill>
-                    <a:blip r:embed="rId228"/>
+                    <a:blip r:embed="rId229"/>
                     <a:stretch>
                       <a:fillRect/>
                     </a:stretch>
@@ -64468,8 +64642,8 @@
         <w:t xml:space="preserve">Strong negative slopes mark sustained loss. This is the engine of trend-based monitoring: a whole landscape of time series reduced to one map of who is gaining and who is losing.</w:t>
       </w:r>
     </w:p>
-    <w:bookmarkEnd w:id="231"/>
-    <w:bookmarkStart w:id="232" w:name="detecting-the-event"/>
+    <w:bookmarkEnd w:id="232"/>
+    <w:bookmarkStart w:id="233" w:name="detecting-the-event"/>
     <w:p>
       <w:pPr>
         <w:pStyle w:val="Heading2"/>
@@ -64813,8 +64987,8 @@
         <w:t xml:space="preserve">#&gt; [1] 2.25</w:t>
       </w:r>
     </w:p>
-    <w:bookmarkEnd w:id="232"/>
-    <w:bookmarkStart w:id="233" w:name="keystone-ipcc-tier-1-fire-emissions"/>
+    <w:bookmarkEnd w:id="233"/>
+    <w:bookmarkStart w:id="234" w:name="keystone-ipcc-tier-1-fire-emissions"/>
     <w:p>
       <w:pPr>
         <w:pStyle w:val="Heading2"/>
@@ -65856,8 +66030,8 @@
         <w:t xml:space="preserve">as known exactly, which it is not: it came from a threshold applied to a differenced cube, and both the threshold and the dates feeding it are choices. The area-adjusted accuracy of the uncertainty chapter is how that term is estimated properly, and a complete Tier 2 statement would carry it into this same simulation alongside the factors.</w:t>
       </w:r>
     </w:p>
-    <w:bookmarkEnd w:id="233"/>
-    <w:bookmarkStart w:id="234" w:name="exercises-11"/>
+    <w:bookmarkEnd w:id="234"/>
+    <w:bookmarkStart w:id="235" w:name="exercises-11"/>
     <w:p>
       <w:pPr>
         <w:pStyle w:val="Heading2"/>
@@ -65871,7 +66045,7 @@
         <w:pStyle w:val="Compact"/>
         <w:numPr>
           <w:ilvl w:val="0"/>
-          <w:numId w:val="1013"/>
+          <w:numId w:val="1015"/>
         </w:numPr>
       </w:pPr>
       <w:r>
@@ -65898,7 +66072,7 @@
         <w:pStyle w:val="Compact"/>
         <w:numPr>
           <w:ilvl w:val="0"/>
-          <w:numId w:val="1013"/>
+          <w:numId w:val="1015"/>
         </w:numPr>
       </w:pPr>
       <w:r>
@@ -65910,7 +66084,7 @@
         <w:pStyle w:val="Compact"/>
         <w:numPr>
           <w:ilvl w:val="0"/>
-          <w:numId w:val="1013"/>
+          <w:numId w:val="1015"/>
         </w:numPr>
       </w:pPr>
       <w:r>
@@ -65922,7 +66096,7 @@
         <w:pStyle w:val="Compact"/>
         <w:numPr>
           <w:ilvl w:val="0"/>
-          <w:numId w:val="1013"/>
+          <w:numId w:val="1015"/>
         </w:numPr>
       </w:pPr>
       <w:r>
@@ -65964,7 +66138,7 @@
         <w:pStyle w:val="Compact"/>
         <w:numPr>
           <w:ilvl w:val="0"/>
-          <w:numId w:val="1013"/>
+          <w:numId w:val="1015"/>
         </w:numPr>
       </w:pPr>
       <w:r>
@@ -65976,7 +66150,7 @@
         <w:pStyle w:val="Compact"/>
         <w:numPr>
           <w:ilvl w:val="0"/>
-          <w:numId w:val="1013"/>
+          <w:numId w:val="1015"/>
         </w:numPr>
       </w:pPr>
       <w:r>
@@ -65988,7 +66162,7 @@
         <w:pStyle w:val="Compact"/>
         <w:numPr>
           <w:ilvl w:val="0"/>
-          <w:numId w:val="1013"/>
+          <w:numId w:val="1015"/>
         </w:numPr>
       </w:pPr>
       <w:r>
@@ -66005,9 +66179,9 @@
         <w:t xml:space="preserve">Using the Monte Carlo output, report the median CO2 and its 95% interval, then state which of the three factors (fuel load, combustion factor, emission factor) you would most want to measure locally to narrow the interval.</w:t>
       </w:r>
     </w:p>
-    <w:bookmarkEnd w:id="234"/>
     <w:bookmarkEnd w:id="235"/>
-    <w:bookmarkStart w:id="252" w:name="spatial-patterns"/>
+    <w:bookmarkEnd w:id="236"/>
+    <w:bookmarkStart w:id="253" w:name="spatial-patterns"/>
     <w:p>
       <w:pPr>
         <w:pStyle w:val="Heading1"/>
@@ -66016,7 +66190,7 @@
         <w:t xml:space="preserve">13. Spatial Patterns</w:t>
       </w:r>
     </w:p>
-    <w:bookmarkStart w:id="236" w:name="point-patterns"/>
+    <w:bookmarkStart w:id="237" w:name="point-patterns"/>
     <w:p>
       <w:pPr>
         <w:pStyle w:val="Heading2"/>
@@ -66399,8 +66573,8 @@
         <w:t xml:space="preserve">The printout reports the number of points and the window: a little over 1,600 seedlings in a 200 by 200 metre plot. That is the pattern whose structure we now interrogate.</w:t>
       </w:r>
     </w:p>
-    <w:bookmarkEnd w:id="236"/>
-    <w:bookmarkStart w:id="240" w:name="spatial-randomness"/>
+    <w:bookmarkEnd w:id="237"/>
+    <w:bookmarkStart w:id="241" w:name="spatial-randomness"/>
     <w:p>
       <w:pPr>
         <w:pStyle w:val="Heading2"/>
@@ -66539,18 +66713,18 @@
           <wp:inline>
             <wp:extent cx="5943600" cy="4754880"/>
             <wp:effectExtent b="0" l="0" r="0" t="0"/>
-            <wp:docPr descr="" title="" id="238" name="Picture"/>
+            <wp:docPr descr="" title="" id="239" name="Picture"/>
             <a:graphic>
               <a:graphicData uri="http://schemas.openxmlformats.org/drawingml/2006/picture">
                 <pic:pic>
                   <pic:nvPicPr>
-                    <pic:cNvPr descr="09-spatial-patterns_files/figure-docx/unnamed-chunk-2-1.png" id="239" name="Picture"/>
+                    <pic:cNvPr descr="09-spatial-patterns_files/figure-docx/unnamed-chunk-2-1.png" id="240" name="Picture"/>
                     <pic:cNvPicPr>
                       <a:picLocks noChangeArrowheads="1" noChangeAspect="1"/>
                     </pic:cNvPicPr>
                   </pic:nvPicPr>
                   <pic:blipFill>
-                    <a:blip r:embed="rId237"/>
+                    <a:blip r:embed="rId238"/>
                     <a:stretch>
                       <a:fillRect/>
                     </a:stretch>
@@ -66577,8 +66751,8 @@
         </w:drawing>
       </w:r>
     </w:p>
-    <w:bookmarkEnd w:id="240"/>
-    <w:bookmarkStart w:id="244" w:name="intensity"/>
+    <w:bookmarkEnd w:id="241"/>
+    <w:bookmarkStart w:id="245" w:name="intensity"/>
     <w:p>
       <w:pPr>
         <w:pStyle w:val="Heading2"/>
@@ -66744,18 +66918,18 @@
           <wp:inline>
             <wp:extent cx="5943600" cy="4754880"/>
             <wp:effectExtent b="0" l="0" r="0" t="0"/>
-            <wp:docPr descr="" title="" id="242" name="Picture"/>
+            <wp:docPr descr="" title="" id="243" name="Picture"/>
             <a:graphic>
               <a:graphicData uri="http://schemas.openxmlformats.org/drawingml/2006/picture">
                 <pic:pic>
                   <pic:nvPicPr>
-                    <pic:cNvPr descr="09-spatial-patterns_files/figure-docx/unnamed-chunk-3-1.png" id="243" name="Picture"/>
+                    <pic:cNvPr descr="09-spatial-patterns_files/figure-docx/unnamed-chunk-3-1.png" id="244" name="Picture"/>
                     <pic:cNvPicPr>
                       <a:picLocks noChangeArrowheads="1" noChangeAspect="1"/>
                     </pic:cNvPicPr>
                   </pic:nvPicPr>
                   <pic:blipFill>
-                    <a:blip r:embed="rId241"/>
+                    <a:blip r:embed="rId242"/>
                     <a:stretch>
                       <a:fillRect/>
                     </a:stretch>
@@ -66790,8 +66964,8 @@
         <w:t xml:space="preserve">Regeneration is patchy, not uniform: dense pockets sit near surviving seed sources and gentler, wetter ground, while other areas stay bare. That spatial unevenness is the signal, and explaining it is what the disturbance and terrain covariates in the study were for.</w:t>
       </w:r>
     </w:p>
-    <w:bookmarkEnd w:id="244"/>
-    <w:bookmarkStart w:id="245" w:name="nearest-neighbour"/>
+    <w:bookmarkEnd w:id="245"/>
+    <w:bookmarkStart w:id="246" w:name="nearest-neighbour"/>
     <w:p>
       <w:pPr>
         <w:pStyle w:val="Heading2"/>
@@ -67183,8 +67357,8 @@
         <w:t xml:space="preserve">The ratio sits well below one: seedlings are closer to one another than randomness would allow, the quantitative signature of clustered regeneration.</w:t>
       </w:r>
     </w:p>
-    <w:bookmarkEnd w:id="245"/>
-    <w:bookmarkStart w:id="249" w:name="ripleys-k"/>
+    <w:bookmarkEnd w:id="246"/>
+    <w:bookmarkStart w:id="250" w:name="ripleys-k"/>
     <w:p>
       <w:pPr>
         <w:pStyle w:val="Heading2"/>
@@ -67332,18 +67506,18 @@
           <wp:inline>
             <wp:extent cx="5943600" cy="4754880"/>
             <wp:effectExtent b="0" l="0" r="0" t="0"/>
-            <wp:docPr descr="" title="" id="247" name="Picture"/>
+            <wp:docPr descr="" title="" id="248" name="Picture"/>
             <a:graphic>
               <a:graphicData uri="http://schemas.openxmlformats.org/drawingml/2006/picture">
                 <pic:pic>
                   <pic:nvPicPr>
-                    <pic:cNvPr descr="09-spatial-patterns_files/figure-docx/unnamed-chunk-5-1.png" id="248" name="Picture"/>
+                    <pic:cNvPr descr="09-spatial-patterns_files/figure-docx/unnamed-chunk-5-1.png" id="249" name="Picture"/>
                     <pic:cNvPicPr>
                       <a:picLocks noChangeArrowheads="1" noChangeAspect="1"/>
                     </pic:cNvPicPr>
                   </pic:nvPicPr>
                   <pic:blipFill>
-                    <a:blip r:embed="rId246"/>
+                    <a:blip r:embed="rId247"/>
                     <a:stretch>
                       <a:fillRect/>
                     </a:stretch>
@@ -67378,8 +67552,8 @@
         <w:t xml:space="preserve">Where the observed curve rises above the envelope the pattern is more clustered than random at that distance; below it, more regular. The seedlings sit above the envelope across the mapped range, confirming clustering is real and not an artefact of a few tight groups, and the scale-explicit view is why K, and its variance-stabilised form the L function, is the workhorse of the field.</w:t>
       </w:r>
     </w:p>
-    <w:bookmarkEnd w:id="249"/>
-    <w:bookmarkStart w:id="250" w:name="keystone-seedlings"/>
+    <w:bookmarkEnd w:id="250"/>
+    <w:bookmarkStart w:id="251" w:name="keystone-seedlings"/>
     <w:p>
       <w:pPr>
         <w:pStyle w:val="Heading2"/>
@@ -67721,8 +67895,8 @@
         <w:t xml:space="preserve">Every species returns a ratio below one. The paper then models the intensity surface against the disturbance and terrain covariates with inhomogeneous Cox process models, showing that areas of overlapping beetle mortality and high-severity fire had significantly reduced pine regeneration. That covariate model is the natural next step beyond this book: the foundations here, CSR, intensity, nearest-neighbour, Ripley’s K, are what it is built on, and an auditor who understands them can read and challenge such a result.</w:t>
       </w:r>
     </w:p>
-    <w:bookmarkEnd w:id="250"/>
-    <w:bookmarkStart w:id="251" w:name="exercises-12"/>
+    <w:bookmarkEnd w:id="251"/>
+    <w:bookmarkStart w:id="252" w:name="exercises-12"/>
     <w:p>
       <w:pPr>
         <w:pStyle w:val="Heading2"/>
@@ -67736,7 +67910,7 @@
         <w:pStyle w:val="Compact"/>
         <w:numPr>
           <w:ilvl w:val="0"/>
-          <w:numId w:val="1014"/>
+          <w:numId w:val="1016"/>
         </w:numPr>
       </w:pPr>
       <w:r>
@@ -67763,7 +67937,7 @@
         <w:pStyle w:val="Compact"/>
         <w:numPr>
           <w:ilvl w:val="0"/>
-          <w:numId w:val="1014"/>
+          <w:numId w:val="1016"/>
         </w:numPr>
       </w:pPr>
       <w:r>
@@ -67793,7 +67967,7 @@
         <w:pStyle w:val="Compact"/>
         <w:numPr>
           <w:ilvl w:val="0"/>
-          <w:numId w:val="1014"/>
+          <w:numId w:val="1016"/>
         </w:numPr>
       </w:pPr>
       <w:r>
@@ -67829,7 +68003,7 @@
         <w:pStyle w:val="Compact"/>
         <w:numPr>
           <w:ilvl w:val="0"/>
-          <w:numId w:val="1014"/>
+          <w:numId w:val="1016"/>
         </w:numPr>
       </w:pPr>
       <w:r>
@@ -67846,9 +68020,9 @@
         <w:t xml:space="preserve">Detected clearings in a monitoring image are also a point pattern. Explain how Ripley’s K could distinguish scattered natural tree-fall from an organised, clustered harvest front, and why that distinction matters for attributing disturbance.</w:t>
       </w:r>
     </w:p>
-    <w:bookmarkEnd w:id="251"/>
     <w:bookmarkEnd w:id="252"/>
-    <w:bookmarkStart w:id="258" w:name="automation-protocols-and-registries"/>
+    <w:bookmarkEnd w:id="253"/>
+    <w:bookmarkStart w:id="259" w:name="automation-protocols-and-registries"/>
     <w:p>
       <w:pPr>
         <w:pStyle w:val="Heading1"/>
@@ -67857,7 +68031,7 @@
         <w:t xml:space="preserve">Appendix A — Automation, Protocols and Registries</w:t>
       </w:r>
     </w:p>
-    <w:bookmarkStart w:id="253" w:name="beyond-the-analysis"/>
+    <w:bookmarkStart w:id="254" w:name="beyond-the-analysis"/>
     <w:p>
       <w:pPr>
         <w:pStyle w:val="Heading2"/>
@@ -67874,8 +68048,8 @@
         <w:t xml:space="preserve">A defensible result is only half the job. The other half is the discipline around it: making the work reproducible, governing the data to a recognised standard, and delivering credits into a registry that will accept them. This appendix sketches that surrounding practice. Its code is illustrative and is not run at render time.</w:t>
       </w:r>
     </w:p>
-    <w:bookmarkEnd w:id="253"/>
-    <w:bookmarkStart w:id="254" w:name="reproducible-runtimes"/>
+    <w:bookmarkEnd w:id="254"/>
+    <w:bookmarkStart w:id="255" w:name="reproducible-runtimes"/>
     <w:p>
       <w:pPr>
         <w:pStyle w:val="Heading2"/>
@@ -68120,8 +68294,8 @@
         <w:t xml:space="preserve"># render outputs with quarto::quarto_render()</w:t>
       </w:r>
     </w:p>
-    <w:bookmarkEnd w:id="254"/>
-    <w:bookmarkStart w:id="255" w:name="data-protocols-and-qaqc"/>
+    <w:bookmarkEnd w:id="255"/>
+    <w:bookmarkStart w:id="256" w:name="data-protocols-and-qaqc"/>
     <w:p>
       <w:pPr>
         <w:pStyle w:val="Heading2"/>
@@ -68350,8 +68524,8 @@
         <w:t xml:space="preserve">)</w:t>
       </w:r>
     </w:p>
-    <w:bookmarkEnd w:id="255"/>
-    <w:bookmarkStart w:id="256" w:name="registries"/>
+    <w:bookmarkEnd w:id="256"/>
+    <w:bookmarkStart w:id="257" w:name="registries"/>
     <w:p>
       <w:pPr>
         <w:pStyle w:val="Heading2"/>
@@ -68368,8 +68542,8 @@
         <w:t xml:space="preserve">Credits live or die at the registry. ART-TREES, Verra (VCS), and ACR each publish methodologies, uncertainty and accuracy requirements, and validation and verification procedures that a project must meet before issuance. The analytical chapters of this book map directly onto their requirements: the area check onto boundary and area rules, the accuracy assessment onto the mandatory confusion matrix, the Monte Carlo onto the uncertainty deduction, the fire-emissions chain onto the reporting equations. Knowing which registry a project targets, and reading its methodology as the specification the analysis must satisfy, is the final piece of the auditor’s craft.</w:t>
       </w:r>
     </w:p>
-    <w:bookmarkEnd w:id="256"/>
-    <w:bookmarkStart w:id="257" w:name="further-practice"/>
+    <w:bookmarkEnd w:id="257"/>
+    <w:bookmarkStart w:id="258" w:name="further-practice"/>
     <w:p>
       <w:pPr>
         <w:pStyle w:val="Heading2"/>
@@ -68401,9 +68575,9 @@
         <w:t xml:space="preserve">and version control, safeguards and QA/QC templates, and data-service automation, are where the habits of this book become an operational system. The analysis is the visible part; the reproducibility, governance, and registry alignment are what make it hold up under scrutiny.</w:t>
       </w:r>
     </w:p>
-    <w:bookmarkEnd w:id="257"/>
     <w:bookmarkEnd w:id="258"/>
-    <w:bookmarkStart w:id="294" w:name="references"/>
+    <w:bookmarkEnd w:id="259"/>
+    <w:bookmarkStart w:id="295" w:name="references"/>
     <w:p>
       <w:pPr>
         <w:pStyle w:val="Heading1"/>
@@ -68412,8 +68586,8 @@
         <w:t xml:space="preserve">Appendix B — References</w:t>
       </w:r>
     </w:p>
-    <w:bookmarkStart w:id="293" w:name="refs"/>
-    <w:bookmarkStart w:id="260" w:name="ref-appel2019gdalcubes"/>
+    <w:bookmarkStart w:id="294" w:name="refs"/>
+    <w:bookmarkStart w:id="261" w:name="ref-appel2019gdalcubes"/>
     <w:p>
       <w:pPr>
         <w:pStyle w:val="Bibliography"/>
@@ -68450,7 +68624,7 @@
       <w:r>
         <w:t xml:space="preserve"> </w:t>
       </w:r>
-      <w:hyperlink r:id="rId259">
+      <w:hyperlink r:id="rId260">
         <w:r>
           <w:rPr>
             <w:rStyle w:val="Hyperlink"/>
@@ -68459,8 +68633,8 @@
         </w:r>
       </w:hyperlink>
     </w:p>
-    <w:bookmarkEnd w:id="260"/>
-    <w:bookmarkStart w:id="261" w:name="ref-art2021trees"/>
+    <w:bookmarkEnd w:id="261"/>
+    <w:bookmarkStart w:id="262" w:name="ref-art2021trees"/>
     <w:p>
       <w:pPr>
         <w:pStyle w:val="Bibliography"/>
@@ -68524,8 +68698,8 @@
         <w:t xml:space="preserve">. ART Secretariat, Winrock International.</w:t>
       </w:r>
     </w:p>
-    <w:bookmarkEnd w:id="261"/>
-    <w:bookmarkStart w:id="263" w:name="ref-baskerville1972"/>
+    <w:bookmarkEnd w:id="262"/>
+    <w:bookmarkStart w:id="264" w:name="ref-baskerville1972"/>
     <w:p>
       <w:pPr>
         <w:pStyle w:val="Bibliography"/>
@@ -68562,7 +68736,7 @@
       <w:r>
         <w:t xml:space="preserve"> </w:t>
       </w:r>
-      <w:hyperlink r:id="rId262">
+      <w:hyperlink r:id="rId263">
         <w:r>
           <w:rPr>
             <w:rStyle w:val="Hyperlink"/>
@@ -68571,8 +68745,8 @@
         </w:r>
       </w:hyperlink>
     </w:p>
-    <w:bookmarkEnd w:id="263"/>
-    <w:bookmarkStart w:id="265" w:name="ref-batjes2011"/>
+    <w:bookmarkEnd w:id="264"/>
+    <w:bookmarkStart w:id="266" w:name="ref-batjes2011"/>
     <w:p>
       <w:pPr>
         <w:pStyle w:val="Bibliography"/>
@@ -68609,7 +68783,7 @@
       <w:r>
         <w:t xml:space="preserve"> </w:t>
       </w:r>
-      <w:hyperlink r:id="rId264">
+      <w:hyperlink r:id="rId265">
         <w:r>
           <w:rPr>
             <w:rStyle w:val="Hyperlink"/>
@@ -68618,8 +68792,8 @@
         </w:r>
       </w:hyperlink>
     </w:p>
-    <w:bookmarkEnd w:id="265"/>
-    <w:bookmarkStart w:id="266" w:name="ref-bivand2013asdar"/>
+    <w:bookmarkEnd w:id="266"/>
+    <w:bookmarkStart w:id="267" w:name="ref-bivand2013asdar"/>
     <w:p>
       <w:pPr>
         <w:pStyle w:val="Bibliography"/>
@@ -68644,8 +68818,8 @@
         <w:t xml:space="preserve">(2nd ed.). Springer.</w:t>
       </w:r>
     </w:p>
-    <w:bookmarkEnd w:id="266"/>
-    <w:bookmarkStart w:id="268" w:name="ref-chave2014"/>
+    <w:bookmarkEnd w:id="267"/>
+    <w:bookmarkStart w:id="269" w:name="ref-chave2014"/>
     <w:p>
       <w:pPr>
         <w:pStyle w:val="Bibliography"/>
@@ -68682,7 +68856,7 @@
       <w:r>
         <w:t xml:space="preserve"> </w:t>
       </w:r>
-      <w:hyperlink r:id="rId267">
+      <w:hyperlink r:id="rId268">
         <w:r>
           <w:rPr>
             <w:rStyle w:val="Hyperlink"/>
@@ -68691,8 +68865,8 @@
         </w:r>
       </w:hyperlink>
     </w:p>
-    <w:bookmarkEnd w:id="268"/>
-    <w:bookmarkStart w:id="269" w:name="ref-cleveland1990stl"/>
+    <w:bookmarkEnd w:id="269"/>
+    <w:bookmarkStart w:id="270" w:name="ref-cleveland1990stl"/>
     <w:p>
       <w:pPr>
         <w:pStyle w:val="Bibliography"/>
@@ -68736,8 +68910,8 @@
         <w:t xml:space="preserve">(1), 3–73.</w:t>
       </w:r>
     </w:p>
-    <w:bookmarkEnd w:id="269"/>
-    <w:bookmarkStart w:id="271" w:name="ref-hansen2013forest"/>
+    <w:bookmarkEnd w:id="270"/>
+    <w:bookmarkStart w:id="272" w:name="ref-hansen2013forest"/>
     <w:p>
       <w:pPr>
         <w:pStyle w:val="Bibliography"/>
@@ -68774,7 +68948,7 @@
       <w:r>
         <w:t xml:space="preserve"> </w:t>
       </w:r>
-      <w:hyperlink r:id="rId270">
+      <w:hyperlink r:id="rId271">
         <w:r>
           <w:rPr>
             <w:rStyle w:val="Hyperlink"/>
@@ -68783,8 +68957,8 @@
         </w:r>
       </w:hyperlink>
     </w:p>
-    <w:bookmarkEnd w:id="271"/>
-    <w:bookmarkStart w:id="272" w:name="ref-hastie2009esl"/>
+    <w:bookmarkEnd w:id="272"/>
+    <w:bookmarkStart w:id="273" w:name="ref-hastie2009esl"/>
     <w:p>
       <w:pPr>
         <w:pStyle w:val="Bibliography"/>
@@ -68809,8 +68983,8 @@
         <w:t xml:space="preserve">(2nd ed.). Springer.</w:t>
       </w:r>
     </w:p>
-    <w:bookmarkEnd w:id="272"/>
-    <w:bookmarkStart w:id="274" w:name="ref-hijmans2024terra"/>
+    <w:bookmarkEnd w:id="273"/>
+    <w:bookmarkStart w:id="275" w:name="ref-hijmans2024terra"/>
     <w:p>
       <w:pPr>
         <w:pStyle w:val="Bibliography"/>
@@ -68834,7 +69008,7 @@
       <w:r>
         <w:t xml:space="preserve"> </w:t>
       </w:r>
-      <w:hyperlink r:id="rId273">
+      <w:hyperlink r:id="rId274">
         <w:r>
           <w:rPr>
             <w:rStyle w:val="Hyperlink"/>
@@ -68843,8 +69017,8 @@
         </w:r>
       </w:hyperlink>
     </w:p>
-    <w:bookmarkEnd w:id="274"/>
-    <w:bookmarkStart w:id="275" w:name="ref-ipcc2006gl"/>
+    <w:bookmarkEnd w:id="275"/>
+    <w:bookmarkStart w:id="276" w:name="ref-ipcc2006gl"/>
     <w:p>
       <w:pPr>
         <w:pStyle w:val="Bibliography"/>
@@ -68866,8 +69040,8 @@
         <w:t xml:space="preserve">. Institute for Global Environmental Strategies.</w:t>
       </w:r>
     </w:p>
-    <w:bookmarkEnd w:id="275"/>
-    <w:bookmarkStart w:id="276" w:name="ref-ipcc2019refinement"/>
+    <w:bookmarkEnd w:id="276"/>
+    <w:bookmarkStart w:id="277" w:name="ref-ipcc2019refinement"/>
     <w:p>
       <w:pPr>
         <w:pStyle w:val="Bibliography"/>
@@ -68892,8 +69066,8 @@
         <w:t xml:space="preserve">(E. Calvo Buendia, K. Tanabe, A. Kranjc, J. Baasansuren, M. Fukuda, S. Ngarize, A. Osako, Y. Pyrozhenko, P. Shermanau, &amp; S. Federici, Eds.). IPCC.</w:t>
       </w:r>
     </w:p>
-    <w:bookmarkEnd w:id="276"/>
-    <w:bookmarkStart w:id="278" w:name="ref-jenkins2003biomass"/>
+    <w:bookmarkEnd w:id="277"/>
+    <w:bookmarkStart w:id="279" w:name="ref-jenkins2003biomass"/>
     <w:p>
       <w:pPr>
         <w:pStyle w:val="Bibliography"/>
@@ -68930,7 +69104,7 @@
       <w:r>
         <w:t xml:space="preserve"> </w:t>
       </w:r>
-      <w:hyperlink r:id="rId277">
+      <w:hyperlink r:id="rId278">
         <w:r>
           <w:rPr>
             <w:rStyle w:val="Hyperlink"/>
@@ -68939,8 +69113,8 @@
         </w:r>
       </w:hyperlink>
     </w:p>
-    <w:bookmarkEnd w:id="278"/>
-    <w:bookmarkStart w:id="279" w:name="ref-lovelace2019geocomputation"/>
+    <w:bookmarkEnd w:id="279"/>
+    <w:bookmarkStart w:id="280" w:name="ref-lovelace2019geocomputation"/>
     <w:p>
       <w:pPr>
         <w:pStyle w:val="Bibliography"/>
@@ -68962,8 +69136,8 @@
         <w:t xml:space="preserve">. Chapman; Hall/CRC.</w:t>
       </w:r>
     </w:p>
-    <w:bookmarkEnd w:id="279"/>
-    <w:bookmarkStart w:id="281" w:name="ref-murphy2026selkirk"/>
+    <w:bookmarkEnd w:id="280"/>
+    <w:bookmarkStart w:id="282" w:name="ref-murphy2026selkirk"/>
     <w:p>
       <w:pPr>
         <w:pStyle w:val="Bibliography"/>
@@ -69000,7 +69174,7 @@
       <w:r>
         <w:t xml:space="preserve"> </w:t>
       </w:r>
-      <w:hyperlink r:id="rId280">
+      <w:hyperlink r:id="rId281">
         <w:r>
           <w:rPr>
             <w:rStyle w:val="Hyperlink"/>
@@ -69009,8 +69183,8 @@
         </w:r>
       </w:hyperlink>
     </w:p>
-    <w:bookmarkEnd w:id="281"/>
-    <w:bookmarkStart w:id="283" w:name="ref-neeff2021"/>
+    <w:bookmarkEnd w:id="282"/>
+    <w:bookmarkStart w:id="284" w:name="ref-neeff2021"/>
     <w:p>
       <w:pPr>
         <w:pStyle w:val="Bibliography"/>
@@ -69047,7 +69221,7 @@
       <w:r>
         <w:t xml:space="preserve"> </w:t>
       </w:r>
-      <w:hyperlink r:id="rId282">
+      <w:hyperlink r:id="rId283">
         <w:r>
           <w:rPr>
             <w:rStyle w:val="Hyperlink"/>
@@ -69056,8 +69230,8 @@
         </w:r>
       </w:hyperlink>
     </w:p>
-    <w:bookmarkEnd w:id="283"/>
-    <w:bookmarkStart w:id="285" w:name="ref-olofsson2014gpg"/>
+    <w:bookmarkEnd w:id="284"/>
+    <w:bookmarkStart w:id="286" w:name="ref-olofsson2014gpg"/>
     <w:p>
       <w:pPr>
         <w:pStyle w:val="Bibliography"/>
@@ -69094,7 +69268,7 @@
       <w:r>
         <w:t xml:space="preserve"> </w:t>
       </w:r>
-      <w:hyperlink r:id="rId284">
+      <w:hyperlink r:id="rId285">
         <w:r>
           <w:rPr>
             <w:rStyle w:val="Hyperlink"/>
@@ -69103,8 +69277,8 @@
         </w:r>
       </w:hyperlink>
     </w:p>
-    <w:bookmarkEnd w:id="285"/>
-    <w:bookmarkStart w:id="287" w:name="ref-pebesma2018sf"/>
+    <w:bookmarkEnd w:id="286"/>
+    <w:bookmarkStart w:id="288" w:name="ref-pebesma2018sf"/>
     <w:p>
       <w:pPr>
         <w:pStyle w:val="Bibliography"/>
@@ -69141,7 +69315,7 @@
       <w:r>
         <w:t xml:space="preserve"> </w:t>
       </w:r>
-      <w:hyperlink r:id="rId286">
+      <w:hyperlink r:id="rId287">
         <w:r>
           <w:rPr>
             <w:rStyle w:val="Hyperlink"/>
@@ -69150,8 +69324,8 @@
         </w:r>
       </w:hyperlink>
     </w:p>
-    <w:bookmarkEnd w:id="287"/>
-    <w:bookmarkStart w:id="289" w:name="ref-pebesma2023sds"/>
+    <w:bookmarkEnd w:id="288"/>
+    <w:bookmarkStart w:id="290" w:name="ref-pebesma2023sds"/>
     <w:p>
       <w:pPr>
         <w:pStyle w:val="Bibliography"/>
@@ -69175,7 +69349,7 @@
       <w:r>
         <w:t xml:space="preserve"> </w:t>
       </w:r>
-      <w:hyperlink r:id="rId288">
+      <w:hyperlink r:id="rId289">
         <w:r>
           <w:rPr>
             <w:rStyle w:val="Hyperlink"/>
@@ -69184,8 +69358,8 @@
         </w:r>
       </w:hyperlink>
     </w:p>
-    <w:bookmarkEnd w:id="289"/>
-    <w:bookmarkStart w:id="291" w:name="ref-simoes2021sits"/>
+    <w:bookmarkEnd w:id="290"/>
+    <w:bookmarkStart w:id="292" w:name="ref-simoes2021sits"/>
     <w:p>
       <w:pPr>
         <w:pStyle w:val="Bibliography"/>
@@ -69222,7 +69396,7 @@
       <w:r>
         <w:t xml:space="preserve"> </w:t>
       </w:r>
-      <w:hyperlink r:id="rId290">
+      <w:hyperlink r:id="rId291">
         <w:r>
           <w:rPr>
             <w:rStyle w:val="Hyperlink"/>
@@ -69231,8 +69405,8 @@
         </w:r>
       </w:hyperlink>
     </w:p>
-    <w:bookmarkEnd w:id="291"/>
-    <w:bookmarkStart w:id="292" w:name="ref-verra2024jadb"/>
+    <w:bookmarkEnd w:id="292"/>
+    <w:bookmarkStart w:id="293" w:name="ref-verra2024jadb"/>
     <w:p>
       <w:pPr>
         <w:pStyle w:val="Bibliography"/>
@@ -69275,9 +69449,9 @@
         <w:t xml:space="preserve">. Verra.</w:t>
       </w:r>
     </w:p>
-    <w:bookmarkEnd w:id="292"/>
     <w:bookmarkEnd w:id="293"/>
     <w:bookmarkEnd w:id="294"/>
+    <w:bookmarkEnd w:id="295"/>
     <w:sectPr>
       <w:footerReference r:id="rId10" w:type="even"/>
       <w:footerReference r:id="rId9" w:type="default"/>
@@ -71013,6 +71187,176 @@
     </w:lvl>
     <w:lvl w:ilvl="8">
       <w:start w:val="1"/>
+      <w:numFmt w:val="decimal"/>
+      <w:lvlText w:val="%9."/>
+      <w:lvlJc w:val="left"/>
+      <w:pPr>
+        <w:ind w:left="6480" w:hanging="360"/>
+      </w:pPr>
+    </w:lvl>
+  </w:abstractNum>
+  <w:abstractNum w:abstractNumId="99417">
+    <w:nsid w:val="00A99417"/>
+    <w:multiLevelType w:val="multilevel"/>
+    <w:lvl w:ilvl="0">
+      <w:start w:val="7"/>
+      <w:numFmt w:val="decimal"/>
+      <w:lvlText w:val="%1."/>
+      <w:lvlJc w:val="left"/>
+      <w:pPr>
+        <w:ind w:left="720" w:hanging="360"/>
+      </w:pPr>
+    </w:lvl>
+    <w:lvl w:ilvl="1">
+      <w:start w:val="7"/>
+      <w:numFmt w:val="decimal"/>
+      <w:lvlText w:val="%2."/>
+      <w:lvlJc w:val="left"/>
+      <w:pPr>
+        <w:ind w:left="1440" w:hanging="360"/>
+      </w:pPr>
+    </w:lvl>
+    <w:lvl w:ilvl="2">
+      <w:start w:val="7"/>
+      <w:numFmt w:val="decimal"/>
+      <w:lvlText w:val="%3."/>
+      <w:lvlJc w:val="left"/>
+      <w:pPr>
+        <w:ind w:left="2160" w:hanging="360"/>
+      </w:pPr>
+    </w:lvl>
+    <w:lvl w:ilvl="3">
+      <w:start w:val="7"/>
+      <w:numFmt w:val="decimal"/>
+      <w:lvlText w:val="%4."/>
+      <w:lvlJc w:val="left"/>
+      <w:pPr>
+        <w:ind w:left="2880" w:hanging="360"/>
+      </w:pPr>
+    </w:lvl>
+    <w:lvl w:ilvl="4">
+      <w:start w:val="7"/>
+      <w:numFmt w:val="decimal"/>
+      <w:lvlText w:val="%5."/>
+      <w:lvlJc w:val="left"/>
+      <w:pPr>
+        <w:ind w:left="3600" w:hanging="360"/>
+      </w:pPr>
+    </w:lvl>
+    <w:lvl w:ilvl="5">
+      <w:start w:val="7"/>
+      <w:numFmt w:val="decimal"/>
+      <w:lvlText w:val="%6."/>
+      <w:lvlJc w:val="left"/>
+      <w:pPr>
+        <w:ind w:left="4320" w:hanging="360"/>
+      </w:pPr>
+    </w:lvl>
+    <w:lvl w:ilvl="6">
+      <w:start w:val="7"/>
+      <w:numFmt w:val="decimal"/>
+      <w:lvlText w:val="%7."/>
+      <w:lvlJc w:val="left"/>
+      <w:pPr>
+        <w:ind w:left="5040" w:hanging="360"/>
+      </w:pPr>
+    </w:lvl>
+    <w:lvl w:ilvl="7">
+      <w:start w:val="7"/>
+      <w:numFmt w:val="decimal"/>
+      <w:lvlText w:val="%8."/>
+      <w:lvlJc w:val="left"/>
+      <w:pPr>
+        <w:ind w:left="5760" w:hanging="360"/>
+      </w:pPr>
+    </w:lvl>
+    <w:lvl w:ilvl="8">
+      <w:start w:val="7"/>
+      <w:numFmt w:val="decimal"/>
+      <w:lvlText w:val="%9."/>
+      <w:lvlJc w:val="left"/>
+      <w:pPr>
+        <w:ind w:left="6480" w:hanging="360"/>
+      </w:pPr>
+    </w:lvl>
+  </w:abstractNum>
+  <w:abstractNum w:abstractNumId="994111">
+    <w:nsid w:val="0A994111"/>
+    <w:multiLevelType w:val="multilevel"/>
+    <w:lvl w:ilvl="0">
+      <w:start w:val="11"/>
+      <w:numFmt w:val="decimal"/>
+      <w:lvlText w:val="%1."/>
+      <w:lvlJc w:val="left"/>
+      <w:pPr>
+        <w:ind w:left="720" w:hanging="360"/>
+      </w:pPr>
+    </w:lvl>
+    <w:lvl w:ilvl="1">
+      <w:start w:val="11"/>
+      <w:numFmt w:val="decimal"/>
+      <w:lvlText w:val="%2."/>
+      <w:lvlJc w:val="left"/>
+      <w:pPr>
+        <w:ind w:left="1440" w:hanging="360"/>
+      </w:pPr>
+    </w:lvl>
+    <w:lvl w:ilvl="2">
+      <w:start w:val="11"/>
+      <w:numFmt w:val="decimal"/>
+      <w:lvlText w:val="%3."/>
+      <w:lvlJc w:val="left"/>
+      <w:pPr>
+        <w:ind w:left="2160" w:hanging="360"/>
+      </w:pPr>
+    </w:lvl>
+    <w:lvl w:ilvl="3">
+      <w:start w:val="11"/>
+      <w:numFmt w:val="decimal"/>
+      <w:lvlText w:val="%4."/>
+      <w:lvlJc w:val="left"/>
+      <w:pPr>
+        <w:ind w:left="2880" w:hanging="360"/>
+      </w:pPr>
+    </w:lvl>
+    <w:lvl w:ilvl="4">
+      <w:start w:val="11"/>
+      <w:numFmt w:val="decimal"/>
+      <w:lvlText w:val="%5."/>
+      <w:lvlJc w:val="left"/>
+      <w:pPr>
+        <w:ind w:left="3600" w:hanging="360"/>
+      </w:pPr>
+    </w:lvl>
+    <w:lvl w:ilvl="5">
+      <w:start w:val="11"/>
+      <w:numFmt w:val="decimal"/>
+      <w:lvlText w:val="%6."/>
+      <w:lvlJc w:val="left"/>
+      <w:pPr>
+        <w:ind w:left="4320" w:hanging="360"/>
+      </w:pPr>
+    </w:lvl>
+    <w:lvl w:ilvl="6">
+      <w:start w:val="11"/>
+      <w:numFmt w:val="decimal"/>
+      <w:lvlText w:val="%7."/>
+      <w:lvlJc w:val="left"/>
+      <w:pPr>
+        <w:ind w:left="5040" w:hanging="360"/>
+      </w:pPr>
+    </w:lvl>
+    <w:lvl w:ilvl="7">
+      <w:start w:val="11"/>
+      <w:numFmt w:val="decimal"/>
+      <w:lvlText w:val="%8."/>
+      <w:lvlJc w:val="left"/>
+      <w:pPr>
+        <w:ind w:left="5760" w:hanging="360"/>
+      </w:pPr>
+    </w:lvl>
+    <w:lvl w:ilvl="8">
+      <w:start w:val="11"/>
       <w:numFmt w:val="decimal"/>
       <w:lvlText w:val="%9."/>
       <w:lvlJc w:val="left"/>
@@ -71169,63 +71513,63 @@
     </w:lvlOverride>
   </w:num>
   <w:num w:numId="1002">
-    <w:abstractNumId w:val="99411"/>
+    <w:abstractNumId w:val="99417"/>
     <w:lvlOverride w:ilvl="0">
-      <w:startOverride w:val="1"/>
+      <w:startOverride w:val="7"/>
     </w:lvlOverride>
     <w:lvlOverride w:ilvl="1">
-      <w:startOverride w:val="1"/>
+      <w:startOverride w:val="7"/>
     </w:lvlOverride>
     <w:lvlOverride w:ilvl="2">
-      <w:startOverride w:val="1"/>
+      <w:startOverride w:val="7"/>
     </w:lvlOverride>
     <w:lvlOverride w:ilvl="3">
-      <w:startOverride w:val="1"/>
+      <w:startOverride w:val="7"/>
     </w:lvlOverride>
     <w:lvlOverride w:ilvl="4">
-      <w:startOverride w:val="1"/>
+      <w:startOverride w:val="7"/>
     </w:lvlOverride>
     <w:lvlOverride w:ilvl="5">
-      <w:startOverride w:val="1"/>
+      <w:startOverride w:val="7"/>
     </w:lvlOverride>
     <w:lvlOverride w:ilvl="6">
-      <w:startOverride w:val="1"/>
+      <w:startOverride w:val="7"/>
     </w:lvlOverride>
     <w:lvlOverride w:ilvl="7">
-      <w:startOverride w:val="1"/>
+      <w:startOverride w:val="7"/>
     </w:lvlOverride>
     <w:lvlOverride w:ilvl="8">
-      <w:startOverride w:val="1"/>
+      <w:startOverride w:val="7"/>
     </w:lvlOverride>
   </w:num>
   <w:num w:numId="1003">
-    <w:abstractNumId w:val="99411"/>
+    <w:abstractNumId w:val="994111"/>
     <w:lvlOverride w:ilvl="0">
-      <w:startOverride w:val="1"/>
+      <w:startOverride w:val="11"/>
     </w:lvlOverride>
     <w:lvlOverride w:ilvl="1">
-      <w:startOverride w:val="1"/>
+      <w:startOverride w:val="11"/>
     </w:lvlOverride>
     <w:lvlOverride w:ilvl="2">
-      <w:startOverride w:val="1"/>
+      <w:startOverride w:val="11"/>
     </w:lvlOverride>
     <w:lvlOverride w:ilvl="3">
-      <w:startOverride w:val="1"/>
+      <w:startOverride w:val="11"/>
     </w:lvlOverride>
     <w:lvlOverride w:ilvl="4">
-      <w:startOverride w:val="1"/>
+      <w:startOverride w:val="11"/>
     </w:lvlOverride>
     <w:lvlOverride w:ilvl="5">
-      <w:startOverride w:val="1"/>
+      <w:startOverride w:val="11"/>
     </w:lvlOverride>
     <w:lvlOverride w:ilvl="6">
-      <w:startOverride w:val="1"/>
+      <w:startOverride w:val="11"/>
     </w:lvlOverride>
     <w:lvlOverride w:ilvl="7">
-      <w:startOverride w:val="1"/>
+      <w:startOverride w:val="11"/>
     </w:lvlOverride>
     <w:lvlOverride w:ilvl="8">
-      <w:startOverride w:val="1"/>
+      <w:startOverride w:val="11"/>
     </w:lvlOverride>
   </w:num>
   <w:num w:numId="1004">
@@ -71529,6 +71873,66 @@
     </w:lvlOverride>
   </w:num>
   <w:num w:numId="1014">
+    <w:abstractNumId w:val="99411"/>
+    <w:lvlOverride w:ilvl="0">
+      <w:startOverride w:val="1"/>
+    </w:lvlOverride>
+    <w:lvlOverride w:ilvl="1">
+      <w:startOverride w:val="1"/>
+    </w:lvlOverride>
+    <w:lvlOverride w:ilvl="2">
+      <w:startOverride w:val="1"/>
+    </w:lvlOverride>
+    <w:lvlOverride w:ilvl="3">
+      <w:startOverride w:val="1"/>
+    </w:lvlOverride>
+    <w:lvlOverride w:ilvl="4">
+      <w:startOverride w:val="1"/>
+    </w:lvlOverride>
+    <w:lvlOverride w:ilvl="5">
+      <w:startOverride w:val="1"/>
+    </w:lvlOverride>
+    <w:lvlOverride w:ilvl="6">
+      <w:startOverride w:val="1"/>
+    </w:lvlOverride>
+    <w:lvlOverride w:ilvl="7">
+      <w:startOverride w:val="1"/>
+    </w:lvlOverride>
+    <w:lvlOverride w:ilvl="8">
+      <w:startOverride w:val="1"/>
+    </w:lvlOverride>
+  </w:num>
+  <w:num w:numId="1015">
+    <w:abstractNumId w:val="99411"/>
+    <w:lvlOverride w:ilvl="0">
+      <w:startOverride w:val="1"/>
+    </w:lvlOverride>
+    <w:lvlOverride w:ilvl="1">
+      <w:startOverride w:val="1"/>
+    </w:lvlOverride>
+    <w:lvlOverride w:ilvl="2">
+      <w:startOverride w:val="1"/>
+    </w:lvlOverride>
+    <w:lvlOverride w:ilvl="3">
+      <w:startOverride w:val="1"/>
+    </w:lvlOverride>
+    <w:lvlOverride w:ilvl="4">
+      <w:startOverride w:val="1"/>
+    </w:lvlOverride>
+    <w:lvlOverride w:ilvl="5">
+      <w:startOverride w:val="1"/>
+    </w:lvlOverride>
+    <w:lvlOverride w:ilvl="6">
+      <w:startOverride w:val="1"/>
+    </w:lvlOverride>
+    <w:lvlOverride w:ilvl="7">
+      <w:startOverride w:val="1"/>
+    </w:lvlOverride>
+    <w:lvlOverride w:ilvl="8">
+      <w:startOverride w:val="1"/>
+    </w:lvlOverride>
+  </w:num>
+  <w:num w:numId="1016">
     <w:abstractNumId w:val="99411"/>
     <w:lvlOverride w:ilvl="0">
       <w:startOverride w:val="1"/>
